--- a/高中物理/高中物理同步/人教版选必2 第2章 电磁感应·落选题清单（17题）.docx
+++ b/高中物理/高中物理同步/人教版选必2 第2章 电磁感应·落选题清单（17题）.docx
@@ -565,31 +565,31 @@
       <m:oMath>
         <m:r>
           <w:rPr>
-            <w:rFonts w:ascii="Cambria Math" w:eastAsia="宋体" w:hAnsi="Cambria Math" w:cs="Cambria Math"/>
+            <w:rFonts w:ascii="Times New Roman" w:eastAsia="宋体" w:hAnsi="Times New Roman" w:cs="Cambria Math"/>
           </w:rPr>
           <m:t>b</m:t>
         </m:r>
         <m:r>
           <w:rPr>
-            <w:rFonts w:ascii="Cambria Math" w:eastAsia="宋体" w:hAnsi="Cambria Math" w:cs="Cambria Math"/>
+            <w:rFonts w:ascii="Times New Roman" w:eastAsia="宋体" w:hAnsi="Times New Roman" w:cs="Cambria Math"/>
           </w:rPr>
           <m:t>−</m:t>
         </m:r>
         <m:r>
           <w:rPr>
-            <w:rFonts w:ascii="Cambria Math" w:eastAsia="宋体" w:hAnsi="Cambria Math" w:cs="Cambria Math"/>
+            <w:rFonts w:ascii="Times New Roman" w:eastAsia="宋体" w:hAnsi="Times New Roman" w:cs="Cambria Math"/>
           </w:rPr>
           <m:t>R</m:t>
         </m:r>
         <m:r>
           <w:rPr>
-            <w:rFonts w:ascii="Cambria Math" w:eastAsia="宋体" w:hAnsi="Cambria Math" w:cs="Cambria Math"/>
+            <w:rFonts w:ascii="Times New Roman" w:eastAsia="宋体" w:hAnsi="Times New Roman" w:cs="Cambria Math"/>
           </w:rPr>
           <m:t>−</m:t>
         </m:r>
         <m:r>
           <w:rPr>
-            <w:rFonts w:ascii="Cambria Math" w:eastAsia="宋体" w:hAnsi="Cambria Math" w:cs="Cambria Math"/>
+            <w:rFonts w:ascii="Times New Roman" w:eastAsia="宋体" w:hAnsi="Times New Roman" w:cs="Cambria Math"/>
           </w:rPr>
           <m:t>a</m:t>
         </m:r>
@@ -724,31 +724,31 @@
       <m:oMath>
         <m:r>
           <w:rPr>
-            <w:rFonts w:ascii="Cambria Math" w:eastAsia="宋体" w:hAnsi="Cambria Math" w:cs="Cambria Math"/>
+            <w:rFonts w:ascii="Times New Roman" w:eastAsia="宋体" w:hAnsi="Times New Roman" w:cs="Cambria Math"/>
           </w:rPr>
           <m:t>b</m:t>
         </m:r>
         <m:r>
           <w:rPr>
-            <w:rFonts w:ascii="Cambria Math" w:eastAsia="宋体" w:hAnsi="Cambria Math" w:cs="Cambria Math"/>
+            <w:rFonts w:ascii="Times New Roman" w:eastAsia="宋体" w:hAnsi="Times New Roman" w:cs="Cambria Math"/>
           </w:rPr>
           <m:t>−</m:t>
         </m:r>
         <m:r>
           <w:rPr>
-            <w:rFonts w:ascii="Cambria Math" w:eastAsia="宋体" w:hAnsi="Cambria Math" w:cs="Cambria Math"/>
+            <w:rFonts w:ascii="Times New Roman" w:eastAsia="宋体" w:hAnsi="Times New Roman" w:cs="Cambria Math"/>
           </w:rPr>
           <m:t>R</m:t>
         </m:r>
         <m:r>
           <w:rPr>
-            <w:rFonts w:ascii="Cambria Math" w:eastAsia="宋体" w:hAnsi="Cambria Math" w:cs="Cambria Math"/>
+            <w:rFonts w:ascii="Times New Roman" w:eastAsia="宋体" w:hAnsi="Times New Roman" w:cs="Cambria Math"/>
           </w:rPr>
           <m:t>−</m:t>
         </m:r>
         <m:r>
           <w:rPr>
-            <w:rFonts w:ascii="Cambria Math" w:eastAsia="宋体" w:hAnsi="Cambria Math" w:cs="Cambria Math"/>
+            <w:rFonts w:ascii="Times New Roman" w:eastAsia="宋体" w:hAnsi="Times New Roman" w:cs="Cambria Math"/>
           </w:rPr>
           <m:t>a</m:t>
         </m:r>
@@ -850,19 +850,19 @@
       <m:oMath>
         <m:r>
           <w:rPr>
-            <w:rFonts w:ascii="Cambria Math" w:eastAsia="宋体" w:hAnsi="Cambria Math" w:cs="Cambria Math"/>
+            <w:rFonts w:ascii="Times New Roman" w:eastAsia="宋体" w:hAnsi="Times New Roman" w:cs="Cambria Math"/>
           </w:rPr>
           <m:t>4</m:t>
         </m:r>
         <m:r>
           <w:rPr>
-            <w:rFonts w:ascii="Cambria Math" w:eastAsia="宋体" w:hAnsi="Cambria Math" w:cs="Cambria Math"/>
+            <w:rFonts w:ascii="Times New Roman" w:eastAsia="宋体" w:hAnsi="Times New Roman" w:cs="Cambria Math"/>
           </w:rPr>
           <m:t>:</m:t>
         </m:r>
         <m:r>
           <w:rPr>
-            <w:rFonts w:ascii="Cambria Math" w:eastAsia="宋体" w:hAnsi="Cambria Math" w:cs="Cambria Math"/>
+            <w:rFonts w:ascii="Times New Roman" w:eastAsia="宋体" w:hAnsi="Times New Roman" w:cs="Cambria Math"/>
           </w:rPr>
           <m:t>1</m:t>
         </m:r>
@@ -954,19 +954,19 @@
       <m:oMath>
         <m:r>
           <w:rPr>
-            <w:rFonts w:ascii="Cambria Math" w:eastAsia="宋体" w:hAnsi="Cambria Math" w:cs="Cambria Math"/>
+            <w:rFonts w:ascii="Times New Roman" w:eastAsia="宋体" w:hAnsi="Times New Roman" w:cs="Cambria Math"/>
           </w:rPr>
           <m:t>1</m:t>
         </m:r>
         <m:r>
           <w:rPr>
-            <w:rFonts w:ascii="Cambria Math" w:eastAsia="宋体" w:hAnsi="Cambria Math" w:cs="Cambria Math"/>
+            <w:rFonts w:ascii="Times New Roman" w:eastAsia="宋体" w:hAnsi="Times New Roman" w:cs="Cambria Math"/>
           </w:rPr>
           <m:t>:</m:t>
         </m:r>
         <m:r>
           <w:rPr>
-            <w:rFonts w:ascii="Cambria Math" w:eastAsia="宋体" w:hAnsi="Cambria Math" w:cs="Cambria Math"/>
+            <w:rFonts w:ascii="Times New Roman" w:eastAsia="宋体" w:hAnsi="Times New Roman" w:cs="Cambria Math"/>
           </w:rPr>
           <m:t>2</m:t>
         </m:r>
@@ -990,19 +990,19 @@
       <m:oMath>
         <m:r>
           <w:rPr>
-            <w:rFonts w:ascii="Cambria Math" w:eastAsia="宋体" w:hAnsi="Cambria Math" w:cs="Cambria Math"/>
+            <w:rFonts w:ascii="Times New Roman" w:eastAsia="宋体" w:hAnsi="Times New Roman" w:cs="Cambria Math"/>
           </w:rPr>
           <m:t>1</m:t>
         </m:r>
         <m:r>
           <w:rPr>
-            <w:rFonts w:ascii="Cambria Math" w:eastAsia="宋体" w:hAnsi="Cambria Math" w:cs="Cambria Math"/>
+            <w:rFonts w:ascii="Times New Roman" w:eastAsia="宋体" w:hAnsi="Times New Roman" w:cs="Cambria Math"/>
           </w:rPr>
           <m:t>:</m:t>
         </m:r>
         <m:r>
           <w:rPr>
-            <w:rFonts w:ascii="Cambria Math" w:eastAsia="宋体" w:hAnsi="Cambria Math" w:cs="Cambria Math"/>
+            <w:rFonts w:ascii="Times New Roman" w:eastAsia="宋体" w:hAnsi="Times New Roman" w:cs="Cambria Math"/>
           </w:rPr>
           <m:t>1</m:t>
         </m:r>
@@ -1026,19 +1026,19 @@
       <m:oMath>
         <m:r>
           <w:rPr>
-            <w:rFonts w:ascii="Cambria Math" w:eastAsia="宋体" w:hAnsi="Cambria Math" w:cs="Cambria Math"/>
+            <w:rFonts w:ascii="Times New Roman" w:eastAsia="宋体" w:hAnsi="Times New Roman" w:cs="Cambria Math"/>
           </w:rPr>
           <m:t>2</m:t>
         </m:r>
         <m:r>
           <w:rPr>
-            <w:rFonts w:ascii="Cambria Math" w:eastAsia="宋体" w:hAnsi="Cambria Math" w:cs="Cambria Math"/>
+            <w:rFonts w:ascii="Times New Roman" w:eastAsia="宋体" w:hAnsi="Times New Roman" w:cs="Cambria Math"/>
           </w:rPr>
           <m:t>:</m:t>
         </m:r>
         <m:r>
           <w:rPr>
-            <w:rFonts w:ascii="Cambria Math" w:eastAsia="宋体" w:hAnsi="Cambria Math" w:cs="Cambria Math"/>
+            <w:rFonts w:ascii="Times New Roman" w:eastAsia="宋体" w:hAnsi="Times New Roman" w:cs="Cambria Math"/>
           </w:rPr>
           <m:t>1</m:t>
         </m:r>
@@ -1062,19 +1062,19 @@
       <m:oMath>
         <m:r>
           <w:rPr>
-            <w:rFonts w:ascii="Cambria Math" w:eastAsia="宋体" w:hAnsi="Cambria Math" w:cs="Cambria Math"/>
+            <w:rFonts w:ascii="Times New Roman" w:eastAsia="宋体" w:hAnsi="Times New Roman" w:cs="Cambria Math"/>
           </w:rPr>
           <m:t>3</m:t>
         </m:r>
         <m:r>
           <w:rPr>
-            <w:rFonts w:ascii="Cambria Math" w:eastAsia="宋体" w:hAnsi="Cambria Math" w:cs="Cambria Math"/>
+            <w:rFonts w:ascii="Times New Roman" w:eastAsia="宋体" w:hAnsi="Times New Roman" w:cs="Cambria Math"/>
           </w:rPr>
           <m:t>:</m:t>
         </m:r>
         <m:r>
           <w:rPr>
-            <w:rFonts w:ascii="Cambria Math" w:eastAsia="宋体" w:hAnsi="Cambria Math" w:cs="Cambria Math"/>
+            <w:rFonts w:ascii="Times New Roman" w:eastAsia="宋体" w:hAnsi="Times New Roman" w:cs="Cambria Math"/>
           </w:rPr>
           <m:t>1</m:t>
         </m:r>
@@ -1152,13 +1152,13 @@
       <m:oMath>
         <m:r>
           <w:rPr>
-            <w:rFonts w:ascii="Cambria Math" w:eastAsia="宋体" w:hAnsi="Cambria Math" w:cs="Cambria Math"/>
+            <w:rFonts w:ascii="Times New Roman" w:eastAsia="宋体" w:hAnsi="Times New Roman" w:cs="Cambria Math"/>
           </w:rPr>
           <m:t>E</m:t>
         </m:r>
         <m:r>
           <w:rPr>
-            <w:rFonts w:ascii="Cambria Math" w:eastAsia="宋体" w:hAnsi="Cambria Math" w:cs="Cambria Math"/>
+            <w:rFonts w:ascii="Times New Roman" w:eastAsia="宋体" w:hAnsi="Times New Roman" w:cs="Cambria Math"/>
           </w:rPr>
           <m:t>=</m:t>
         </m:r>
@@ -1169,7 +1169,7 @@
                 <m:sty m:val="p"/>
               </m:rPr>
               <w:rPr>
-                <w:rFonts w:ascii="Cambria Math" w:eastAsia="宋体" w:hAnsi="Cambria Math" w:cs="Cambria Math"/>
+                <w:rFonts w:ascii="Times New Roman" w:eastAsia="宋体" w:hAnsi="Times New Roman" w:cs="Cambria Math"/>
               </w:rPr>
               <m:t>Δ</m:t>
             </m:r>
@@ -1178,7 +1178,7 @@
                 <m:sty m:val="p"/>
               </m:rPr>
               <w:rPr>
-                <w:rFonts w:ascii="Cambria Math" w:eastAsia="宋体" w:hAnsi="Cambria Math" w:cs="Cambria Math"/>
+                <w:rFonts w:ascii="Times New Roman" w:eastAsia="宋体" w:hAnsi="Times New Roman" w:cs="Cambria Math"/>
               </w:rPr>
               <m:t>Φ</m:t>
             </m:r>
@@ -1189,13 +1189,13 @@
                 <m:sty m:val="p"/>
               </m:rPr>
               <w:rPr>
-                <w:rFonts w:ascii="Cambria Math" w:eastAsia="宋体" w:hAnsi="Cambria Math" w:cs="Cambria Math"/>
+                <w:rFonts w:ascii="Times New Roman" w:eastAsia="宋体" w:hAnsi="Times New Roman" w:cs="Cambria Math"/>
               </w:rPr>
               <m:t>Δ</m:t>
             </m:r>
             <m:r>
               <w:rPr>
-                <w:rFonts w:ascii="Cambria Math" w:eastAsia="宋体" w:hAnsi="Cambria Math" w:cs="Cambria Math"/>
+                <w:rFonts w:ascii="Times New Roman" w:eastAsia="宋体" w:hAnsi="Times New Roman" w:cs="Cambria Math"/>
               </w:rPr>
               <m:t>t</m:t>
             </m:r>
@@ -1203,7 +1203,7 @@
         </m:f>
         <m:r>
           <w:rPr>
-            <w:rFonts w:ascii="Cambria Math" w:eastAsia="宋体" w:hAnsi="Cambria Math" w:cs="Cambria Math"/>
+            <w:rFonts w:ascii="Times New Roman" w:eastAsia="宋体" w:hAnsi="Times New Roman" w:cs="Cambria Math"/>
           </w:rPr>
           <m:t>=</m:t>
         </m:r>
@@ -1214,13 +1214,13 @@
                 <m:sty m:val="p"/>
               </m:rPr>
               <w:rPr>
-                <w:rFonts w:ascii="Cambria Math" w:eastAsia="宋体" w:hAnsi="Cambria Math" w:cs="Cambria Math"/>
+                <w:rFonts w:ascii="Times New Roman" w:eastAsia="宋体" w:hAnsi="Times New Roman" w:cs="Cambria Math"/>
               </w:rPr>
               <m:t>Δ</m:t>
             </m:r>
             <m:r>
               <w:rPr>
-                <w:rFonts w:ascii="Cambria Math" w:eastAsia="宋体" w:hAnsi="Cambria Math" w:cs="Cambria Math"/>
+                <w:rFonts w:ascii="Times New Roman" w:eastAsia="宋体" w:hAnsi="Times New Roman" w:cs="Cambria Math"/>
               </w:rPr>
               <m:t>B</m:t>
             </m:r>
@@ -1231,13 +1231,13 @@
                 <m:sty m:val="p"/>
               </m:rPr>
               <w:rPr>
-                <w:rFonts w:ascii="Cambria Math" w:eastAsia="宋体" w:hAnsi="Cambria Math" w:cs="Cambria Math"/>
+                <w:rFonts w:ascii="Times New Roman" w:eastAsia="宋体" w:hAnsi="Times New Roman" w:cs="Cambria Math"/>
               </w:rPr>
               <m:t>Δ</m:t>
             </m:r>
             <m:r>
               <w:rPr>
-                <w:rFonts w:ascii="Cambria Math" w:eastAsia="宋体" w:hAnsi="Cambria Math" w:cs="Cambria Math"/>
+                <w:rFonts w:ascii="Times New Roman" w:eastAsia="宋体" w:hAnsi="Times New Roman" w:cs="Cambria Math"/>
               </w:rPr>
               <m:t>t</m:t>
             </m:r>
@@ -1245,7 +1245,7 @@
         </m:f>
         <m:r>
           <w:rPr>
-            <w:rFonts w:ascii="Cambria Math" w:eastAsia="宋体" w:hAnsi="Cambria Math" w:cs="Cambria Math"/>
+            <w:rFonts w:ascii="Times New Roman" w:eastAsia="宋体" w:hAnsi="Times New Roman" w:cs="Cambria Math"/>
           </w:rPr>
           <m:t>S</m:t>
         </m:r>
@@ -1274,7 +1274,7 @@
           <m:e>
             <m:r>
               <w:rPr>
-                <w:rFonts w:ascii="Cambria Math" w:eastAsia="宋体" w:hAnsi="Cambria Math" w:cs="Cambria Math"/>
+                <w:rFonts w:ascii="Times New Roman" w:eastAsia="宋体" w:hAnsi="Times New Roman" w:cs="Cambria Math"/>
               </w:rPr>
               <m:t>E</m:t>
             </m:r>
@@ -1282,7 +1282,7 @@
           <m:sub>
             <m:r>
               <w:rPr>
-                <w:rFonts w:ascii="Cambria Math" w:eastAsia="宋体" w:hAnsi="Cambria Math" w:cs="Cambria Math"/>
+                <w:rFonts w:ascii="Times New Roman" w:eastAsia="宋体" w:hAnsi="Times New Roman" w:cs="Cambria Math"/>
               </w:rPr>
               <m:t>1</m:t>
             </m:r>
@@ -1290,7 +1290,7 @@
         </m:sSub>
         <m:r>
           <w:rPr>
-            <w:rFonts w:ascii="Cambria Math" w:eastAsia="宋体" w:hAnsi="Cambria Math" w:cs="Cambria Math"/>
+            <w:rFonts w:ascii="Times New Roman" w:eastAsia="宋体" w:hAnsi="Times New Roman" w:cs="Cambria Math"/>
           </w:rPr>
           <m:t>:</m:t>
         </m:r>
@@ -1298,7 +1298,7 @@
           <m:e>
             <m:r>
               <w:rPr>
-                <w:rFonts w:ascii="Cambria Math" w:eastAsia="宋体" w:hAnsi="Cambria Math" w:cs="Cambria Math"/>
+                <w:rFonts w:ascii="Times New Roman" w:eastAsia="宋体" w:hAnsi="Times New Roman" w:cs="Cambria Math"/>
               </w:rPr>
               <m:t>E</m:t>
             </m:r>
@@ -1306,7 +1306,7 @@
           <m:sub>
             <m:r>
               <w:rPr>
-                <w:rFonts w:ascii="Cambria Math" w:eastAsia="宋体" w:hAnsi="Cambria Math" w:cs="Cambria Math"/>
+                <w:rFonts w:ascii="Times New Roman" w:eastAsia="宋体" w:hAnsi="Times New Roman" w:cs="Cambria Math"/>
               </w:rPr>
               <m:t>2</m:t>
             </m:r>
@@ -1314,7 +1314,7 @@
         </m:sSub>
         <m:r>
           <w:rPr>
-            <w:rFonts w:ascii="Cambria Math" w:eastAsia="宋体" w:hAnsi="Cambria Math" w:cs="Cambria Math"/>
+            <w:rFonts w:ascii="Times New Roman" w:eastAsia="宋体" w:hAnsi="Times New Roman" w:cs="Cambria Math"/>
           </w:rPr>
           <m:t>=</m:t>
         </m:r>
@@ -1322,7 +1322,7 @@
           <m:e>
             <m:r>
               <w:rPr>
-                <w:rFonts w:ascii="Cambria Math" w:eastAsia="宋体" w:hAnsi="Cambria Math" w:cs="Cambria Math"/>
+                <w:rFonts w:ascii="Times New Roman" w:eastAsia="宋体" w:hAnsi="Times New Roman" w:cs="Cambria Math"/>
               </w:rPr>
               <m:t>S</m:t>
             </m:r>
@@ -1330,7 +1330,7 @@
           <m:sub>
             <m:r>
               <w:rPr>
-                <w:rFonts w:ascii="Cambria Math" w:eastAsia="宋体" w:hAnsi="Cambria Math" w:cs="Cambria Math"/>
+                <w:rFonts w:ascii="Times New Roman" w:eastAsia="宋体" w:hAnsi="Times New Roman" w:cs="Cambria Math"/>
               </w:rPr>
               <m:t>1</m:t>
             </m:r>
@@ -1338,7 +1338,7 @@
         </m:sSub>
         <m:r>
           <w:rPr>
-            <w:rFonts w:ascii="Cambria Math" w:eastAsia="宋体" w:hAnsi="Cambria Math" w:cs="Cambria Math"/>
+            <w:rFonts w:ascii="Times New Roman" w:eastAsia="宋体" w:hAnsi="Times New Roman" w:cs="Cambria Math"/>
           </w:rPr>
           <m:t>:</m:t>
         </m:r>
@@ -1346,7 +1346,7 @@
           <m:e>
             <m:r>
               <w:rPr>
-                <w:rFonts w:ascii="Cambria Math" w:eastAsia="宋体" w:hAnsi="Cambria Math" w:cs="Cambria Math"/>
+                <w:rFonts w:ascii="Times New Roman" w:eastAsia="宋体" w:hAnsi="Times New Roman" w:cs="Cambria Math"/>
               </w:rPr>
               <m:t>S</m:t>
             </m:r>
@@ -1354,7 +1354,7 @@
           <m:sub>
             <m:r>
               <w:rPr>
-                <w:rFonts w:ascii="Cambria Math" w:eastAsia="宋体" w:hAnsi="Cambria Math" w:cs="Cambria Math"/>
+                <w:rFonts w:ascii="Times New Roman" w:eastAsia="宋体" w:hAnsi="Times New Roman" w:cs="Cambria Math"/>
               </w:rPr>
               <m:t>2</m:t>
             </m:r>
@@ -1362,25 +1362,25 @@
         </m:sSub>
         <m:r>
           <w:rPr>
-            <w:rFonts w:ascii="Cambria Math" w:eastAsia="宋体" w:hAnsi="Cambria Math" w:cs="Cambria Math"/>
+            <w:rFonts w:ascii="Times New Roman" w:eastAsia="宋体" w:hAnsi="Times New Roman" w:cs="Cambria Math"/>
           </w:rPr>
           <m:t>=</m:t>
         </m:r>
         <m:r>
           <w:rPr>
-            <w:rFonts w:ascii="Cambria Math" w:eastAsia="宋体" w:hAnsi="Cambria Math" w:cs="Cambria Math"/>
+            <w:rFonts w:ascii="Times New Roman" w:eastAsia="宋体" w:hAnsi="Times New Roman" w:cs="Cambria Math"/>
           </w:rPr>
           <m:t>4</m:t>
         </m:r>
         <m:r>
           <w:rPr>
-            <w:rFonts w:ascii="Cambria Math" w:eastAsia="宋体" w:hAnsi="Cambria Math" w:cs="Cambria Math"/>
+            <w:rFonts w:ascii="Times New Roman" w:eastAsia="宋体" w:hAnsi="Times New Roman" w:cs="Cambria Math"/>
           </w:rPr>
           <m:t>:</m:t>
         </m:r>
         <m:r>
           <w:rPr>
-            <w:rFonts w:ascii="Cambria Math" w:eastAsia="宋体" w:hAnsi="Cambria Math" w:cs="Cambria Math"/>
+            <w:rFonts w:ascii="Times New Roman" w:eastAsia="宋体" w:hAnsi="Times New Roman" w:cs="Cambria Math"/>
           </w:rPr>
           <m:t>1</m:t>
         </m:r>
@@ -1407,19 +1407,19 @@
       <m:oMath>
         <m:r>
           <w:rPr>
-            <w:rFonts w:ascii="Cambria Math" w:eastAsia="宋体" w:hAnsi="Cambria Math" w:cs="Cambria Math"/>
+            <w:rFonts w:ascii="Times New Roman" w:eastAsia="宋体" w:hAnsi="Times New Roman" w:cs="Cambria Math"/>
           </w:rPr>
           <m:t>S</m:t>
         </m:r>
         <m:r>
           <w:rPr>
-            <w:rFonts w:ascii="Cambria Math" w:eastAsia="宋体" w:hAnsi="Cambria Math" w:cs="Cambria Math"/>
+            <w:rFonts w:ascii="Times New Roman" w:eastAsia="宋体" w:hAnsi="Times New Roman" w:cs="Cambria Math"/>
           </w:rPr>
           <m:t>=</m:t>
         </m:r>
         <m:r>
           <w:rPr>
-            <w:rFonts w:ascii="Cambria Math" w:eastAsia="宋体" w:hAnsi="Cambria Math" w:cs="Cambria Math"/>
+            <w:rFonts w:ascii="Times New Roman" w:eastAsia="宋体" w:hAnsi="Times New Roman" w:cs="Cambria Math"/>
           </w:rPr>
           <m:t>π</m:t>
         </m:r>
@@ -1427,7 +1427,7 @@
           <m:e>
             <m:r>
               <w:rPr>
-                <w:rFonts w:ascii="Cambria Math" w:eastAsia="宋体" w:hAnsi="Cambria Math" w:cs="Cambria Math"/>
+                <w:rFonts w:ascii="Times New Roman" w:eastAsia="宋体" w:hAnsi="Times New Roman" w:cs="Cambria Math"/>
               </w:rPr>
               <m:t>r</m:t>
             </m:r>
@@ -1435,7 +1435,7 @@
           <m:sup>
             <m:r>
               <w:rPr>
-                <w:rFonts w:ascii="Cambria Math" w:eastAsia="宋体" w:hAnsi="Cambria Math" w:cs="Cambria Math"/>
+                <w:rFonts w:ascii="Times New Roman" w:eastAsia="宋体" w:hAnsi="Times New Roman" w:cs="Cambria Math"/>
               </w:rPr>
               <m:t>2</m:t>
             </m:r>
@@ -1466,7 +1466,7 @@
           <m:e>
             <m:r>
               <w:rPr>
-                <w:rFonts w:ascii="Cambria Math" w:eastAsia="宋体" w:hAnsi="Cambria Math" w:cs="Cambria Math"/>
+                <w:rFonts w:ascii="Times New Roman" w:eastAsia="宋体" w:hAnsi="Times New Roman" w:cs="Cambria Math"/>
               </w:rPr>
               <m:t>r</m:t>
             </m:r>
@@ -1474,7 +1474,7 @@
           <m:sub>
             <m:r>
               <w:rPr>
-                <w:rFonts w:ascii="Cambria Math" w:eastAsia="宋体" w:hAnsi="Cambria Math" w:cs="Cambria Math"/>
+                <w:rFonts w:ascii="Times New Roman" w:eastAsia="宋体" w:hAnsi="Times New Roman" w:cs="Cambria Math"/>
               </w:rPr>
               <m:t>1</m:t>
             </m:r>
@@ -1482,7 +1482,7 @@
         </m:sSub>
         <m:r>
           <w:rPr>
-            <w:rFonts w:ascii="Cambria Math" w:eastAsia="宋体" w:hAnsi="Cambria Math" w:cs="Cambria Math"/>
+            <w:rFonts w:ascii="Times New Roman" w:eastAsia="宋体" w:hAnsi="Times New Roman" w:cs="Cambria Math"/>
           </w:rPr>
           <m:t>:</m:t>
         </m:r>
@@ -1490,7 +1490,7 @@
           <m:e>
             <m:r>
               <w:rPr>
-                <w:rFonts w:ascii="Cambria Math" w:eastAsia="宋体" w:hAnsi="Cambria Math" w:cs="Cambria Math"/>
+                <w:rFonts w:ascii="Times New Roman" w:eastAsia="宋体" w:hAnsi="Times New Roman" w:cs="Cambria Math"/>
               </w:rPr>
               <m:t>r</m:t>
             </m:r>
@@ -1498,7 +1498,7 @@
           <m:sub>
             <m:r>
               <w:rPr>
-                <w:rFonts w:ascii="Cambria Math" w:eastAsia="宋体" w:hAnsi="Cambria Math" w:cs="Cambria Math"/>
+                <w:rFonts w:ascii="Times New Roman" w:eastAsia="宋体" w:hAnsi="Times New Roman" w:cs="Cambria Math"/>
               </w:rPr>
               <m:t>2</m:t>
             </m:r>
@@ -1506,7 +1506,7 @@
         </m:sSub>
         <m:r>
           <w:rPr>
-            <w:rFonts w:ascii="Cambria Math" w:eastAsia="宋体" w:hAnsi="Cambria Math" w:cs="Cambria Math"/>
+            <w:rFonts w:ascii="Times New Roman" w:eastAsia="宋体" w:hAnsi="Times New Roman" w:cs="Cambria Math"/>
           </w:rPr>
           <m:t>=</m:t>
         </m:r>
@@ -1520,7 +1520,7 @@
               <m:e>
                 <m:r>
                   <w:rPr>
-                    <w:rFonts w:ascii="Cambria Math" w:eastAsia="宋体" w:hAnsi="Cambria Math" w:cs="Cambria Math"/>
+                    <w:rFonts w:ascii="Times New Roman" w:eastAsia="宋体" w:hAnsi="Times New Roman" w:cs="Cambria Math"/>
                   </w:rPr>
                   <m:t>S</m:t>
                 </m:r>
@@ -1528,7 +1528,7 @@
               <m:sub>
                 <m:r>
                   <w:rPr>
-                    <w:rFonts w:ascii="Cambria Math" w:eastAsia="宋体" w:hAnsi="Cambria Math" w:cs="Cambria Math"/>
+                    <w:rFonts w:ascii="Times New Roman" w:eastAsia="宋体" w:hAnsi="Times New Roman" w:cs="Cambria Math"/>
                   </w:rPr>
                   <m:t>1</m:t>
                 </m:r>
@@ -1538,7 +1538,7 @@
         </m:rad>
         <m:r>
           <w:rPr>
-            <w:rFonts w:ascii="Cambria Math" w:eastAsia="宋体" w:hAnsi="Cambria Math" w:cs="Cambria Math"/>
+            <w:rFonts w:ascii="Times New Roman" w:eastAsia="宋体" w:hAnsi="Times New Roman" w:cs="Cambria Math"/>
           </w:rPr>
           <m:t>:</m:t>
         </m:r>
@@ -1552,7 +1552,7 @@
               <m:e>
                 <m:r>
                   <w:rPr>
-                    <w:rFonts w:ascii="Cambria Math" w:eastAsia="宋体" w:hAnsi="Cambria Math" w:cs="Cambria Math"/>
+                    <w:rFonts w:ascii="Times New Roman" w:eastAsia="宋体" w:hAnsi="Times New Roman" w:cs="Cambria Math"/>
                   </w:rPr>
                   <m:t>S</m:t>
                 </m:r>
@@ -1560,7 +1560,7 @@
               <m:sub>
                 <m:r>
                   <w:rPr>
-                    <w:rFonts w:ascii="Cambria Math" w:eastAsia="宋体" w:hAnsi="Cambria Math" w:cs="Cambria Math"/>
+                    <w:rFonts w:ascii="Times New Roman" w:eastAsia="宋体" w:hAnsi="Times New Roman" w:cs="Cambria Math"/>
                   </w:rPr>
                   <m:t>2</m:t>
                 </m:r>
@@ -1570,25 +1570,25 @@
         </m:rad>
         <m:r>
           <w:rPr>
-            <w:rFonts w:ascii="Cambria Math" w:eastAsia="宋体" w:hAnsi="Cambria Math" w:cs="Cambria Math"/>
+            <w:rFonts w:ascii="Times New Roman" w:eastAsia="宋体" w:hAnsi="Times New Roman" w:cs="Cambria Math"/>
           </w:rPr>
           <m:t>=</m:t>
         </m:r>
         <m:r>
           <w:rPr>
-            <w:rFonts w:ascii="Cambria Math" w:eastAsia="宋体" w:hAnsi="Cambria Math" w:cs="Cambria Math"/>
+            <w:rFonts w:ascii="Times New Roman" w:eastAsia="宋体" w:hAnsi="Times New Roman" w:cs="Cambria Math"/>
           </w:rPr>
           <m:t>2</m:t>
         </m:r>
         <m:r>
           <w:rPr>
-            <w:rFonts w:ascii="Cambria Math" w:eastAsia="宋体" w:hAnsi="Cambria Math" w:cs="Cambria Math"/>
+            <w:rFonts w:ascii="Times New Roman" w:eastAsia="宋体" w:hAnsi="Times New Roman" w:cs="Cambria Math"/>
           </w:rPr>
           <m:t>:</m:t>
         </m:r>
         <m:r>
           <w:rPr>
-            <w:rFonts w:ascii="Cambria Math" w:eastAsia="宋体" w:hAnsi="Cambria Math" w:cs="Cambria Math"/>
+            <w:rFonts w:ascii="Times New Roman" w:eastAsia="宋体" w:hAnsi="Times New Roman" w:cs="Cambria Math"/>
           </w:rPr>
           <m:t>1</m:t>
         </m:r>
@@ -1617,7 +1617,7 @@
           <m:e>
             <m:r>
               <w:rPr>
-                <w:rFonts w:ascii="Cambria Math" w:eastAsia="宋体" w:hAnsi="Cambria Math" w:cs="Cambria Math"/>
+                <w:rFonts w:ascii="Times New Roman" w:eastAsia="宋体" w:hAnsi="Times New Roman" w:cs="Cambria Math"/>
               </w:rPr>
               <m:t>ρ</m:t>
             </m:r>
@@ -1625,7 +1625,7 @@
           <m:sub>
             <m:r>
               <w:rPr>
-                <w:rFonts w:ascii="Cambria Math" w:eastAsia="宋体" w:hAnsi="Cambria Math" w:cs="Cambria Math"/>
+                <w:rFonts w:ascii="Times New Roman" w:eastAsia="宋体" w:hAnsi="Times New Roman" w:cs="Cambria Math"/>
               </w:rPr>
               <m:t>0</m:t>
             </m:r>
@@ -1645,7 +1645,7 @@
           <m:e>
             <m:r>
               <w:rPr>
-                <w:rFonts w:ascii="Cambria Math" w:eastAsia="宋体" w:hAnsi="Cambria Math" w:cs="Cambria Math"/>
+                <w:rFonts w:ascii="Times New Roman" w:eastAsia="宋体" w:hAnsi="Times New Roman" w:cs="Cambria Math"/>
               </w:rPr>
               <m:t>S</m:t>
             </m:r>
@@ -1653,7 +1653,7 @@
           <m:sub>
             <m:r>
               <w:rPr>
-                <w:rFonts w:ascii="Cambria Math" w:eastAsia="宋体" w:hAnsi="Cambria Math" w:cs="Cambria Math"/>
+                <w:rFonts w:ascii="Times New Roman" w:eastAsia="宋体" w:hAnsi="Times New Roman" w:cs="Cambria Math"/>
               </w:rPr>
               <m:t>0</m:t>
             </m:r>
@@ -1671,13 +1671,13 @@
       <m:oMath>
         <m:r>
           <w:rPr>
-            <w:rFonts w:ascii="Cambria Math" w:eastAsia="宋体" w:hAnsi="Cambria Math" w:cs="Cambria Math"/>
+            <w:rFonts w:ascii="Times New Roman" w:eastAsia="宋体" w:hAnsi="Times New Roman" w:cs="Cambria Math"/>
           </w:rPr>
           <m:t>m</m:t>
         </m:r>
         <m:r>
           <w:rPr>
-            <w:rFonts w:ascii="Cambria Math" w:eastAsia="宋体" w:hAnsi="Cambria Math" w:cs="Cambria Math"/>
+            <w:rFonts w:ascii="Times New Roman" w:eastAsia="宋体" w:hAnsi="Times New Roman" w:cs="Cambria Math"/>
           </w:rPr>
           <m:t>=</m:t>
         </m:r>
@@ -1685,7 +1685,7 @@
           <m:e>
             <m:r>
               <w:rPr>
-                <w:rFonts w:ascii="Cambria Math" w:eastAsia="宋体" w:hAnsi="Cambria Math" w:cs="Cambria Math"/>
+                <w:rFonts w:ascii="Times New Roman" w:eastAsia="宋体" w:hAnsi="Times New Roman" w:cs="Cambria Math"/>
               </w:rPr>
               <m:t>ρ</m:t>
             </m:r>
@@ -1693,7 +1693,7 @@
           <m:sub>
             <m:r>
               <w:rPr>
-                <w:rFonts w:ascii="Cambria Math" w:eastAsia="宋体" w:hAnsi="Cambria Math" w:cs="Cambria Math"/>
+                <w:rFonts w:ascii="Times New Roman" w:eastAsia="宋体" w:hAnsi="Times New Roman" w:cs="Cambria Math"/>
               </w:rPr>
               <m:t>0</m:t>
             </m:r>
@@ -1703,7 +1703,7 @@
           <m:e>
             <m:r>
               <w:rPr>
-                <w:rFonts w:ascii="Cambria Math" w:eastAsia="宋体" w:hAnsi="Cambria Math" w:cs="Cambria Math"/>
+                <w:rFonts w:ascii="Times New Roman" w:eastAsia="宋体" w:hAnsi="Times New Roman" w:cs="Cambria Math"/>
               </w:rPr>
               <m:t>S</m:t>
             </m:r>
@@ -1711,7 +1711,7 @@
           <m:sub>
             <m:r>
               <w:rPr>
-                <w:rFonts w:ascii="Cambria Math" w:eastAsia="宋体" w:hAnsi="Cambria Math" w:cs="Cambria Math"/>
+                <w:rFonts w:ascii="Times New Roman" w:eastAsia="宋体" w:hAnsi="Times New Roman" w:cs="Cambria Math"/>
               </w:rPr>
               <m:t>0</m:t>
             </m:r>
@@ -1719,25 +1719,25 @@
         </m:sSub>
         <m:r>
           <w:rPr>
-            <w:rFonts w:ascii="Cambria Math" w:eastAsia="宋体" w:hAnsi="Cambria Math" w:cs="Cambria Math"/>
+            <w:rFonts w:ascii="Times New Roman" w:eastAsia="宋体" w:hAnsi="Times New Roman" w:cs="Cambria Math"/>
           </w:rPr>
           <m:t>⋅</m:t>
         </m:r>
         <m:r>
           <w:rPr>
-            <w:rFonts w:ascii="Cambria Math" w:eastAsia="宋体" w:hAnsi="Cambria Math" w:cs="Cambria Math"/>
+            <w:rFonts w:ascii="Times New Roman" w:eastAsia="宋体" w:hAnsi="Times New Roman" w:cs="Cambria Math"/>
           </w:rPr>
           <m:t>2</m:t>
         </m:r>
         <m:r>
           <w:rPr>
-            <w:rFonts w:ascii="Cambria Math" w:eastAsia="宋体" w:hAnsi="Cambria Math" w:cs="Cambria Math"/>
+            <w:rFonts w:ascii="Times New Roman" w:eastAsia="宋体" w:hAnsi="Times New Roman" w:cs="Cambria Math"/>
           </w:rPr>
           <m:t>π</m:t>
         </m:r>
         <m:r>
           <w:rPr>
-            <w:rFonts w:ascii="Cambria Math" w:eastAsia="宋体" w:hAnsi="Cambria Math" w:cs="Cambria Math"/>
+            <w:rFonts w:ascii="Times New Roman" w:eastAsia="宋体" w:hAnsi="Times New Roman" w:cs="Cambria Math"/>
           </w:rPr>
           <m:t>r</m:t>
         </m:r>
@@ -1766,7 +1766,7 @@
           <m:e>
             <m:r>
               <w:rPr>
-                <w:rFonts w:ascii="Cambria Math" w:eastAsia="宋体" w:hAnsi="Cambria Math" w:cs="Cambria Math"/>
+                <w:rFonts w:ascii="Times New Roman" w:eastAsia="宋体" w:hAnsi="Times New Roman" w:cs="Cambria Math"/>
               </w:rPr>
               <m:t>S</m:t>
             </m:r>
@@ -1774,7 +1774,7 @@
           <m:sub>
             <m:r>
               <w:rPr>
-                <w:rFonts w:ascii="Cambria Math" w:eastAsia="宋体" w:hAnsi="Cambria Math" w:cs="Cambria Math"/>
+                <w:rFonts w:ascii="Times New Roman" w:eastAsia="宋体" w:hAnsi="Times New Roman" w:cs="Cambria Math"/>
               </w:rPr>
               <m:t>01</m:t>
             </m:r>
@@ -1782,7 +1782,7 @@
         </m:sSub>
         <m:r>
           <w:rPr>
-            <w:rFonts w:ascii="Cambria Math" w:eastAsia="宋体" w:hAnsi="Cambria Math" w:cs="Cambria Math"/>
+            <w:rFonts w:ascii="Times New Roman" w:eastAsia="宋体" w:hAnsi="Times New Roman" w:cs="Cambria Math"/>
           </w:rPr>
           <m:t>:</m:t>
         </m:r>
@@ -1790,7 +1790,7 @@
           <m:e>
             <m:r>
               <w:rPr>
-                <w:rFonts w:ascii="Cambria Math" w:eastAsia="宋体" w:hAnsi="Cambria Math" w:cs="Cambria Math"/>
+                <w:rFonts w:ascii="Times New Roman" w:eastAsia="宋体" w:hAnsi="Times New Roman" w:cs="Cambria Math"/>
               </w:rPr>
               <m:t>S</m:t>
             </m:r>
@@ -1798,7 +1798,7 @@
           <m:sub>
             <m:r>
               <w:rPr>
-                <w:rFonts w:ascii="Cambria Math" w:eastAsia="宋体" w:hAnsi="Cambria Math" w:cs="Cambria Math"/>
+                <w:rFonts w:ascii="Times New Roman" w:eastAsia="宋体" w:hAnsi="Times New Roman" w:cs="Cambria Math"/>
               </w:rPr>
               <m:t>02</m:t>
             </m:r>
@@ -1806,7 +1806,7 @@
         </m:sSub>
         <m:r>
           <w:rPr>
-            <w:rFonts w:ascii="Cambria Math" w:eastAsia="宋体" w:hAnsi="Cambria Math" w:cs="Cambria Math"/>
+            <w:rFonts w:ascii="Times New Roman" w:eastAsia="宋体" w:hAnsi="Times New Roman" w:cs="Cambria Math"/>
           </w:rPr>
           <m:t>=</m:t>
         </m:r>
@@ -1814,7 +1814,7 @@
           <m:e>
             <m:r>
               <w:rPr>
-                <w:rFonts w:ascii="Cambria Math" w:eastAsia="宋体" w:hAnsi="Cambria Math" w:cs="Cambria Math"/>
+                <w:rFonts w:ascii="Times New Roman" w:eastAsia="宋体" w:hAnsi="Times New Roman" w:cs="Cambria Math"/>
               </w:rPr>
               <m:t>r</m:t>
             </m:r>
@@ -1822,7 +1822,7 @@
           <m:sub>
             <m:r>
               <w:rPr>
-                <w:rFonts w:ascii="Cambria Math" w:eastAsia="宋体" w:hAnsi="Cambria Math" w:cs="Cambria Math"/>
+                <w:rFonts w:ascii="Times New Roman" w:eastAsia="宋体" w:hAnsi="Times New Roman" w:cs="Cambria Math"/>
               </w:rPr>
               <m:t>2</m:t>
             </m:r>
@@ -1830,7 +1830,7 @@
         </m:sSub>
         <m:r>
           <w:rPr>
-            <w:rFonts w:ascii="Cambria Math" w:eastAsia="宋体" w:hAnsi="Cambria Math" w:cs="Cambria Math"/>
+            <w:rFonts w:ascii="Times New Roman" w:eastAsia="宋体" w:hAnsi="Times New Roman" w:cs="Cambria Math"/>
           </w:rPr>
           <m:t>:</m:t>
         </m:r>
@@ -1838,7 +1838,7 @@
           <m:e>
             <m:r>
               <w:rPr>
-                <w:rFonts w:ascii="Cambria Math" w:eastAsia="宋体" w:hAnsi="Cambria Math" w:cs="Cambria Math"/>
+                <w:rFonts w:ascii="Times New Roman" w:eastAsia="宋体" w:hAnsi="Times New Roman" w:cs="Cambria Math"/>
               </w:rPr>
               <m:t>r</m:t>
             </m:r>
@@ -1846,7 +1846,7 @@
           <m:sub>
             <m:r>
               <w:rPr>
-                <w:rFonts w:ascii="Cambria Math" w:eastAsia="宋体" w:hAnsi="Cambria Math" w:cs="Cambria Math"/>
+                <w:rFonts w:ascii="Times New Roman" w:eastAsia="宋体" w:hAnsi="Times New Roman" w:cs="Cambria Math"/>
               </w:rPr>
               <m:t>1</m:t>
             </m:r>
@@ -1854,25 +1854,25 @@
         </m:sSub>
         <m:r>
           <w:rPr>
-            <w:rFonts w:ascii="Cambria Math" w:eastAsia="宋体" w:hAnsi="Cambria Math" w:cs="Cambria Math"/>
+            <w:rFonts w:ascii="Times New Roman" w:eastAsia="宋体" w:hAnsi="Times New Roman" w:cs="Cambria Math"/>
           </w:rPr>
           <m:t>=</m:t>
         </m:r>
         <m:r>
           <w:rPr>
-            <w:rFonts w:ascii="Cambria Math" w:eastAsia="宋体" w:hAnsi="Cambria Math" w:cs="Cambria Math"/>
+            <w:rFonts w:ascii="Times New Roman" w:eastAsia="宋体" w:hAnsi="Times New Roman" w:cs="Cambria Math"/>
           </w:rPr>
           <m:t>1</m:t>
         </m:r>
         <m:r>
           <w:rPr>
-            <w:rFonts w:ascii="Cambria Math" w:eastAsia="宋体" w:hAnsi="Cambria Math" w:cs="Cambria Math"/>
+            <w:rFonts w:ascii="Times New Roman" w:eastAsia="宋体" w:hAnsi="Times New Roman" w:cs="Cambria Math"/>
           </w:rPr>
           <m:t>:</m:t>
         </m:r>
         <m:r>
           <w:rPr>
-            <w:rFonts w:ascii="Cambria Math" w:eastAsia="宋体" w:hAnsi="Cambria Math" w:cs="Cambria Math"/>
+            <w:rFonts w:ascii="Times New Roman" w:eastAsia="宋体" w:hAnsi="Times New Roman" w:cs="Cambria Math"/>
           </w:rPr>
           <m:t>2</m:t>
         </m:r>
@@ -1899,19 +1899,19 @@
       <m:oMath>
         <m:r>
           <w:rPr>
-            <w:rFonts w:ascii="Cambria Math" w:eastAsia="宋体" w:hAnsi="Cambria Math" w:cs="Cambria Math"/>
+            <w:rFonts w:ascii="Times New Roman" w:eastAsia="宋体" w:hAnsi="Times New Roman" w:cs="Cambria Math"/>
           </w:rPr>
           <m:t>R</m:t>
         </m:r>
         <m:r>
           <w:rPr>
-            <w:rFonts w:ascii="Cambria Math" w:eastAsia="宋体" w:hAnsi="Cambria Math" w:cs="Cambria Math"/>
+            <w:rFonts w:ascii="Times New Roman" w:eastAsia="宋体" w:hAnsi="Times New Roman" w:cs="Cambria Math"/>
           </w:rPr>
           <m:t>=</m:t>
         </m:r>
         <m:r>
           <w:rPr>
-            <w:rFonts w:ascii="Cambria Math" w:eastAsia="宋体" w:hAnsi="Cambria Math" w:cs="Cambria Math"/>
+            <w:rFonts w:ascii="Times New Roman" w:eastAsia="宋体" w:hAnsi="Times New Roman" w:cs="Cambria Math"/>
           </w:rPr>
           <m:t>ρ</m:t>
         </m:r>
@@ -1919,19 +1919,19 @@
           <m:num>
             <m:r>
               <w:rPr>
-                <w:rFonts w:ascii="Cambria Math" w:eastAsia="宋体" w:hAnsi="Cambria Math" w:cs="Cambria Math"/>
+                <w:rFonts w:ascii="Times New Roman" w:eastAsia="宋体" w:hAnsi="Times New Roman" w:cs="Cambria Math"/>
               </w:rPr>
               <m:t>2</m:t>
             </m:r>
             <m:r>
               <w:rPr>
-                <w:rFonts w:ascii="Cambria Math" w:eastAsia="宋体" w:hAnsi="Cambria Math" w:cs="Cambria Math"/>
+                <w:rFonts w:ascii="Times New Roman" w:eastAsia="宋体" w:hAnsi="Times New Roman" w:cs="Cambria Math"/>
               </w:rPr>
               <m:t>π</m:t>
             </m:r>
             <m:r>
               <w:rPr>
-                <w:rFonts w:ascii="Cambria Math" w:eastAsia="宋体" w:hAnsi="Cambria Math" w:cs="Cambria Math"/>
+                <w:rFonts w:ascii="Times New Roman" w:eastAsia="宋体" w:hAnsi="Times New Roman" w:cs="Cambria Math"/>
               </w:rPr>
               <m:t>r</m:t>
             </m:r>
@@ -1941,7 +1941,7 @@
               <m:e>
                 <m:r>
                   <w:rPr>
-                    <w:rFonts w:ascii="Cambria Math" w:eastAsia="宋体" w:hAnsi="Cambria Math" w:cs="Cambria Math"/>
+                    <w:rFonts w:ascii="Times New Roman" w:eastAsia="宋体" w:hAnsi="Times New Roman" w:cs="Cambria Math"/>
                   </w:rPr>
                   <m:t>S</m:t>
                 </m:r>
@@ -1949,7 +1949,7 @@
               <m:sub>
                 <m:r>
                   <w:rPr>
-                    <w:rFonts w:ascii="Cambria Math" w:eastAsia="宋体" w:hAnsi="Cambria Math" w:cs="Cambria Math"/>
+                    <w:rFonts w:ascii="Times New Roman" w:eastAsia="宋体" w:hAnsi="Times New Roman" w:cs="Cambria Math"/>
                   </w:rPr>
                   <m:t>0</m:t>
                 </m:r>
@@ -1982,7 +1982,7 @@
           <m:e>
             <m:r>
               <w:rPr>
-                <w:rFonts w:ascii="Cambria Math" w:eastAsia="宋体" w:hAnsi="Cambria Math" w:cs="Cambria Math"/>
+                <w:rFonts w:ascii="Times New Roman" w:eastAsia="宋体" w:hAnsi="Times New Roman" w:cs="Cambria Math"/>
               </w:rPr>
               <m:t>R</m:t>
             </m:r>
@@ -1990,7 +1990,7 @@
           <m:sub>
             <m:r>
               <w:rPr>
-                <w:rFonts w:ascii="Cambria Math" w:eastAsia="宋体" w:hAnsi="Cambria Math" w:cs="Cambria Math"/>
+                <w:rFonts w:ascii="Times New Roman" w:eastAsia="宋体" w:hAnsi="Times New Roman" w:cs="Cambria Math"/>
               </w:rPr>
               <m:t>1</m:t>
             </m:r>
@@ -1998,7 +1998,7 @@
         </m:sSub>
         <m:r>
           <w:rPr>
-            <w:rFonts w:ascii="Cambria Math" w:eastAsia="宋体" w:hAnsi="Cambria Math" w:cs="Cambria Math"/>
+            <w:rFonts w:ascii="Times New Roman" w:eastAsia="宋体" w:hAnsi="Times New Roman" w:cs="Cambria Math"/>
           </w:rPr>
           <m:t>:</m:t>
         </m:r>
@@ -2006,7 +2006,7 @@
           <m:e>
             <m:r>
               <w:rPr>
-                <w:rFonts w:ascii="Cambria Math" w:eastAsia="宋体" w:hAnsi="Cambria Math" w:cs="Cambria Math"/>
+                <w:rFonts w:ascii="Times New Roman" w:eastAsia="宋体" w:hAnsi="Times New Roman" w:cs="Cambria Math"/>
               </w:rPr>
               <m:t>R</m:t>
             </m:r>
@@ -2014,7 +2014,7 @@
           <m:sub>
             <m:r>
               <w:rPr>
-                <w:rFonts w:ascii="Cambria Math" w:eastAsia="宋体" w:hAnsi="Cambria Math" w:cs="Cambria Math"/>
+                <w:rFonts w:ascii="Times New Roman" w:eastAsia="宋体" w:hAnsi="Times New Roman" w:cs="Cambria Math"/>
               </w:rPr>
               <m:t>2</m:t>
             </m:r>
@@ -2022,7 +2022,7 @@
         </m:sSub>
         <m:r>
           <w:rPr>
-            <w:rFonts w:ascii="Cambria Math" w:eastAsia="宋体" w:hAnsi="Cambria Math" w:cs="Cambria Math"/>
+            <w:rFonts w:ascii="Times New Roman" w:eastAsia="宋体" w:hAnsi="Times New Roman" w:cs="Cambria Math"/>
           </w:rPr>
           <m:t>=</m:t>
         </m:r>
@@ -2032,7 +2032,7 @@
               <m:e>
                 <m:r>
                   <w:rPr>
-                    <w:rFonts w:ascii="Cambria Math" w:eastAsia="宋体" w:hAnsi="Cambria Math" w:cs="Cambria Math"/>
+                    <w:rFonts w:ascii="Times New Roman" w:eastAsia="宋体" w:hAnsi="Times New Roman" w:cs="Cambria Math"/>
                   </w:rPr>
                   <m:t>r</m:t>
                 </m:r>
@@ -2040,7 +2040,7 @@
               <m:sub>
                 <m:r>
                   <w:rPr>
-                    <w:rFonts w:ascii="Cambria Math" w:eastAsia="宋体" w:hAnsi="Cambria Math" w:cs="Cambria Math"/>
+                    <w:rFonts w:ascii="Times New Roman" w:eastAsia="宋体" w:hAnsi="Times New Roman" w:cs="Cambria Math"/>
                   </w:rPr>
                   <m:t>1</m:t>
                 </m:r>
@@ -2052,7 +2052,7 @@
               <m:e>
                 <m:r>
                   <w:rPr>
-                    <w:rFonts w:ascii="Cambria Math" w:eastAsia="宋体" w:hAnsi="Cambria Math" w:cs="Cambria Math"/>
+                    <w:rFonts w:ascii="Times New Roman" w:eastAsia="宋体" w:hAnsi="Times New Roman" w:cs="Cambria Math"/>
                   </w:rPr>
                   <m:t>S</m:t>
                 </m:r>
@@ -2060,7 +2060,7 @@
               <m:sub>
                 <m:r>
                   <w:rPr>
-                    <w:rFonts w:ascii="Cambria Math" w:eastAsia="宋体" w:hAnsi="Cambria Math" w:cs="Cambria Math"/>
+                    <w:rFonts w:ascii="Times New Roman" w:eastAsia="宋体" w:hAnsi="Times New Roman" w:cs="Cambria Math"/>
                   </w:rPr>
                   <m:t>01</m:t>
                 </m:r>
@@ -2070,7 +2070,7 @@
         </m:f>
         <m:r>
           <w:rPr>
-            <w:rFonts w:ascii="Cambria Math" w:eastAsia="宋体" w:hAnsi="Cambria Math" w:cs="Cambria Math"/>
+            <w:rFonts w:ascii="Times New Roman" w:eastAsia="宋体" w:hAnsi="Times New Roman" w:cs="Cambria Math"/>
           </w:rPr>
           <m:t>:</m:t>
         </m:r>
@@ -2080,7 +2080,7 @@
               <m:e>
                 <m:r>
                   <w:rPr>
-                    <w:rFonts w:ascii="Cambria Math" w:eastAsia="宋体" w:hAnsi="Cambria Math" w:cs="Cambria Math"/>
+                    <w:rFonts w:ascii="Times New Roman" w:eastAsia="宋体" w:hAnsi="Times New Roman" w:cs="Cambria Math"/>
                   </w:rPr>
                   <m:t>r</m:t>
                 </m:r>
@@ -2088,7 +2088,7 @@
               <m:sub>
                 <m:r>
                   <w:rPr>
-                    <w:rFonts w:ascii="Cambria Math" w:eastAsia="宋体" w:hAnsi="Cambria Math" w:cs="Cambria Math"/>
+                    <w:rFonts w:ascii="Times New Roman" w:eastAsia="宋体" w:hAnsi="Times New Roman" w:cs="Cambria Math"/>
                   </w:rPr>
                   <m:t>2</m:t>
                 </m:r>
@@ -2100,7 +2100,7 @@
               <m:e>
                 <m:r>
                   <w:rPr>
-                    <w:rFonts w:ascii="Cambria Math" w:eastAsia="宋体" w:hAnsi="Cambria Math" w:cs="Cambria Math"/>
+                    <w:rFonts w:ascii="Times New Roman" w:eastAsia="宋体" w:hAnsi="Times New Roman" w:cs="Cambria Math"/>
                   </w:rPr>
                   <m:t>S</m:t>
                 </m:r>
@@ -2108,7 +2108,7 @@
               <m:sub>
                 <m:r>
                   <w:rPr>
-                    <w:rFonts w:ascii="Cambria Math" w:eastAsia="宋体" w:hAnsi="Cambria Math" w:cs="Cambria Math"/>
+                    <w:rFonts w:ascii="Times New Roman" w:eastAsia="宋体" w:hAnsi="Times New Roman" w:cs="Cambria Math"/>
                   </w:rPr>
                   <m:t>02</m:t>
                 </m:r>
@@ -2118,25 +2118,25 @@
         </m:f>
         <m:r>
           <w:rPr>
-            <w:rFonts w:ascii="Cambria Math" w:eastAsia="宋体" w:hAnsi="Cambria Math" w:cs="Cambria Math"/>
+            <w:rFonts w:ascii="Times New Roman" w:eastAsia="宋体" w:hAnsi="Times New Roman" w:cs="Cambria Math"/>
           </w:rPr>
           <m:t>=</m:t>
         </m:r>
         <m:r>
           <w:rPr>
-            <w:rFonts w:ascii="Cambria Math" w:eastAsia="宋体" w:hAnsi="Cambria Math" w:cs="Cambria Math"/>
+            <w:rFonts w:ascii="Times New Roman" w:eastAsia="宋体" w:hAnsi="Times New Roman" w:cs="Cambria Math"/>
           </w:rPr>
           <m:t>4</m:t>
         </m:r>
         <m:r>
           <w:rPr>
-            <w:rFonts w:ascii="Cambria Math" w:eastAsia="宋体" w:hAnsi="Cambria Math" w:cs="Cambria Math"/>
+            <w:rFonts w:ascii="Times New Roman" w:eastAsia="宋体" w:hAnsi="Times New Roman" w:cs="Cambria Math"/>
           </w:rPr>
           <m:t>:</m:t>
         </m:r>
         <m:r>
           <w:rPr>
-            <w:rFonts w:ascii="Cambria Math" w:eastAsia="宋体" w:hAnsi="Cambria Math" w:cs="Cambria Math"/>
+            <w:rFonts w:ascii="Times New Roman" w:eastAsia="宋体" w:hAnsi="Times New Roman" w:cs="Cambria Math"/>
           </w:rPr>
           <m:t>1</m:t>
         </m:r>
@@ -2163,13 +2163,13 @@
       <m:oMath>
         <m:r>
           <w:rPr>
-            <w:rFonts w:ascii="Cambria Math" w:eastAsia="宋体" w:hAnsi="Cambria Math" w:cs="Cambria Math"/>
+            <w:rFonts w:ascii="Times New Roman" w:eastAsia="宋体" w:hAnsi="Times New Roman" w:cs="Cambria Math"/>
           </w:rPr>
           <m:t>I</m:t>
         </m:r>
         <m:r>
           <w:rPr>
-            <w:rFonts w:ascii="Cambria Math" w:eastAsia="宋体" w:hAnsi="Cambria Math" w:cs="Cambria Math"/>
+            <w:rFonts w:ascii="Times New Roman" w:eastAsia="宋体" w:hAnsi="Times New Roman" w:cs="Cambria Math"/>
           </w:rPr>
           <m:t>=</m:t>
         </m:r>
@@ -2177,7 +2177,7 @@
           <m:num>
             <m:r>
               <w:rPr>
-                <w:rFonts w:ascii="Cambria Math" w:eastAsia="宋体" w:hAnsi="Cambria Math" w:cs="Cambria Math"/>
+                <w:rFonts w:ascii="Times New Roman" w:eastAsia="宋体" w:hAnsi="Times New Roman" w:cs="Cambria Math"/>
               </w:rPr>
               <m:t>E</m:t>
             </m:r>
@@ -2185,7 +2185,7 @@
           <m:den>
             <m:r>
               <w:rPr>
-                <w:rFonts w:ascii="Cambria Math" w:eastAsia="宋体" w:hAnsi="Cambria Math" w:cs="Cambria Math"/>
+                <w:rFonts w:ascii="Times New Roman" w:eastAsia="宋体" w:hAnsi="Times New Roman" w:cs="Cambria Math"/>
               </w:rPr>
               <m:t>R</m:t>
             </m:r>
@@ -2216,7 +2216,7 @@
           <m:e>
             <m:r>
               <w:rPr>
-                <w:rFonts w:ascii="Cambria Math" w:eastAsia="宋体" w:hAnsi="Cambria Math" w:cs="Cambria Math"/>
+                <w:rFonts w:ascii="Times New Roman" w:eastAsia="宋体" w:hAnsi="Times New Roman" w:cs="Cambria Math"/>
               </w:rPr>
               <m:t>I</m:t>
             </m:r>
@@ -2224,7 +2224,7 @@
           <m:sub>
             <m:r>
               <w:rPr>
-                <w:rFonts w:ascii="Cambria Math" w:eastAsia="宋体" w:hAnsi="Cambria Math" w:cs="Cambria Math"/>
+                <w:rFonts w:ascii="Times New Roman" w:eastAsia="宋体" w:hAnsi="Times New Roman" w:cs="Cambria Math"/>
               </w:rPr>
               <m:t>1</m:t>
             </m:r>
@@ -2232,7 +2232,7 @@
         </m:sSub>
         <m:r>
           <w:rPr>
-            <w:rFonts w:ascii="Cambria Math" w:eastAsia="宋体" w:hAnsi="Cambria Math" w:cs="Cambria Math"/>
+            <w:rFonts w:ascii="Times New Roman" w:eastAsia="宋体" w:hAnsi="Times New Roman" w:cs="Cambria Math"/>
           </w:rPr>
           <m:t>:</m:t>
         </m:r>
@@ -2240,7 +2240,7 @@
           <m:e>
             <m:r>
               <w:rPr>
-                <w:rFonts w:ascii="Cambria Math" w:eastAsia="宋体" w:hAnsi="Cambria Math" w:cs="Cambria Math"/>
+                <w:rFonts w:ascii="Times New Roman" w:eastAsia="宋体" w:hAnsi="Times New Roman" w:cs="Cambria Math"/>
               </w:rPr>
               <m:t>I</m:t>
             </m:r>
@@ -2248,7 +2248,7 @@
           <m:sub>
             <m:r>
               <w:rPr>
-                <w:rFonts w:ascii="Cambria Math" w:eastAsia="宋体" w:hAnsi="Cambria Math" w:cs="Cambria Math"/>
+                <w:rFonts w:ascii="Times New Roman" w:eastAsia="宋体" w:hAnsi="Times New Roman" w:cs="Cambria Math"/>
               </w:rPr>
               <m:t>2</m:t>
             </m:r>
@@ -2256,7 +2256,7 @@
         </m:sSub>
         <m:r>
           <w:rPr>
-            <w:rFonts w:ascii="Cambria Math" w:eastAsia="宋体" w:hAnsi="Cambria Math" w:cs="Cambria Math"/>
+            <w:rFonts w:ascii="Times New Roman" w:eastAsia="宋体" w:hAnsi="Times New Roman" w:cs="Cambria Math"/>
           </w:rPr>
           <m:t>=</m:t>
         </m:r>
@@ -2266,7 +2266,7 @@
               <m:e>
                 <m:r>
                   <w:rPr>
-                    <w:rFonts w:ascii="Cambria Math" w:eastAsia="宋体" w:hAnsi="Cambria Math" w:cs="Cambria Math"/>
+                    <w:rFonts w:ascii="Times New Roman" w:eastAsia="宋体" w:hAnsi="Times New Roman" w:cs="Cambria Math"/>
                   </w:rPr>
                   <m:t>E</m:t>
                 </m:r>
@@ -2274,7 +2274,7 @@
               <m:sub>
                 <m:r>
                   <w:rPr>
-                    <w:rFonts w:ascii="Cambria Math" w:eastAsia="宋体" w:hAnsi="Cambria Math" w:cs="Cambria Math"/>
+                    <w:rFonts w:ascii="Times New Roman" w:eastAsia="宋体" w:hAnsi="Times New Roman" w:cs="Cambria Math"/>
                   </w:rPr>
                   <m:t>1</m:t>
                 </m:r>
@@ -2286,7 +2286,7 @@
               <m:e>
                 <m:r>
                   <w:rPr>
-                    <w:rFonts w:ascii="Cambria Math" w:eastAsia="宋体" w:hAnsi="Cambria Math" w:cs="Cambria Math"/>
+                    <w:rFonts w:ascii="Times New Roman" w:eastAsia="宋体" w:hAnsi="Times New Roman" w:cs="Cambria Math"/>
                   </w:rPr>
                   <m:t>R</m:t>
                 </m:r>
@@ -2294,7 +2294,7 @@
               <m:sub>
                 <m:r>
                   <w:rPr>
-                    <w:rFonts w:ascii="Cambria Math" w:eastAsia="宋体" w:hAnsi="Cambria Math" w:cs="Cambria Math"/>
+                    <w:rFonts w:ascii="Times New Roman" w:eastAsia="宋体" w:hAnsi="Times New Roman" w:cs="Cambria Math"/>
                   </w:rPr>
                   <m:t>1</m:t>
                 </m:r>
@@ -2304,7 +2304,7 @@
         </m:f>
         <m:r>
           <w:rPr>
-            <w:rFonts w:ascii="Cambria Math" w:eastAsia="宋体" w:hAnsi="Cambria Math" w:cs="Cambria Math"/>
+            <w:rFonts w:ascii="Times New Roman" w:eastAsia="宋体" w:hAnsi="Times New Roman" w:cs="Cambria Math"/>
           </w:rPr>
           <m:t>:</m:t>
         </m:r>
@@ -2314,7 +2314,7 @@
               <m:e>
                 <m:r>
                   <w:rPr>
-                    <w:rFonts w:ascii="Cambria Math" w:eastAsia="宋体" w:hAnsi="Cambria Math" w:cs="Cambria Math"/>
+                    <w:rFonts w:ascii="Times New Roman" w:eastAsia="宋体" w:hAnsi="Times New Roman" w:cs="Cambria Math"/>
                   </w:rPr>
                   <m:t>E</m:t>
                 </m:r>
@@ -2322,7 +2322,7 @@
               <m:sub>
                 <m:r>
                   <w:rPr>
-                    <w:rFonts w:ascii="Cambria Math" w:eastAsia="宋体" w:hAnsi="Cambria Math" w:cs="Cambria Math"/>
+                    <w:rFonts w:ascii="Times New Roman" w:eastAsia="宋体" w:hAnsi="Times New Roman" w:cs="Cambria Math"/>
                   </w:rPr>
                   <m:t>2</m:t>
                 </m:r>
@@ -2334,7 +2334,7 @@
               <m:e>
                 <m:r>
                   <w:rPr>
-                    <w:rFonts w:ascii="Cambria Math" w:eastAsia="宋体" w:hAnsi="Cambria Math" w:cs="Cambria Math"/>
+                    <w:rFonts w:ascii="Times New Roman" w:eastAsia="宋体" w:hAnsi="Times New Roman" w:cs="Cambria Math"/>
                   </w:rPr>
                   <m:t>R</m:t>
                 </m:r>
@@ -2342,7 +2342,7 @@
               <m:sub>
                 <m:r>
                   <w:rPr>
-                    <w:rFonts w:ascii="Cambria Math" w:eastAsia="宋体" w:hAnsi="Cambria Math" w:cs="Cambria Math"/>
+                    <w:rFonts w:ascii="Times New Roman" w:eastAsia="宋体" w:hAnsi="Times New Roman" w:cs="Cambria Math"/>
                   </w:rPr>
                   <m:t>2</m:t>
                 </m:r>
@@ -2352,25 +2352,25 @@
         </m:f>
         <m:r>
           <w:rPr>
-            <w:rFonts w:ascii="Cambria Math" w:eastAsia="宋体" w:hAnsi="Cambria Math" w:cs="Cambria Math"/>
+            <w:rFonts w:ascii="Times New Roman" w:eastAsia="宋体" w:hAnsi="Times New Roman" w:cs="Cambria Math"/>
           </w:rPr>
           <m:t>=</m:t>
         </m:r>
         <m:r>
           <w:rPr>
-            <w:rFonts w:ascii="Cambria Math" w:eastAsia="宋体" w:hAnsi="Cambria Math" w:cs="Cambria Math"/>
+            <w:rFonts w:ascii="Times New Roman" w:eastAsia="宋体" w:hAnsi="Times New Roman" w:cs="Cambria Math"/>
           </w:rPr>
           <m:t>1</m:t>
         </m:r>
         <m:r>
           <w:rPr>
-            <w:rFonts w:ascii="Cambria Math" w:eastAsia="宋体" w:hAnsi="Cambria Math" w:cs="Cambria Math"/>
+            <w:rFonts w:ascii="Times New Roman" w:eastAsia="宋体" w:hAnsi="Times New Roman" w:cs="Cambria Math"/>
           </w:rPr>
           <m:t>:</m:t>
         </m:r>
         <m:r>
           <w:rPr>
-            <w:rFonts w:ascii="Cambria Math" w:eastAsia="宋体" w:hAnsi="Cambria Math" w:cs="Cambria Math"/>
+            <w:rFonts w:ascii="Times New Roman" w:eastAsia="宋体" w:hAnsi="Times New Roman" w:cs="Cambria Math"/>
           </w:rPr>
           <m:t>1</m:t>
         </m:r>
@@ -2530,19 +2530,19 @@
       <m:oMath>
         <m:r>
           <w:rPr>
-            <w:rFonts w:ascii="Cambria Math" w:eastAsia="宋体" w:hAnsi="Cambria Math" w:cs="Cambria Math"/>
+            <w:rFonts w:ascii="Times New Roman" w:eastAsia="宋体" w:hAnsi="Times New Roman" w:cs="Cambria Math"/>
           </w:rPr>
           <m:t>t</m:t>
         </m:r>
         <m:r>
           <w:rPr>
-            <w:rFonts w:ascii="Cambria Math" w:eastAsia="宋体" w:hAnsi="Cambria Math" w:cs="Cambria Math"/>
+            <w:rFonts w:ascii="Times New Roman" w:eastAsia="宋体" w:hAnsi="Times New Roman" w:cs="Cambria Math"/>
           </w:rPr>
           <m:t>=</m:t>
         </m:r>
         <m:r>
           <w:rPr>
-            <w:rFonts w:ascii="Cambria Math" w:eastAsia="宋体" w:hAnsi="Cambria Math" w:cs="Cambria Math"/>
+            <w:rFonts w:ascii="Times New Roman" w:eastAsia="宋体" w:hAnsi="Times New Roman" w:cs="Cambria Math"/>
           </w:rPr>
           <m:t>0</m:t>
         </m:r>
@@ -2973,13 +2973,13 @@
       <m:oMath>
         <m:r>
           <w:rPr>
-            <w:rFonts w:ascii="Cambria Math" w:eastAsia="宋体" w:hAnsi="Cambria Math" w:cs="Cambria Math"/>
+            <w:rFonts w:ascii="Times New Roman" w:eastAsia="宋体" w:hAnsi="Times New Roman" w:cs="Cambria Math"/>
           </w:rPr>
           <m:t>I</m:t>
         </m:r>
         <m:r>
           <w:rPr>
-            <w:rFonts w:ascii="Cambria Math" w:eastAsia="宋体" w:hAnsi="Cambria Math" w:cs="Cambria Math"/>
+            <w:rFonts w:ascii="Times New Roman" w:eastAsia="宋体" w:hAnsi="Times New Roman" w:cs="Cambria Math"/>
           </w:rPr>
           <m:t>=</m:t>
         </m:r>
@@ -2987,7 +2987,7 @@
           <m:num>
             <m:r>
               <w:rPr>
-                <w:rFonts w:ascii="Cambria Math" w:eastAsia="宋体" w:hAnsi="Cambria Math" w:cs="Cambria Math"/>
+                <w:rFonts w:ascii="Times New Roman" w:eastAsia="宋体" w:hAnsi="Times New Roman" w:cs="Cambria Math"/>
               </w:rPr>
               <m:t>B</m:t>
             </m:r>
@@ -2995,7 +2995,7 @@
               <m:e>
                 <m:r>
                   <w:rPr>
-                    <w:rFonts w:ascii="Cambria Math" w:eastAsia="宋体" w:hAnsi="Cambria Math" w:cs="Cambria Math"/>
+                    <w:rFonts w:ascii="Times New Roman" w:eastAsia="宋体" w:hAnsi="Times New Roman" w:cs="Cambria Math"/>
                   </w:rPr>
                   <m:t>L</m:t>
                 </m:r>
@@ -3006,7 +3006,7 @@
                     <m:sty m:val="p"/>
                   </m:rPr>
                   <w:rPr>
-                    <w:rFonts w:ascii="Cambria Math" w:eastAsia="宋体" w:hAnsi="Cambria Math" w:cs="Cambria Math"/>
+                    <w:rFonts w:ascii="Times New Roman" w:eastAsia="宋体" w:hAnsi="Times New Roman" w:cs="Cambria Math"/>
                   </w:rPr>
                   <m:t>效</m:t>
                 </m:r>
@@ -3014,7 +3014,7 @@
             </m:sSub>
             <m:r>
               <w:rPr>
-                <w:rFonts w:ascii="Cambria Math" w:eastAsia="宋体" w:hAnsi="Cambria Math" w:cs="Cambria Math"/>
+                <w:rFonts w:ascii="Times New Roman" w:eastAsia="宋体" w:hAnsi="Times New Roman" w:cs="Cambria Math"/>
               </w:rPr>
               <m:t>v</m:t>
             </m:r>
@@ -3022,7 +3022,7 @@
           <m:den>
             <m:r>
               <w:rPr>
-                <w:rFonts w:ascii="Cambria Math" w:eastAsia="宋体" w:hAnsi="Cambria Math" w:cs="Cambria Math"/>
+                <w:rFonts w:ascii="Times New Roman" w:eastAsia="宋体" w:hAnsi="Times New Roman" w:cs="Cambria Math"/>
               </w:rPr>
               <m:t>R</m:t>
             </m:r>
@@ -3030,7 +3030,7 @@
         </m:f>
         <m:r>
           <w:rPr>
-            <w:rFonts w:ascii="Cambria Math" w:eastAsia="宋体" w:hAnsi="Cambria Math" w:cs="Cambria Math"/>
+            <w:rFonts w:ascii="Times New Roman" w:eastAsia="宋体" w:hAnsi="Times New Roman" w:cs="Cambria Math"/>
           </w:rPr>
           <m:t>=</m:t>
         </m:r>
@@ -3038,19 +3038,19 @@
           <m:num>
             <m:r>
               <w:rPr>
-                <w:rFonts w:ascii="Cambria Math" w:eastAsia="宋体" w:hAnsi="Cambria Math" w:cs="Cambria Math"/>
+                <w:rFonts w:ascii="Times New Roman" w:eastAsia="宋体" w:hAnsi="Times New Roman" w:cs="Cambria Math"/>
               </w:rPr>
               <m:t>B</m:t>
             </m:r>
             <m:r>
               <w:rPr>
-                <w:rFonts w:ascii="Cambria Math" w:eastAsia="宋体" w:hAnsi="Cambria Math" w:cs="Cambria Math"/>
+                <w:rFonts w:ascii="Times New Roman" w:eastAsia="宋体" w:hAnsi="Times New Roman" w:cs="Cambria Math"/>
               </w:rPr>
               <m:t>x</m:t>
             </m:r>
             <m:r>
               <w:rPr>
-                <w:rFonts w:ascii="Cambria Math" w:eastAsia="宋体" w:hAnsi="Cambria Math" w:cs="Cambria Math"/>
+                <w:rFonts w:ascii="Times New Roman" w:eastAsia="宋体" w:hAnsi="Times New Roman" w:cs="Cambria Math"/>
               </w:rPr>
               <m:t>v</m:t>
             </m:r>
@@ -3058,7 +3058,7 @@
           <m:den>
             <m:r>
               <w:rPr>
-                <w:rFonts w:ascii="Cambria Math" w:eastAsia="宋体" w:hAnsi="Cambria Math" w:cs="Cambria Math"/>
+                <w:rFonts w:ascii="Times New Roman" w:eastAsia="宋体" w:hAnsi="Times New Roman" w:cs="Cambria Math"/>
               </w:rPr>
               <m:t>R</m:t>
             </m:r>
@@ -3066,7 +3066,7 @@
         </m:f>
         <m:r>
           <w:rPr>
-            <w:rFonts w:ascii="Cambria Math" w:eastAsia="宋体" w:hAnsi="Cambria Math" w:cs="Cambria Math"/>
+            <w:rFonts w:ascii="Times New Roman" w:eastAsia="宋体" w:hAnsi="Times New Roman" w:cs="Cambria Math"/>
           </w:rPr>
           <m:t>=</m:t>
         </m:r>
@@ -3074,13 +3074,13 @@
           <m:num>
             <m:r>
               <w:rPr>
-                <w:rFonts w:ascii="Cambria Math" w:eastAsia="宋体" w:hAnsi="Cambria Math" w:cs="Cambria Math"/>
+                <w:rFonts w:ascii="Times New Roman" w:eastAsia="宋体" w:hAnsi="Times New Roman" w:cs="Cambria Math"/>
               </w:rPr>
               <m:t>B</m:t>
             </m:r>
             <m:r>
               <w:rPr>
-                <w:rFonts w:ascii="Cambria Math" w:eastAsia="宋体" w:hAnsi="Cambria Math" w:cs="Cambria Math"/>
+                <w:rFonts w:ascii="Times New Roman" w:eastAsia="宋体" w:hAnsi="Times New Roman" w:cs="Cambria Math"/>
               </w:rPr>
               <m:t>v</m:t>
             </m:r>
@@ -3088,7 +3088,7 @@
           <m:den>
             <m:r>
               <w:rPr>
-                <w:rFonts w:ascii="Cambria Math" w:eastAsia="宋体" w:hAnsi="Cambria Math" w:cs="Cambria Math"/>
+                <w:rFonts w:ascii="Times New Roman" w:eastAsia="宋体" w:hAnsi="Times New Roman" w:cs="Cambria Math"/>
               </w:rPr>
               <m:t>R</m:t>
             </m:r>
@@ -3096,7 +3096,7 @@
         </m:f>
         <m:r>
           <w:rPr>
-            <w:rFonts w:ascii="Cambria Math" w:eastAsia="宋体" w:hAnsi="Cambria Math" w:cs="Cambria Math"/>
+            <w:rFonts w:ascii="Times New Roman" w:eastAsia="宋体" w:hAnsi="Times New Roman" w:cs="Cambria Math"/>
           </w:rPr>
           <m:t>x</m:t>
         </m:r>
@@ -3107,31 +3107,31 @@
           <m:e>
             <m:r>
               <w:rPr>
-                <w:rFonts w:ascii="Cambria Math" w:eastAsia="宋体" w:hAnsi="Cambria Math" w:cs="Cambria Math"/>
+                <w:rFonts w:ascii="Times New Roman" w:eastAsia="宋体" w:hAnsi="Times New Roman" w:cs="Cambria Math"/>
               </w:rPr>
               <m:t>0</m:t>
             </m:r>
             <m:r>
               <w:rPr>
-                <w:rFonts w:ascii="Cambria Math" w:eastAsia="宋体" w:hAnsi="Cambria Math" w:cs="Cambria Math"/>
+                <w:rFonts w:ascii="Times New Roman" w:eastAsia="宋体" w:hAnsi="Times New Roman" w:cs="Cambria Math"/>
               </w:rPr>
               <m:t>≤</m:t>
             </m:r>
             <m:r>
               <w:rPr>
-                <w:rFonts w:ascii="Cambria Math" w:eastAsia="宋体" w:hAnsi="Cambria Math" w:cs="Cambria Math"/>
+                <w:rFonts w:ascii="Times New Roman" w:eastAsia="宋体" w:hAnsi="Times New Roman" w:cs="Cambria Math"/>
               </w:rPr>
               <m:t>x</m:t>
             </m:r>
             <m:r>
               <w:rPr>
-                <w:rFonts w:ascii="Cambria Math" w:eastAsia="宋体" w:hAnsi="Cambria Math" w:cs="Cambria Math"/>
+                <w:rFonts w:ascii="Times New Roman" w:eastAsia="宋体" w:hAnsi="Times New Roman" w:cs="Cambria Math"/>
               </w:rPr>
               <m:t>≤</m:t>
             </m:r>
             <m:r>
               <w:rPr>
-                <w:rFonts w:ascii="Cambria Math" w:eastAsia="宋体" w:hAnsi="Cambria Math" w:cs="Cambria Math"/>
+                <w:rFonts w:ascii="Times New Roman" w:eastAsia="宋体" w:hAnsi="Times New Roman" w:cs="Cambria Math"/>
               </w:rPr>
               <m:t>L</m:t>
             </m:r>
@@ -3194,13 +3194,13 @@
       <m:oMath>
         <m:r>
           <w:rPr>
-            <w:rFonts w:ascii="Cambria Math" w:eastAsia="宋体" w:hAnsi="Cambria Math" w:cs="Cambria Math"/>
+            <w:rFonts w:ascii="Times New Roman" w:eastAsia="宋体" w:hAnsi="Times New Roman" w:cs="Cambria Math"/>
           </w:rPr>
           <m:t>I</m:t>
         </m:r>
         <m:r>
           <w:rPr>
-            <w:rFonts w:ascii="Cambria Math" w:eastAsia="宋体" w:hAnsi="Cambria Math" w:cs="Cambria Math"/>
+            <w:rFonts w:ascii="Times New Roman" w:eastAsia="宋体" w:hAnsi="Times New Roman" w:cs="Cambria Math"/>
           </w:rPr>
           <m:t>=</m:t>
         </m:r>
@@ -3208,7 +3208,7 @@
           <m:num>
             <m:r>
               <w:rPr>
-                <w:rFonts w:ascii="Cambria Math" w:eastAsia="宋体" w:hAnsi="Cambria Math" w:cs="Cambria Math"/>
+                <w:rFonts w:ascii="Times New Roman" w:eastAsia="宋体" w:hAnsi="Times New Roman" w:cs="Cambria Math"/>
               </w:rPr>
               <m:t>B</m:t>
             </m:r>
@@ -3216,7 +3216,7 @@
               <m:e>
                 <m:r>
                   <w:rPr>
-                    <w:rFonts w:ascii="Cambria Math" w:eastAsia="宋体" w:hAnsi="Cambria Math" w:cs="Cambria Math"/>
+                    <w:rFonts w:ascii="Times New Roman" w:eastAsia="宋体" w:hAnsi="Times New Roman" w:cs="Cambria Math"/>
                   </w:rPr>
                   <m:t>L</m:t>
                 </m:r>
@@ -3227,7 +3227,7 @@
                     <m:sty m:val="p"/>
                   </m:rPr>
                   <w:rPr>
-                    <w:rFonts w:ascii="Cambria Math" w:eastAsia="宋体" w:hAnsi="Cambria Math" w:cs="Cambria Math"/>
+                    <w:rFonts w:ascii="Times New Roman" w:eastAsia="宋体" w:hAnsi="Times New Roman" w:cs="Cambria Math"/>
                   </w:rPr>
                   <m:t>效</m:t>
                 </m:r>
@@ -3235,7 +3235,7 @@
             </m:sSub>
             <m:r>
               <w:rPr>
-                <w:rFonts w:ascii="Cambria Math" w:eastAsia="宋体" w:hAnsi="Cambria Math" w:cs="Cambria Math"/>
+                <w:rFonts w:ascii="Times New Roman" w:eastAsia="宋体" w:hAnsi="Times New Roman" w:cs="Cambria Math"/>
               </w:rPr>
               <m:t>v</m:t>
             </m:r>
@@ -3243,7 +3243,7 @@
           <m:den>
             <m:r>
               <w:rPr>
-                <w:rFonts w:ascii="Cambria Math" w:eastAsia="宋体" w:hAnsi="Cambria Math" w:cs="Cambria Math"/>
+                <w:rFonts w:ascii="Times New Roman" w:eastAsia="宋体" w:hAnsi="Times New Roman" w:cs="Cambria Math"/>
               </w:rPr>
               <m:t>R</m:t>
             </m:r>
@@ -3251,7 +3251,7 @@
         </m:f>
         <m:r>
           <w:rPr>
-            <w:rFonts w:ascii="Cambria Math" w:eastAsia="宋体" w:hAnsi="Cambria Math" w:cs="Cambria Math"/>
+            <w:rFonts w:ascii="Times New Roman" w:eastAsia="宋体" w:hAnsi="Times New Roman" w:cs="Cambria Math"/>
           </w:rPr>
           <m:t>=</m:t>
         </m:r>
@@ -3259,19 +3259,19 @@
           <m:num>
             <m:r>
               <w:rPr>
-                <w:rFonts w:ascii="Cambria Math" w:eastAsia="宋体" w:hAnsi="Cambria Math" w:cs="Cambria Math"/>
+                <w:rFonts w:ascii="Times New Roman" w:eastAsia="宋体" w:hAnsi="Times New Roman" w:cs="Cambria Math"/>
               </w:rPr>
               <m:t>B</m:t>
             </m:r>
             <m:r>
               <w:rPr>
-                <w:rFonts w:ascii="Cambria Math" w:eastAsia="宋体" w:hAnsi="Cambria Math" w:cs="Cambria Math"/>
+                <w:rFonts w:ascii="Times New Roman" w:eastAsia="宋体" w:hAnsi="Times New Roman" w:cs="Cambria Math"/>
               </w:rPr>
               <m:t>x</m:t>
             </m:r>
             <m:r>
               <w:rPr>
-                <w:rFonts w:ascii="Cambria Math" w:eastAsia="宋体" w:hAnsi="Cambria Math" w:cs="Cambria Math"/>
+                <w:rFonts w:ascii="Times New Roman" w:eastAsia="宋体" w:hAnsi="Times New Roman" w:cs="Cambria Math"/>
               </w:rPr>
               <m:t>v</m:t>
             </m:r>
@@ -3279,7 +3279,7 @@
           <m:den>
             <m:r>
               <w:rPr>
-                <w:rFonts w:ascii="Cambria Math" w:eastAsia="宋体" w:hAnsi="Cambria Math" w:cs="Cambria Math"/>
+                <w:rFonts w:ascii="Times New Roman" w:eastAsia="宋体" w:hAnsi="Times New Roman" w:cs="Cambria Math"/>
               </w:rPr>
               <m:t>R</m:t>
             </m:r>
@@ -3287,7 +3287,7 @@
         </m:f>
         <m:r>
           <w:rPr>
-            <w:rFonts w:ascii="Cambria Math" w:eastAsia="宋体" w:hAnsi="Cambria Math" w:cs="Cambria Math"/>
+            <w:rFonts w:ascii="Times New Roman" w:eastAsia="宋体" w:hAnsi="Times New Roman" w:cs="Cambria Math"/>
           </w:rPr>
           <m:t>=</m:t>
         </m:r>
@@ -3295,13 +3295,13 @@
           <m:num>
             <m:r>
               <w:rPr>
-                <w:rFonts w:ascii="Cambria Math" w:eastAsia="宋体" w:hAnsi="Cambria Math" w:cs="Cambria Math"/>
+                <w:rFonts w:ascii="Times New Roman" w:eastAsia="宋体" w:hAnsi="Times New Roman" w:cs="Cambria Math"/>
               </w:rPr>
               <m:t>B</m:t>
             </m:r>
             <m:r>
               <w:rPr>
-                <w:rFonts w:ascii="Cambria Math" w:eastAsia="宋体" w:hAnsi="Cambria Math" w:cs="Cambria Math"/>
+                <w:rFonts w:ascii="Times New Roman" w:eastAsia="宋体" w:hAnsi="Times New Roman" w:cs="Cambria Math"/>
               </w:rPr>
               <m:t>v</m:t>
             </m:r>
@@ -3309,7 +3309,7 @@
           <m:den>
             <m:r>
               <w:rPr>
-                <w:rFonts w:ascii="Cambria Math" w:eastAsia="宋体" w:hAnsi="Cambria Math" w:cs="Cambria Math"/>
+                <w:rFonts w:ascii="Times New Roman" w:eastAsia="宋体" w:hAnsi="Times New Roman" w:cs="Cambria Math"/>
               </w:rPr>
               <m:t>R</m:t>
             </m:r>
@@ -3317,7 +3317,7 @@
         </m:f>
         <m:r>
           <w:rPr>
-            <w:rFonts w:ascii="Cambria Math" w:eastAsia="宋体" w:hAnsi="Cambria Math" w:cs="Cambria Math"/>
+            <w:rFonts w:ascii="Times New Roman" w:eastAsia="宋体" w:hAnsi="Times New Roman" w:cs="Cambria Math"/>
           </w:rPr>
           <m:t>x</m:t>
         </m:r>
@@ -3328,37 +3328,37 @@
           <m:e>
             <m:r>
               <w:rPr>
-                <w:rFonts w:ascii="Cambria Math" w:eastAsia="宋体" w:hAnsi="Cambria Math" w:cs="Cambria Math"/>
+                <w:rFonts w:ascii="Times New Roman" w:eastAsia="宋体" w:hAnsi="Times New Roman" w:cs="Cambria Math"/>
               </w:rPr>
               <m:t>L</m:t>
             </m:r>
             <m:r>
               <w:rPr>
-                <w:rFonts w:ascii="Cambria Math" w:eastAsia="宋体" w:hAnsi="Cambria Math" w:cs="Cambria Math"/>
+                <w:rFonts w:ascii="Times New Roman" w:eastAsia="宋体" w:hAnsi="Times New Roman" w:cs="Cambria Math"/>
               </w:rPr>
               <m:t>≤</m:t>
             </m:r>
             <m:r>
               <w:rPr>
-                <w:rFonts w:ascii="Cambria Math" w:eastAsia="宋体" w:hAnsi="Cambria Math" w:cs="Cambria Math"/>
+                <w:rFonts w:ascii="Times New Roman" w:eastAsia="宋体" w:hAnsi="Times New Roman" w:cs="Cambria Math"/>
               </w:rPr>
               <m:t>x</m:t>
             </m:r>
             <m:r>
               <w:rPr>
-                <w:rFonts w:ascii="Cambria Math" w:eastAsia="宋体" w:hAnsi="Cambria Math" w:cs="Cambria Math"/>
+                <w:rFonts w:ascii="Times New Roman" w:eastAsia="宋体" w:hAnsi="Times New Roman" w:cs="Cambria Math"/>
               </w:rPr>
               <m:t>≤</m:t>
             </m:r>
             <m:r>
               <w:rPr>
-                <w:rFonts w:ascii="Cambria Math" w:eastAsia="宋体" w:hAnsi="Cambria Math" w:cs="Cambria Math"/>
+                <w:rFonts w:ascii="Times New Roman" w:eastAsia="宋体" w:hAnsi="Times New Roman" w:cs="Cambria Math"/>
               </w:rPr>
               <m:t>2</m:t>
             </m:r>
             <m:r>
               <w:rPr>
-                <w:rFonts w:ascii="Cambria Math" w:eastAsia="宋体" w:hAnsi="Cambria Math" w:cs="Cambria Math"/>
+                <w:rFonts w:ascii="Times New Roman" w:eastAsia="宋体" w:hAnsi="Times New Roman" w:cs="Cambria Math"/>
               </w:rPr>
               <m:t>L</m:t>
             </m:r>
@@ -3469,31 +3469,31 @@
       <m:oMath>
         <m:r>
           <w:rPr>
-            <w:rFonts w:ascii="Cambria Math" w:eastAsia="宋体" w:hAnsi="Cambria Math" w:cs="Cambria Math"/>
+            <w:rFonts w:ascii="Times New Roman" w:eastAsia="宋体" w:hAnsi="Times New Roman" w:cs="Cambria Math"/>
           </w:rPr>
           <m:t>A</m:t>
         </m:r>
         <m:r>
           <w:rPr>
-            <w:rFonts w:ascii="Cambria Math" w:eastAsia="宋体" w:hAnsi="Cambria Math" w:cs="Cambria Math"/>
+            <w:rFonts w:ascii="Times New Roman" w:eastAsia="宋体" w:hAnsi="Times New Roman" w:cs="Cambria Math"/>
           </w:rPr>
           <m:t>B</m:t>
         </m:r>
         <m:r>
           <w:rPr>
-            <w:rFonts w:ascii="Cambria Math" w:eastAsia="宋体" w:hAnsi="Cambria Math" w:cs="Cambria Math"/>
+            <w:rFonts w:ascii="Times New Roman" w:eastAsia="宋体" w:hAnsi="Times New Roman" w:cs="Cambria Math"/>
           </w:rPr>
           <m:t>=</m:t>
         </m:r>
         <m:r>
           <w:rPr>
-            <w:rFonts w:ascii="Cambria Math" w:eastAsia="宋体" w:hAnsi="Cambria Math" w:cs="Cambria Math"/>
+            <w:rFonts w:ascii="Times New Roman" w:eastAsia="宋体" w:hAnsi="Times New Roman" w:cs="Cambria Math"/>
           </w:rPr>
           <m:t>C</m:t>
         </m:r>
         <m:r>
           <w:rPr>
-            <w:rFonts w:ascii="Cambria Math" w:eastAsia="宋体" w:hAnsi="Cambria Math" w:cs="Cambria Math"/>
+            <w:rFonts w:ascii="Times New Roman" w:eastAsia="宋体" w:hAnsi="Times New Roman" w:cs="Cambria Math"/>
           </w:rPr>
           <m:t>D</m:t>
         </m:r>
@@ -3509,31 +3509,31 @@
       <m:oMath>
         <m:r>
           <w:rPr>
-            <w:rFonts w:ascii="Cambria Math" w:eastAsia="宋体" w:hAnsi="Cambria Math" w:cs="Cambria Math"/>
+            <w:rFonts w:ascii="Times New Roman" w:eastAsia="宋体" w:hAnsi="Times New Roman" w:cs="Cambria Math"/>
           </w:rPr>
           <m:t>A</m:t>
         </m:r>
         <m:r>
           <w:rPr>
-            <w:rFonts w:ascii="Cambria Math" w:eastAsia="宋体" w:hAnsi="Cambria Math" w:cs="Cambria Math"/>
+            <w:rFonts w:ascii="Times New Roman" w:eastAsia="宋体" w:hAnsi="Times New Roman" w:cs="Cambria Math"/>
           </w:rPr>
           <m:t>C</m:t>
         </m:r>
         <m:r>
           <w:rPr>
-            <w:rFonts w:ascii="Cambria Math" w:eastAsia="宋体" w:hAnsi="Cambria Math" w:cs="Cambria Math"/>
+            <w:rFonts w:ascii="Times New Roman" w:eastAsia="宋体" w:hAnsi="Times New Roman" w:cs="Cambria Math"/>
           </w:rPr>
           <m:t>=</m:t>
         </m:r>
         <m:r>
           <w:rPr>
-            <w:rFonts w:ascii="Cambria Math" w:eastAsia="宋体" w:hAnsi="Cambria Math" w:cs="Cambria Math"/>
+            <w:rFonts w:ascii="Times New Roman" w:eastAsia="宋体" w:hAnsi="Times New Roman" w:cs="Cambria Math"/>
           </w:rPr>
           <m:t>B</m:t>
         </m:r>
         <m:r>
           <w:rPr>
-            <w:rFonts w:ascii="Cambria Math" w:eastAsia="宋体" w:hAnsi="Cambria Math" w:cs="Cambria Math"/>
+            <w:rFonts w:ascii="Times New Roman" w:eastAsia="宋体" w:hAnsi="Times New Roman" w:cs="Cambria Math"/>
           </w:rPr>
           <m:t>D</m:t>
         </m:r>
@@ -4102,31 +4102,31 @@
       <m:oMath>
         <m:r>
           <w:rPr>
-            <w:rFonts w:ascii="Cambria Math" w:eastAsia="宋体" w:hAnsi="Cambria Math" w:cs="Cambria Math"/>
+            <w:rFonts w:ascii="Times New Roman" w:eastAsia="宋体" w:hAnsi="Times New Roman" w:cs="Cambria Math"/>
           </w:rPr>
           <m:t>F</m:t>
         </m:r>
         <m:r>
           <w:rPr>
-            <w:rFonts w:ascii="Cambria Math" w:eastAsia="宋体" w:hAnsi="Cambria Math" w:cs="Cambria Math"/>
+            <w:rFonts w:ascii="Times New Roman" w:eastAsia="宋体" w:hAnsi="Times New Roman" w:cs="Cambria Math"/>
           </w:rPr>
           <m:t>=</m:t>
         </m:r>
         <m:r>
           <w:rPr>
-            <w:rFonts w:ascii="Cambria Math" w:eastAsia="宋体" w:hAnsi="Cambria Math" w:cs="Cambria Math"/>
+            <w:rFonts w:ascii="Times New Roman" w:eastAsia="宋体" w:hAnsi="Times New Roman" w:cs="Cambria Math"/>
           </w:rPr>
           <m:t>B</m:t>
         </m:r>
         <m:r>
           <w:rPr>
-            <w:rFonts w:ascii="Cambria Math" w:eastAsia="宋体" w:hAnsi="Cambria Math" w:cs="Cambria Math"/>
+            <w:rFonts w:ascii="Times New Roman" w:eastAsia="宋体" w:hAnsi="Times New Roman" w:cs="Cambria Math"/>
           </w:rPr>
           <m:t>I</m:t>
         </m:r>
         <m:r>
           <w:rPr>
-            <w:rFonts w:ascii="Cambria Math" w:eastAsia="宋体" w:hAnsi="Cambria Math" w:cs="Cambria Math"/>
+            <w:rFonts w:ascii="Times New Roman" w:eastAsia="宋体" w:hAnsi="Times New Roman" w:cs="Cambria Math"/>
           </w:rPr>
           <m:t>L</m:t>
         </m:r>
@@ -4625,19 +4625,19 @@
           <m:num>
             <m:r>
               <w:rPr>
-                <w:rFonts w:ascii="Cambria Math" w:eastAsia="宋体" w:hAnsi="Cambria Math" w:cs="Cambria Math"/>
+                <w:rFonts w:ascii="Times New Roman" w:eastAsia="宋体" w:hAnsi="Times New Roman" w:cs="Cambria Math"/>
               </w:rPr>
               <m:t>B</m:t>
             </m:r>
             <m:r>
               <w:rPr>
-                <w:rFonts w:ascii="Cambria Math" w:eastAsia="宋体" w:hAnsi="Cambria Math" w:cs="Cambria Math"/>
+                <w:rFonts w:ascii="Times New Roman" w:eastAsia="宋体" w:hAnsi="Times New Roman" w:cs="Cambria Math"/>
               </w:rPr>
               <m:t>L</m:t>
             </m:r>
             <m:r>
               <w:rPr>
-                <w:rFonts w:ascii="Cambria Math" w:eastAsia="宋体" w:hAnsi="Cambria Math" w:cs="Cambria Math"/>
+                <w:rFonts w:ascii="Times New Roman" w:eastAsia="宋体" w:hAnsi="Times New Roman" w:cs="Cambria Math"/>
               </w:rPr>
               <m:t>v</m:t>
             </m:r>
@@ -4645,19 +4645,19 @@
           <m:den>
             <m:r>
               <w:rPr>
-                <w:rFonts w:ascii="Cambria Math" w:eastAsia="宋体" w:hAnsi="Cambria Math" w:cs="Cambria Math"/>
+                <w:rFonts w:ascii="Times New Roman" w:eastAsia="宋体" w:hAnsi="Times New Roman" w:cs="Cambria Math"/>
               </w:rPr>
               <m:t>R</m:t>
             </m:r>
             <m:r>
               <w:rPr>
-                <w:rFonts w:ascii="Cambria Math" w:eastAsia="宋体" w:hAnsi="Cambria Math" w:cs="Cambria Math"/>
+                <w:rFonts w:ascii="Times New Roman" w:eastAsia="宋体" w:hAnsi="Times New Roman" w:cs="Cambria Math"/>
               </w:rPr>
               <m:t>+</m:t>
             </m:r>
             <m:r>
               <w:rPr>
-                <w:rFonts w:ascii="Cambria Math" w:eastAsia="宋体" w:hAnsi="Cambria Math" w:cs="Cambria Math"/>
+                <w:rFonts w:ascii="Times New Roman" w:eastAsia="宋体" w:hAnsi="Times New Roman" w:cs="Cambria Math"/>
               </w:rPr>
               <m:t>r</m:t>
             </m:r>
@@ -4675,7 +4675,7 @@
       <m:oMath>
         <m:r>
           <w:rPr>
-            <w:rFonts w:ascii="Cambria Math" w:eastAsia="宋体" w:hAnsi="Cambria Math" w:cs="Cambria Math"/>
+            <w:rFonts w:ascii="Times New Roman" w:eastAsia="宋体" w:hAnsi="Times New Roman" w:cs="Cambria Math"/>
           </w:rPr>
           <m:t>g</m:t>
         </m:r>
@@ -4684,19 +4684,19 @@
             <m:sty m:val="p"/>
           </m:rPr>
           <w:rPr>
-            <w:rFonts w:ascii="Cambria Math" w:eastAsia="宋体" w:hAnsi="Cambria Math" w:cs="Cambria Math"/>
+            <w:rFonts w:ascii="Times New Roman" w:eastAsia="宋体" w:hAnsi="Times New Roman" w:cs="Cambria Math"/>
           </w:rPr>
           <m:t>sin</m:t>
         </m:r>
         <m:r>
           <w:rPr>
-            <w:rFonts w:ascii="Cambria Math" w:eastAsia="宋体" w:hAnsi="Cambria Math" w:cs="Cambria Math"/>
+            <w:rFonts w:ascii="Times New Roman" w:eastAsia="宋体" w:hAnsi="Times New Roman" w:cs="Cambria Math"/>
           </w:rPr>
           <m:t>θ</m:t>
         </m:r>
         <m:r>
           <w:rPr>
-            <w:rFonts w:ascii="Cambria Math" w:eastAsia="宋体" w:hAnsi="Cambria Math" w:cs="Cambria Math"/>
+            <w:rFonts w:ascii="Times New Roman" w:eastAsia="宋体" w:hAnsi="Times New Roman" w:cs="Cambria Math"/>
           </w:rPr>
           <m:t>−</m:t>
         </m:r>
@@ -4706,7 +4706,7 @@
               <m:e>
                 <m:r>
                   <w:rPr>
-                    <w:rFonts w:ascii="Cambria Math" w:eastAsia="宋体" w:hAnsi="Cambria Math" w:cs="Cambria Math"/>
+                    <w:rFonts w:ascii="Times New Roman" w:eastAsia="宋体" w:hAnsi="Times New Roman" w:cs="Cambria Math"/>
                   </w:rPr>
                   <m:t>B</m:t>
                 </m:r>
@@ -4714,7 +4714,7 @@
               <m:sup>
                 <m:r>
                   <w:rPr>
-                    <w:rFonts w:ascii="Cambria Math" w:eastAsia="宋体" w:hAnsi="Cambria Math" w:cs="Cambria Math"/>
+                    <w:rFonts w:ascii="Times New Roman" w:eastAsia="宋体" w:hAnsi="Times New Roman" w:cs="Cambria Math"/>
                   </w:rPr>
                   <m:t>2</m:t>
                 </m:r>
@@ -4724,7 +4724,7 @@
               <m:e>
                 <m:r>
                   <w:rPr>
-                    <w:rFonts w:ascii="Cambria Math" w:eastAsia="宋体" w:hAnsi="Cambria Math" w:cs="Cambria Math"/>
+                    <w:rFonts w:ascii="Times New Roman" w:eastAsia="宋体" w:hAnsi="Times New Roman" w:cs="Cambria Math"/>
                   </w:rPr>
                   <m:t>L</m:t>
                 </m:r>
@@ -4732,7 +4732,7 @@
               <m:sup>
                 <m:r>
                   <w:rPr>
-                    <w:rFonts w:ascii="Cambria Math" w:eastAsia="宋体" w:hAnsi="Cambria Math" w:cs="Cambria Math"/>
+                    <w:rFonts w:ascii="Times New Roman" w:eastAsia="宋体" w:hAnsi="Times New Roman" w:cs="Cambria Math"/>
                   </w:rPr>
                   <m:t>2</m:t>
                 </m:r>
@@ -4740,7 +4740,7 @@
             </m:sSup>
             <m:r>
               <w:rPr>
-                <w:rFonts w:ascii="Cambria Math" w:eastAsia="宋体" w:hAnsi="Cambria Math" w:cs="Cambria Math"/>
+                <w:rFonts w:ascii="Times New Roman" w:eastAsia="宋体" w:hAnsi="Times New Roman" w:cs="Cambria Math"/>
               </w:rPr>
               <m:t>v</m:t>
             </m:r>
@@ -4748,37 +4748,37 @@
           <m:den>
             <m:r>
               <w:rPr>
-                <w:rFonts w:ascii="Cambria Math" w:eastAsia="宋体" w:hAnsi="Cambria Math" w:cs="Cambria Math"/>
+                <w:rFonts w:ascii="Times New Roman" w:eastAsia="宋体" w:hAnsi="Times New Roman" w:cs="Cambria Math"/>
               </w:rPr>
               <m:t>m</m:t>
             </m:r>
             <m:r>
               <w:rPr>
-                <w:rFonts w:ascii="Cambria Math" w:eastAsia="宋体" w:hAnsi="Cambria Math" w:cs="Cambria Math"/>
+                <w:rFonts w:ascii="Times New Roman" w:eastAsia="宋体" w:hAnsi="Times New Roman" w:cs="Cambria Math"/>
               </w:rPr>
               <m:t>(</m:t>
             </m:r>
             <m:r>
               <w:rPr>
-                <w:rFonts w:ascii="Cambria Math" w:eastAsia="宋体" w:hAnsi="Cambria Math" w:cs="Cambria Math"/>
+                <w:rFonts w:ascii="Times New Roman" w:eastAsia="宋体" w:hAnsi="Times New Roman" w:cs="Cambria Math"/>
               </w:rPr>
               <m:t>R</m:t>
             </m:r>
             <m:r>
               <w:rPr>
-                <w:rFonts w:ascii="Cambria Math" w:eastAsia="宋体" w:hAnsi="Cambria Math" w:cs="Cambria Math"/>
+                <w:rFonts w:ascii="Times New Roman" w:eastAsia="宋体" w:hAnsi="Times New Roman" w:cs="Cambria Math"/>
               </w:rPr>
               <m:t>+</m:t>
             </m:r>
             <m:r>
               <w:rPr>
-                <w:rFonts w:ascii="Cambria Math" w:eastAsia="宋体" w:hAnsi="Cambria Math" w:cs="Cambria Math"/>
+                <w:rFonts w:ascii="Times New Roman" w:eastAsia="宋体" w:hAnsi="Times New Roman" w:cs="Cambria Math"/>
               </w:rPr>
               <m:t>r</m:t>
             </m:r>
             <m:r>
               <w:rPr>
-                <w:rFonts w:ascii="Cambria Math" w:eastAsia="宋体" w:hAnsi="Cambria Math" w:cs="Cambria Math"/>
+                <w:rFonts w:ascii="Times New Roman" w:eastAsia="宋体" w:hAnsi="Times New Roman" w:cs="Cambria Math"/>
               </w:rPr>
               <m:t>)</m:t>
             </m:r>
@@ -4798,43 +4798,43 @@
           <m:num>
             <m:r>
               <w:rPr>
-                <w:rFonts w:ascii="Cambria Math" w:eastAsia="宋体" w:hAnsi="Cambria Math" w:cs="Cambria Math"/>
+                <w:rFonts w:ascii="Times New Roman" w:eastAsia="宋体" w:hAnsi="Times New Roman" w:cs="Cambria Math"/>
               </w:rPr>
               <m:t>m</m:t>
             </m:r>
             <m:r>
               <w:rPr>
-                <w:rFonts w:ascii="Cambria Math" w:eastAsia="宋体" w:hAnsi="Cambria Math" w:cs="Cambria Math"/>
+                <w:rFonts w:ascii="Times New Roman" w:eastAsia="宋体" w:hAnsi="Times New Roman" w:cs="Cambria Math"/>
               </w:rPr>
               <m:t>g</m:t>
             </m:r>
             <m:r>
               <w:rPr>
-                <w:rFonts w:ascii="Cambria Math" w:eastAsia="宋体" w:hAnsi="Cambria Math" w:cs="Cambria Math"/>
+                <w:rFonts w:ascii="Times New Roman" w:eastAsia="宋体" w:hAnsi="Times New Roman" w:cs="Cambria Math"/>
               </w:rPr>
               <m:t>(</m:t>
             </m:r>
             <m:r>
               <w:rPr>
-                <w:rFonts w:ascii="Cambria Math" w:eastAsia="宋体" w:hAnsi="Cambria Math" w:cs="Cambria Math"/>
+                <w:rFonts w:ascii="Times New Roman" w:eastAsia="宋体" w:hAnsi="Times New Roman" w:cs="Cambria Math"/>
               </w:rPr>
               <m:t>R</m:t>
             </m:r>
             <m:r>
               <w:rPr>
-                <w:rFonts w:ascii="Cambria Math" w:eastAsia="宋体" w:hAnsi="Cambria Math" w:cs="Cambria Math"/>
+                <w:rFonts w:ascii="Times New Roman" w:eastAsia="宋体" w:hAnsi="Times New Roman" w:cs="Cambria Math"/>
               </w:rPr>
               <m:t>+</m:t>
             </m:r>
             <m:r>
               <w:rPr>
-                <w:rFonts w:ascii="Cambria Math" w:eastAsia="宋体" w:hAnsi="Cambria Math" w:cs="Cambria Math"/>
+                <w:rFonts w:ascii="Times New Roman" w:eastAsia="宋体" w:hAnsi="Times New Roman" w:cs="Cambria Math"/>
               </w:rPr>
               <m:t>r</m:t>
             </m:r>
             <m:r>
               <w:rPr>
-                <w:rFonts w:ascii="Cambria Math" w:eastAsia="宋体" w:hAnsi="Cambria Math" w:cs="Cambria Math"/>
+                <w:rFonts w:ascii="Times New Roman" w:eastAsia="宋体" w:hAnsi="Times New Roman" w:cs="Cambria Math"/>
               </w:rPr>
               <m:t>)</m:t>
             </m:r>
@@ -4843,13 +4843,13 @@
                 <m:sty m:val="p"/>
               </m:rPr>
               <w:rPr>
-                <w:rFonts w:ascii="Cambria Math" w:eastAsia="宋体" w:hAnsi="Cambria Math" w:cs="Cambria Math"/>
+                <w:rFonts w:ascii="Times New Roman" w:eastAsia="宋体" w:hAnsi="Times New Roman" w:cs="Cambria Math"/>
               </w:rPr>
               <m:t>sin</m:t>
             </m:r>
             <m:r>
               <w:rPr>
-                <w:rFonts w:ascii="Cambria Math" w:eastAsia="宋体" w:hAnsi="Cambria Math" w:cs="Cambria Math"/>
+                <w:rFonts w:ascii="Times New Roman" w:eastAsia="宋体" w:hAnsi="Times New Roman" w:cs="Cambria Math"/>
               </w:rPr>
               <m:t>θ</m:t>
             </m:r>
@@ -4859,7 +4859,7 @@
               <m:e>
                 <m:r>
                   <w:rPr>
-                    <w:rFonts w:ascii="Cambria Math" w:eastAsia="宋体" w:hAnsi="Cambria Math" w:cs="Cambria Math"/>
+                    <w:rFonts w:ascii="Times New Roman" w:eastAsia="宋体" w:hAnsi="Times New Roman" w:cs="Cambria Math"/>
                   </w:rPr>
                   <m:t>B</m:t>
                 </m:r>
@@ -4867,7 +4867,7 @@
               <m:sup>
                 <m:r>
                   <w:rPr>
-                    <w:rFonts w:ascii="Cambria Math" w:eastAsia="宋体" w:hAnsi="Cambria Math" w:cs="Cambria Math"/>
+                    <w:rFonts w:ascii="Times New Roman" w:eastAsia="宋体" w:hAnsi="Times New Roman" w:cs="Cambria Math"/>
                   </w:rPr>
                   <m:t>2</m:t>
                 </m:r>
@@ -4877,7 +4877,7 @@
               <m:e>
                 <m:r>
                   <w:rPr>
-                    <w:rFonts w:ascii="Cambria Math" w:eastAsia="宋体" w:hAnsi="Cambria Math" w:cs="Cambria Math"/>
+                    <w:rFonts w:ascii="Times New Roman" w:eastAsia="宋体" w:hAnsi="Times New Roman" w:cs="Cambria Math"/>
                   </w:rPr>
                   <m:t>L</m:t>
                 </m:r>
@@ -4885,7 +4885,7 @@
               <m:sup>
                 <m:r>
                   <w:rPr>
-                    <w:rFonts w:ascii="Cambria Math" w:eastAsia="宋体" w:hAnsi="Cambria Math" w:cs="Cambria Math"/>
+                    <w:rFonts w:ascii="Times New Roman" w:eastAsia="宋体" w:hAnsi="Times New Roman" w:cs="Cambria Math"/>
                   </w:rPr>
                   <m:t>2</m:t>
                 </m:r>
@@ -5058,31 +5058,31 @@
       <m:oMath>
         <m:r>
           <w:rPr>
-            <w:rFonts w:ascii="Cambria Math" w:eastAsia="宋体" w:hAnsi="Cambria Math" w:cs="Cambria Math"/>
+            <w:rFonts w:ascii="Times New Roman" w:eastAsia="宋体" w:hAnsi="Times New Roman" w:cs="Cambria Math"/>
           </w:rPr>
           <m:t>E</m:t>
         </m:r>
         <m:r>
           <w:rPr>
-            <w:rFonts w:ascii="Cambria Math" w:eastAsia="宋体" w:hAnsi="Cambria Math" w:cs="Cambria Math"/>
+            <w:rFonts w:ascii="Times New Roman" w:eastAsia="宋体" w:hAnsi="Times New Roman" w:cs="Cambria Math"/>
           </w:rPr>
           <m:t>=</m:t>
         </m:r>
         <m:r>
           <w:rPr>
-            <w:rFonts w:ascii="Cambria Math" w:eastAsia="宋体" w:hAnsi="Cambria Math" w:cs="Cambria Math"/>
+            <w:rFonts w:ascii="Times New Roman" w:eastAsia="宋体" w:hAnsi="Times New Roman" w:cs="Cambria Math"/>
           </w:rPr>
           <m:t>B</m:t>
         </m:r>
         <m:r>
           <w:rPr>
-            <w:rFonts w:ascii="Cambria Math" w:eastAsia="宋体" w:hAnsi="Cambria Math" w:cs="Cambria Math"/>
+            <w:rFonts w:ascii="Times New Roman" w:eastAsia="宋体" w:hAnsi="Times New Roman" w:cs="Cambria Math"/>
           </w:rPr>
           <m:t>L</m:t>
         </m:r>
         <m:r>
           <w:rPr>
-            <w:rFonts w:ascii="Cambria Math" w:eastAsia="宋体" w:hAnsi="Cambria Math" w:cs="Cambria Math"/>
+            <w:rFonts w:ascii="Times New Roman" w:eastAsia="宋体" w:hAnsi="Times New Roman" w:cs="Cambria Math"/>
           </w:rPr>
           <m:t>v</m:t>
         </m:r>
@@ -5120,13 +5120,13 @@
       <m:oMath>
         <m:r>
           <w:rPr>
-            <w:rFonts w:ascii="Cambria Math" w:eastAsia="宋体" w:hAnsi="Cambria Math" w:cs="Cambria Math"/>
+            <w:rFonts w:ascii="Times New Roman" w:eastAsia="宋体" w:hAnsi="Times New Roman" w:cs="Cambria Math"/>
           </w:rPr>
           <m:t>I</m:t>
         </m:r>
         <m:r>
           <w:rPr>
-            <w:rFonts w:ascii="Cambria Math" w:eastAsia="宋体" w:hAnsi="Cambria Math" w:cs="Cambria Math"/>
+            <w:rFonts w:ascii="Times New Roman" w:eastAsia="宋体" w:hAnsi="Times New Roman" w:cs="Cambria Math"/>
           </w:rPr>
           <m:t>=</m:t>
         </m:r>
@@ -5134,7 +5134,7 @@
           <m:num>
             <m:r>
               <w:rPr>
-                <w:rFonts w:ascii="Cambria Math" w:eastAsia="宋体" w:hAnsi="Cambria Math" w:cs="Cambria Math"/>
+                <w:rFonts w:ascii="Times New Roman" w:eastAsia="宋体" w:hAnsi="Times New Roman" w:cs="Cambria Math"/>
               </w:rPr>
               <m:t>E</m:t>
             </m:r>
@@ -5142,19 +5142,19 @@
           <m:den>
             <m:r>
               <w:rPr>
-                <w:rFonts w:ascii="Cambria Math" w:eastAsia="宋体" w:hAnsi="Cambria Math" w:cs="Cambria Math"/>
+                <w:rFonts w:ascii="Times New Roman" w:eastAsia="宋体" w:hAnsi="Times New Roman" w:cs="Cambria Math"/>
               </w:rPr>
               <m:t>R</m:t>
             </m:r>
             <m:r>
               <w:rPr>
-                <w:rFonts w:ascii="Cambria Math" w:eastAsia="宋体" w:hAnsi="Cambria Math" w:cs="Cambria Math"/>
+                <w:rFonts w:ascii="Times New Roman" w:eastAsia="宋体" w:hAnsi="Times New Roman" w:cs="Cambria Math"/>
               </w:rPr>
               <m:t>+</m:t>
             </m:r>
             <m:r>
               <w:rPr>
-                <w:rFonts w:ascii="Cambria Math" w:eastAsia="宋体" w:hAnsi="Cambria Math" w:cs="Cambria Math"/>
+                <w:rFonts w:ascii="Times New Roman" w:eastAsia="宋体" w:hAnsi="Times New Roman" w:cs="Cambria Math"/>
               </w:rPr>
               <m:t>r</m:t>
             </m:r>
@@ -5162,7 +5162,7 @@
         </m:f>
         <m:r>
           <w:rPr>
-            <w:rFonts w:ascii="Cambria Math" w:eastAsia="宋体" w:hAnsi="Cambria Math" w:cs="Cambria Math"/>
+            <w:rFonts w:ascii="Times New Roman" w:eastAsia="宋体" w:hAnsi="Times New Roman" w:cs="Cambria Math"/>
           </w:rPr>
           <m:t>=</m:t>
         </m:r>
@@ -5170,19 +5170,19 @@
           <m:num>
             <m:r>
               <w:rPr>
-                <w:rFonts w:ascii="Cambria Math" w:eastAsia="宋体" w:hAnsi="Cambria Math" w:cs="Cambria Math"/>
+                <w:rFonts w:ascii="Times New Roman" w:eastAsia="宋体" w:hAnsi="Times New Roman" w:cs="Cambria Math"/>
               </w:rPr>
               <m:t>B</m:t>
             </m:r>
             <m:r>
               <w:rPr>
-                <w:rFonts w:ascii="Cambria Math" w:eastAsia="宋体" w:hAnsi="Cambria Math" w:cs="Cambria Math"/>
+                <w:rFonts w:ascii="Times New Roman" w:eastAsia="宋体" w:hAnsi="Times New Roman" w:cs="Cambria Math"/>
               </w:rPr>
               <m:t>L</m:t>
             </m:r>
             <m:r>
               <w:rPr>
-                <w:rFonts w:ascii="Cambria Math" w:eastAsia="宋体" w:hAnsi="Cambria Math" w:cs="Cambria Math"/>
+                <w:rFonts w:ascii="Times New Roman" w:eastAsia="宋体" w:hAnsi="Times New Roman" w:cs="Cambria Math"/>
               </w:rPr>
               <m:t>v</m:t>
             </m:r>
@@ -5190,19 +5190,19 @@
           <m:den>
             <m:r>
               <w:rPr>
-                <w:rFonts w:ascii="Cambria Math" w:eastAsia="宋体" w:hAnsi="Cambria Math" w:cs="Cambria Math"/>
+                <w:rFonts w:ascii="Times New Roman" w:eastAsia="宋体" w:hAnsi="Times New Roman" w:cs="Cambria Math"/>
               </w:rPr>
               <m:t>R</m:t>
             </m:r>
             <m:r>
               <w:rPr>
-                <w:rFonts w:ascii="Cambria Math" w:eastAsia="宋体" w:hAnsi="Cambria Math" w:cs="Cambria Math"/>
+                <w:rFonts w:ascii="Times New Roman" w:eastAsia="宋体" w:hAnsi="Times New Roman" w:cs="Cambria Math"/>
               </w:rPr>
               <m:t>+</m:t>
             </m:r>
             <m:r>
               <w:rPr>
-                <w:rFonts w:ascii="Cambria Math" w:eastAsia="宋体" w:hAnsi="Cambria Math" w:cs="Cambria Math"/>
+                <w:rFonts w:ascii="Times New Roman" w:eastAsia="宋体" w:hAnsi="Times New Roman" w:cs="Cambria Math"/>
               </w:rPr>
               <m:t>r</m:t>
             </m:r>
@@ -5229,31 +5229,31 @@
       <m:oMath>
         <m:r>
           <w:rPr>
-            <w:rFonts w:ascii="Cambria Math" w:eastAsia="宋体" w:hAnsi="Cambria Math" w:cs="Cambria Math"/>
+            <w:rFonts w:ascii="Times New Roman" w:eastAsia="宋体" w:hAnsi="Times New Roman" w:cs="Cambria Math"/>
           </w:rPr>
           <m:t>F</m:t>
         </m:r>
         <m:r>
           <w:rPr>
-            <w:rFonts w:ascii="Cambria Math" w:eastAsia="宋体" w:hAnsi="Cambria Math" w:cs="Cambria Math"/>
+            <w:rFonts w:ascii="Times New Roman" w:eastAsia="宋体" w:hAnsi="Times New Roman" w:cs="Cambria Math"/>
           </w:rPr>
           <m:t>=</m:t>
         </m:r>
         <m:r>
           <w:rPr>
-            <w:rFonts w:ascii="Cambria Math" w:eastAsia="宋体" w:hAnsi="Cambria Math" w:cs="Cambria Math"/>
+            <w:rFonts w:ascii="Times New Roman" w:eastAsia="宋体" w:hAnsi="Times New Roman" w:cs="Cambria Math"/>
           </w:rPr>
           <m:t>B</m:t>
         </m:r>
         <m:r>
           <w:rPr>
-            <w:rFonts w:ascii="Cambria Math" w:eastAsia="宋体" w:hAnsi="Cambria Math" w:cs="Cambria Math"/>
+            <w:rFonts w:ascii="Times New Roman" w:eastAsia="宋体" w:hAnsi="Times New Roman" w:cs="Cambria Math"/>
           </w:rPr>
           <m:t>I</m:t>
         </m:r>
         <m:r>
           <w:rPr>
-            <w:rFonts w:ascii="Cambria Math" w:eastAsia="宋体" w:hAnsi="Cambria Math" w:cs="Cambria Math"/>
+            <w:rFonts w:ascii="Times New Roman" w:eastAsia="宋体" w:hAnsi="Times New Roman" w:cs="Cambria Math"/>
           </w:rPr>
           <m:t>L</m:t>
         </m:r>
@@ -5280,13 +5280,13 @@
       <m:oMath>
         <m:r>
           <w:rPr>
-            <w:rFonts w:ascii="Cambria Math" w:eastAsia="宋体" w:hAnsi="Cambria Math" w:cs="Cambria Math"/>
+            <w:rFonts w:ascii="Times New Roman" w:eastAsia="宋体" w:hAnsi="Times New Roman" w:cs="Cambria Math"/>
           </w:rPr>
           <m:t>m</m:t>
         </m:r>
         <m:r>
           <w:rPr>
-            <w:rFonts w:ascii="Cambria Math" w:eastAsia="宋体" w:hAnsi="Cambria Math" w:cs="Cambria Math"/>
+            <w:rFonts w:ascii="Times New Roman" w:eastAsia="宋体" w:hAnsi="Times New Roman" w:cs="Cambria Math"/>
           </w:rPr>
           <m:t>g</m:t>
         </m:r>
@@ -5295,43 +5295,43 @@
             <m:sty m:val="p"/>
           </m:rPr>
           <w:rPr>
-            <w:rFonts w:ascii="Cambria Math" w:eastAsia="宋体" w:hAnsi="Cambria Math" w:cs="Cambria Math"/>
+            <w:rFonts w:ascii="Times New Roman" w:eastAsia="宋体" w:hAnsi="Times New Roman" w:cs="Cambria Math"/>
           </w:rPr>
           <m:t>sin</m:t>
         </m:r>
         <m:r>
           <w:rPr>
-            <w:rFonts w:ascii="Cambria Math" w:eastAsia="宋体" w:hAnsi="Cambria Math" w:cs="Cambria Math"/>
+            <w:rFonts w:ascii="Times New Roman" w:eastAsia="宋体" w:hAnsi="Times New Roman" w:cs="Cambria Math"/>
           </w:rPr>
           <m:t>θ</m:t>
         </m:r>
         <m:r>
           <w:rPr>
-            <w:rFonts w:ascii="Cambria Math" w:eastAsia="宋体" w:hAnsi="Cambria Math" w:cs="Cambria Math"/>
+            <w:rFonts w:ascii="Times New Roman" w:eastAsia="宋体" w:hAnsi="Times New Roman" w:cs="Cambria Math"/>
           </w:rPr>
           <m:t>−</m:t>
         </m:r>
         <m:r>
           <w:rPr>
-            <w:rFonts w:ascii="Cambria Math" w:eastAsia="宋体" w:hAnsi="Cambria Math" w:cs="Cambria Math"/>
+            <w:rFonts w:ascii="Times New Roman" w:eastAsia="宋体" w:hAnsi="Times New Roman" w:cs="Cambria Math"/>
           </w:rPr>
           <m:t>F</m:t>
         </m:r>
         <m:r>
           <w:rPr>
-            <w:rFonts w:ascii="Cambria Math" w:eastAsia="宋体" w:hAnsi="Cambria Math" w:cs="Cambria Math"/>
+            <w:rFonts w:ascii="Times New Roman" w:eastAsia="宋体" w:hAnsi="Times New Roman" w:cs="Cambria Math"/>
           </w:rPr>
           <m:t>=</m:t>
         </m:r>
         <m:r>
           <w:rPr>
-            <w:rFonts w:ascii="Cambria Math" w:eastAsia="宋体" w:hAnsi="Cambria Math" w:cs="Cambria Math"/>
+            <w:rFonts w:ascii="Times New Roman" w:eastAsia="宋体" w:hAnsi="Times New Roman" w:cs="Cambria Math"/>
           </w:rPr>
           <m:t>m</m:t>
         </m:r>
         <m:r>
           <w:rPr>
-            <w:rFonts w:ascii="Cambria Math" w:eastAsia="宋体" w:hAnsi="Cambria Math" w:cs="Cambria Math"/>
+            <w:rFonts w:ascii="Times New Roman" w:eastAsia="宋体" w:hAnsi="Times New Roman" w:cs="Cambria Math"/>
           </w:rPr>
           <m:t>a</m:t>
         </m:r>
@@ -5358,19 +5358,19 @@
       <m:oMath>
         <m:r>
           <w:rPr>
-            <w:rFonts w:ascii="Cambria Math" w:eastAsia="宋体" w:hAnsi="Cambria Math" w:cs="Cambria Math"/>
+            <w:rFonts w:ascii="Times New Roman" w:eastAsia="宋体" w:hAnsi="Times New Roman" w:cs="Cambria Math"/>
           </w:rPr>
           <m:t>a</m:t>
         </m:r>
         <m:r>
           <w:rPr>
-            <w:rFonts w:ascii="Cambria Math" w:eastAsia="宋体" w:hAnsi="Cambria Math" w:cs="Cambria Math"/>
+            <w:rFonts w:ascii="Times New Roman" w:eastAsia="宋体" w:hAnsi="Times New Roman" w:cs="Cambria Math"/>
           </w:rPr>
           <m:t>=</m:t>
         </m:r>
         <m:r>
           <w:rPr>
-            <w:rFonts w:ascii="Cambria Math" w:eastAsia="宋体" w:hAnsi="Cambria Math" w:cs="Cambria Math"/>
+            <w:rFonts w:ascii="Times New Roman" w:eastAsia="宋体" w:hAnsi="Times New Roman" w:cs="Cambria Math"/>
           </w:rPr>
           <m:t>g</m:t>
         </m:r>
@@ -5379,19 +5379,19 @@
             <m:sty m:val="p"/>
           </m:rPr>
           <w:rPr>
-            <w:rFonts w:ascii="Cambria Math" w:eastAsia="宋体" w:hAnsi="Cambria Math" w:cs="Cambria Math"/>
+            <w:rFonts w:ascii="Times New Roman" w:eastAsia="宋体" w:hAnsi="Times New Roman" w:cs="Cambria Math"/>
           </w:rPr>
           <m:t>sin</m:t>
         </m:r>
         <m:r>
           <w:rPr>
-            <w:rFonts w:ascii="Cambria Math" w:eastAsia="宋体" w:hAnsi="Cambria Math" w:cs="Cambria Math"/>
+            <w:rFonts w:ascii="Times New Roman" w:eastAsia="宋体" w:hAnsi="Times New Roman" w:cs="Cambria Math"/>
           </w:rPr>
           <m:t>θ</m:t>
         </m:r>
         <m:r>
           <w:rPr>
-            <w:rFonts w:ascii="Cambria Math" w:eastAsia="宋体" w:hAnsi="Cambria Math" w:cs="Cambria Math"/>
+            <w:rFonts w:ascii="Times New Roman" w:eastAsia="宋体" w:hAnsi="Times New Roman" w:cs="Cambria Math"/>
           </w:rPr>
           <m:t>−</m:t>
         </m:r>
@@ -5401,7 +5401,7 @@
               <m:e>
                 <m:r>
                   <w:rPr>
-                    <w:rFonts w:ascii="Cambria Math" w:eastAsia="宋体" w:hAnsi="Cambria Math" w:cs="Cambria Math"/>
+                    <w:rFonts w:ascii="Times New Roman" w:eastAsia="宋体" w:hAnsi="Times New Roman" w:cs="Cambria Math"/>
                   </w:rPr>
                   <m:t>B</m:t>
                 </m:r>
@@ -5409,7 +5409,7 @@
               <m:sup>
                 <m:r>
                   <w:rPr>
-                    <w:rFonts w:ascii="Cambria Math" w:eastAsia="宋体" w:hAnsi="Cambria Math" w:cs="Cambria Math"/>
+                    <w:rFonts w:ascii="Times New Roman" w:eastAsia="宋体" w:hAnsi="Times New Roman" w:cs="Cambria Math"/>
                   </w:rPr>
                   <m:t>2</m:t>
                 </m:r>
@@ -5419,7 +5419,7 @@
               <m:e>
                 <m:r>
                   <w:rPr>
-                    <w:rFonts w:ascii="Cambria Math" w:eastAsia="宋体" w:hAnsi="Cambria Math" w:cs="Cambria Math"/>
+                    <w:rFonts w:ascii="Times New Roman" w:eastAsia="宋体" w:hAnsi="Times New Roman" w:cs="Cambria Math"/>
                   </w:rPr>
                   <m:t>L</m:t>
                 </m:r>
@@ -5427,7 +5427,7 @@
               <m:sup>
                 <m:r>
                   <w:rPr>
-                    <w:rFonts w:ascii="Cambria Math" w:eastAsia="宋体" w:hAnsi="Cambria Math" w:cs="Cambria Math"/>
+                    <w:rFonts w:ascii="Times New Roman" w:eastAsia="宋体" w:hAnsi="Times New Roman" w:cs="Cambria Math"/>
                   </w:rPr>
                   <m:t>2</m:t>
                 </m:r>
@@ -5435,7 +5435,7 @@
             </m:sSup>
             <m:r>
               <w:rPr>
-                <w:rFonts w:ascii="Cambria Math" w:eastAsia="宋体" w:hAnsi="Cambria Math" w:cs="Cambria Math"/>
+                <w:rFonts w:ascii="Times New Roman" w:eastAsia="宋体" w:hAnsi="Times New Roman" w:cs="Cambria Math"/>
               </w:rPr>
               <m:t>v</m:t>
             </m:r>
@@ -5443,37 +5443,37 @@
           <m:den>
             <m:r>
               <w:rPr>
-                <w:rFonts w:ascii="Cambria Math" w:eastAsia="宋体" w:hAnsi="Cambria Math" w:cs="Cambria Math"/>
+                <w:rFonts w:ascii="Times New Roman" w:eastAsia="宋体" w:hAnsi="Times New Roman" w:cs="Cambria Math"/>
               </w:rPr>
               <m:t>m</m:t>
             </m:r>
             <m:r>
               <w:rPr>
-                <w:rFonts w:ascii="Cambria Math" w:eastAsia="宋体" w:hAnsi="Cambria Math" w:cs="Cambria Math"/>
+                <w:rFonts w:ascii="Times New Roman" w:eastAsia="宋体" w:hAnsi="Times New Roman" w:cs="Cambria Math"/>
               </w:rPr>
               <m:t>(</m:t>
             </m:r>
             <m:r>
               <w:rPr>
-                <w:rFonts w:ascii="Cambria Math" w:eastAsia="宋体" w:hAnsi="Cambria Math" w:cs="Cambria Math"/>
+                <w:rFonts w:ascii="Times New Roman" w:eastAsia="宋体" w:hAnsi="Times New Roman" w:cs="Cambria Math"/>
               </w:rPr>
               <m:t>R</m:t>
             </m:r>
             <m:r>
               <w:rPr>
-                <w:rFonts w:ascii="Cambria Math" w:eastAsia="宋体" w:hAnsi="Cambria Math" w:cs="Cambria Math"/>
+                <w:rFonts w:ascii="Times New Roman" w:eastAsia="宋体" w:hAnsi="Times New Roman" w:cs="Cambria Math"/>
               </w:rPr>
               <m:t>+</m:t>
             </m:r>
             <m:r>
               <w:rPr>
-                <w:rFonts w:ascii="Cambria Math" w:eastAsia="宋体" w:hAnsi="Cambria Math" w:cs="Cambria Math"/>
+                <w:rFonts w:ascii="Times New Roman" w:eastAsia="宋体" w:hAnsi="Times New Roman" w:cs="Cambria Math"/>
               </w:rPr>
               <m:t>r</m:t>
             </m:r>
             <m:r>
               <w:rPr>
-                <w:rFonts w:ascii="Cambria Math" w:eastAsia="宋体" w:hAnsi="Cambria Math" w:cs="Cambria Math"/>
+                <w:rFonts w:ascii="Times New Roman" w:eastAsia="宋体" w:hAnsi="Times New Roman" w:cs="Cambria Math"/>
               </w:rPr>
               <m:t>)</m:t>
             </m:r>
@@ -5502,13 +5502,13 @@
       <m:oMath>
         <m:r>
           <w:rPr>
-            <w:rFonts w:ascii="Cambria Math" w:eastAsia="宋体" w:hAnsi="Cambria Math" w:cs="Cambria Math"/>
+            <w:rFonts w:ascii="Times New Roman" w:eastAsia="宋体" w:hAnsi="Times New Roman" w:cs="Cambria Math"/>
           </w:rPr>
           <m:t>m</m:t>
         </m:r>
         <m:r>
           <w:rPr>
-            <w:rFonts w:ascii="Cambria Math" w:eastAsia="宋体" w:hAnsi="Cambria Math" w:cs="Cambria Math"/>
+            <w:rFonts w:ascii="Times New Roman" w:eastAsia="宋体" w:hAnsi="Times New Roman" w:cs="Cambria Math"/>
           </w:rPr>
           <m:t>g</m:t>
         </m:r>
@@ -5517,19 +5517,19 @@
             <m:nor/>
           </m:rPr>
           <w:rPr>
-            <w:rFonts w:ascii="Cambria Math" w:eastAsia="宋体" w:hAnsi="Cambria Math" w:cs="Cambria Math"/>
+            <w:rFonts w:ascii="Times New Roman" w:eastAsia="宋体" w:hAnsi="Times New Roman" w:cs="Cambria Math"/>
           </w:rPr>
           <m:t>sin</m:t>
         </m:r>
         <m:r>
           <w:rPr>
-            <w:rFonts w:ascii="Cambria Math" w:eastAsia="宋体" w:hAnsi="Cambria Math" w:cs="Cambria Math"/>
+            <w:rFonts w:ascii="Times New Roman" w:eastAsia="宋体" w:hAnsi="Times New Roman" w:cs="Cambria Math"/>
           </w:rPr>
           <m:t>θ</m:t>
         </m:r>
         <m:r>
           <w:rPr>
-            <w:rFonts w:ascii="Cambria Math" w:eastAsia="宋体" w:hAnsi="Cambria Math" w:cs="Cambria Math"/>
+            <w:rFonts w:ascii="Times New Roman" w:eastAsia="宋体" w:hAnsi="Times New Roman" w:cs="Cambria Math"/>
           </w:rPr>
           <m:t>=</m:t>
         </m:r>
@@ -5539,7 +5539,7 @@
               <m:e>
                 <m:r>
                   <w:rPr>
-                    <w:rFonts w:ascii="Cambria Math" w:eastAsia="宋体" w:hAnsi="Cambria Math" w:cs="Cambria Math"/>
+                    <w:rFonts w:ascii="Times New Roman" w:eastAsia="宋体" w:hAnsi="Times New Roman" w:cs="Cambria Math"/>
                   </w:rPr>
                   <m:t>B</m:t>
                 </m:r>
@@ -5547,7 +5547,7 @@
               <m:sup>
                 <m:r>
                   <w:rPr>
-                    <w:rFonts w:ascii="Cambria Math" w:eastAsia="宋体" w:hAnsi="Cambria Math" w:cs="Cambria Math"/>
+                    <w:rFonts w:ascii="Times New Roman" w:eastAsia="宋体" w:hAnsi="Times New Roman" w:cs="Cambria Math"/>
                   </w:rPr>
                   <m:t>2</m:t>
                 </m:r>
@@ -5557,7 +5557,7 @@
               <m:e>
                 <m:r>
                   <w:rPr>
-                    <w:rFonts w:ascii="Cambria Math" w:eastAsia="宋体" w:hAnsi="Cambria Math" w:cs="Cambria Math"/>
+                    <w:rFonts w:ascii="Times New Roman" w:eastAsia="宋体" w:hAnsi="Times New Roman" w:cs="Cambria Math"/>
                   </w:rPr>
                   <m:t>L</m:t>
                 </m:r>
@@ -5565,7 +5565,7 @@
               <m:sup>
                 <m:r>
                   <w:rPr>
-                    <w:rFonts w:ascii="Cambria Math" w:eastAsia="宋体" w:hAnsi="Cambria Math" w:cs="Cambria Math"/>
+                    <w:rFonts w:ascii="Times New Roman" w:eastAsia="宋体" w:hAnsi="Times New Roman" w:cs="Cambria Math"/>
                   </w:rPr>
                   <m:t>2</m:t>
                 </m:r>
@@ -5575,7 +5575,7 @@
               <m:e>
                 <m:r>
                   <w:rPr>
-                    <w:rFonts w:ascii="Cambria Math" w:eastAsia="宋体" w:hAnsi="Cambria Math" w:cs="Cambria Math"/>
+                    <w:rFonts w:ascii="Times New Roman" w:eastAsia="宋体" w:hAnsi="Times New Roman" w:cs="Cambria Math"/>
                   </w:rPr>
                   <m:t>v</m:t>
                 </m:r>
@@ -5583,7 +5583,7 @@
               <m:sub>
                 <m:r>
                   <w:rPr>
-                    <w:rFonts w:ascii="Cambria Math" w:eastAsia="宋体" w:hAnsi="Cambria Math" w:cs="Cambria Math"/>
+                    <w:rFonts w:ascii="Times New Roman" w:eastAsia="宋体" w:hAnsi="Times New Roman" w:cs="Cambria Math"/>
                   </w:rPr>
                   <m:t>m</m:t>
                 </m:r>
@@ -5593,19 +5593,19 @@
           <m:den>
             <m:r>
               <w:rPr>
-                <w:rFonts w:ascii="Cambria Math" w:eastAsia="宋体" w:hAnsi="Cambria Math" w:cs="Cambria Math"/>
+                <w:rFonts w:ascii="Times New Roman" w:eastAsia="宋体" w:hAnsi="Times New Roman" w:cs="Cambria Math"/>
               </w:rPr>
               <m:t>R</m:t>
             </m:r>
             <m:r>
               <w:rPr>
-                <w:rFonts w:ascii="Cambria Math" w:eastAsia="宋体" w:hAnsi="Cambria Math" w:cs="Cambria Math"/>
+                <w:rFonts w:ascii="Times New Roman" w:eastAsia="宋体" w:hAnsi="Times New Roman" w:cs="Cambria Math"/>
               </w:rPr>
               <m:t>+</m:t>
             </m:r>
             <m:r>
               <w:rPr>
-                <w:rFonts w:ascii="Cambria Math" w:eastAsia="宋体" w:hAnsi="Cambria Math" w:cs="Cambria Math"/>
+                <w:rFonts w:ascii="Times New Roman" w:eastAsia="宋体" w:hAnsi="Times New Roman" w:cs="Cambria Math"/>
               </w:rPr>
               <m:t>r</m:t>
             </m:r>
@@ -5636,7 +5636,7 @@
           <m:e>
             <m:r>
               <w:rPr>
-                <w:rFonts w:ascii="Cambria Math" w:eastAsia="宋体" w:hAnsi="Cambria Math" w:cs="Cambria Math"/>
+                <w:rFonts w:ascii="Times New Roman" w:eastAsia="宋体" w:hAnsi="Times New Roman" w:cs="Cambria Math"/>
               </w:rPr>
               <m:t>v</m:t>
             </m:r>
@@ -5644,7 +5644,7 @@
           <m:sub>
             <m:r>
               <w:rPr>
-                <w:rFonts w:ascii="Cambria Math" w:eastAsia="宋体" w:hAnsi="Cambria Math" w:cs="Cambria Math"/>
+                <w:rFonts w:ascii="Times New Roman" w:eastAsia="宋体" w:hAnsi="Times New Roman" w:cs="Cambria Math"/>
               </w:rPr>
               <m:t>m</m:t>
             </m:r>
@@ -5652,7 +5652,7 @@
         </m:sSub>
         <m:r>
           <w:rPr>
-            <w:rFonts w:ascii="Cambria Math" w:eastAsia="宋体" w:hAnsi="Cambria Math" w:cs="Cambria Math"/>
+            <w:rFonts w:ascii="Times New Roman" w:eastAsia="宋体" w:hAnsi="Times New Roman" w:cs="Cambria Math"/>
           </w:rPr>
           <m:t>=</m:t>
         </m:r>
@@ -5660,43 +5660,43 @@
           <m:num>
             <m:r>
               <w:rPr>
-                <w:rFonts w:ascii="Cambria Math" w:eastAsia="宋体" w:hAnsi="Cambria Math" w:cs="Cambria Math"/>
+                <w:rFonts w:ascii="Times New Roman" w:eastAsia="宋体" w:hAnsi="Times New Roman" w:cs="Cambria Math"/>
               </w:rPr>
               <m:t>m</m:t>
             </m:r>
             <m:r>
               <w:rPr>
-                <w:rFonts w:ascii="Cambria Math" w:eastAsia="宋体" w:hAnsi="Cambria Math" w:cs="Cambria Math"/>
+                <w:rFonts w:ascii="Times New Roman" w:eastAsia="宋体" w:hAnsi="Times New Roman" w:cs="Cambria Math"/>
               </w:rPr>
               <m:t>g</m:t>
             </m:r>
             <m:r>
               <w:rPr>
-                <w:rFonts w:ascii="Cambria Math" w:eastAsia="宋体" w:hAnsi="Cambria Math" w:cs="Cambria Math"/>
+                <w:rFonts w:ascii="Times New Roman" w:eastAsia="宋体" w:hAnsi="Times New Roman" w:cs="Cambria Math"/>
               </w:rPr>
               <m:t>(</m:t>
             </m:r>
             <m:r>
               <w:rPr>
-                <w:rFonts w:ascii="Cambria Math" w:eastAsia="宋体" w:hAnsi="Cambria Math" w:cs="Cambria Math"/>
+                <w:rFonts w:ascii="Times New Roman" w:eastAsia="宋体" w:hAnsi="Times New Roman" w:cs="Cambria Math"/>
               </w:rPr>
               <m:t>R</m:t>
             </m:r>
             <m:r>
               <w:rPr>
-                <w:rFonts w:ascii="Cambria Math" w:eastAsia="宋体" w:hAnsi="Cambria Math" w:cs="Cambria Math"/>
+                <w:rFonts w:ascii="Times New Roman" w:eastAsia="宋体" w:hAnsi="Times New Roman" w:cs="Cambria Math"/>
               </w:rPr>
               <m:t>+</m:t>
             </m:r>
             <m:r>
               <w:rPr>
-                <w:rFonts w:ascii="Cambria Math" w:eastAsia="宋体" w:hAnsi="Cambria Math" w:cs="Cambria Math"/>
+                <w:rFonts w:ascii="Times New Roman" w:eastAsia="宋体" w:hAnsi="Times New Roman" w:cs="Cambria Math"/>
               </w:rPr>
               <m:t>r</m:t>
             </m:r>
             <m:r>
               <w:rPr>
-                <w:rFonts w:ascii="Cambria Math" w:eastAsia="宋体" w:hAnsi="Cambria Math" w:cs="Cambria Math"/>
+                <w:rFonts w:ascii="Times New Roman" w:eastAsia="宋体" w:hAnsi="Times New Roman" w:cs="Cambria Math"/>
               </w:rPr>
               <m:t>)</m:t>
             </m:r>
@@ -5705,13 +5705,13 @@
                 <m:sty m:val="p"/>
               </m:rPr>
               <w:rPr>
-                <w:rFonts w:ascii="Cambria Math" w:eastAsia="宋体" w:hAnsi="Cambria Math" w:cs="Cambria Math"/>
+                <w:rFonts w:ascii="Times New Roman" w:eastAsia="宋体" w:hAnsi="Times New Roman" w:cs="Cambria Math"/>
               </w:rPr>
               <m:t>sin</m:t>
             </m:r>
             <m:r>
               <w:rPr>
-                <w:rFonts w:ascii="Cambria Math" w:eastAsia="宋体" w:hAnsi="Cambria Math" w:cs="Cambria Math"/>
+                <w:rFonts w:ascii="Times New Roman" w:eastAsia="宋体" w:hAnsi="Times New Roman" w:cs="Cambria Math"/>
               </w:rPr>
               <m:t>θ</m:t>
             </m:r>
@@ -5721,7 +5721,7 @@
               <m:e>
                 <m:r>
                   <w:rPr>
-                    <w:rFonts w:ascii="Cambria Math" w:eastAsia="宋体" w:hAnsi="Cambria Math" w:cs="Cambria Math"/>
+                    <w:rFonts w:ascii="Times New Roman" w:eastAsia="宋体" w:hAnsi="Times New Roman" w:cs="Cambria Math"/>
                   </w:rPr>
                   <m:t>B</m:t>
                 </m:r>
@@ -5729,7 +5729,7 @@
               <m:sup>
                 <m:r>
                   <w:rPr>
-                    <w:rFonts w:ascii="Cambria Math" w:eastAsia="宋体" w:hAnsi="Cambria Math" w:cs="Cambria Math"/>
+                    <w:rFonts w:ascii="Times New Roman" w:eastAsia="宋体" w:hAnsi="Times New Roman" w:cs="Cambria Math"/>
                   </w:rPr>
                   <m:t>2</m:t>
                 </m:r>
@@ -5739,7 +5739,7 @@
               <m:e>
                 <m:r>
                   <w:rPr>
-                    <w:rFonts w:ascii="Cambria Math" w:eastAsia="宋体" w:hAnsi="Cambria Math" w:cs="Cambria Math"/>
+                    <w:rFonts w:ascii="Times New Roman" w:eastAsia="宋体" w:hAnsi="Times New Roman" w:cs="Cambria Math"/>
                   </w:rPr>
                   <m:t>L</m:t>
                 </m:r>
@@ -5747,7 +5747,7 @@
               <m:sup>
                 <m:r>
                   <w:rPr>
-                    <w:rFonts w:ascii="Cambria Math" w:eastAsia="宋体" w:hAnsi="Cambria Math" w:cs="Cambria Math"/>
+                    <w:rFonts w:ascii="Times New Roman" w:eastAsia="宋体" w:hAnsi="Times New Roman" w:cs="Cambria Math"/>
                   </w:rPr>
                   <m:t>2</m:t>
                 </m:r>
@@ -6743,19 +6743,19 @@
       <m:oMath>
         <m:r>
           <w:rPr>
-            <w:rFonts w:ascii="Cambria Math" w:eastAsia="宋体" w:hAnsi="Cambria Math" w:cs="Cambria Math"/>
+            <w:rFonts w:ascii="Times New Roman" w:eastAsia="宋体" w:hAnsi="Times New Roman" w:cs="Cambria Math"/>
           </w:rPr>
           <m:t>t</m:t>
         </m:r>
         <m:r>
           <w:rPr>
-            <w:rFonts w:ascii="Cambria Math" w:eastAsia="宋体" w:hAnsi="Cambria Math" w:cs="Cambria Math"/>
+            <w:rFonts w:ascii="Times New Roman" w:eastAsia="宋体" w:hAnsi="Times New Roman" w:cs="Cambria Math"/>
           </w:rPr>
           <m:t>=</m:t>
         </m:r>
         <m:r>
           <w:rPr>
-            <w:rFonts w:ascii="Cambria Math" w:eastAsia="宋体" w:hAnsi="Cambria Math" w:cs="Cambria Math"/>
+            <w:rFonts w:ascii="Times New Roman" w:eastAsia="宋体" w:hAnsi="Times New Roman" w:cs="Cambria Math"/>
           </w:rPr>
           <m:t>0</m:t>
         </m:r>
@@ -6771,7 +6771,7 @@
       <m:oMath>
         <m:r>
           <w:rPr>
-            <w:rFonts w:ascii="Cambria Math" w:eastAsia="宋体" w:hAnsi="Cambria Math" w:cs="Cambria Math"/>
+            <w:rFonts w:ascii="Times New Roman" w:eastAsia="宋体" w:hAnsi="Times New Roman" w:cs="Cambria Math"/>
           </w:rPr>
           <m:t>B</m:t>
         </m:r>
@@ -6787,7 +6787,7 @@
       <m:oMath>
         <m:r>
           <w:rPr>
-            <w:rFonts w:ascii="Cambria Math" w:eastAsia="宋体" w:hAnsi="Cambria Math" w:cs="Cambria Math"/>
+            <w:rFonts w:ascii="Times New Roman" w:eastAsia="宋体" w:hAnsi="Times New Roman" w:cs="Cambria Math"/>
           </w:rPr>
           <m:t>t</m:t>
         </m:r>
@@ -6803,7 +6803,7 @@
       <m:oMath>
         <m:r>
           <w:rPr>
-            <w:rFonts w:ascii="Cambria Math" w:eastAsia="宋体" w:hAnsi="Cambria Math" w:cs="Cambria Math"/>
+            <w:rFonts w:ascii="Times New Roman" w:eastAsia="宋体" w:hAnsi="Times New Roman" w:cs="Cambria Math"/>
           </w:rPr>
           <m:t>r</m:t>
         </m:r>
@@ -6819,7 +6819,7 @@
       <m:oMath>
         <m:r>
           <w:rPr>
-            <w:rFonts w:ascii="Cambria Math" w:eastAsia="宋体" w:hAnsi="Cambria Math" w:cs="Cambria Math"/>
+            <w:rFonts w:ascii="Times New Roman" w:eastAsia="宋体" w:hAnsi="Times New Roman" w:cs="Cambria Math"/>
           </w:rPr>
           <m:t>R</m:t>
         </m:r>
@@ -6976,13 +6976,13 @@
       <m:oMath>
         <m:r>
           <w:rPr>
-            <w:rFonts w:ascii="Cambria Math" w:eastAsia="宋体" w:hAnsi="Cambria Math" w:cs="Cambria Math"/>
+            <w:rFonts w:ascii="Times New Roman" w:eastAsia="宋体" w:hAnsi="Times New Roman" w:cs="Cambria Math"/>
           </w:rPr>
           <m:t>t</m:t>
         </m:r>
         <m:r>
           <w:rPr>
-            <w:rFonts w:ascii="Cambria Math" w:eastAsia="宋体" w:hAnsi="Cambria Math" w:cs="Cambria Math"/>
+            <w:rFonts w:ascii="Times New Roman" w:eastAsia="宋体" w:hAnsi="Times New Roman" w:cs="Cambria Math"/>
           </w:rPr>
           <m:t>=</m:t>
         </m:r>
@@ -6990,7 +6990,7 @@
           <m:e>
             <m:r>
               <w:rPr>
-                <w:rFonts w:ascii="Cambria Math" w:eastAsia="宋体" w:hAnsi="Cambria Math" w:cs="Cambria Math"/>
+                <w:rFonts w:ascii="Times New Roman" w:eastAsia="宋体" w:hAnsi="Times New Roman" w:cs="Cambria Math"/>
               </w:rPr>
               <m:t>t</m:t>
             </m:r>
@@ -6998,7 +6998,7 @@
           <m:sub>
             <m:r>
               <w:rPr>
-                <w:rFonts w:ascii="Cambria Math" w:eastAsia="宋体" w:hAnsi="Cambria Math" w:cs="Cambria Math"/>
+                <w:rFonts w:ascii="Times New Roman" w:eastAsia="宋体" w:hAnsi="Times New Roman" w:cs="Cambria Math"/>
               </w:rPr>
               <m:t>0</m:t>
             </m:r>
@@ -7058,7 +7058,7 @@
               <m:e>
                 <m:r>
                   <w:rPr>
-                    <w:rFonts w:ascii="Cambria Math" w:eastAsia="宋体" w:hAnsi="Cambria Math" w:cs="Cambria Math"/>
+                    <w:rFonts w:ascii="Times New Roman" w:eastAsia="宋体" w:hAnsi="Times New Roman" w:cs="Cambria Math"/>
                   </w:rPr>
                   <m:t>B</m:t>
                 </m:r>
@@ -7066,7 +7066,7 @@
               <m:sub>
                 <m:r>
                   <w:rPr>
-                    <w:rFonts w:ascii="Cambria Math" w:eastAsia="宋体" w:hAnsi="Cambria Math" w:cs="Cambria Math"/>
+                    <w:rFonts w:ascii="Times New Roman" w:eastAsia="宋体" w:hAnsi="Times New Roman" w:cs="Cambria Math"/>
                   </w:rPr>
                   <m:t>0</m:t>
                 </m:r>
@@ -7074,7 +7074,7 @@
             </m:sSub>
             <m:r>
               <w:rPr>
-                <w:rFonts w:ascii="Cambria Math" w:eastAsia="宋体" w:hAnsi="Cambria Math" w:cs="Cambria Math"/>
+                <w:rFonts w:ascii="Times New Roman" w:eastAsia="宋体" w:hAnsi="Times New Roman" w:cs="Cambria Math"/>
               </w:rPr>
               <m:t>π</m:t>
             </m:r>
@@ -7082,7 +7082,7 @@
               <m:e>
                 <m:r>
                   <w:rPr>
-                    <w:rFonts w:ascii="Cambria Math" w:eastAsia="宋体" w:hAnsi="Cambria Math" w:cs="Cambria Math"/>
+                    <w:rFonts w:ascii="Times New Roman" w:eastAsia="宋体" w:hAnsi="Times New Roman" w:cs="Cambria Math"/>
                   </w:rPr>
                   <m:t>r</m:t>
                 </m:r>
@@ -7090,7 +7090,7 @@
               <m:sup>
                 <m:r>
                   <w:rPr>
-                    <w:rFonts w:ascii="Cambria Math" w:eastAsia="宋体" w:hAnsi="Cambria Math" w:cs="Cambria Math"/>
+                    <w:rFonts w:ascii="Times New Roman" w:eastAsia="宋体" w:hAnsi="Times New Roman" w:cs="Cambria Math"/>
                   </w:rPr>
                   <m:t>2</m:t>
                 </m:r>
@@ -7100,7 +7100,7 @@
           <m:den>
             <m:r>
               <w:rPr>
-                <w:rFonts w:ascii="Cambria Math" w:eastAsia="宋体" w:hAnsi="Cambria Math" w:cs="Cambria Math"/>
+                <w:rFonts w:ascii="Times New Roman" w:eastAsia="宋体" w:hAnsi="Times New Roman" w:cs="Cambria Math"/>
               </w:rPr>
               <m:t>2</m:t>
             </m:r>
@@ -7108,7 +7108,7 @@
               <m:e>
                 <m:r>
                   <w:rPr>
-                    <w:rFonts w:ascii="Cambria Math" w:eastAsia="宋体" w:hAnsi="Cambria Math" w:cs="Cambria Math"/>
+                    <w:rFonts w:ascii="Times New Roman" w:eastAsia="宋体" w:hAnsi="Times New Roman" w:cs="Cambria Math"/>
                   </w:rPr>
                   <m:t>t</m:t>
                 </m:r>
@@ -7116,7 +7116,7 @@
               <m:sub>
                 <m:r>
                   <w:rPr>
-                    <w:rFonts w:ascii="Cambria Math" w:eastAsia="宋体" w:hAnsi="Cambria Math" w:cs="Cambria Math"/>
+                    <w:rFonts w:ascii="Times New Roman" w:eastAsia="宋体" w:hAnsi="Times New Roman" w:cs="Cambria Math"/>
                   </w:rPr>
                   <m:t>0</m:t>
                 </m:r>
@@ -7217,13 +7217,13 @@
       <m:oMath>
         <m:r>
           <w:rPr>
-            <w:rFonts w:ascii="Cambria Math" w:eastAsia="宋体" w:hAnsi="Cambria Math" w:cs="Cambria Math"/>
+            <w:rFonts w:ascii="Times New Roman" w:eastAsia="宋体" w:hAnsi="Times New Roman" w:cs="Cambria Math"/>
           </w:rPr>
           <m:t>t</m:t>
         </m:r>
         <m:r>
           <w:rPr>
-            <w:rFonts w:ascii="Cambria Math" w:eastAsia="宋体" w:hAnsi="Cambria Math" w:cs="Cambria Math"/>
+            <w:rFonts w:ascii="Times New Roman" w:eastAsia="宋体" w:hAnsi="Times New Roman" w:cs="Cambria Math"/>
           </w:rPr>
           <m:t>=</m:t>
         </m:r>
@@ -7231,7 +7231,7 @@
           <m:e>
             <m:r>
               <w:rPr>
-                <w:rFonts w:ascii="Cambria Math" w:eastAsia="宋体" w:hAnsi="Cambria Math" w:cs="Cambria Math"/>
+                <w:rFonts w:ascii="Times New Roman" w:eastAsia="宋体" w:hAnsi="Times New Roman" w:cs="Cambria Math"/>
               </w:rPr>
               <m:t>t</m:t>
             </m:r>
@@ -7239,7 +7239,7 @@
           <m:sub>
             <m:r>
               <w:rPr>
-                <w:rFonts w:ascii="Cambria Math" w:eastAsia="宋体" w:hAnsi="Cambria Math" w:cs="Cambria Math"/>
+                <w:rFonts w:ascii="Times New Roman" w:eastAsia="宋体" w:hAnsi="Times New Roman" w:cs="Cambria Math"/>
               </w:rPr>
               <m:t>0</m:t>
             </m:r>
@@ -7276,13 +7276,13 @@
       <m:oMath>
         <m:r>
           <w:rPr>
-            <w:rFonts w:ascii="Cambria Math" w:eastAsia="宋体" w:hAnsi="Cambria Math" w:cs="Cambria Math"/>
+            <w:rFonts w:ascii="Times New Roman" w:eastAsia="宋体" w:hAnsi="Times New Roman" w:cs="Cambria Math"/>
           </w:rPr>
           <m:t>t</m:t>
         </m:r>
         <m:r>
           <w:rPr>
-            <w:rFonts w:ascii="Cambria Math" w:eastAsia="宋体" w:hAnsi="Cambria Math" w:cs="Cambria Math"/>
+            <w:rFonts w:ascii="Times New Roman" w:eastAsia="宋体" w:hAnsi="Times New Roman" w:cs="Cambria Math"/>
           </w:rPr>
           <m:t>=</m:t>
         </m:r>
@@ -7290,7 +7290,7 @@
           <m:e>
             <m:r>
               <w:rPr>
-                <w:rFonts w:ascii="Cambria Math" w:eastAsia="宋体" w:hAnsi="Cambria Math" w:cs="Cambria Math"/>
+                <w:rFonts w:ascii="Times New Roman" w:eastAsia="宋体" w:hAnsi="Times New Roman" w:cs="Cambria Math"/>
               </w:rPr>
               <m:t>t</m:t>
             </m:r>
@@ -7298,7 +7298,7 @@
           <m:sub>
             <m:r>
               <w:rPr>
-                <w:rFonts w:ascii="Cambria Math" w:eastAsia="宋体" w:hAnsi="Cambria Math" w:cs="Cambria Math"/>
+                <w:rFonts w:ascii="Times New Roman" w:eastAsia="宋体" w:hAnsi="Times New Roman" w:cs="Cambria Math"/>
               </w:rPr>
               <m:t>0</m:t>
             </m:r>
@@ -7335,13 +7335,13 @@
       <m:oMath>
         <m:r>
           <w:rPr>
-            <w:rFonts w:ascii="Cambria Math" w:eastAsia="宋体" w:hAnsi="Cambria Math" w:cs="Cambria Math"/>
+            <w:rFonts w:ascii="Times New Roman" w:eastAsia="宋体" w:hAnsi="Times New Roman" w:cs="Cambria Math"/>
           </w:rPr>
           <m:t>E</m:t>
         </m:r>
         <m:r>
           <w:rPr>
-            <w:rFonts w:ascii="Cambria Math" w:eastAsia="宋体" w:hAnsi="Cambria Math" w:cs="Cambria Math"/>
+            <w:rFonts w:ascii="Times New Roman" w:eastAsia="宋体" w:hAnsi="Times New Roman" w:cs="Cambria Math"/>
           </w:rPr>
           <m:t>=</m:t>
         </m:r>
@@ -7352,7 +7352,7 @@
                 <m:sty m:val="p"/>
               </m:rPr>
               <w:rPr>
-                <w:rFonts w:ascii="Cambria Math" w:eastAsia="宋体" w:hAnsi="Cambria Math" w:cs="Cambria Math"/>
+                <w:rFonts w:ascii="Times New Roman" w:eastAsia="宋体" w:hAnsi="Times New Roman" w:cs="Cambria Math"/>
               </w:rPr>
               <m:t>Δ</m:t>
             </m:r>
@@ -7361,7 +7361,7 @@
                 <m:sty m:val="p"/>
               </m:rPr>
               <w:rPr>
-                <w:rFonts w:ascii="Cambria Math" w:eastAsia="宋体" w:hAnsi="Cambria Math" w:cs="Cambria Math"/>
+                <w:rFonts w:ascii="Times New Roman" w:eastAsia="宋体" w:hAnsi="Times New Roman" w:cs="Cambria Math"/>
               </w:rPr>
               <m:t>Φ</m:t>
             </m:r>
@@ -7372,13 +7372,13 @@
                 <m:sty m:val="p"/>
               </m:rPr>
               <w:rPr>
-                <w:rFonts w:ascii="Cambria Math" w:eastAsia="宋体" w:hAnsi="Cambria Math" w:cs="Cambria Math"/>
+                <w:rFonts w:ascii="Times New Roman" w:eastAsia="宋体" w:hAnsi="Times New Roman" w:cs="Cambria Math"/>
               </w:rPr>
               <m:t>Δ</m:t>
             </m:r>
             <m:r>
               <w:rPr>
-                <w:rFonts w:ascii="Cambria Math" w:eastAsia="宋体" w:hAnsi="Cambria Math" w:cs="Cambria Math"/>
+                <w:rFonts w:ascii="Times New Roman" w:eastAsia="宋体" w:hAnsi="Times New Roman" w:cs="Cambria Math"/>
               </w:rPr>
               <m:t>t</m:t>
             </m:r>
@@ -7386,7 +7386,7 @@
         </m:f>
         <m:r>
           <w:rPr>
-            <w:rFonts w:ascii="Cambria Math" w:eastAsia="宋体" w:hAnsi="Cambria Math" w:cs="Cambria Math"/>
+            <w:rFonts w:ascii="Times New Roman" w:eastAsia="宋体" w:hAnsi="Times New Roman" w:cs="Cambria Math"/>
           </w:rPr>
           <m:t>=</m:t>
         </m:r>
@@ -7396,7 +7396,7 @@
               <m:e>
                 <m:r>
                   <w:rPr>
-                    <w:rFonts w:ascii="Cambria Math" w:eastAsia="宋体" w:hAnsi="Cambria Math" w:cs="Cambria Math"/>
+                    <w:rFonts w:ascii="Times New Roman" w:eastAsia="宋体" w:hAnsi="Times New Roman" w:cs="Cambria Math"/>
                   </w:rPr>
                   <m:t>B</m:t>
                 </m:r>
@@ -7404,7 +7404,7 @@
               <m:sub>
                 <m:r>
                   <w:rPr>
-                    <w:rFonts w:ascii="Cambria Math" w:eastAsia="宋体" w:hAnsi="Cambria Math" w:cs="Cambria Math"/>
+                    <w:rFonts w:ascii="Times New Roman" w:eastAsia="宋体" w:hAnsi="Times New Roman" w:cs="Cambria Math"/>
                   </w:rPr>
                   <m:t>0</m:t>
                 </m:r>
@@ -7412,7 +7412,7 @@
             </m:sSub>
             <m:r>
               <w:rPr>
-                <w:rFonts w:ascii="Cambria Math" w:eastAsia="宋体" w:hAnsi="Cambria Math" w:cs="Cambria Math"/>
+                <w:rFonts w:ascii="Times New Roman" w:eastAsia="宋体" w:hAnsi="Times New Roman" w:cs="Cambria Math"/>
               </w:rPr>
               <m:t>π</m:t>
             </m:r>
@@ -7420,7 +7420,7 @@
               <m:e>
                 <m:r>
                   <w:rPr>
-                    <w:rFonts w:ascii="Cambria Math" w:eastAsia="宋体" w:hAnsi="Cambria Math" w:cs="Cambria Math"/>
+                    <w:rFonts w:ascii="Times New Roman" w:eastAsia="宋体" w:hAnsi="Times New Roman" w:cs="Cambria Math"/>
                   </w:rPr>
                   <m:t>r</m:t>
                 </m:r>
@@ -7428,7 +7428,7 @@
               <m:sup>
                 <m:r>
                   <w:rPr>
-                    <w:rFonts w:ascii="Cambria Math" w:eastAsia="宋体" w:hAnsi="Cambria Math" w:cs="Cambria Math"/>
+                    <w:rFonts w:ascii="Times New Roman" w:eastAsia="宋体" w:hAnsi="Times New Roman" w:cs="Cambria Math"/>
                   </w:rPr>
                   <m:t>2</m:t>
                 </m:r>
@@ -7438,7 +7438,7 @@
           <m:den>
             <m:r>
               <w:rPr>
-                <w:rFonts w:ascii="Cambria Math" w:eastAsia="宋体" w:hAnsi="Cambria Math" w:cs="Cambria Math"/>
+                <w:rFonts w:ascii="Times New Roman" w:eastAsia="宋体" w:hAnsi="Times New Roman" w:cs="Cambria Math"/>
               </w:rPr>
               <m:t>2</m:t>
             </m:r>
@@ -7446,7 +7446,7 @@
               <m:e>
                 <m:r>
                   <w:rPr>
-                    <w:rFonts w:ascii="Cambria Math" w:eastAsia="宋体" w:hAnsi="Cambria Math" w:cs="Cambria Math"/>
+                    <w:rFonts w:ascii="Times New Roman" w:eastAsia="宋体" w:hAnsi="Times New Roman" w:cs="Cambria Math"/>
                   </w:rPr>
                   <m:t>t</m:t>
                 </m:r>
@@ -7454,7 +7454,7 @@
               <m:sub>
                 <m:r>
                   <w:rPr>
-                    <w:rFonts w:ascii="Cambria Math" w:eastAsia="宋体" w:hAnsi="Cambria Math" w:cs="Cambria Math"/>
+                    <w:rFonts w:ascii="Times New Roman" w:eastAsia="宋体" w:hAnsi="Times New Roman" w:cs="Cambria Math"/>
                   </w:rPr>
                   <m:t>0</m:t>
                 </m:r>
@@ -7845,7 +7845,7 @@
         <w:spacing w:line="300" w:lineRule="auto" w:before="0" w:after="0"/>
         <w:jc w:val="left"/>
         <w:rPr>
-          <w:rFonts w:ascii="Times New Roman" w:eastAsia="Times New Roman" w:hAnsi="Times New Roman" w:cs="Times New Roman"/>
+          <w:rFonts w:ascii="Times New Roman" w:eastAsia="宋体" w:hAnsi="Times New Roman" w:cs="Times New Roman"/>
           <w:i/>
           <w:sz w:val="21"/>
           <w:szCs w:val="21"/>
@@ -7864,7 +7864,7 @@
           <m:num>
             <m:r>
               <w:rPr>
-                <w:rFonts w:ascii="Cambria Math" w:eastAsia="宋体" w:hAnsi="Cambria Math" w:cs="Cambria Math"/>
+                <w:rFonts w:ascii="Times New Roman" w:eastAsia="宋体" w:hAnsi="Times New Roman" w:cs="Cambria Math"/>
               </w:rPr>
               <m:t>3</m:t>
             </m:r>
@@ -7872,7 +7872,7 @@
           <m:den>
             <m:r>
               <w:rPr>
-                <w:rFonts w:ascii="Cambria Math" w:eastAsia="宋体" w:hAnsi="Cambria Math" w:cs="Cambria Math"/>
+                <w:rFonts w:ascii="Times New Roman" w:eastAsia="宋体" w:hAnsi="Times New Roman" w:cs="Cambria Math"/>
               </w:rPr>
               <m:t>4</m:t>
             </m:r>
@@ -7905,7 +7905,7 @@
         <w:spacing w:line="300" w:lineRule="auto" w:before="0" w:after="0"/>
         <w:jc w:val="left"/>
         <w:rPr>
-          <w:rFonts w:ascii="Times New Roman" w:eastAsia="Times New Roman" w:hAnsi="Times New Roman" w:cs="Times New Roman"/>
+          <w:rFonts w:ascii="Times New Roman" w:eastAsia="宋体" w:hAnsi="Times New Roman" w:cs="Times New Roman"/>
           <w:i/>
           <w:sz w:val="21"/>
           <w:szCs w:val="21"/>
@@ -8100,25 +8100,25 @@
       <m:oMath>
         <m:r>
           <w:rPr>
-            <w:rFonts w:ascii="Cambria Math" w:eastAsia="宋体" w:hAnsi="Cambria Math" w:cs="Cambria Math"/>
+            <w:rFonts w:ascii="Times New Roman" w:eastAsia="宋体" w:hAnsi="Times New Roman" w:cs="Cambria Math"/>
           </w:rPr>
           <m:t>E</m:t>
         </m:r>
         <m:r>
           <w:rPr>
-            <w:rFonts w:ascii="Cambria Math" w:eastAsia="宋体" w:hAnsi="Cambria Math" w:cs="Cambria Math"/>
+            <w:rFonts w:ascii="Times New Roman" w:eastAsia="宋体" w:hAnsi="Times New Roman" w:cs="Cambria Math"/>
           </w:rPr>
           <m:t>=</m:t>
         </m:r>
         <m:r>
           <w:rPr>
-            <w:rFonts w:ascii="Cambria Math" w:eastAsia="宋体" w:hAnsi="Cambria Math" w:cs="Cambria Math"/>
+            <w:rFonts w:ascii="Times New Roman" w:eastAsia="宋体" w:hAnsi="Times New Roman" w:cs="Cambria Math"/>
           </w:rPr>
           <m:t>B</m:t>
         </m:r>
         <m:r>
           <w:rPr>
-            <w:rFonts w:ascii="Cambria Math" w:eastAsia="宋体" w:hAnsi="Cambria Math" w:cs="Cambria Math"/>
+            <w:rFonts w:ascii="Times New Roman" w:eastAsia="宋体" w:hAnsi="Times New Roman" w:cs="Cambria Math"/>
           </w:rPr>
           <m:t>l</m:t>
         </m:r>
@@ -8126,37 +8126,37 @@
           <m:num>
             <m:r>
               <w:rPr>
-                <w:rFonts w:ascii="Cambria Math" w:eastAsia="宋体" w:hAnsi="Cambria Math" w:cs="Cambria Math"/>
+                <w:rFonts w:ascii="Times New Roman" w:eastAsia="宋体" w:hAnsi="Times New Roman" w:cs="Cambria Math"/>
               </w:rPr>
               <m:t>ω</m:t>
             </m:r>
             <m:r>
               <w:rPr>
-                <w:rFonts w:ascii="Cambria Math" w:eastAsia="宋体" w:hAnsi="Cambria Math" w:cs="Cambria Math"/>
+                <w:rFonts w:ascii="Times New Roman" w:eastAsia="宋体" w:hAnsi="Times New Roman" w:cs="Cambria Math"/>
               </w:rPr>
               <m:t>l</m:t>
             </m:r>
             <m:r>
               <w:rPr>
-                <w:rFonts w:ascii="Cambria Math" w:eastAsia="宋体" w:hAnsi="Cambria Math" w:cs="Cambria Math"/>
+                <w:rFonts w:ascii="Times New Roman" w:eastAsia="宋体" w:hAnsi="Times New Roman" w:cs="Cambria Math"/>
               </w:rPr>
               <m:t>+</m:t>
             </m:r>
             <m:r>
               <w:rPr>
-                <w:rFonts w:ascii="Cambria Math" w:eastAsia="宋体" w:hAnsi="Cambria Math" w:cs="Cambria Math"/>
+                <w:rFonts w:ascii="Times New Roman" w:eastAsia="宋体" w:hAnsi="Times New Roman" w:cs="Cambria Math"/>
               </w:rPr>
               <m:t>2</m:t>
             </m:r>
             <m:r>
               <w:rPr>
-                <w:rFonts w:ascii="Cambria Math" w:eastAsia="宋体" w:hAnsi="Cambria Math" w:cs="Cambria Math"/>
+                <w:rFonts w:ascii="Times New Roman" w:eastAsia="宋体" w:hAnsi="Times New Roman" w:cs="Cambria Math"/>
               </w:rPr>
               <m:t>ω</m:t>
             </m:r>
             <m:r>
               <w:rPr>
-                <w:rFonts w:ascii="Cambria Math" w:eastAsia="宋体" w:hAnsi="Cambria Math" w:cs="Cambria Math"/>
+                <w:rFonts w:ascii="Times New Roman" w:eastAsia="宋体" w:hAnsi="Times New Roman" w:cs="Cambria Math"/>
               </w:rPr>
               <m:t>l</m:t>
             </m:r>
@@ -8164,7 +8164,7 @@
           <m:den>
             <m:r>
               <w:rPr>
-                <w:rFonts w:ascii="Cambria Math" w:eastAsia="宋体" w:hAnsi="Cambria Math" w:cs="Cambria Math"/>
+                <w:rFonts w:ascii="Times New Roman" w:eastAsia="宋体" w:hAnsi="Times New Roman" w:cs="Cambria Math"/>
               </w:rPr>
               <m:t>2</m:t>
             </m:r>
@@ -8172,7 +8172,7 @@
         </m:f>
         <m:r>
           <w:rPr>
-            <w:rFonts w:ascii="Cambria Math" w:eastAsia="宋体" w:hAnsi="Cambria Math" w:cs="Cambria Math"/>
+            <w:rFonts w:ascii="Times New Roman" w:eastAsia="宋体" w:hAnsi="Times New Roman" w:cs="Cambria Math"/>
           </w:rPr>
           <m:t>=</m:t>
         </m:r>
@@ -8180,7 +8180,7 @@
           <m:num>
             <m:r>
               <w:rPr>
-                <w:rFonts w:ascii="Cambria Math" w:eastAsia="宋体" w:hAnsi="Cambria Math" w:cs="Cambria Math"/>
+                <w:rFonts w:ascii="Times New Roman" w:eastAsia="宋体" w:hAnsi="Times New Roman" w:cs="Cambria Math"/>
               </w:rPr>
               <m:t>3</m:t>
             </m:r>
@@ -8188,7 +8188,7 @@
           <m:den>
             <m:r>
               <w:rPr>
-                <w:rFonts w:ascii="Cambria Math" w:eastAsia="宋体" w:hAnsi="Cambria Math" w:cs="Cambria Math"/>
+                <w:rFonts w:ascii="Times New Roman" w:eastAsia="宋体" w:hAnsi="Times New Roman" w:cs="Cambria Math"/>
               </w:rPr>
               <m:t>2</m:t>
             </m:r>
@@ -8196,13 +8196,13 @@
         </m:f>
         <m:r>
           <w:rPr>
-            <w:rFonts w:ascii="Cambria Math" w:eastAsia="宋体" w:hAnsi="Cambria Math" w:cs="Cambria Math"/>
+            <w:rFonts w:ascii="Times New Roman" w:eastAsia="宋体" w:hAnsi="Times New Roman" w:cs="Cambria Math"/>
           </w:rPr>
           <m:t>B</m:t>
         </m:r>
         <m:r>
           <w:rPr>
-            <w:rFonts w:ascii="Cambria Math" w:eastAsia="宋体" w:hAnsi="Cambria Math" w:cs="Cambria Math"/>
+            <w:rFonts w:ascii="Times New Roman" w:eastAsia="宋体" w:hAnsi="Times New Roman" w:cs="Cambria Math"/>
           </w:rPr>
           <m:t>ω</m:t>
         </m:r>
@@ -8210,7 +8210,7 @@
           <m:e>
             <m:r>
               <w:rPr>
-                <w:rFonts w:ascii="Cambria Math" w:eastAsia="宋体" w:hAnsi="Cambria Math" w:cs="Cambria Math"/>
+                <w:rFonts w:ascii="Times New Roman" w:eastAsia="宋体" w:hAnsi="Times New Roman" w:cs="Cambria Math"/>
               </w:rPr>
               <m:t>l</m:t>
             </m:r>
@@ -8218,7 +8218,7 @@
           <m:sup>
             <m:r>
               <w:rPr>
-                <w:rFonts w:ascii="Cambria Math" w:eastAsia="宋体" w:hAnsi="Cambria Math" w:cs="Cambria Math"/>
+                <w:rFonts w:ascii="Times New Roman" w:eastAsia="宋体" w:hAnsi="Times New Roman" w:cs="Cambria Math"/>
               </w:rPr>
               <m:t>2</m:t>
             </m:r>
@@ -8264,13 +8264,13 @@
       <m:oMath>
         <m:r>
           <w:rPr>
-            <w:rFonts w:ascii="Cambria Math" w:eastAsia="宋体" w:hAnsi="Cambria Math" w:cs="Cambria Math"/>
+            <w:rFonts w:ascii="Times New Roman" w:eastAsia="宋体" w:hAnsi="Times New Roman" w:cs="Cambria Math"/>
           </w:rPr>
           <m:t>U</m:t>
         </m:r>
         <m:r>
           <w:rPr>
-            <w:rFonts w:ascii="Cambria Math" w:eastAsia="宋体" w:hAnsi="Cambria Math" w:cs="Cambria Math"/>
+            <w:rFonts w:ascii="Times New Roman" w:eastAsia="宋体" w:hAnsi="Times New Roman" w:cs="Cambria Math"/>
           </w:rPr>
           <m:t>=</m:t>
         </m:r>
@@ -8278,13 +8278,13 @@
           <m:num>
             <m:r>
               <w:rPr>
-                <w:rFonts w:ascii="Cambria Math" w:eastAsia="宋体" w:hAnsi="Cambria Math" w:cs="Cambria Math"/>
+                <w:rFonts w:ascii="Times New Roman" w:eastAsia="宋体" w:hAnsi="Times New Roman" w:cs="Cambria Math"/>
               </w:rPr>
               <m:t>E</m:t>
             </m:r>
             <m:r>
               <w:rPr>
-                <w:rFonts w:ascii="Cambria Math" w:eastAsia="宋体" w:hAnsi="Cambria Math" w:cs="Cambria Math"/>
+                <w:rFonts w:ascii="Times New Roman" w:eastAsia="宋体" w:hAnsi="Times New Roman" w:cs="Cambria Math"/>
               </w:rPr>
               <m:t>R</m:t>
             </m:r>
@@ -8292,19 +8292,19 @@
           <m:den>
             <m:r>
               <w:rPr>
-                <w:rFonts w:ascii="Cambria Math" w:eastAsia="宋体" w:hAnsi="Cambria Math" w:cs="Cambria Math"/>
+                <w:rFonts w:ascii="Times New Roman" w:eastAsia="宋体" w:hAnsi="Times New Roman" w:cs="Cambria Math"/>
               </w:rPr>
               <m:t>R</m:t>
             </m:r>
             <m:r>
               <w:rPr>
-                <w:rFonts w:ascii="Cambria Math" w:eastAsia="宋体" w:hAnsi="Cambria Math" w:cs="Cambria Math"/>
+                <w:rFonts w:ascii="Times New Roman" w:eastAsia="宋体" w:hAnsi="Times New Roman" w:cs="Cambria Math"/>
               </w:rPr>
               <m:t>+</m:t>
             </m:r>
             <m:r>
               <w:rPr>
-                <w:rFonts w:ascii="Cambria Math" w:eastAsia="宋体" w:hAnsi="Cambria Math" w:cs="Cambria Math"/>
+                <w:rFonts w:ascii="Times New Roman" w:eastAsia="宋体" w:hAnsi="Times New Roman" w:cs="Cambria Math"/>
               </w:rPr>
               <m:t>R</m:t>
             </m:r>
@@ -8312,7 +8312,7 @@
         </m:f>
         <m:r>
           <w:rPr>
-            <w:rFonts w:ascii="Cambria Math" w:eastAsia="宋体" w:hAnsi="Cambria Math" w:cs="Cambria Math"/>
+            <w:rFonts w:ascii="Times New Roman" w:eastAsia="宋体" w:hAnsi="Times New Roman" w:cs="Cambria Math"/>
           </w:rPr>
           <m:t>=</m:t>
         </m:r>
@@ -8320,7 +8320,7 @@
           <m:num>
             <m:r>
               <w:rPr>
-                <w:rFonts w:ascii="Cambria Math" w:eastAsia="宋体" w:hAnsi="Cambria Math" w:cs="Cambria Math"/>
+                <w:rFonts w:ascii="Times New Roman" w:eastAsia="宋体" w:hAnsi="Times New Roman" w:cs="Cambria Math"/>
               </w:rPr>
               <m:t>1</m:t>
             </m:r>
@@ -8328,7 +8328,7 @@
           <m:den>
             <m:r>
               <w:rPr>
-                <w:rFonts w:ascii="Cambria Math" w:eastAsia="宋体" w:hAnsi="Cambria Math" w:cs="Cambria Math"/>
+                <w:rFonts w:ascii="Times New Roman" w:eastAsia="宋体" w:hAnsi="Times New Roman" w:cs="Cambria Math"/>
               </w:rPr>
               <m:t>2</m:t>
             </m:r>
@@ -8336,13 +8336,13 @@
         </m:f>
         <m:r>
           <w:rPr>
-            <w:rFonts w:ascii="Cambria Math" w:eastAsia="宋体" w:hAnsi="Cambria Math" w:cs="Cambria Math"/>
+            <w:rFonts w:ascii="Times New Roman" w:eastAsia="宋体" w:hAnsi="Times New Roman" w:cs="Cambria Math"/>
           </w:rPr>
           <m:t>E</m:t>
         </m:r>
         <m:r>
           <w:rPr>
-            <w:rFonts w:ascii="Cambria Math" w:eastAsia="宋体" w:hAnsi="Cambria Math" w:cs="Cambria Math"/>
+            <w:rFonts w:ascii="Times New Roman" w:eastAsia="宋体" w:hAnsi="Times New Roman" w:cs="Cambria Math"/>
           </w:rPr>
           <m:t>=</m:t>
         </m:r>
@@ -8350,7 +8350,7 @@
           <m:num>
             <m:r>
               <w:rPr>
-                <w:rFonts w:ascii="Cambria Math" w:eastAsia="宋体" w:hAnsi="Cambria Math" w:cs="Cambria Math"/>
+                <w:rFonts w:ascii="Times New Roman" w:eastAsia="宋体" w:hAnsi="Times New Roman" w:cs="Cambria Math"/>
               </w:rPr>
               <m:t>3</m:t>
             </m:r>
@@ -8358,7 +8358,7 @@
           <m:den>
             <m:r>
               <w:rPr>
-                <w:rFonts w:ascii="Cambria Math" w:eastAsia="宋体" w:hAnsi="Cambria Math" w:cs="Cambria Math"/>
+                <w:rFonts w:ascii="Times New Roman" w:eastAsia="宋体" w:hAnsi="Times New Roman" w:cs="Cambria Math"/>
               </w:rPr>
               <m:t>4</m:t>
             </m:r>
@@ -8366,13 +8366,13 @@
         </m:f>
         <m:r>
           <w:rPr>
-            <w:rFonts w:ascii="Cambria Math" w:eastAsia="宋体" w:hAnsi="Cambria Math" w:cs="Cambria Math"/>
+            <w:rFonts w:ascii="Times New Roman" w:eastAsia="宋体" w:hAnsi="Times New Roman" w:cs="Cambria Math"/>
           </w:rPr>
           <m:t>B</m:t>
         </m:r>
         <m:r>
           <w:rPr>
-            <w:rFonts w:ascii="Cambria Math" w:eastAsia="宋体" w:hAnsi="Cambria Math" w:cs="Cambria Math"/>
+            <w:rFonts w:ascii="Times New Roman" w:eastAsia="宋体" w:hAnsi="Times New Roman" w:cs="Cambria Math"/>
           </w:rPr>
           <m:t>ω</m:t>
         </m:r>
@@ -8380,7 +8380,7 @@
           <m:e>
             <m:r>
               <w:rPr>
-                <w:rFonts w:ascii="Cambria Math" w:eastAsia="宋体" w:hAnsi="Cambria Math" w:cs="Cambria Math"/>
+                <w:rFonts w:ascii="Times New Roman" w:eastAsia="宋体" w:hAnsi="Times New Roman" w:cs="Cambria Math"/>
               </w:rPr>
               <m:t>l</m:t>
             </m:r>
@@ -8388,7 +8388,7 @@
           <m:sup>
             <m:r>
               <w:rPr>
-                <w:rFonts w:ascii="Cambria Math" w:eastAsia="宋体" w:hAnsi="Cambria Math" w:cs="Cambria Math"/>
+                <w:rFonts w:ascii="Times New Roman" w:eastAsia="宋体" w:hAnsi="Times New Roman" w:cs="Cambria Math"/>
               </w:rPr>
               <m:t>2</m:t>
             </m:r>
@@ -8447,7 +8447,7 @@
           <m:num>
             <m:r>
               <w:rPr>
-                <w:rFonts w:ascii="Cambria Math" w:eastAsia="宋体" w:hAnsi="Cambria Math" w:cs="Cambria Math"/>
+                <w:rFonts w:ascii="Times New Roman" w:eastAsia="宋体" w:hAnsi="Times New Roman" w:cs="Cambria Math"/>
               </w:rPr>
               <m:t>3</m:t>
             </m:r>
@@ -8455,7 +8455,7 @@
           <m:den>
             <m:r>
               <w:rPr>
-                <w:rFonts w:ascii="Cambria Math" w:eastAsia="宋体" w:hAnsi="Cambria Math" w:cs="Cambria Math"/>
+                <w:rFonts w:ascii="Times New Roman" w:eastAsia="宋体" w:hAnsi="Times New Roman" w:cs="Cambria Math"/>
               </w:rPr>
               <m:t>4</m:t>
             </m:r>
@@ -8778,7 +8778,7 @@
           <m:e>
             <m:r>
               <w:rPr>
-                <w:rFonts w:ascii="Cambria Math" w:eastAsia="宋体" w:hAnsi="Cambria Math" w:cs="Cambria Math"/>
+                <w:rFonts w:ascii="Times New Roman" w:eastAsia="宋体" w:hAnsi="Times New Roman" w:cs="Cambria Math"/>
               </w:rPr>
               <m:t>v</m:t>
             </m:r>
@@ -8786,7 +8786,7 @@
           <m:sub>
             <m:r>
               <w:rPr>
-                <w:rFonts w:ascii="Cambria Math" w:eastAsia="宋体" w:hAnsi="Cambria Math" w:cs="Cambria Math"/>
+                <w:rFonts w:ascii="Times New Roman" w:eastAsia="宋体" w:hAnsi="Times New Roman" w:cs="Cambria Math"/>
               </w:rPr>
               <m:t>0</m:t>
             </m:r>
@@ -8882,7 +8882,7 @@
         <w:spacing w:line="300" w:lineRule="auto" w:before="0" w:after="0"/>
         <w:jc w:val="left"/>
         <w:rPr>
-          <w:rFonts w:ascii="Times New Roman" w:eastAsia="Times New Roman" w:hAnsi="Times New Roman" w:cs="Times New Roman"/>
+          <w:rFonts w:ascii="Times New Roman" w:eastAsia="宋体" w:hAnsi="Times New Roman" w:cs="Times New Roman"/>
           <w:i/>
           <w:sz w:val="21"/>
           <w:szCs w:val="21"/>
@@ -8946,13 +8946,13 @@
           <m:num>
             <m:r>
               <w:rPr>
-                <w:rFonts w:ascii="Cambria Math" w:eastAsia="宋体" w:hAnsi="Cambria Math" w:cs="Cambria Math"/>
+                <w:rFonts w:ascii="Times New Roman" w:eastAsia="宋体" w:hAnsi="Times New Roman" w:cs="Cambria Math"/>
               </w:rPr>
               <m:t>B</m:t>
             </m:r>
             <m:r>
               <w:rPr>
-                <w:rFonts w:ascii="Cambria Math" w:eastAsia="宋体" w:hAnsi="Cambria Math" w:cs="Cambria Math"/>
+                <w:rFonts w:ascii="Times New Roman" w:eastAsia="宋体" w:hAnsi="Times New Roman" w:cs="Cambria Math"/>
               </w:rPr>
               <m:t>L</m:t>
             </m:r>
@@ -8960,7 +8960,7 @@
               <m:e>
                 <m:r>
                   <w:rPr>
-                    <w:rFonts w:ascii="Cambria Math" w:eastAsia="宋体" w:hAnsi="Cambria Math" w:cs="Cambria Math"/>
+                    <w:rFonts w:ascii="Times New Roman" w:eastAsia="宋体" w:hAnsi="Times New Roman" w:cs="Cambria Math"/>
                   </w:rPr>
                   <m:t>v</m:t>
                 </m:r>
@@ -8968,7 +8968,7 @@
               <m:sub>
                 <m:r>
                   <w:rPr>
-                    <w:rFonts w:ascii="Cambria Math" w:eastAsia="宋体" w:hAnsi="Cambria Math" w:cs="Cambria Math"/>
+                    <w:rFonts w:ascii="Times New Roman" w:eastAsia="宋体" w:hAnsi="Times New Roman" w:cs="Cambria Math"/>
                   </w:rPr>
                   <m:t>0</m:t>
                 </m:r>
@@ -8978,13 +8978,13 @@
           <m:den>
             <m:r>
               <w:rPr>
-                <w:rFonts w:ascii="Cambria Math" w:eastAsia="宋体" w:hAnsi="Cambria Math" w:cs="Cambria Math"/>
+                <w:rFonts w:ascii="Times New Roman" w:eastAsia="宋体" w:hAnsi="Times New Roman" w:cs="Cambria Math"/>
               </w:rPr>
               <m:t>2</m:t>
             </m:r>
             <m:r>
               <w:rPr>
-                <w:rFonts w:ascii="Cambria Math" w:eastAsia="宋体" w:hAnsi="Cambria Math" w:cs="Cambria Math"/>
+                <w:rFonts w:ascii="Times New Roman" w:eastAsia="宋体" w:hAnsi="Times New Roman" w:cs="Cambria Math"/>
               </w:rPr>
               <m:t>R</m:t>
             </m:r>
@@ -9030,19 +9030,19 @@
       <m:oMath>
         <m:r>
           <w:rPr>
-            <w:rFonts w:ascii="Cambria Math" w:eastAsia="宋体" w:hAnsi="Cambria Math" w:cs="Cambria Math"/>
+            <w:rFonts w:ascii="Times New Roman" w:eastAsia="宋体" w:hAnsi="Times New Roman" w:cs="Cambria Math"/>
           </w:rPr>
           <m:t>2</m:t>
         </m:r>
         <m:r>
           <w:rPr>
-            <w:rFonts w:ascii="Cambria Math" w:eastAsia="宋体" w:hAnsi="Cambria Math" w:cs="Cambria Math"/>
+            <w:rFonts w:ascii="Times New Roman" w:eastAsia="宋体" w:hAnsi="Times New Roman" w:cs="Cambria Math"/>
           </w:rPr>
           <m:t>B</m:t>
         </m:r>
         <m:r>
           <w:rPr>
-            <w:rFonts w:ascii="Cambria Math" w:eastAsia="宋体" w:hAnsi="Cambria Math" w:cs="Cambria Math"/>
+            <w:rFonts w:ascii="Times New Roman" w:eastAsia="宋体" w:hAnsi="Times New Roman" w:cs="Cambria Math"/>
           </w:rPr>
           <m:t>L</m:t>
         </m:r>
@@ -9050,7 +9050,7 @@
           <m:e>
             <m:r>
               <w:rPr>
-                <w:rFonts w:ascii="Cambria Math" w:eastAsia="宋体" w:hAnsi="Cambria Math" w:cs="Cambria Math"/>
+                <w:rFonts w:ascii="Times New Roman" w:eastAsia="宋体" w:hAnsi="Times New Roman" w:cs="Cambria Math"/>
               </w:rPr>
               <m:t>v</m:t>
             </m:r>
@@ -9058,7 +9058,7 @@
           <m:sub>
             <m:r>
               <w:rPr>
-                <w:rFonts w:ascii="Cambria Math" w:eastAsia="宋体" w:hAnsi="Cambria Math" w:cs="Cambria Math"/>
+                <w:rFonts w:ascii="Times New Roman" w:eastAsia="宋体" w:hAnsi="Times New Roman" w:cs="Cambria Math"/>
               </w:rPr>
               <m:t>0</m:t>
             </m:r>
@@ -9091,7 +9091,7 @@
               <m:e>
                 <m:r>
                   <w:rPr>
-                    <w:rFonts w:ascii="Cambria Math" w:eastAsia="宋体" w:hAnsi="Cambria Math" w:cs="Cambria Math"/>
+                    <w:rFonts w:ascii="Times New Roman" w:eastAsia="宋体" w:hAnsi="Times New Roman" w:cs="Cambria Math"/>
                   </w:rPr>
                   <m:t>B</m:t>
                 </m:r>
@@ -9099,7 +9099,7 @@
               <m:sup>
                 <m:r>
                   <w:rPr>
-                    <w:rFonts w:ascii="Cambria Math" w:eastAsia="宋体" w:hAnsi="Cambria Math" w:cs="Cambria Math"/>
+                    <w:rFonts w:ascii="Times New Roman" w:eastAsia="宋体" w:hAnsi="Times New Roman" w:cs="Cambria Math"/>
                   </w:rPr>
                   <m:t>2</m:t>
                 </m:r>
@@ -9109,7 +9109,7 @@
               <m:e>
                 <m:r>
                   <w:rPr>
-                    <w:rFonts w:ascii="Cambria Math" w:eastAsia="宋体" w:hAnsi="Cambria Math" w:cs="Cambria Math"/>
+                    <w:rFonts w:ascii="Times New Roman" w:eastAsia="宋体" w:hAnsi="Times New Roman" w:cs="Cambria Math"/>
                   </w:rPr>
                   <m:t>L</m:t>
                 </m:r>
@@ -9117,7 +9117,7 @@
               <m:sup>
                 <m:r>
                   <w:rPr>
-                    <w:rFonts w:ascii="Cambria Math" w:eastAsia="宋体" w:hAnsi="Cambria Math" w:cs="Cambria Math"/>
+                    <w:rFonts w:ascii="Times New Roman" w:eastAsia="宋体" w:hAnsi="Times New Roman" w:cs="Cambria Math"/>
                   </w:rPr>
                   <m:t>2</m:t>
                 </m:r>
@@ -9127,7 +9127,7 @@
               <m:e>
                 <m:r>
                   <w:rPr>
-                    <w:rFonts w:ascii="Cambria Math" w:eastAsia="宋体" w:hAnsi="Cambria Math" w:cs="Cambria Math"/>
+                    <w:rFonts w:ascii="Times New Roman" w:eastAsia="宋体" w:hAnsi="Times New Roman" w:cs="Cambria Math"/>
                   </w:rPr>
                   <m:t>v</m:t>
                 </m:r>
@@ -9135,7 +9135,7 @@
               <m:sub>
                 <m:r>
                   <w:rPr>
-                    <w:rFonts w:ascii="Cambria Math" w:eastAsia="宋体" w:hAnsi="Cambria Math" w:cs="Cambria Math"/>
+                    <w:rFonts w:ascii="Times New Roman" w:eastAsia="宋体" w:hAnsi="Times New Roman" w:cs="Cambria Math"/>
                   </w:rPr>
                   <m:t>0</m:t>
                 </m:r>
@@ -9145,7 +9145,7 @@
           <m:den>
             <m:r>
               <w:rPr>
-                <w:rFonts w:ascii="Cambria Math" w:eastAsia="宋体" w:hAnsi="Cambria Math" w:cs="Cambria Math"/>
+                <w:rFonts w:ascii="Times New Roman" w:eastAsia="宋体" w:hAnsi="Times New Roman" w:cs="Cambria Math"/>
               </w:rPr>
               <m:t>R</m:t>
             </m:r>
@@ -9227,7 +9227,7 @@
           <m:e>
             <m:r>
               <w:rPr>
-                <w:rFonts w:ascii="Cambria Math" w:eastAsia="宋体" w:hAnsi="Cambria Math" w:cs="Cambria Math"/>
+                <w:rFonts w:ascii="Times New Roman" w:eastAsia="宋体" w:hAnsi="Times New Roman" w:cs="Cambria Math"/>
               </w:rPr>
               <m:t>v</m:t>
             </m:r>
@@ -9235,7 +9235,7 @@
           <m:sub>
             <m:r>
               <w:rPr>
-                <w:rFonts w:ascii="Cambria Math" w:eastAsia="宋体" w:hAnsi="Cambria Math" w:cs="Cambria Math"/>
+                <w:rFonts w:ascii="Times New Roman" w:eastAsia="宋体" w:hAnsi="Times New Roman" w:cs="Cambria Math"/>
               </w:rPr>
               <m:t>0</m:t>
             </m:r>
@@ -9253,43 +9253,43 @@
       <m:oMath>
         <m:r>
           <w:rPr>
-            <w:rFonts w:ascii="Cambria Math" w:eastAsia="宋体" w:hAnsi="Cambria Math" w:cs="Cambria Math"/>
+            <w:rFonts w:ascii="Times New Roman" w:eastAsia="宋体" w:hAnsi="Times New Roman" w:cs="Cambria Math"/>
           </w:rPr>
           <m:t>E</m:t>
         </m:r>
         <m:r>
           <w:rPr>
-            <w:rFonts w:ascii="Cambria Math" w:eastAsia="宋体" w:hAnsi="Cambria Math" w:cs="Cambria Math"/>
+            <w:rFonts w:ascii="Times New Roman" w:eastAsia="宋体" w:hAnsi="Times New Roman" w:cs="Cambria Math"/>
           </w:rPr>
           <m:t>=</m:t>
         </m:r>
         <m:r>
           <w:rPr>
-            <w:rFonts w:ascii="Cambria Math" w:eastAsia="宋体" w:hAnsi="Cambria Math" w:cs="Cambria Math"/>
+            <w:rFonts w:ascii="Times New Roman" w:eastAsia="宋体" w:hAnsi="Times New Roman" w:cs="Cambria Math"/>
           </w:rPr>
           <m:t>B</m:t>
         </m:r>
         <m:r>
           <w:rPr>
-            <w:rFonts w:ascii="Cambria Math" w:eastAsia="宋体" w:hAnsi="Cambria Math" w:cs="Cambria Math"/>
+            <w:rFonts w:ascii="Times New Roman" w:eastAsia="宋体" w:hAnsi="Times New Roman" w:cs="Cambria Math"/>
           </w:rPr>
           <m:t>⋅</m:t>
         </m:r>
         <m:r>
           <w:rPr>
-            <w:rFonts w:ascii="Cambria Math" w:eastAsia="宋体" w:hAnsi="Cambria Math" w:cs="Cambria Math"/>
+            <w:rFonts w:ascii="Times New Roman" w:eastAsia="宋体" w:hAnsi="Times New Roman" w:cs="Cambria Math"/>
           </w:rPr>
           <m:t>2</m:t>
         </m:r>
         <m:r>
           <w:rPr>
-            <w:rFonts w:ascii="Cambria Math" w:eastAsia="宋体" w:hAnsi="Cambria Math" w:cs="Cambria Math"/>
+            <w:rFonts w:ascii="Times New Roman" w:eastAsia="宋体" w:hAnsi="Times New Roman" w:cs="Cambria Math"/>
           </w:rPr>
           <m:t>L</m:t>
         </m:r>
         <m:r>
           <w:rPr>
-            <w:rFonts w:ascii="Cambria Math" w:eastAsia="宋体" w:hAnsi="Cambria Math" w:cs="Cambria Math"/>
+            <w:rFonts w:ascii="Times New Roman" w:eastAsia="宋体" w:hAnsi="Times New Roman" w:cs="Cambria Math"/>
           </w:rPr>
           <m:t>⋅</m:t>
         </m:r>
@@ -9297,7 +9297,7 @@
           <m:e>
             <m:r>
               <w:rPr>
-                <w:rFonts w:ascii="Cambria Math" w:eastAsia="宋体" w:hAnsi="Cambria Math" w:cs="Cambria Math"/>
+                <w:rFonts w:ascii="Times New Roman" w:eastAsia="宋体" w:hAnsi="Times New Roman" w:cs="Cambria Math"/>
               </w:rPr>
               <m:t>v</m:t>
             </m:r>
@@ -9305,7 +9305,7 @@
           <m:sub>
             <m:r>
               <w:rPr>
-                <w:rFonts w:ascii="Cambria Math" w:eastAsia="宋体" w:hAnsi="Cambria Math" w:cs="Cambria Math"/>
+                <w:rFonts w:ascii="Times New Roman" w:eastAsia="宋体" w:hAnsi="Times New Roman" w:cs="Cambria Math"/>
               </w:rPr>
               <m:t>0</m:t>
             </m:r>
@@ -9387,7 +9387,7 @@
       <m:oMath>
         <m:r>
           <w:rPr>
-            <w:rFonts w:ascii="Cambria Math" w:eastAsia="宋体" w:hAnsi="Cambria Math" w:cs="Cambria Math"/>
+            <w:rFonts w:ascii="Times New Roman" w:eastAsia="宋体" w:hAnsi="Times New Roman" w:cs="Cambria Math"/>
           </w:rPr>
           <m:t>R</m:t>
         </m:r>
@@ -9403,7 +9403,7 @@
       <m:oMath>
         <m:r>
           <w:rPr>
-            <w:rFonts w:ascii="Cambria Math" w:eastAsia="宋体" w:hAnsi="Cambria Math" w:cs="Cambria Math"/>
+            <w:rFonts w:ascii="Times New Roman" w:eastAsia="宋体" w:hAnsi="Times New Roman" w:cs="Cambria Math"/>
           </w:rPr>
           <m:t>R</m:t>
         </m:r>
@@ -9419,13 +9419,13 @@
       <m:oMath>
         <m:r>
           <w:rPr>
-            <w:rFonts w:ascii="Cambria Math" w:eastAsia="宋体" w:hAnsi="Cambria Math" w:cs="Cambria Math"/>
+            <w:rFonts w:ascii="Times New Roman" w:eastAsia="宋体" w:hAnsi="Times New Roman" w:cs="Cambria Math"/>
           </w:rPr>
           <m:t>I</m:t>
         </m:r>
         <m:r>
           <w:rPr>
-            <w:rFonts w:ascii="Cambria Math" w:eastAsia="宋体" w:hAnsi="Cambria Math" w:cs="Cambria Math"/>
+            <w:rFonts w:ascii="Times New Roman" w:eastAsia="宋体" w:hAnsi="Times New Roman" w:cs="Cambria Math"/>
           </w:rPr>
           <m:t>=</m:t>
         </m:r>
@@ -9433,13 +9433,13 @@
           <m:num>
             <m:r>
               <w:rPr>
-                <w:rFonts w:ascii="Cambria Math" w:eastAsia="宋体" w:hAnsi="Cambria Math" w:cs="Cambria Math"/>
+                <w:rFonts w:ascii="Times New Roman" w:eastAsia="宋体" w:hAnsi="Times New Roman" w:cs="Cambria Math"/>
               </w:rPr>
               <m:t>B</m:t>
             </m:r>
             <m:r>
               <w:rPr>
-                <w:rFonts w:ascii="Cambria Math" w:eastAsia="宋体" w:hAnsi="Cambria Math" w:cs="Cambria Math"/>
+                <w:rFonts w:ascii="Times New Roman" w:eastAsia="宋体" w:hAnsi="Times New Roman" w:cs="Cambria Math"/>
               </w:rPr>
               <m:t>L</m:t>
             </m:r>
@@ -9447,7 +9447,7 @@
               <m:e>
                 <m:r>
                   <w:rPr>
-                    <w:rFonts w:ascii="Cambria Math" w:eastAsia="宋体" w:hAnsi="Cambria Math" w:cs="Cambria Math"/>
+                    <w:rFonts w:ascii="Times New Roman" w:eastAsia="宋体" w:hAnsi="Times New Roman" w:cs="Cambria Math"/>
                   </w:rPr>
                   <m:t>v</m:t>
                 </m:r>
@@ -9455,7 +9455,7 @@
               <m:sub>
                 <m:r>
                   <w:rPr>
-                    <w:rFonts w:ascii="Cambria Math" w:eastAsia="宋体" w:hAnsi="Cambria Math" w:cs="Cambria Math"/>
+                    <w:rFonts w:ascii="Times New Roman" w:eastAsia="宋体" w:hAnsi="Times New Roman" w:cs="Cambria Math"/>
                   </w:rPr>
                   <m:t>0</m:t>
                 </m:r>
@@ -9465,19 +9465,19 @@
           <m:den>
             <m:r>
               <w:rPr>
-                <w:rFonts w:ascii="Cambria Math" w:eastAsia="宋体" w:hAnsi="Cambria Math" w:cs="Cambria Math"/>
+                <w:rFonts w:ascii="Times New Roman" w:eastAsia="宋体" w:hAnsi="Times New Roman" w:cs="Cambria Math"/>
               </w:rPr>
               <m:t>R</m:t>
             </m:r>
             <m:r>
               <w:rPr>
-                <w:rFonts w:ascii="Cambria Math" w:eastAsia="宋体" w:hAnsi="Cambria Math" w:cs="Cambria Math"/>
+                <w:rFonts w:ascii="Times New Roman" w:eastAsia="宋体" w:hAnsi="Times New Roman" w:cs="Cambria Math"/>
               </w:rPr>
               <m:t>+</m:t>
             </m:r>
             <m:r>
               <w:rPr>
-                <w:rFonts w:ascii="Cambria Math" w:eastAsia="宋体" w:hAnsi="Cambria Math" w:cs="Cambria Math"/>
+                <w:rFonts w:ascii="Times New Roman" w:eastAsia="宋体" w:hAnsi="Times New Roman" w:cs="Cambria Math"/>
               </w:rPr>
               <m:t>R</m:t>
             </m:r>
@@ -9485,7 +9485,7 @@
         </m:f>
         <m:r>
           <w:rPr>
-            <w:rFonts w:ascii="Cambria Math" w:eastAsia="宋体" w:hAnsi="Cambria Math" w:cs="Cambria Math"/>
+            <w:rFonts w:ascii="Times New Roman" w:eastAsia="宋体" w:hAnsi="Times New Roman" w:cs="Cambria Math"/>
           </w:rPr>
           <m:t>=</m:t>
         </m:r>
@@ -9493,13 +9493,13 @@
           <m:num>
             <m:r>
               <w:rPr>
-                <w:rFonts w:ascii="Cambria Math" w:eastAsia="宋体" w:hAnsi="Cambria Math" w:cs="Cambria Math"/>
+                <w:rFonts w:ascii="Times New Roman" w:eastAsia="宋体" w:hAnsi="Times New Roman" w:cs="Cambria Math"/>
               </w:rPr>
               <m:t>B</m:t>
             </m:r>
             <m:r>
               <w:rPr>
-                <w:rFonts w:ascii="Cambria Math" w:eastAsia="宋体" w:hAnsi="Cambria Math" w:cs="Cambria Math"/>
+                <w:rFonts w:ascii="Times New Roman" w:eastAsia="宋体" w:hAnsi="Times New Roman" w:cs="Cambria Math"/>
               </w:rPr>
               <m:t>L</m:t>
             </m:r>
@@ -9507,7 +9507,7 @@
               <m:e>
                 <m:r>
                   <w:rPr>
-                    <w:rFonts w:ascii="Cambria Math" w:eastAsia="宋体" w:hAnsi="Cambria Math" w:cs="Cambria Math"/>
+                    <w:rFonts w:ascii="Times New Roman" w:eastAsia="宋体" w:hAnsi="Times New Roman" w:cs="Cambria Math"/>
                   </w:rPr>
                   <m:t>v</m:t>
                 </m:r>
@@ -9515,7 +9515,7 @@
               <m:sub>
                 <m:r>
                   <w:rPr>
-                    <w:rFonts w:ascii="Cambria Math" w:eastAsia="宋体" w:hAnsi="Cambria Math" w:cs="Cambria Math"/>
+                    <w:rFonts w:ascii="Times New Roman" w:eastAsia="宋体" w:hAnsi="Times New Roman" w:cs="Cambria Math"/>
                   </w:rPr>
                   <m:t>0</m:t>
                 </m:r>
@@ -9525,13 +9525,13 @@
           <m:den>
             <m:r>
               <w:rPr>
-                <w:rFonts w:ascii="Cambria Math" w:eastAsia="宋体" w:hAnsi="Cambria Math" w:cs="Cambria Math"/>
+                <w:rFonts w:ascii="Times New Roman" w:eastAsia="宋体" w:hAnsi="Times New Roman" w:cs="Cambria Math"/>
               </w:rPr>
               <m:t>2</m:t>
             </m:r>
             <m:r>
               <w:rPr>
-                <w:rFonts w:ascii="Cambria Math" w:eastAsia="宋体" w:hAnsi="Cambria Math" w:cs="Cambria Math"/>
+                <w:rFonts w:ascii="Times New Roman" w:eastAsia="宋体" w:hAnsi="Times New Roman" w:cs="Cambria Math"/>
               </w:rPr>
               <m:t>R</m:t>
             </m:r>
@@ -9598,7 +9598,7 @@
           <m:e>
             <m:r>
               <w:rPr>
-                <w:rFonts w:ascii="Cambria Math" w:eastAsia="宋体" w:hAnsi="Cambria Math" w:cs="Cambria Math"/>
+                <w:rFonts w:ascii="Times New Roman" w:eastAsia="宋体" w:hAnsi="Times New Roman" w:cs="Cambria Math"/>
               </w:rPr>
               <m:t>U</m:t>
             </m:r>
@@ -9606,13 +9606,13 @@
           <m:sub>
             <m:r>
               <w:rPr>
-                <w:rFonts w:ascii="Cambria Math" w:eastAsia="宋体" w:hAnsi="Cambria Math" w:cs="Cambria Math"/>
+                <w:rFonts w:ascii="Times New Roman" w:eastAsia="宋体" w:hAnsi="Times New Roman" w:cs="Cambria Math"/>
               </w:rPr>
               <m:t>A</m:t>
             </m:r>
             <m:r>
               <w:rPr>
-                <w:rFonts w:ascii="Cambria Math" w:eastAsia="宋体" w:hAnsi="Cambria Math" w:cs="Cambria Math"/>
+                <w:rFonts w:ascii="Times New Roman" w:eastAsia="宋体" w:hAnsi="Times New Roman" w:cs="Cambria Math"/>
               </w:rPr>
               <m:t>O</m:t>
             </m:r>
@@ -9620,19 +9620,19 @@
         </m:sSub>
         <m:r>
           <w:rPr>
-            <w:rFonts w:ascii="Cambria Math" w:eastAsia="宋体" w:hAnsi="Cambria Math" w:cs="Cambria Math"/>
+            <w:rFonts w:ascii="Times New Roman" w:eastAsia="宋体" w:hAnsi="Times New Roman" w:cs="Cambria Math"/>
           </w:rPr>
           <m:t>=</m:t>
         </m:r>
         <m:r>
           <w:rPr>
-            <w:rFonts w:ascii="Cambria Math" w:eastAsia="宋体" w:hAnsi="Cambria Math" w:cs="Cambria Math"/>
+            <w:rFonts w:ascii="Times New Roman" w:eastAsia="宋体" w:hAnsi="Times New Roman" w:cs="Cambria Math"/>
           </w:rPr>
           <m:t>B</m:t>
         </m:r>
         <m:r>
           <w:rPr>
-            <w:rFonts w:ascii="Cambria Math" w:eastAsia="宋体" w:hAnsi="Cambria Math" w:cs="Cambria Math"/>
+            <w:rFonts w:ascii="Times New Roman" w:eastAsia="宋体" w:hAnsi="Times New Roman" w:cs="Cambria Math"/>
           </w:rPr>
           <m:t>L</m:t>
         </m:r>
@@ -9640,7 +9640,7 @@
           <m:e>
             <m:r>
               <w:rPr>
-                <w:rFonts w:ascii="Cambria Math" w:eastAsia="宋体" w:hAnsi="Cambria Math" w:cs="Cambria Math"/>
+                <w:rFonts w:ascii="Times New Roman" w:eastAsia="宋体" w:hAnsi="Times New Roman" w:cs="Cambria Math"/>
               </w:rPr>
               <m:t>v</m:t>
             </m:r>
@@ -9648,7 +9648,7 @@
           <m:sub>
             <m:r>
               <w:rPr>
-                <w:rFonts w:ascii="Cambria Math" w:eastAsia="宋体" w:hAnsi="Cambria Math" w:cs="Cambria Math"/>
+                <w:rFonts w:ascii="Times New Roman" w:eastAsia="宋体" w:hAnsi="Times New Roman" w:cs="Cambria Math"/>
               </w:rPr>
               <m:t>0</m:t>
             </m:r>
@@ -9656,37 +9656,37 @@
         </m:sSub>
         <m:r>
           <w:rPr>
-            <w:rFonts w:ascii="Cambria Math" w:eastAsia="宋体" w:hAnsi="Cambria Math" w:cs="Cambria Math"/>
+            <w:rFonts w:ascii="Times New Roman" w:eastAsia="宋体" w:hAnsi="Times New Roman" w:cs="Cambria Math"/>
           </w:rPr>
           <m:t>+</m:t>
         </m:r>
         <m:r>
           <w:rPr>
-            <w:rFonts w:ascii="Cambria Math" w:eastAsia="宋体" w:hAnsi="Cambria Math" w:cs="Cambria Math"/>
+            <w:rFonts w:ascii="Times New Roman" w:eastAsia="宋体" w:hAnsi="Times New Roman" w:cs="Cambria Math"/>
           </w:rPr>
           <m:t>I</m:t>
         </m:r>
         <m:r>
           <w:rPr>
-            <w:rFonts w:ascii="Cambria Math" w:eastAsia="宋体" w:hAnsi="Cambria Math" w:cs="Cambria Math"/>
+            <w:rFonts w:ascii="Times New Roman" w:eastAsia="宋体" w:hAnsi="Times New Roman" w:cs="Cambria Math"/>
           </w:rPr>
           <m:t>R</m:t>
         </m:r>
         <m:r>
           <w:rPr>
-            <w:rFonts w:ascii="Cambria Math" w:eastAsia="宋体" w:hAnsi="Cambria Math" w:cs="Cambria Math"/>
+            <w:rFonts w:ascii="Times New Roman" w:eastAsia="宋体" w:hAnsi="Times New Roman" w:cs="Cambria Math"/>
           </w:rPr>
           <m:t>=</m:t>
         </m:r>
         <m:r>
           <w:rPr>
-            <w:rFonts w:ascii="Cambria Math" w:eastAsia="宋体" w:hAnsi="Cambria Math" w:cs="Cambria Math"/>
+            <w:rFonts w:ascii="Times New Roman" w:eastAsia="宋体" w:hAnsi="Times New Roman" w:cs="Cambria Math"/>
           </w:rPr>
           <m:t>B</m:t>
         </m:r>
         <m:r>
           <w:rPr>
-            <w:rFonts w:ascii="Cambria Math" w:eastAsia="宋体" w:hAnsi="Cambria Math" w:cs="Cambria Math"/>
+            <w:rFonts w:ascii="Times New Roman" w:eastAsia="宋体" w:hAnsi="Times New Roman" w:cs="Cambria Math"/>
           </w:rPr>
           <m:t>L</m:t>
         </m:r>
@@ -9694,7 +9694,7 @@
           <m:e>
             <m:r>
               <w:rPr>
-                <w:rFonts w:ascii="Cambria Math" w:eastAsia="宋体" w:hAnsi="Cambria Math" w:cs="Cambria Math"/>
+                <w:rFonts w:ascii="Times New Roman" w:eastAsia="宋体" w:hAnsi="Times New Roman" w:cs="Cambria Math"/>
               </w:rPr>
               <m:t>v</m:t>
             </m:r>
@@ -9702,7 +9702,7 @@
           <m:sub>
             <m:r>
               <w:rPr>
-                <w:rFonts w:ascii="Cambria Math" w:eastAsia="宋体" w:hAnsi="Cambria Math" w:cs="Cambria Math"/>
+                <w:rFonts w:ascii="Times New Roman" w:eastAsia="宋体" w:hAnsi="Times New Roman" w:cs="Cambria Math"/>
               </w:rPr>
               <m:t>0</m:t>
             </m:r>
@@ -9710,7 +9710,7 @@
         </m:sSub>
         <m:r>
           <w:rPr>
-            <w:rFonts w:ascii="Cambria Math" w:eastAsia="宋体" w:hAnsi="Cambria Math" w:cs="Cambria Math"/>
+            <w:rFonts w:ascii="Times New Roman" w:eastAsia="宋体" w:hAnsi="Times New Roman" w:cs="Cambria Math"/>
           </w:rPr>
           <m:t>+</m:t>
         </m:r>
@@ -9718,13 +9718,13 @@
           <m:num>
             <m:r>
               <w:rPr>
-                <w:rFonts w:ascii="Cambria Math" w:eastAsia="宋体" w:hAnsi="Cambria Math" w:cs="Cambria Math"/>
+                <w:rFonts w:ascii="Times New Roman" w:eastAsia="宋体" w:hAnsi="Times New Roman" w:cs="Cambria Math"/>
               </w:rPr>
               <m:t>B</m:t>
             </m:r>
             <m:r>
               <w:rPr>
-                <w:rFonts w:ascii="Cambria Math" w:eastAsia="宋体" w:hAnsi="Cambria Math" w:cs="Cambria Math"/>
+                <w:rFonts w:ascii="Times New Roman" w:eastAsia="宋体" w:hAnsi="Times New Roman" w:cs="Cambria Math"/>
               </w:rPr>
               <m:t>L</m:t>
             </m:r>
@@ -9732,7 +9732,7 @@
               <m:e>
                 <m:r>
                   <w:rPr>
-                    <w:rFonts w:ascii="Cambria Math" w:eastAsia="宋体" w:hAnsi="Cambria Math" w:cs="Cambria Math"/>
+                    <w:rFonts w:ascii="Times New Roman" w:eastAsia="宋体" w:hAnsi="Times New Roman" w:cs="Cambria Math"/>
                   </w:rPr>
                   <m:t>v</m:t>
                 </m:r>
@@ -9740,7 +9740,7 @@
               <m:sub>
                 <m:r>
                   <w:rPr>
-                    <w:rFonts w:ascii="Cambria Math" w:eastAsia="宋体" w:hAnsi="Cambria Math" w:cs="Cambria Math"/>
+                    <w:rFonts w:ascii="Times New Roman" w:eastAsia="宋体" w:hAnsi="Times New Roman" w:cs="Cambria Math"/>
                   </w:rPr>
                   <m:t>0</m:t>
                 </m:r>
@@ -9750,13 +9750,13 @@
           <m:den>
             <m:r>
               <w:rPr>
-                <w:rFonts w:ascii="Cambria Math" w:eastAsia="宋体" w:hAnsi="Cambria Math" w:cs="Cambria Math"/>
+                <w:rFonts w:ascii="Times New Roman" w:eastAsia="宋体" w:hAnsi="Times New Roman" w:cs="Cambria Math"/>
               </w:rPr>
               <m:t>2</m:t>
             </m:r>
             <m:r>
               <w:rPr>
-                <w:rFonts w:ascii="Cambria Math" w:eastAsia="宋体" w:hAnsi="Cambria Math" w:cs="Cambria Math"/>
+                <w:rFonts w:ascii="Times New Roman" w:eastAsia="宋体" w:hAnsi="Times New Roman" w:cs="Cambria Math"/>
               </w:rPr>
               <m:t>R</m:t>
             </m:r>
@@ -9764,19 +9764,19 @@
         </m:f>
         <m:r>
           <w:rPr>
-            <w:rFonts w:ascii="Cambria Math" w:eastAsia="宋体" w:hAnsi="Cambria Math" w:cs="Cambria Math"/>
+            <w:rFonts w:ascii="Times New Roman" w:eastAsia="宋体" w:hAnsi="Times New Roman" w:cs="Cambria Math"/>
           </w:rPr>
           <m:t>⋅</m:t>
         </m:r>
         <m:r>
           <w:rPr>
-            <w:rFonts w:ascii="Cambria Math" w:eastAsia="宋体" w:hAnsi="Cambria Math" w:cs="Cambria Math"/>
+            <w:rFonts w:ascii="Times New Roman" w:eastAsia="宋体" w:hAnsi="Times New Roman" w:cs="Cambria Math"/>
           </w:rPr>
           <m:t>R</m:t>
         </m:r>
         <m:r>
           <w:rPr>
-            <w:rFonts w:ascii="Cambria Math" w:eastAsia="宋体" w:hAnsi="Cambria Math" w:cs="Cambria Math"/>
+            <w:rFonts w:ascii="Times New Roman" w:eastAsia="宋体" w:hAnsi="Times New Roman" w:cs="Cambria Math"/>
           </w:rPr>
           <m:t>=</m:t>
         </m:r>
@@ -9784,19 +9784,19 @@
           <m:num>
             <m:r>
               <w:rPr>
-                <w:rFonts w:ascii="Cambria Math" w:eastAsia="宋体" w:hAnsi="Cambria Math" w:cs="Cambria Math"/>
+                <w:rFonts w:ascii="Times New Roman" w:eastAsia="宋体" w:hAnsi="Times New Roman" w:cs="Cambria Math"/>
               </w:rPr>
               <m:t>3</m:t>
             </m:r>
             <m:r>
               <w:rPr>
-                <w:rFonts w:ascii="Cambria Math" w:eastAsia="宋体" w:hAnsi="Cambria Math" w:cs="Cambria Math"/>
+                <w:rFonts w:ascii="Times New Roman" w:eastAsia="宋体" w:hAnsi="Times New Roman" w:cs="Cambria Math"/>
               </w:rPr>
               <m:t>B</m:t>
             </m:r>
             <m:r>
               <w:rPr>
-                <w:rFonts w:ascii="Cambria Math" w:eastAsia="宋体" w:hAnsi="Cambria Math" w:cs="Cambria Math"/>
+                <w:rFonts w:ascii="Times New Roman" w:eastAsia="宋体" w:hAnsi="Times New Roman" w:cs="Cambria Math"/>
               </w:rPr>
               <m:t>L</m:t>
             </m:r>
@@ -9804,7 +9804,7 @@
               <m:e>
                 <m:r>
                   <w:rPr>
-                    <w:rFonts w:ascii="Cambria Math" w:eastAsia="宋体" w:hAnsi="Cambria Math" w:cs="Cambria Math"/>
+                    <w:rFonts w:ascii="Times New Roman" w:eastAsia="宋体" w:hAnsi="Times New Roman" w:cs="Cambria Math"/>
                   </w:rPr>
                   <m:t>v</m:t>
                 </m:r>
@@ -9812,7 +9812,7 @@
               <m:sub>
                 <m:r>
                   <w:rPr>
-                    <w:rFonts w:ascii="Cambria Math" w:eastAsia="宋体" w:hAnsi="Cambria Math" w:cs="Cambria Math"/>
+                    <w:rFonts w:ascii="Times New Roman" w:eastAsia="宋体" w:hAnsi="Times New Roman" w:cs="Cambria Math"/>
                   </w:rPr>
                   <m:t>0</m:t>
                 </m:r>
@@ -9822,7 +9822,7 @@
           <m:den>
             <m:r>
               <w:rPr>
-                <w:rFonts w:ascii="Cambria Math" w:eastAsia="宋体" w:hAnsi="Cambria Math" w:cs="Cambria Math"/>
+                <w:rFonts w:ascii="Times New Roman" w:eastAsia="宋体" w:hAnsi="Times New Roman" w:cs="Cambria Math"/>
               </w:rPr>
               <m:t>2</m:t>
             </m:r>
@@ -9870,37 +9870,37 @@
       <m:oMath>
         <m:r>
           <w:rPr>
-            <w:rFonts w:ascii="Cambria Math" w:eastAsia="宋体" w:hAnsi="Cambria Math" w:cs="Cambria Math"/>
+            <w:rFonts w:ascii="Times New Roman" w:eastAsia="宋体" w:hAnsi="Times New Roman" w:cs="Cambria Math"/>
           </w:rPr>
           <m:t>F</m:t>
         </m:r>
         <m:r>
           <w:rPr>
-            <w:rFonts w:ascii="Cambria Math" w:eastAsia="宋体" w:hAnsi="Cambria Math" w:cs="Cambria Math"/>
+            <w:rFonts w:ascii="Times New Roman" w:eastAsia="宋体" w:hAnsi="Times New Roman" w:cs="Cambria Math"/>
           </w:rPr>
           <m:t>=</m:t>
         </m:r>
         <m:r>
           <w:rPr>
-            <w:rFonts w:ascii="Cambria Math" w:eastAsia="宋体" w:hAnsi="Cambria Math" w:cs="Cambria Math"/>
+            <w:rFonts w:ascii="Times New Roman" w:eastAsia="宋体" w:hAnsi="Times New Roman" w:cs="Cambria Math"/>
           </w:rPr>
           <m:t>B</m:t>
         </m:r>
         <m:r>
           <w:rPr>
-            <w:rFonts w:ascii="Cambria Math" w:eastAsia="宋体" w:hAnsi="Cambria Math" w:cs="Cambria Math"/>
+            <w:rFonts w:ascii="Times New Roman" w:eastAsia="宋体" w:hAnsi="Times New Roman" w:cs="Cambria Math"/>
           </w:rPr>
           <m:t>I</m:t>
         </m:r>
         <m:r>
           <w:rPr>
-            <w:rFonts w:ascii="Cambria Math" w:eastAsia="宋体" w:hAnsi="Cambria Math" w:cs="Cambria Math"/>
+            <w:rFonts w:ascii="Times New Roman" w:eastAsia="宋体" w:hAnsi="Times New Roman" w:cs="Cambria Math"/>
           </w:rPr>
           <m:t>L</m:t>
         </m:r>
         <m:r>
           <w:rPr>
-            <w:rFonts w:ascii="Cambria Math" w:eastAsia="宋体" w:hAnsi="Cambria Math" w:cs="Cambria Math"/>
+            <w:rFonts w:ascii="Times New Roman" w:eastAsia="宋体" w:hAnsi="Times New Roman" w:cs="Cambria Math"/>
           </w:rPr>
           <m:t>=</m:t>
         </m:r>
@@ -9910,7 +9910,7 @@
               <m:e>
                 <m:r>
                   <w:rPr>
-                    <w:rFonts w:ascii="Cambria Math" w:eastAsia="宋体" w:hAnsi="Cambria Math" w:cs="Cambria Math"/>
+                    <w:rFonts w:ascii="Times New Roman" w:eastAsia="宋体" w:hAnsi="Times New Roman" w:cs="Cambria Math"/>
                   </w:rPr>
                   <m:t>B</m:t>
                 </m:r>
@@ -9918,7 +9918,7 @@
               <m:sup>
                 <m:r>
                   <w:rPr>
-                    <w:rFonts w:ascii="Cambria Math" w:eastAsia="宋体" w:hAnsi="Cambria Math" w:cs="Cambria Math"/>
+                    <w:rFonts w:ascii="Times New Roman" w:eastAsia="宋体" w:hAnsi="Times New Roman" w:cs="Cambria Math"/>
                   </w:rPr>
                   <m:t>2</m:t>
                 </m:r>
@@ -9928,7 +9928,7 @@
               <m:e>
                 <m:r>
                   <w:rPr>
-                    <w:rFonts w:ascii="Cambria Math" w:eastAsia="宋体" w:hAnsi="Cambria Math" w:cs="Cambria Math"/>
+                    <w:rFonts w:ascii="Times New Roman" w:eastAsia="宋体" w:hAnsi="Times New Roman" w:cs="Cambria Math"/>
                   </w:rPr>
                   <m:t>L</m:t>
                 </m:r>
@@ -9936,7 +9936,7 @@
               <m:sup>
                 <m:r>
                   <w:rPr>
-                    <w:rFonts w:ascii="Cambria Math" w:eastAsia="宋体" w:hAnsi="Cambria Math" w:cs="Cambria Math"/>
+                    <w:rFonts w:ascii="Times New Roman" w:eastAsia="宋体" w:hAnsi="Times New Roman" w:cs="Cambria Math"/>
                   </w:rPr>
                   <m:t>2</m:t>
                 </m:r>
@@ -9946,7 +9946,7 @@
               <m:e>
                 <m:r>
                   <w:rPr>
-                    <w:rFonts w:ascii="Cambria Math" w:eastAsia="宋体" w:hAnsi="Cambria Math" w:cs="Cambria Math"/>
+                    <w:rFonts w:ascii="Times New Roman" w:eastAsia="宋体" w:hAnsi="Times New Roman" w:cs="Cambria Math"/>
                   </w:rPr>
                   <m:t>v</m:t>
                 </m:r>
@@ -9954,7 +9954,7 @@
               <m:sub>
                 <m:r>
                   <w:rPr>
-                    <w:rFonts w:ascii="Cambria Math" w:eastAsia="宋体" w:hAnsi="Cambria Math" w:cs="Cambria Math"/>
+                    <w:rFonts w:ascii="Times New Roman" w:eastAsia="宋体" w:hAnsi="Times New Roman" w:cs="Cambria Math"/>
                   </w:rPr>
                   <m:t>0</m:t>
                 </m:r>
@@ -9964,13 +9964,13 @@
           <m:den>
             <m:r>
               <w:rPr>
-                <w:rFonts w:ascii="Cambria Math" w:eastAsia="宋体" w:hAnsi="Cambria Math" w:cs="Cambria Math"/>
+                <w:rFonts w:ascii="Times New Roman" w:eastAsia="宋体" w:hAnsi="Times New Roman" w:cs="Cambria Math"/>
               </w:rPr>
               <m:t>2</m:t>
             </m:r>
             <m:r>
               <w:rPr>
-                <w:rFonts w:ascii="Cambria Math" w:eastAsia="宋体" w:hAnsi="Cambria Math" w:cs="Cambria Math"/>
+                <w:rFonts w:ascii="Times New Roman" w:eastAsia="宋体" w:hAnsi="Times New Roman" w:cs="Cambria Math"/>
               </w:rPr>
               <m:t>R</m:t>
             </m:r>
@@ -10430,13 +10430,13 @@
       <m:oMath>
         <m:r>
           <w:rPr>
-            <w:rFonts w:ascii="Cambria Math" w:eastAsia="宋体" w:hAnsi="Cambria Math" w:cs="Cambria Math"/>
+            <w:rFonts w:ascii="Times New Roman" w:eastAsia="宋体" w:hAnsi="Times New Roman" w:cs="Cambria Math"/>
           </w:rPr>
           <m:t>F</m:t>
         </m:r>
         <m:r>
           <w:rPr>
-            <w:rFonts w:ascii="Cambria Math" w:eastAsia="宋体" w:hAnsi="Cambria Math" w:cs="Cambria Math"/>
+            <w:rFonts w:ascii="Times New Roman" w:eastAsia="宋体" w:hAnsi="Times New Roman" w:cs="Cambria Math"/>
           </w:rPr>
           <m:t>−</m:t>
         </m:r>
@@ -10446,7 +10446,7 @@
               <m:e>
                 <m:r>
                   <w:rPr>
-                    <w:rFonts w:ascii="Cambria Math" w:eastAsia="宋体" w:hAnsi="Cambria Math" w:cs="Cambria Math"/>
+                    <w:rFonts w:ascii="Times New Roman" w:eastAsia="宋体" w:hAnsi="Times New Roman" w:cs="Cambria Math"/>
                   </w:rPr>
                   <m:t>B</m:t>
                 </m:r>
@@ -10454,7 +10454,7 @@
               <m:sup>
                 <m:r>
                   <w:rPr>
-                    <w:rFonts w:ascii="Cambria Math" w:eastAsia="宋体" w:hAnsi="Cambria Math" w:cs="Cambria Math"/>
+                    <w:rFonts w:ascii="Times New Roman" w:eastAsia="宋体" w:hAnsi="Times New Roman" w:cs="Cambria Math"/>
                   </w:rPr>
                   <m:t>2</m:t>
                 </m:r>
@@ -10464,7 +10464,7 @@
               <m:e>
                 <m:r>
                   <w:rPr>
-                    <w:rFonts w:ascii="Cambria Math" w:eastAsia="宋体" w:hAnsi="Cambria Math" w:cs="Cambria Math"/>
+                    <w:rFonts w:ascii="Times New Roman" w:eastAsia="宋体" w:hAnsi="Times New Roman" w:cs="Cambria Math"/>
                   </w:rPr>
                   <m:t>l</m:t>
                 </m:r>
@@ -10472,7 +10472,7 @@
               <m:sup>
                 <m:r>
                   <w:rPr>
-                    <w:rFonts w:ascii="Cambria Math" w:eastAsia="宋体" w:hAnsi="Cambria Math" w:cs="Cambria Math"/>
+                    <w:rFonts w:ascii="Times New Roman" w:eastAsia="宋体" w:hAnsi="Times New Roman" w:cs="Cambria Math"/>
                   </w:rPr>
                   <m:t>2</m:t>
                 </m:r>
@@ -10480,7 +10480,7 @@
             </m:sSup>
             <m:r>
               <w:rPr>
-                <w:rFonts w:ascii="Cambria Math" w:eastAsia="宋体" w:hAnsi="Cambria Math" w:cs="Cambria Math"/>
+                <w:rFonts w:ascii="Times New Roman" w:eastAsia="宋体" w:hAnsi="Times New Roman" w:cs="Cambria Math"/>
               </w:rPr>
               <m:t>v</m:t>
             </m:r>
@@ -10488,7 +10488,7 @@
           <m:den>
             <m:r>
               <w:rPr>
-                <w:rFonts w:ascii="Cambria Math" w:eastAsia="宋体" w:hAnsi="Cambria Math" w:cs="Cambria Math"/>
+                <w:rFonts w:ascii="Times New Roman" w:eastAsia="宋体" w:hAnsi="Times New Roman" w:cs="Cambria Math"/>
               </w:rPr>
               <m:t>R</m:t>
             </m:r>
@@ -10496,19 +10496,19 @@
         </m:f>
         <m:r>
           <w:rPr>
-            <w:rFonts w:ascii="Cambria Math" w:eastAsia="宋体" w:hAnsi="Cambria Math" w:cs="Cambria Math"/>
+            <w:rFonts w:ascii="Times New Roman" w:eastAsia="宋体" w:hAnsi="Times New Roman" w:cs="Cambria Math"/>
           </w:rPr>
           <m:t>=</m:t>
         </m:r>
         <m:r>
           <w:rPr>
-            <w:rFonts w:ascii="Cambria Math" w:eastAsia="宋体" w:hAnsi="Cambria Math" w:cs="Cambria Math"/>
+            <w:rFonts w:ascii="Times New Roman" w:eastAsia="宋体" w:hAnsi="Times New Roman" w:cs="Cambria Math"/>
           </w:rPr>
           <m:t>m</m:t>
         </m:r>
         <m:r>
           <w:rPr>
-            <w:rFonts w:ascii="Cambria Math" w:eastAsia="宋体" w:hAnsi="Cambria Math" w:cs="Cambria Math"/>
+            <w:rFonts w:ascii="Times New Roman" w:eastAsia="宋体" w:hAnsi="Times New Roman" w:cs="Cambria Math"/>
           </w:rPr>
           <m:t>a</m:t>
         </m:r>
@@ -10607,7 +10607,7 @@
           <m:num>
             <m:r>
               <w:rPr>
-                <w:rFonts w:ascii="Cambria Math" w:eastAsia="宋体" w:hAnsi="Cambria Math" w:cs="Cambria Math"/>
+                <w:rFonts w:ascii="Times New Roman" w:eastAsia="宋体" w:hAnsi="Times New Roman" w:cs="Cambria Math"/>
               </w:rPr>
               <m:t>P</m:t>
             </m:r>
@@ -10615,7 +10615,7 @@
           <m:den>
             <m:r>
               <w:rPr>
-                <w:rFonts w:ascii="Cambria Math" w:eastAsia="宋体" w:hAnsi="Cambria Math" w:cs="Cambria Math"/>
+                <w:rFonts w:ascii="Times New Roman" w:eastAsia="宋体" w:hAnsi="Times New Roman" w:cs="Cambria Math"/>
               </w:rPr>
               <m:t>v</m:t>
             </m:r>
@@ -10623,7 +10623,7 @@
         </m:f>
         <m:r>
           <w:rPr>
-            <w:rFonts w:ascii="Cambria Math" w:eastAsia="宋体" w:hAnsi="Cambria Math" w:cs="Cambria Math"/>
+            <w:rFonts w:ascii="Times New Roman" w:eastAsia="宋体" w:hAnsi="Times New Roman" w:cs="Cambria Math"/>
           </w:rPr>
           <m:t>−</m:t>
         </m:r>
@@ -10633,7 +10633,7 @@
               <m:e>
                 <m:r>
                   <w:rPr>
-                    <w:rFonts w:ascii="Cambria Math" w:eastAsia="宋体" w:hAnsi="Cambria Math" w:cs="Cambria Math"/>
+                    <w:rFonts w:ascii="Times New Roman" w:eastAsia="宋体" w:hAnsi="Times New Roman" w:cs="Cambria Math"/>
                   </w:rPr>
                   <m:t>B</m:t>
                 </m:r>
@@ -10641,7 +10641,7 @@
               <m:sup>
                 <m:r>
                   <w:rPr>
-                    <w:rFonts w:ascii="Cambria Math" w:eastAsia="宋体" w:hAnsi="Cambria Math" w:cs="Cambria Math"/>
+                    <w:rFonts w:ascii="Times New Roman" w:eastAsia="宋体" w:hAnsi="Times New Roman" w:cs="Cambria Math"/>
                   </w:rPr>
                   <m:t>2</m:t>
                 </m:r>
@@ -10651,7 +10651,7 @@
               <m:e>
                 <m:r>
                   <w:rPr>
-                    <w:rFonts w:ascii="Cambria Math" w:eastAsia="宋体" w:hAnsi="Cambria Math" w:cs="Cambria Math"/>
+                    <w:rFonts w:ascii="Times New Roman" w:eastAsia="宋体" w:hAnsi="Times New Roman" w:cs="Cambria Math"/>
                   </w:rPr>
                   <m:t>l</m:t>
                 </m:r>
@@ -10659,7 +10659,7 @@
               <m:sup>
                 <m:r>
                   <w:rPr>
-                    <w:rFonts w:ascii="Cambria Math" w:eastAsia="宋体" w:hAnsi="Cambria Math" w:cs="Cambria Math"/>
+                    <w:rFonts w:ascii="Times New Roman" w:eastAsia="宋体" w:hAnsi="Times New Roman" w:cs="Cambria Math"/>
                   </w:rPr>
                   <m:t>2</m:t>
                 </m:r>
@@ -10667,7 +10667,7 @@
             </m:sSup>
             <m:r>
               <w:rPr>
-                <w:rFonts w:ascii="Cambria Math" w:eastAsia="宋体" w:hAnsi="Cambria Math" w:cs="Cambria Math"/>
+                <w:rFonts w:ascii="Times New Roman" w:eastAsia="宋体" w:hAnsi="Times New Roman" w:cs="Cambria Math"/>
               </w:rPr>
               <m:t>v</m:t>
             </m:r>
@@ -10675,7 +10675,7 @@
           <m:den>
             <m:r>
               <w:rPr>
-                <w:rFonts w:ascii="Cambria Math" w:eastAsia="宋体" w:hAnsi="Cambria Math" w:cs="Cambria Math"/>
+                <w:rFonts w:ascii="Times New Roman" w:eastAsia="宋体" w:hAnsi="Times New Roman" w:cs="Cambria Math"/>
               </w:rPr>
               <m:t>R</m:t>
             </m:r>
@@ -10683,19 +10683,19 @@
         </m:f>
         <m:r>
           <w:rPr>
-            <w:rFonts w:ascii="Cambria Math" w:eastAsia="宋体" w:hAnsi="Cambria Math" w:cs="Cambria Math"/>
+            <w:rFonts w:ascii="Times New Roman" w:eastAsia="宋体" w:hAnsi="Times New Roman" w:cs="Cambria Math"/>
           </w:rPr>
           <m:t>=</m:t>
         </m:r>
         <m:r>
           <w:rPr>
-            <w:rFonts w:ascii="Cambria Math" w:eastAsia="宋体" w:hAnsi="Cambria Math" w:cs="Cambria Math"/>
+            <w:rFonts w:ascii="Times New Roman" w:eastAsia="宋体" w:hAnsi="Times New Roman" w:cs="Cambria Math"/>
           </w:rPr>
           <m:t>m</m:t>
         </m:r>
         <m:r>
           <w:rPr>
-            <w:rFonts w:ascii="Cambria Math" w:eastAsia="宋体" w:hAnsi="Cambria Math" w:cs="Cambria Math"/>
+            <w:rFonts w:ascii="Times New Roman" w:eastAsia="宋体" w:hAnsi="Times New Roman" w:cs="Cambria Math"/>
           </w:rPr>
           <m:t>a</m:t>
         </m:r>
@@ -10775,49 +10775,49 @@
       <m:oMath>
         <m:r>
           <w:rPr>
-            <w:rFonts w:ascii="Cambria Math" w:eastAsia="宋体" w:hAnsi="Cambria Math" w:cs="Cambria Math"/>
+            <w:rFonts w:ascii="Times New Roman" w:eastAsia="宋体" w:hAnsi="Times New Roman" w:cs="Cambria Math"/>
           </w:rPr>
           <m:t>F</m:t>
         </m:r>
         <m:r>
           <w:rPr>
-            <w:rFonts w:ascii="Cambria Math" w:eastAsia="宋体" w:hAnsi="Cambria Math" w:cs="Cambria Math"/>
+            <w:rFonts w:ascii="Times New Roman" w:eastAsia="宋体" w:hAnsi="Times New Roman" w:cs="Cambria Math"/>
           </w:rPr>
           <m:t>−</m:t>
         </m:r>
         <m:r>
           <w:rPr>
-            <w:rFonts w:ascii="Cambria Math" w:eastAsia="宋体" w:hAnsi="Cambria Math" w:cs="Cambria Math"/>
+            <w:rFonts w:ascii="Times New Roman" w:eastAsia="宋体" w:hAnsi="Times New Roman" w:cs="Cambria Math"/>
           </w:rPr>
           <m:t>B</m:t>
         </m:r>
         <m:r>
           <w:rPr>
-            <w:rFonts w:ascii="Cambria Math" w:eastAsia="宋体" w:hAnsi="Cambria Math" w:cs="Cambria Math"/>
+            <w:rFonts w:ascii="Times New Roman" w:eastAsia="宋体" w:hAnsi="Times New Roman" w:cs="Cambria Math"/>
           </w:rPr>
           <m:t>I</m:t>
         </m:r>
         <m:r>
           <w:rPr>
-            <w:rFonts w:ascii="Cambria Math" w:eastAsia="宋体" w:hAnsi="Cambria Math" w:cs="Cambria Math"/>
+            <w:rFonts w:ascii="Times New Roman" w:eastAsia="宋体" w:hAnsi="Times New Roman" w:cs="Cambria Math"/>
           </w:rPr>
           <m:t>l</m:t>
         </m:r>
         <m:r>
           <w:rPr>
-            <w:rFonts w:ascii="Cambria Math" w:eastAsia="宋体" w:hAnsi="Cambria Math" w:cs="Cambria Math"/>
+            <w:rFonts w:ascii="Times New Roman" w:eastAsia="宋体" w:hAnsi="Times New Roman" w:cs="Cambria Math"/>
           </w:rPr>
           <m:t>=</m:t>
         </m:r>
         <m:r>
           <w:rPr>
-            <w:rFonts w:ascii="Cambria Math" w:eastAsia="宋体" w:hAnsi="Cambria Math" w:cs="Cambria Math"/>
+            <w:rFonts w:ascii="Times New Roman" w:eastAsia="宋体" w:hAnsi="Times New Roman" w:cs="Cambria Math"/>
           </w:rPr>
           <m:t>m</m:t>
         </m:r>
         <m:r>
           <w:rPr>
-            <w:rFonts w:ascii="Cambria Math" w:eastAsia="宋体" w:hAnsi="Cambria Math" w:cs="Cambria Math"/>
+            <w:rFonts w:ascii="Times New Roman" w:eastAsia="宋体" w:hAnsi="Times New Roman" w:cs="Cambria Math"/>
           </w:rPr>
           <m:t>a</m:t>
         </m:r>
@@ -10825,13 +10825,13 @@
       <m:oMath>
         <m:r>
           <w:rPr>
-            <w:rFonts w:ascii="Cambria Math" w:eastAsia="宋体" w:hAnsi="Cambria Math" w:cs="Cambria Math"/>
+            <w:rFonts w:ascii="Times New Roman" w:eastAsia="宋体" w:hAnsi="Times New Roman" w:cs="Cambria Math"/>
           </w:rPr>
           <m:t>I</m:t>
         </m:r>
         <m:r>
           <w:rPr>
-            <w:rFonts w:ascii="Cambria Math" w:eastAsia="宋体" w:hAnsi="Cambria Math" w:cs="Cambria Math"/>
+            <w:rFonts w:ascii="Times New Roman" w:eastAsia="宋体" w:hAnsi="Times New Roman" w:cs="Cambria Math"/>
           </w:rPr>
           <m:t>=</m:t>
         </m:r>
@@ -10842,13 +10842,13 @@
                 <m:sty m:val="p"/>
               </m:rPr>
               <w:rPr>
-                <w:rFonts w:ascii="Cambria Math" w:eastAsia="宋体" w:hAnsi="Cambria Math" w:cs="Cambria Math"/>
+                <w:rFonts w:ascii="Times New Roman" w:eastAsia="宋体" w:hAnsi="Times New Roman" w:cs="Cambria Math"/>
               </w:rPr>
               <m:t>Δ</m:t>
             </m:r>
             <m:r>
               <w:rPr>
-                <w:rFonts w:ascii="Cambria Math" w:eastAsia="宋体" w:hAnsi="Cambria Math" w:cs="Cambria Math"/>
+                <w:rFonts w:ascii="Times New Roman" w:eastAsia="宋体" w:hAnsi="Times New Roman" w:cs="Cambria Math"/>
               </w:rPr>
               <m:t>q</m:t>
             </m:r>
@@ -10859,13 +10859,13 @@
                 <m:sty m:val="p"/>
               </m:rPr>
               <w:rPr>
-                <w:rFonts w:ascii="Cambria Math" w:eastAsia="宋体" w:hAnsi="Cambria Math" w:cs="Cambria Math"/>
+                <w:rFonts w:ascii="Times New Roman" w:eastAsia="宋体" w:hAnsi="Times New Roman" w:cs="Cambria Math"/>
               </w:rPr>
               <m:t>Δ</m:t>
             </m:r>
             <m:r>
               <w:rPr>
-                <w:rFonts w:ascii="Cambria Math" w:eastAsia="宋体" w:hAnsi="Cambria Math" w:cs="Cambria Math"/>
+                <w:rFonts w:ascii="Times New Roman" w:eastAsia="宋体" w:hAnsi="Times New Roman" w:cs="Cambria Math"/>
               </w:rPr>
               <m:t>t</m:t>
             </m:r>
@@ -10873,7 +10873,7 @@
         </m:f>
         <m:r>
           <w:rPr>
-            <w:rFonts w:ascii="Cambria Math" w:eastAsia="宋体" w:hAnsi="Cambria Math" w:cs="Cambria Math"/>
+            <w:rFonts w:ascii="Times New Roman" w:eastAsia="宋体" w:hAnsi="Times New Roman" w:cs="Cambria Math"/>
           </w:rPr>
           <m:t>=</m:t>
         </m:r>
@@ -10881,7 +10881,7 @@
           <m:num>
             <m:r>
               <w:rPr>
-                <w:rFonts w:ascii="Cambria Math" w:eastAsia="宋体" w:hAnsi="Cambria Math" w:cs="Cambria Math"/>
+                <w:rFonts w:ascii="Times New Roman" w:eastAsia="宋体" w:hAnsi="Times New Roman" w:cs="Cambria Math"/>
               </w:rPr>
               <m:t>C</m:t>
             </m:r>
@@ -10890,13 +10890,13 @@
                 <m:sty m:val="p"/>
               </m:rPr>
               <w:rPr>
-                <w:rFonts w:ascii="Cambria Math" w:eastAsia="宋体" w:hAnsi="Cambria Math" w:cs="Cambria Math"/>
+                <w:rFonts w:ascii="Times New Roman" w:eastAsia="宋体" w:hAnsi="Times New Roman" w:cs="Cambria Math"/>
               </w:rPr>
               <m:t>Δ</m:t>
             </m:r>
             <m:r>
               <w:rPr>
-                <w:rFonts w:ascii="Cambria Math" w:eastAsia="宋体" w:hAnsi="Cambria Math" w:cs="Cambria Math"/>
+                <w:rFonts w:ascii="Times New Roman" w:eastAsia="宋体" w:hAnsi="Times New Roman" w:cs="Cambria Math"/>
               </w:rPr>
               <m:t>U</m:t>
             </m:r>
@@ -10907,13 +10907,13 @@
                 <m:sty m:val="p"/>
               </m:rPr>
               <w:rPr>
-                <w:rFonts w:ascii="Cambria Math" w:eastAsia="宋体" w:hAnsi="Cambria Math" w:cs="Cambria Math"/>
+                <w:rFonts w:ascii="Times New Roman" w:eastAsia="宋体" w:hAnsi="Times New Roman" w:cs="Cambria Math"/>
               </w:rPr>
               <m:t>Δ</m:t>
             </m:r>
             <m:r>
               <w:rPr>
-                <w:rFonts w:ascii="Cambria Math" w:eastAsia="宋体" w:hAnsi="Cambria Math" w:cs="Cambria Math"/>
+                <w:rFonts w:ascii="Times New Roman" w:eastAsia="宋体" w:hAnsi="Times New Roman" w:cs="Cambria Math"/>
               </w:rPr>
               <m:t>t</m:t>
             </m:r>
@@ -10921,7 +10921,7 @@
         </m:f>
         <m:r>
           <w:rPr>
-            <w:rFonts w:ascii="Cambria Math" w:eastAsia="宋体" w:hAnsi="Cambria Math" w:cs="Cambria Math"/>
+            <w:rFonts w:ascii="Times New Roman" w:eastAsia="宋体" w:hAnsi="Times New Roman" w:cs="Cambria Math"/>
           </w:rPr>
           <m:t>=</m:t>
         </m:r>
@@ -10929,13 +10929,13 @@
           <m:num>
             <m:r>
               <w:rPr>
-                <w:rFonts w:ascii="Cambria Math" w:eastAsia="宋体" w:hAnsi="Cambria Math" w:cs="Cambria Math"/>
+                <w:rFonts w:ascii="Times New Roman" w:eastAsia="宋体" w:hAnsi="Times New Roman" w:cs="Cambria Math"/>
               </w:rPr>
               <m:t>B</m:t>
             </m:r>
             <m:r>
               <w:rPr>
-                <w:rFonts w:ascii="Cambria Math" w:eastAsia="宋体" w:hAnsi="Cambria Math" w:cs="Cambria Math"/>
+                <w:rFonts w:ascii="Times New Roman" w:eastAsia="宋体" w:hAnsi="Times New Roman" w:cs="Cambria Math"/>
               </w:rPr>
               <m:t>l</m:t>
             </m:r>
@@ -10944,13 +10944,13 @@
                 <m:sty m:val="p"/>
               </m:rPr>
               <w:rPr>
-                <w:rFonts w:ascii="Cambria Math" w:eastAsia="宋体" w:hAnsi="Cambria Math" w:cs="Cambria Math"/>
+                <w:rFonts w:ascii="Times New Roman" w:eastAsia="宋体" w:hAnsi="Times New Roman" w:cs="Cambria Math"/>
               </w:rPr>
               <m:t>Δ</m:t>
             </m:r>
             <m:r>
               <w:rPr>
-                <w:rFonts w:ascii="Cambria Math" w:eastAsia="宋体" w:hAnsi="Cambria Math" w:cs="Cambria Math"/>
+                <w:rFonts w:ascii="Times New Roman" w:eastAsia="宋体" w:hAnsi="Times New Roman" w:cs="Cambria Math"/>
               </w:rPr>
               <m:t>v</m:t>
             </m:r>
@@ -10961,13 +10961,13 @@
                 <m:sty m:val="p"/>
               </m:rPr>
               <w:rPr>
-                <w:rFonts w:ascii="Cambria Math" w:eastAsia="宋体" w:hAnsi="Cambria Math" w:cs="Cambria Math"/>
+                <w:rFonts w:ascii="Times New Roman" w:eastAsia="宋体" w:hAnsi="Times New Roman" w:cs="Cambria Math"/>
               </w:rPr>
               <m:t>Δ</m:t>
             </m:r>
             <m:r>
               <w:rPr>
-                <w:rFonts w:ascii="Cambria Math" w:eastAsia="宋体" w:hAnsi="Cambria Math" w:cs="Cambria Math"/>
+                <w:rFonts w:ascii="Times New Roman" w:eastAsia="宋体" w:hAnsi="Times New Roman" w:cs="Cambria Math"/>
               </w:rPr>
               <m:t>t</m:t>
             </m:r>
@@ -10975,25 +10975,25 @@
         </m:f>
         <m:r>
           <w:rPr>
-            <w:rFonts w:ascii="Cambria Math" w:eastAsia="宋体" w:hAnsi="Cambria Math" w:cs="Cambria Math"/>
+            <w:rFonts w:ascii="Times New Roman" w:eastAsia="宋体" w:hAnsi="Times New Roman" w:cs="Cambria Math"/>
           </w:rPr>
           <m:t>=</m:t>
         </m:r>
         <m:r>
           <w:rPr>
-            <w:rFonts w:ascii="Cambria Math" w:eastAsia="宋体" w:hAnsi="Cambria Math" w:cs="Cambria Math"/>
+            <w:rFonts w:ascii="Times New Roman" w:eastAsia="宋体" w:hAnsi="Times New Roman" w:cs="Cambria Math"/>
           </w:rPr>
           <m:t>B</m:t>
         </m:r>
         <m:r>
           <w:rPr>
-            <w:rFonts w:ascii="Cambria Math" w:eastAsia="宋体" w:hAnsi="Cambria Math" w:cs="Cambria Math"/>
+            <w:rFonts w:ascii="Times New Roman" w:eastAsia="宋体" w:hAnsi="Times New Roman" w:cs="Cambria Math"/>
           </w:rPr>
           <m:t>l</m:t>
         </m:r>
         <m:r>
           <w:rPr>
-            <w:rFonts w:ascii="Cambria Math" w:eastAsia="宋体" w:hAnsi="Cambria Math" w:cs="Cambria Math"/>
+            <w:rFonts w:ascii="Times New Roman" w:eastAsia="宋体" w:hAnsi="Times New Roman" w:cs="Cambria Math"/>
           </w:rPr>
           <m:t>a</m:t>
         </m:r>
@@ -11020,13 +11020,13 @@
       <m:oMath>
         <m:r>
           <w:rPr>
-            <w:rFonts w:ascii="Cambria Math" w:eastAsia="宋体" w:hAnsi="Cambria Math" w:cs="Cambria Math"/>
+            <w:rFonts w:ascii="Times New Roman" w:eastAsia="宋体" w:hAnsi="Times New Roman" w:cs="Cambria Math"/>
           </w:rPr>
           <m:t>a</m:t>
         </m:r>
         <m:r>
           <w:rPr>
-            <w:rFonts w:ascii="Cambria Math" w:eastAsia="宋体" w:hAnsi="Cambria Math" w:cs="Cambria Math"/>
+            <w:rFonts w:ascii="Times New Roman" w:eastAsia="宋体" w:hAnsi="Times New Roman" w:cs="Cambria Math"/>
           </w:rPr>
           <m:t>=</m:t>
         </m:r>
@@ -11034,7 +11034,7 @@
           <m:num>
             <m:r>
               <w:rPr>
-                <w:rFonts w:ascii="Cambria Math" w:eastAsia="宋体" w:hAnsi="Cambria Math" w:cs="Cambria Math"/>
+                <w:rFonts w:ascii="Times New Roman" w:eastAsia="宋体" w:hAnsi="Times New Roman" w:cs="Cambria Math"/>
               </w:rPr>
               <m:t>F</m:t>
             </m:r>
@@ -11042,7 +11042,7 @@
           <m:den>
             <m:r>
               <w:rPr>
-                <w:rFonts w:ascii="Cambria Math" w:eastAsia="宋体" w:hAnsi="Cambria Math" w:cs="Cambria Math"/>
+                <w:rFonts w:ascii="Times New Roman" w:eastAsia="宋体" w:hAnsi="Times New Roman" w:cs="Cambria Math"/>
               </w:rPr>
               <m:t>C</m:t>
             </m:r>
@@ -11050,7 +11050,7 @@
               <m:e>
                 <m:r>
                   <w:rPr>
-                    <w:rFonts w:ascii="Cambria Math" w:eastAsia="宋体" w:hAnsi="Cambria Math" w:cs="Cambria Math"/>
+                    <w:rFonts w:ascii="Times New Roman" w:eastAsia="宋体" w:hAnsi="Times New Roman" w:cs="Cambria Math"/>
                   </w:rPr>
                   <m:t>B</m:t>
                 </m:r>
@@ -11058,7 +11058,7 @@
               <m:sup>
                 <m:r>
                   <w:rPr>
-                    <w:rFonts w:ascii="Cambria Math" w:eastAsia="宋体" w:hAnsi="Cambria Math" w:cs="Cambria Math"/>
+                    <w:rFonts w:ascii="Times New Roman" w:eastAsia="宋体" w:hAnsi="Times New Roman" w:cs="Cambria Math"/>
                   </w:rPr>
                   <m:t>2</m:t>
                 </m:r>
@@ -11068,7 +11068,7 @@
               <m:e>
                 <m:r>
                   <w:rPr>
-                    <w:rFonts w:ascii="Cambria Math" w:eastAsia="宋体" w:hAnsi="Cambria Math" w:cs="Cambria Math"/>
+                    <w:rFonts w:ascii="Times New Roman" w:eastAsia="宋体" w:hAnsi="Times New Roman" w:cs="Cambria Math"/>
                   </w:rPr>
                   <m:t>l</m:t>
                 </m:r>
@@ -11076,7 +11076,7 @@
               <m:sup>
                 <m:r>
                   <w:rPr>
-                    <w:rFonts w:ascii="Cambria Math" w:eastAsia="宋体" w:hAnsi="Cambria Math" w:cs="Cambria Math"/>
+                    <w:rFonts w:ascii="Times New Roman" w:eastAsia="宋体" w:hAnsi="Times New Roman" w:cs="Cambria Math"/>
                   </w:rPr>
                   <m:t>2</m:t>
                 </m:r>
@@ -11084,13 +11084,13 @@
             </m:sSup>
             <m:r>
               <w:rPr>
-                <w:rFonts w:ascii="Cambria Math" w:eastAsia="宋体" w:hAnsi="Cambria Math" w:cs="Cambria Math"/>
+                <w:rFonts w:ascii="Times New Roman" w:eastAsia="宋体" w:hAnsi="Times New Roman" w:cs="Cambria Math"/>
               </w:rPr>
               <m:t>+</m:t>
             </m:r>
             <m:r>
               <w:rPr>
-                <w:rFonts w:ascii="Cambria Math" w:eastAsia="宋体" w:hAnsi="Cambria Math" w:cs="Cambria Math"/>
+                <w:rFonts w:ascii="Times New Roman" w:eastAsia="宋体" w:hAnsi="Times New Roman" w:cs="Cambria Math"/>
               </w:rPr>
               <m:t>m</m:t>
             </m:r>
@@ -11157,7 +11157,7 @@
           <m:e>
             <m:r>
               <w:rPr>
-                <w:rFonts w:ascii="Cambria Math" w:eastAsia="宋体" w:hAnsi="Cambria Math" w:cs="Cambria Math"/>
+                <w:rFonts w:ascii="Times New Roman" w:eastAsia="宋体" w:hAnsi="Times New Roman" w:cs="Cambria Math"/>
               </w:rPr>
               <m:t>U</m:t>
             </m:r>
@@ -11165,7 +11165,7 @@
           <m:sub>
             <m:r>
               <w:rPr>
-                <w:rFonts w:ascii="Cambria Math" w:eastAsia="宋体" w:hAnsi="Cambria Math" w:cs="Cambria Math"/>
+                <w:rFonts w:ascii="Times New Roman" w:eastAsia="宋体" w:hAnsi="Times New Roman" w:cs="Cambria Math"/>
               </w:rPr>
               <m:t>C</m:t>
             </m:r>
@@ -11183,43 +11183,43 @@
       <m:oMath>
         <m:r>
           <w:rPr>
-            <w:rFonts w:ascii="Cambria Math" w:eastAsia="宋体" w:hAnsi="Cambria Math" w:cs="Cambria Math"/>
+            <w:rFonts w:ascii="Times New Roman" w:eastAsia="宋体" w:hAnsi="Times New Roman" w:cs="Cambria Math"/>
           </w:rPr>
           <m:t>B</m:t>
         </m:r>
         <m:r>
           <w:rPr>
-            <w:rFonts w:ascii="Cambria Math" w:eastAsia="宋体" w:hAnsi="Cambria Math" w:cs="Cambria Math"/>
+            <w:rFonts w:ascii="Times New Roman" w:eastAsia="宋体" w:hAnsi="Times New Roman" w:cs="Cambria Math"/>
           </w:rPr>
           <m:t>I</m:t>
         </m:r>
         <m:r>
           <w:rPr>
-            <w:rFonts w:ascii="Cambria Math" w:eastAsia="宋体" w:hAnsi="Cambria Math" w:cs="Cambria Math"/>
+            <w:rFonts w:ascii="Times New Roman" w:eastAsia="宋体" w:hAnsi="Times New Roman" w:cs="Cambria Math"/>
           </w:rPr>
           <m:t>l</m:t>
         </m:r>
         <m:r>
           <w:rPr>
-            <w:rFonts w:ascii="Cambria Math" w:eastAsia="宋体" w:hAnsi="Cambria Math" w:cs="Cambria Math"/>
+            <w:rFonts w:ascii="Times New Roman" w:eastAsia="宋体" w:hAnsi="Times New Roman" w:cs="Cambria Math"/>
           </w:rPr>
           <m:t>=</m:t>
         </m:r>
         <m:r>
           <w:rPr>
-            <w:rFonts w:ascii="Cambria Math" w:eastAsia="宋体" w:hAnsi="Cambria Math" w:cs="Cambria Math"/>
+            <w:rFonts w:ascii="Times New Roman" w:eastAsia="宋体" w:hAnsi="Times New Roman" w:cs="Cambria Math"/>
           </w:rPr>
           <m:t>B</m:t>
         </m:r>
         <m:r>
           <w:rPr>
-            <w:rFonts w:ascii="Cambria Math" w:eastAsia="宋体" w:hAnsi="Cambria Math" w:cs="Cambria Math"/>
+            <w:rFonts w:ascii="Times New Roman" w:eastAsia="宋体" w:hAnsi="Times New Roman" w:cs="Cambria Math"/>
           </w:rPr>
           <m:t>l</m:t>
         </m:r>
         <m:r>
           <w:rPr>
-            <w:rFonts w:ascii="Cambria Math" w:eastAsia="宋体" w:hAnsi="Cambria Math" w:cs="Cambria Math"/>
+            <w:rFonts w:ascii="Times New Roman" w:eastAsia="宋体" w:hAnsi="Times New Roman" w:cs="Cambria Math"/>
           </w:rPr>
           <m:t>⋅</m:t>
         </m:r>
@@ -11229,7 +11229,7 @@
               <m:e>
                 <m:r>
                   <w:rPr>
-                    <w:rFonts w:ascii="Cambria Math" w:eastAsia="宋体" w:hAnsi="Cambria Math" w:cs="Cambria Math"/>
+                    <w:rFonts w:ascii="Times New Roman" w:eastAsia="宋体" w:hAnsi="Times New Roman" w:cs="Cambria Math"/>
                   </w:rPr>
                   <m:t>U</m:t>
                 </m:r>
@@ -11237,7 +11237,7 @@
               <m:sub>
                 <m:r>
                   <w:rPr>
-                    <w:rFonts w:ascii="Cambria Math" w:eastAsia="宋体" w:hAnsi="Cambria Math" w:cs="Cambria Math"/>
+                    <w:rFonts w:ascii="Times New Roman" w:eastAsia="宋体" w:hAnsi="Times New Roman" w:cs="Cambria Math"/>
                   </w:rPr>
                   <m:t>C</m:t>
                 </m:r>
@@ -11245,25 +11245,25 @@
             </m:sSub>
             <m:r>
               <w:rPr>
-                <w:rFonts w:ascii="Cambria Math" w:eastAsia="宋体" w:hAnsi="Cambria Math" w:cs="Cambria Math"/>
+                <w:rFonts w:ascii="Times New Roman" w:eastAsia="宋体" w:hAnsi="Times New Roman" w:cs="Cambria Math"/>
               </w:rPr>
               <m:t>−</m:t>
             </m:r>
             <m:r>
               <w:rPr>
-                <w:rFonts w:ascii="Cambria Math" w:eastAsia="宋体" w:hAnsi="Cambria Math" w:cs="Cambria Math"/>
+                <w:rFonts w:ascii="Times New Roman" w:eastAsia="宋体" w:hAnsi="Times New Roman" w:cs="Cambria Math"/>
               </w:rPr>
               <m:t>B</m:t>
             </m:r>
             <m:r>
               <w:rPr>
-                <w:rFonts w:ascii="Cambria Math" w:eastAsia="宋体" w:hAnsi="Cambria Math" w:cs="Cambria Math"/>
+                <w:rFonts w:ascii="Times New Roman" w:eastAsia="宋体" w:hAnsi="Times New Roman" w:cs="Cambria Math"/>
               </w:rPr>
               <m:t>l</m:t>
             </m:r>
             <m:r>
               <w:rPr>
-                <w:rFonts w:ascii="Cambria Math" w:eastAsia="宋体" w:hAnsi="Cambria Math" w:cs="Cambria Math"/>
+                <w:rFonts w:ascii="Times New Roman" w:eastAsia="宋体" w:hAnsi="Times New Roman" w:cs="Cambria Math"/>
               </w:rPr>
               <m:t>v</m:t>
             </m:r>
@@ -11271,7 +11271,7 @@
           <m:den>
             <m:r>
               <w:rPr>
-                <w:rFonts w:ascii="Cambria Math" w:eastAsia="宋体" w:hAnsi="Cambria Math" w:cs="Cambria Math"/>
+                <w:rFonts w:ascii="Times New Roman" w:eastAsia="宋体" w:hAnsi="Times New Roman" w:cs="Cambria Math"/>
               </w:rPr>
               <m:t>R</m:t>
             </m:r>
@@ -11279,19 +11279,19 @@
         </m:f>
         <m:r>
           <w:rPr>
-            <w:rFonts w:ascii="Cambria Math" w:eastAsia="宋体" w:hAnsi="Cambria Math" w:cs="Cambria Math"/>
+            <w:rFonts w:ascii="Times New Roman" w:eastAsia="宋体" w:hAnsi="Times New Roman" w:cs="Cambria Math"/>
           </w:rPr>
           <m:t>=</m:t>
         </m:r>
         <m:r>
           <w:rPr>
-            <w:rFonts w:ascii="Cambria Math" w:eastAsia="宋体" w:hAnsi="Cambria Math" w:cs="Cambria Math"/>
+            <w:rFonts w:ascii="Times New Roman" w:eastAsia="宋体" w:hAnsi="Times New Roman" w:cs="Cambria Math"/>
           </w:rPr>
           <m:t>m</m:t>
         </m:r>
         <m:r>
           <w:rPr>
-            <w:rFonts w:ascii="Cambria Math" w:eastAsia="宋体" w:hAnsi="Cambria Math" w:cs="Cambria Math"/>
+            <w:rFonts w:ascii="Times New Roman" w:eastAsia="宋体" w:hAnsi="Times New Roman" w:cs="Cambria Math"/>
           </w:rPr>
           <m:t>a</m:t>
         </m:r>
@@ -12078,7 +12078,7 @@
               <m:e>
                 <m:r>
                   <w:rPr>
-                    <w:rFonts w:ascii="Cambria Math" w:eastAsia="宋体" w:hAnsi="Cambria Math" w:cs="Cambria Math"/>
+                    <w:rFonts w:ascii="Times New Roman" w:eastAsia="宋体" w:hAnsi="Times New Roman" w:cs="Cambria Math"/>
                   </w:rPr>
                   <m:t>B</m:t>
                 </m:r>
@@ -12086,7 +12086,7 @@
               <m:sup>
                 <m:r>
                   <w:rPr>
-                    <w:rFonts w:ascii="Cambria Math" w:eastAsia="宋体" w:hAnsi="Cambria Math" w:cs="Cambria Math"/>
+                    <w:rFonts w:ascii="Times New Roman" w:eastAsia="宋体" w:hAnsi="Times New Roman" w:cs="Cambria Math"/>
                   </w:rPr>
                   <m:t>2</m:t>
                 </m:r>
@@ -12096,7 +12096,7 @@
               <m:e>
                 <m:r>
                   <w:rPr>
-                    <w:rFonts w:ascii="Cambria Math" w:eastAsia="宋体" w:hAnsi="Cambria Math" w:cs="Cambria Math"/>
+                    <w:rFonts w:ascii="Times New Roman" w:eastAsia="宋体" w:hAnsi="Times New Roman" w:cs="Cambria Math"/>
                   </w:rPr>
                   <m:t>L</m:t>
                 </m:r>
@@ -12104,7 +12104,7 @@
               <m:sup>
                 <m:r>
                   <w:rPr>
-                    <w:rFonts w:ascii="Cambria Math" w:eastAsia="宋体" w:hAnsi="Cambria Math" w:cs="Cambria Math"/>
+                    <w:rFonts w:ascii="Times New Roman" w:eastAsia="宋体" w:hAnsi="Times New Roman" w:cs="Cambria Math"/>
                   </w:rPr>
                   <m:t>2</m:t>
                 </m:r>
@@ -12112,7 +12112,7 @@
             </m:sSup>
             <m:r>
               <w:rPr>
-                <w:rFonts w:ascii="Cambria Math" w:eastAsia="宋体" w:hAnsi="Cambria Math" w:cs="Cambria Math"/>
+                <w:rFonts w:ascii="Times New Roman" w:eastAsia="宋体" w:hAnsi="Times New Roman" w:cs="Cambria Math"/>
               </w:rPr>
               <m:t>v</m:t>
             </m:r>
@@ -12120,7 +12120,7 @@
           <m:den>
             <m:r>
               <w:rPr>
-                <w:rFonts w:ascii="Cambria Math" w:eastAsia="宋体" w:hAnsi="Cambria Math" w:cs="Cambria Math"/>
+                <w:rFonts w:ascii="Times New Roman" w:eastAsia="宋体" w:hAnsi="Times New Roman" w:cs="Cambria Math"/>
               </w:rPr>
               <m:t>R</m:t>
             </m:r>
@@ -12128,19 +12128,19 @@
         </m:f>
         <m:r>
           <w:rPr>
-            <w:rFonts w:ascii="Cambria Math" w:eastAsia="宋体" w:hAnsi="Cambria Math" w:cs="Cambria Math"/>
+            <w:rFonts w:ascii="Times New Roman" w:eastAsia="宋体" w:hAnsi="Times New Roman" w:cs="Cambria Math"/>
           </w:rPr>
           <m:t>=</m:t>
         </m:r>
         <m:r>
           <w:rPr>
-            <w:rFonts w:ascii="Cambria Math" w:eastAsia="宋体" w:hAnsi="Cambria Math" w:cs="Cambria Math"/>
+            <w:rFonts w:ascii="Times New Roman" w:eastAsia="宋体" w:hAnsi="Times New Roman" w:cs="Cambria Math"/>
           </w:rPr>
           <m:t>m</m:t>
         </m:r>
         <m:r>
           <w:rPr>
-            <w:rFonts w:ascii="Cambria Math" w:eastAsia="宋体" w:hAnsi="Cambria Math" w:cs="Cambria Math"/>
+            <w:rFonts w:ascii="Times New Roman" w:eastAsia="宋体" w:hAnsi="Times New Roman" w:cs="Cambria Math"/>
           </w:rPr>
           <m:t>a</m:t>
         </m:r>
@@ -12203,19 +12203,19 @@
       <m:oMath>
         <m:r>
           <w:rPr>
-            <w:rFonts w:ascii="Cambria Math" w:eastAsia="宋体" w:hAnsi="Cambria Math" w:cs="Cambria Math"/>
+            <w:rFonts w:ascii="Times New Roman" w:eastAsia="宋体" w:hAnsi="Times New Roman" w:cs="Cambria Math"/>
           </w:rPr>
           <m:t>Q</m:t>
         </m:r>
         <m:r>
           <w:rPr>
-            <w:rFonts w:ascii="Cambria Math" w:eastAsia="宋体" w:hAnsi="Cambria Math" w:cs="Cambria Math"/>
+            <w:rFonts w:ascii="Times New Roman" w:eastAsia="宋体" w:hAnsi="Times New Roman" w:cs="Cambria Math"/>
           </w:rPr>
           <m:t>=</m:t>
         </m:r>
         <m:r>
           <w:rPr>
-            <w:rFonts w:ascii="Cambria Math" w:eastAsia="宋体" w:hAnsi="Cambria Math" w:cs="Cambria Math"/>
+            <w:rFonts w:ascii="Times New Roman" w:eastAsia="宋体" w:hAnsi="Times New Roman" w:cs="Cambria Math"/>
           </w:rPr>
           <m:t>I</m:t>
         </m:r>
@@ -12224,19 +12224,19 @@
             <m:sty m:val="p"/>
           </m:rPr>
           <w:rPr>
-            <w:rFonts w:ascii="Cambria Math" w:eastAsia="宋体" w:hAnsi="Cambria Math" w:cs="Cambria Math"/>
+            <w:rFonts w:ascii="Times New Roman" w:eastAsia="宋体" w:hAnsi="Times New Roman" w:cs="Cambria Math"/>
           </w:rPr>
           <m:t>Δ</m:t>
         </m:r>
         <m:r>
           <w:rPr>
-            <w:rFonts w:ascii="Cambria Math" w:eastAsia="宋体" w:hAnsi="Cambria Math" w:cs="Cambria Math"/>
+            <w:rFonts w:ascii="Times New Roman" w:eastAsia="宋体" w:hAnsi="Times New Roman" w:cs="Cambria Math"/>
           </w:rPr>
           <m:t>t</m:t>
         </m:r>
         <m:r>
           <w:rPr>
-            <w:rFonts w:ascii="Cambria Math" w:eastAsia="宋体" w:hAnsi="Cambria Math" w:cs="Cambria Math"/>
+            <w:rFonts w:ascii="Times New Roman" w:eastAsia="宋体" w:hAnsi="Times New Roman" w:cs="Cambria Math"/>
           </w:rPr>
           <m:t>=</m:t>
         </m:r>
@@ -12244,7 +12244,7 @@
           <m:num>
             <m:r>
               <w:rPr>
-                <w:rFonts w:ascii="Cambria Math" w:eastAsia="宋体" w:hAnsi="Cambria Math" w:cs="Cambria Math"/>
+                <w:rFonts w:ascii="Times New Roman" w:eastAsia="宋体" w:hAnsi="Times New Roman" w:cs="Cambria Math"/>
               </w:rPr>
               <m:t>E</m:t>
             </m:r>
@@ -12252,7 +12252,7 @@
           <m:den>
             <m:r>
               <w:rPr>
-                <w:rFonts w:ascii="Cambria Math" w:eastAsia="宋体" w:hAnsi="Cambria Math" w:cs="Cambria Math"/>
+                <w:rFonts w:ascii="Times New Roman" w:eastAsia="宋体" w:hAnsi="Times New Roman" w:cs="Cambria Math"/>
               </w:rPr>
               <m:t>R</m:t>
             </m:r>
@@ -12263,19 +12263,19 @@
             <m:sty m:val="p"/>
           </m:rPr>
           <w:rPr>
-            <w:rFonts w:ascii="Cambria Math" w:eastAsia="宋体" w:hAnsi="Cambria Math" w:cs="Cambria Math"/>
+            <w:rFonts w:ascii="Times New Roman" w:eastAsia="宋体" w:hAnsi="Times New Roman" w:cs="Cambria Math"/>
           </w:rPr>
           <m:t>Δ</m:t>
         </m:r>
         <m:r>
           <w:rPr>
-            <w:rFonts w:ascii="Cambria Math" w:eastAsia="宋体" w:hAnsi="Cambria Math" w:cs="Cambria Math"/>
+            <w:rFonts w:ascii="Times New Roman" w:eastAsia="宋体" w:hAnsi="Times New Roman" w:cs="Cambria Math"/>
           </w:rPr>
           <m:t>t</m:t>
         </m:r>
         <m:r>
           <w:rPr>
-            <w:rFonts w:ascii="Cambria Math" w:eastAsia="宋体" w:hAnsi="Cambria Math" w:cs="Cambria Math"/>
+            <w:rFonts w:ascii="Times New Roman" w:eastAsia="宋体" w:hAnsi="Times New Roman" w:cs="Cambria Math"/>
           </w:rPr>
           <m:t>=</m:t>
         </m:r>
@@ -12286,7 +12286,7 @@
                 <m:sty m:val="p"/>
               </m:rPr>
               <w:rPr>
-                <w:rFonts w:ascii="Cambria Math" w:eastAsia="宋体" w:hAnsi="Cambria Math" w:cs="Cambria Math"/>
+                <w:rFonts w:ascii="Times New Roman" w:eastAsia="宋体" w:hAnsi="Times New Roman" w:cs="Cambria Math"/>
               </w:rPr>
               <m:t>Δ</m:t>
             </m:r>
@@ -12295,7 +12295,7 @@
                 <m:sty m:val="p"/>
               </m:rPr>
               <w:rPr>
-                <w:rFonts w:ascii="Cambria Math" w:eastAsia="宋体" w:hAnsi="Cambria Math" w:cs="Cambria Math"/>
+                <w:rFonts w:ascii="Times New Roman" w:eastAsia="宋体" w:hAnsi="Times New Roman" w:cs="Cambria Math"/>
               </w:rPr>
               <m:t>Φ</m:t>
             </m:r>
@@ -12306,13 +12306,13 @@
                 <m:sty m:val="p"/>
               </m:rPr>
               <w:rPr>
-                <w:rFonts w:ascii="Cambria Math" w:eastAsia="宋体" w:hAnsi="Cambria Math" w:cs="Cambria Math"/>
+                <w:rFonts w:ascii="Times New Roman" w:eastAsia="宋体" w:hAnsi="Times New Roman" w:cs="Cambria Math"/>
               </w:rPr>
               <m:t>Δ</m:t>
             </m:r>
             <m:r>
               <w:rPr>
-                <w:rFonts w:ascii="Cambria Math" w:eastAsia="宋体" w:hAnsi="Cambria Math" w:cs="Cambria Math"/>
+                <w:rFonts w:ascii="Times New Roman" w:eastAsia="宋体" w:hAnsi="Times New Roman" w:cs="Cambria Math"/>
               </w:rPr>
               <m:t>t</m:t>
             </m:r>
@@ -12320,7 +12320,7 @@
         </m:f>
         <m:r>
           <w:rPr>
-            <w:rFonts w:ascii="Cambria Math" w:eastAsia="宋体" w:hAnsi="Cambria Math" w:cs="Cambria Math"/>
+            <w:rFonts w:ascii="Times New Roman" w:eastAsia="宋体" w:hAnsi="Times New Roman" w:cs="Cambria Math"/>
           </w:rPr>
           <m:t>⋅</m:t>
         </m:r>
@@ -12331,13 +12331,13 @@
                 <m:sty m:val="p"/>
               </m:rPr>
               <w:rPr>
-                <w:rFonts w:ascii="Cambria Math" w:eastAsia="宋体" w:hAnsi="Cambria Math" w:cs="Cambria Math"/>
+                <w:rFonts w:ascii="Times New Roman" w:eastAsia="宋体" w:hAnsi="Times New Roman" w:cs="Cambria Math"/>
               </w:rPr>
               <m:t>Δ</m:t>
             </m:r>
             <m:r>
               <w:rPr>
-                <w:rFonts w:ascii="Cambria Math" w:eastAsia="宋体" w:hAnsi="Cambria Math" w:cs="Cambria Math"/>
+                <w:rFonts w:ascii="Times New Roman" w:eastAsia="宋体" w:hAnsi="Times New Roman" w:cs="Cambria Math"/>
               </w:rPr>
               <m:t>t</m:t>
             </m:r>
@@ -12345,7 +12345,7 @@
           <m:den>
             <m:r>
               <w:rPr>
-                <w:rFonts w:ascii="Cambria Math" w:eastAsia="宋体" w:hAnsi="Cambria Math" w:cs="Cambria Math"/>
+                <w:rFonts w:ascii="Times New Roman" w:eastAsia="宋体" w:hAnsi="Times New Roman" w:cs="Cambria Math"/>
               </w:rPr>
               <m:t>R</m:t>
             </m:r>
@@ -12353,7 +12353,7 @@
         </m:f>
         <m:r>
           <w:rPr>
-            <w:rFonts w:ascii="Cambria Math" w:eastAsia="宋体" w:hAnsi="Cambria Math" w:cs="Cambria Math"/>
+            <w:rFonts w:ascii="Times New Roman" w:eastAsia="宋体" w:hAnsi="Times New Roman" w:cs="Cambria Math"/>
           </w:rPr>
           <m:t>=</m:t>
         </m:r>
@@ -12364,7 +12364,7 @@
                 <m:sty m:val="p"/>
               </m:rPr>
               <w:rPr>
-                <w:rFonts w:ascii="Cambria Math" w:eastAsia="宋体" w:hAnsi="Cambria Math" w:cs="Cambria Math"/>
+                <w:rFonts w:ascii="Times New Roman" w:eastAsia="宋体" w:hAnsi="Times New Roman" w:cs="Cambria Math"/>
               </w:rPr>
               <m:t>Δ</m:t>
             </m:r>
@@ -12373,7 +12373,7 @@
                 <m:sty m:val="p"/>
               </m:rPr>
               <w:rPr>
-                <w:rFonts w:ascii="Cambria Math" w:eastAsia="宋体" w:hAnsi="Cambria Math" w:cs="Cambria Math"/>
+                <w:rFonts w:ascii="Times New Roman" w:eastAsia="宋体" w:hAnsi="Times New Roman" w:cs="Cambria Math"/>
               </w:rPr>
               <m:t>Φ</m:t>
             </m:r>
@@ -12381,7 +12381,7 @@
           <m:den>
             <m:r>
               <w:rPr>
-                <w:rFonts w:ascii="Cambria Math" w:eastAsia="宋体" w:hAnsi="Cambria Math" w:cs="Cambria Math"/>
+                <w:rFonts w:ascii="Times New Roman" w:eastAsia="宋体" w:hAnsi="Times New Roman" w:cs="Cambria Math"/>
               </w:rPr>
               <m:t>R</m:t>
             </m:r>
@@ -12389,13 +12389,13 @@
         </m:f>
         <m:r>
           <w:rPr>
-            <w:rFonts w:ascii="Cambria Math" w:eastAsia="宋体" w:hAnsi="Cambria Math" w:cs="Cambria Math"/>
+            <w:rFonts w:ascii="Times New Roman" w:eastAsia="宋体" w:hAnsi="Times New Roman" w:cs="Cambria Math"/>
           </w:rPr>
           <m:t>=</m:t>
         </m:r>
         <m:r>
           <w:rPr>
-            <w:rFonts w:ascii="Cambria Math" w:eastAsia="宋体" w:hAnsi="Cambria Math" w:cs="Cambria Math"/>
+            <w:rFonts w:ascii="Times New Roman" w:eastAsia="宋体" w:hAnsi="Times New Roman" w:cs="Cambria Math"/>
           </w:rPr>
           <m:t>B</m:t>
         </m:r>
@@ -12406,13 +12406,13 @@
                 <m:sty m:val="p"/>
               </m:rPr>
               <w:rPr>
-                <w:rFonts w:ascii="Cambria Math" w:eastAsia="宋体" w:hAnsi="Cambria Math" w:cs="Cambria Math"/>
+                <w:rFonts w:ascii="Times New Roman" w:eastAsia="宋体" w:hAnsi="Times New Roman" w:cs="Cambria Math"/>
               </w:rPr>
               <m:t>Δ</m:t>
             </m:r>
             <m:r>
               <w:rPr>
-                <w:rFonts w:ascii="Cambria Math" w:eastAsia="宋体" w:hAnsi="Cambria Math" w:cs="Cambria Math"/>
+                <w:rFonts w:ascii="Times New Roman" w:eastAsia="宋体" w:hAnsi="Times New Roman" w:cs="Cambria Math"/>
               </w:rPr>
               <m:t>S</m:t>
             </m:r>
@@ -12420,7 +12420,7 @@
           <m:den>
             <m:r>
               <w:rPr>
-                <w:rFonts w:ascii="Cambria Math" w:eastAsia="宋体" w:hAnsi="Cambria Math" w:cs="Cambria Math"/>
+                <w:rFonts w:ascii="Times New Roman" w:eastAsia="宋体" w:hAnsi="Times New Roman" w:cs="Cambria Math"/>
               </w:rPr>
               <m:t>R</m:t>
             </m:r>
@@ -12520,13 +12520,13 @@
             <m:sty m:val="p"/>
           </m:rPr>
           <w:rPr>
-            <w:rFonts w:ascii="Cambria Math" w:eastAsia="宋体" w:hAnsi="Cambria Math" w:cs="Cambria Math"/>
+            <w:rFonts w:ascii="Times New Roman" w:eastAsia="宋体" w:hAnsi="Times New Roman" w:cs="Cambria Math"/>
           </w:rPr>
           <m:t>Δ</m:t>
         </m:r>
         <m:r>
           <w:rPr>
-            <w:rFonts w:ascii="Cambria Math" w:eastAsia="宋体" w:hAnsi="Cambria Math" w:cs="Cambria Math"/>
+            <w:rFonts w:ascii="Times New Roman" w:eastAsia="宋体" w:hAnsi="Times New Roman" w:cs="Cambria Math"/>
           </w:rPr>
           <m:t>S</m:t>
         </m:r>
@@ -12595,43 +12595,43 @@
       <m:oMath>
         <m:r>
           <w:rPr>
-            <w:rFonts w:ascii="Cambria Math" w:eastAsia="宋体" w:hAnsi="Cambria Math" w:cs="Cambria Math"/>
+            <w:rFonts w:ascii="Times New Roman" w:eastAsia="宋体" w:hAnsi="Times New Roman" w:cs="Cambria Math"/>
           </w:rPr>
           <m:t>F</m:t>
         </m:r>
         <m:r>
           <w:rPr>
-            <w:rFonts w:ascii="Cambria Math" w:eastAsia="宋体" w:hAnsi="Cambria Math" w:cs="Cambria Math"/>
+            <w:rFonts w:ascii="Times New Roman" w:eastAsia="宋体" w:hAnsi="Times New Roman" w:cs="Cambria Math"/>
           </w:rPr>
           <m:t>=</m:t>
         </m:r>
         <m:r>
           <w:rPr>
-            <w:rFonts w:ascii="Cambria Math" w:eastAsia="宋体" w:hAnsi="Cambria Math" w:cs="Cambria Math"/>
+            <w:rFonts w:ascii="Times New Roman" w:eastAsia="宋体" w:hAnsi="Times New Roman" w:cs="Cambria Math"/>
           </w:rPr>
           <m:t>B</m:t>
         </m:r>
         <m:r>
           <w:rPr>
-            <w:rFonts w:ascii="Cambria Math" w:eastAsia="宋体" w:hAnsi="Cambria Math" w:cs="Cambria Math"/>
+            <w:rFonts w:ascii="Times New Roman" w:eastAsia="宋体" w:hAnsi="Times New Roman" w:cs="Cambria Math"/>
           </w:rPr>
           <m:t>I</m:t>
         </m:r>
         <m:r>
           <w:rPr>
-            <w:rFonts w:ascii="Cambria Math" w:eastAsia="宋体" w:hAnsi="Cambria Math" w:cs="Cambria Math"/>
+            <w:rFonts w:ascii="Times New Roman" w:eastAsia="宋体" w:hAnsi="Times New Roman" w:cs="Cambria Math"/>
           </w:rPr>
           <m:t>L</m:t>
         </m:r>
         <m:r>
           <w:rPr>
-            <w:rFonts w:ascii="Cambria Math" w:eastAsia="宋体" w:hAnsi="Cambria Math" w:cs="Cambria Math"/>
+            <w:rFonts w:ascii="Times New Roman" w:eastAsia="宋体" w:hAnsi="Times New Roman" w:cs="Cambria Math"/>
           </w:rPr>
           <m:t>=</m:t>
         </m:r>
         <m:r>
           <w:rPr>
-            <w:rFonts w:ascii="Cambria Math" w:eastAsia="宋体" w:hAnsi="Cambria Math" w:cs="Cambria Math"/>
+            <w:rFonts w:ascii="Times New Roman" w:eastAsia="宋体" w:hAnsi="Times New Roman" w:cs="Cambria Math"/>
           </w:rPr>
           <m:t>B</m:t>
         </m:r>
@@ -12639,19 +12639,19 @@
           <m:num>
             <m:r>
               <w:rPr>
-                <w:rFonts w:ascii="Cambria Math" w:eastAsia="宋体" w:hAnsi="Cambria Math" w:cs="Cambria Math"/>
+                <w:rFonts w:ascii="Times New Roman" w:eastAsia="宋体" w:hAnsi="Times New Roman" w:cs="Cambria Math"/>
               </w:rPr>
               <m:t>B</m:t>
             </m:r>
             <m:r>
               <w:rPr>
-                <w:rFonts w:ascii="Cambria Math" w:eastAsia="宋体" w:hAnsi="Cambria Math" w:cs="Cambria Math"/>
+                <w:rFonts w:ascii="Times New Roman" w:eastAsia="宋体" w:hAnsi="Times New Roman" w:cs="Cambria Math"/>
               </w:rPr>
               <m:t>L</m:t>
             </m:r>
             <m:r>
               <w:rPr>
-                <w:rFonts w:ascii="Cambria Math" w:eastAsia="宋体" w:hAnsi="Cambria Math" w:cs="Cambria Math"/>
+                <w:rFonts w:ascii="Times New Roman" w:eastAsia="宋体" w:hAnsi="Times New Roman" w:cs="Cambria Math"/>
               </w:rPr>
               <m:t>v</m:t>
             </m:r>
@@ -12659,7 +12659,7 @@
           <m:den>
             <m:r>
               <w:rPr>
-                <w:rFonts w:ascii="Cambria Math" w:eastAsia="宋体" w:hAnsi="Cambria Math" w:cs="Cambria Math"/>
+                <w:rFonts w:ascii="Times New Roman" w:eastAsia="宋体" w:hAnsi="Times New Roman" w:cs="Cambria Math"/>
               </w:rPr>
               <m:t>R</m:t>
             </m:r>
@@ -12667,13 +12667,13 @@
         </m:f>
         <m:r>
           <w:rPr>
-            <w:rFonts w:ascii="Cambria Math" w:eastAsia="宋体" w:hAnsi="Cambria Math" w:cs="Cambria Math"/>
+            <w:rFonts w:ascii="Times New Roman" w:eastAsia="宋体" w:hAnsi="Times New Roman" w:cs="Cambria Math"/>
           </w:rPr>
           <m:t>L</m:t>
         </m:r>
         <m:r>
           <w:rPr>
-            <w:rFonts w:ascii="Cambria Math" w:eastAsia="宋体" w:hAnsi="Cambria Math" w:cs="Cambria Math"/>
+            <w:rFonts w:ascii="Times New Roman" w:eastAsia="宋体" w:hAnsi="Times New Roman" w:cs="Cambria Math"/>
           </w:rPr>
           <m:t>=</m:t>
         </m:r>
@@ -12683,7 +12683,7 @@
               <m:e>
                 <m:r>
                   <w:rPr>
-                    <w:rFonts w:ascii="Cambria Math" w:eastAsia="宋体" w:hAnsi="Cambria Math" w:cs="Cambria Math"/>
+                    <w:rFonts w:ascii="Times New Roman" w:eastAsia="宋体" w:hAnsi="Times New Roman" w:cs="Cambria Math"/>
                   </w:rPr>
                   <m:t>B</m:t>
                 </m:r>
@@ -12691,7 +12691,7 @@
               <m:sup>
                 <m:r>
                   <w:rPr>
-                    <w:rFonts w:ascii="Cambria Math" w:eastAsia="宋体" w:hAnsi="Cambria Math" w:cs="Cambria Math"/>
+                    <w:rFonts w:ascii="Times New Roman" w:eastAsia="宋体" w:hAnsi="Times New Roman" w:cs="Cambria Math"/>
                   </w:rPr>
                   <m:t>2</m:t>
                 </m:r>
@@ -12701,7 +12701,7 @@
               <m:e>
                 <m:r>
                   <w:rPr>
-                    <w:rFonts w:ascii="Cambria Math" w:eastAsia="宋体" w:hAnsi="Cambria Math" w:cs="Cambria Math"/>
+                    <w:rFonts w:ascii="Times New Roman" w:eastAsia="宋体" w:hAnsi="Times New Roman" w:cs="Cambria Math"/>
                   </w:rPr>
                   <m:t>L</m:t>
                 </m:r>
@@ -12709,7 +12709,7 @@
               <m:sup>
                 <m:r>
                   <w:rPr>
-                    <w:rFonts w:ascii="Cambria Math" w:eastAsia="宋体" w:hAnsi="Cambria Math" w:cs="Cambria Math"/>
+                    <w:rFonts w:ascii="Times New Roman" w:eastAsia="宋体" w:hAnsi="Times New Roman" w:cs="Cambria Math"/>
                   </w:rPr>
                   <m:t>2</m:t>
                 </m:r>
@@ -12717,7 +12717,7 @@
             </m:sSup>
             <m:r>
               <w:rPr>
-                <w:rFonts w:ascii="Cambria Math" w:eastAsia="宋体" w:hAnsi="Cambria Math" w:cs="Cambria Math"/>
+                <w:rFonts w:ascii="Times New Roman" w:eastAsia="宋体" w:hAnsi="Times New Roman" w:cs="Cambria Math"/>
               </w:rPr>
               <m:t>v</m:t>
             </m:r>
@@ -12725,7 +12725,7 @@
           <m:den>
             <m:r>
               <w:rPr>
-                <w:rFonts w:ascii="Cambria Math" w:eastAsia="宋体" w:hAnsi="Cambria Math" w:cs="Cambria Math"/>
+                <w:rFonts w:ascii="Times New Roman" w:eastAsia="宋体" w:hAnsi="Times New Roman" w:cs="Cambria Math"/>
               </w:rPr>
               <m:t>R</m:t>
             </m:r>
@@ -13059,7 +13059,7 @@
       <m:oMath>
         <m:r>
           <w:rPr>
-            <w:rFonts w:ascii="Cambria Math" w:eastAsia="宋体" w:hAnsi="Cambria Math" w:cs="Cambria Math"/>
+            <w:rFonts w:ascii="Times New Roman" w:eastAsia="宋体" w:hAnsi="Times New Roman" w:cs="Cambria Math"/>
           </w:rPr>
           <m:t>B</m:t>
         </m:r>
@@ -13075,7 +13075,7 @@
       <m:oMath>
         <m:r>
           <w:rPr>
-            <w:rFonts w:ascii="Cambria Math" w:eastAsia="宋体" w:hAnsi="Cambria Math" w:cs="Cambria Math"/>
+            <w:rFonts w:ascii="Times New Roman" w:eastAsia="宋体" w:hAnsi="Times New Roman" w:cs="Cambria Math"/>
           </w:rPr>
           <m:t>L</m:t>
         </m:r>
@@ -13091,13 +13091,13 @@
       <m:oMath>
         <m:r>
           <w:rPr>
-            <w:rFonts w:ascii="Cambria Math" w:eastAsia="宋体" w:hAnsi="Cambria Math" w:cs="Cambria Math"/>
+            <w:rFonts w:ascii="Times New Roman" w:eastAsia="宋体" w:hAnsi="Times New Roman" w:cs="Cambria Math"/>
           </w:rPr>
           <m:t>2</m:t>
         </m:r>
         <m:r>
           <w:rPr>
-            <w:rFonts w:ascii="Cambria Math" w:eastAsia="宋体" w:hAnsi="Cambria Math" w:cs="Cambria Math"/>
+            <w:rFonts w:ascii="Times New Roman" w:eastAsia="宋体" w:hAnsi="Times New Roman" w:cs="Cambria Math"/>
           </w:rPr>
           <m:t>L</m:t>
         </m:r>
@@ -13113,7 +13113,7 @@
       <m:oMath>
         <m:r>
           <w:rPr>
-            <w:rFonts w:ascii="Cambria Math" w:eastAsia="宋体" w:hAnsi="Cambria Math" w:cs="Cambria Math"/>
+            <w:rFonts w:ascii="Times New Roman" w:eastAsia="宋体" w:hAnsi="Times New Roman" w:cs="Cambria Math"/>
           </w:rPr>
           <m:t>O</m:t>
         </m:r>
@@ -13129,13 +13129,13 @@
       <m:oMath>
         <m:r>
           <w:rPr>
-            <w:rFonts w:ascii="Cambria Math" w:eastAsia="宋体" w:hAnsi="Cambria Math" w:cs="Cambria Math"/>
+            <w:rFonts w:ascii="Times New Roman" w:eastAsia="宋体" w:hAnsi="Times New Roman" w:cs="Cambria Math"/>
           </w:rPr>
           <m:t>2</m:t>
         </m:r>
         <m:r>
           <w:rPr>
-            <w:rFonts w:ascii="Cambria Math" w:eastAsia="宋体" w:hAnsi="Cambria Math" w:cs="Cambria Math"/>
+            <w:rFonts w:ascii="Times New Roman" w:eastAsia="宋体" w:hAnsi="Times New Roman" w:cs="Cambria Math"/>
           </w:rPr>
           <m:t>L</m:t>
         </m:r>
@@ -13151,13 +13151,13 @@
       <m:oMath>
         <m:r>
           <w:rPr>
-            <w:rFonts w:ascii="Cambria Math" w:eastAsia="宋体" w:hAnsi="Cambria Math" w:cs="Cambria Math"/>
+            <w:rFonts w:ascii="Times New Roman" w:eastAsia="宋体" w:hAnsi="Times New Roman" w:cs="Cambria Math"/>
           </w:rPr>
           <m:t>a</m:t>
         </m:r>
         <m:r>
           <w:rPr>
-            <w:rFonts w:ascii="Cambria Math" w:eastAsia="宋体" w:hAnsi="Cambria Math" w:cs="Cambria Math"/>
+            <w:rFonts w:ascii="Times New Roman" w:eastAsia="宋体" w:hAnsi="Times New Roman" w:cs="Cambria Math"/>
           </w:rPr>
           <m:t>O</m:t>
         </m:r>
@@ -13173,7 +13173,7 @@
       <m:oMath>
         <m:r>
           <w:rPr>
-            <w:rFonts w:ascii="Cambria Math" w:eastAsia="宋体" w:hAnsi="Cambria Math" w:cs="Cambria Math"/>
+            <w:rFonts w:ascii="Times New Roman" w:eastAsia="宋体" w:hAnsi="Times New Roman" w:cs="Cambria Math"/>
           </w:rPr>
           <m:t>O</m:t>
         </m:r>
@@ -13189,7 +13189,7 @@
       <m:oMath>
         <m:r>
           <w:rPr>
-            <w:rFonts w:ascii="Cambria Math" w:eastAsia="宋体" w:hAnsi="Cambria Math" w:cs="Cambria Math"/>
+            <w:rFonts w:ascii="Times New Roman" w:eastAsia="宋体" w:hAnsi="Times New Roman" w:cs="Cambria Math"/>
           </w:rPr>
           <m:t>b</m:t>
         </m:r>
@@ -13207,7 +13207,7 @@
           <m:e>
             <m:r>
               <w:rPr>
-                <w:rFonts w:ascii="Cambria Math" w:eastAsia="宋体" w:hAnsi="Cambria Math" w:cs="Cambria Math"/>
+                <w:rFonts w:ascii="Times New Roman" w:eastAsia="宋体" w:hAnsi="Times New Roman" w:cs="Cambria Math"/>
               </w:rPr>
               <m:t>R</m:t>
             </m:r>
@@ -13215,7 +13215,7 @@
           <m:sub>
             <m:r>
               <w:rPr>
-                <w:rFonts w:ascii="Cambria Math" w:eastAsia="宋体" w:hAnsi="Cambria Math" w:cs="Cambria Math"/>
+                <w:rFonts w:ascii="Times New Roman" w:eastAsia="宋体" w:hAnsi="Times New Roman" w:cs="Cambria Math"/>
               </w:rPr>
               <m:t>1</m:t>
             </m:r>
@@ -13235,7 +13235,7 @@
           <m:e>
             <m:r>
               <w:rPr>
-                <w:rFonts w:ascii="Cambria Math" w:eastAsia="宋体" w:hAnsi="Cambria Math" w:cs="Cambria Math"/>
+                <w:rFonts w:ascii="Times New Roman" w:eastAsia="宋体" w:hAnsi="Times New Roman" w:cs="Cambria Math"/>
               </w:rPr>
               <m:t>R</m:t>
             </m:r>
@@ -13243,7 +13243,7 @@
           <m:sub>
             <m:r>
               <w:rPr>
-                <w:rFonts w:ascii="Cambria Math" w:eastAsia="宋体" w:hAnsi="Cambria Math" w:cs="Cambria Math"/>
+                <w:rFonts w:ascii="Times New Roman" w:eastAsia="宋体" w:hAnsi="Times New Roman" w:cs="Cambria Math"/>
               </w:rPr>
               <m:t>2</m:t>
             </m:r>
@@ -13261,7 +13261,7 @@
       <m:oMath>
         <m:r>
           <w:rPr>
-            <w:rFonts w:ascii="Cambria Math" w:eastAsia="宋体" w:hAnsi="Cambria Math" w:cs="Cambria Math"/>
+            <w:rFonts w:ascii="Times New Roman" w:eastAsia="宋体" w:hAnsi="Times New Roman" w:cs="Cambria Math"/>
           </w:rPr>
           <m:t>R</m:t>
         </m:r>
@@ -13277,7 +13277,7 @@
       <m:oMath>
         <m:r>
           <w:rPr>
-            <w:rFonts w:ascii="Cambria Math" w:eastAsia="宋体" w:hAnsi="Cambria Math" w:cs="Cambria Math"/>
+            <w:rFonts w:ascii="Times New Roman" w:eastAsia="宋体" w:hAnsi="Times New Roman" w:cs="Cambria Math"/>
           </w:rPr>
           <m:t>a</m:t>
         </m:r>
@@ -13293,7 +13293,7 @@
       <m:oMath>
         <m:r>
           <w:rPr>
-            <w:rFonts w:ascii="Cambria Math" w:eastAsia="宋体" w:hAnsi="Cambria Math" w:cs="Cambria Math"/>
+            <w:rFonts w:ascii="Times New Roman" w:eastAsia="宋体" w:hAnsi="Times New Roman" w:cs="Cambria Math"/>
           </w:rPr>
           <m:t>v</m:t>
         </m:r>
@@ -13385,7 +13385,7 @@
       <m:oMath>
         <m:r>
           <w:rPr>
-            <w:rFonts w:ascii="Cambria Math" w:eastAsia="宋体" w:hAnsi="Cambria Math" w:cs="Cambria Math"/>
+            <w:rFonts w:ascii="Times New Roman" w:eastAsia="宋体" w:hAnsi="Times New Roman" w:cs="Cambria Math"/>
           </w:rPr>
           <m:t>a</m:t>
         </m:r>
@@ -13401,7 +13401,7 @@
       <m:oMath>
         <m:r>
           <w:rPr>
-            <w:rFonts w:ascii="Cambria Math" w:eastAsia="宋体" w:hAnsi="Cambria Math" w:cs="Cambria Math"/>
+            <w:rFonts w:ascii="Times New Roman" w:eastAsia="宋体" w:hAnsi="Times New Roman" w:cs="Cambria Math"/>
           </w:rPr>
           <m:t>b</m:t>
         </m:r>
@@ -13419,25 +13419,25 @@
           <m:num>
             <m:r>
               <w:rPr>
-                <w:rFonts w:ascii="Cambria Math" w:eastAsia="宋体" w:hAnsi="Cambria Math" w:cs="Cambria Math"/>
+                <w:rFonts w:ascii="Times New Roman" w:eastAsia="宋体" w:hAnsi="Times New Roman" w:cs="Cambria Math"/>
               </w:rPr>
               <m:t>3</m:t>
             </m:r>
             <m:r>
               <w:rPr>
-                <w:rFonts w:ascii="Cambria Math" w:eastAsia="宋体" w:hAnsi="Cambria Math" w:cs="Cambria Math"/>
+                <w:rFonts w:ascii="Times New Roman" w:eastAsia="宋体" w:hAnsi="Times New Roman" w:cs="Cambria Math"/>
               </w:rPr>
               <m:t>B</m:t>
             </m:r>
             <m:r>
               <w:rPr>
-                <w:rFonts w:ascii="Cambria Math" w:eastAsia="宋体" w:hAnsi="Cambria Math" w:cs="Cambria Math"/>
+                <w:rFonts w:ascii="Times New Roman" w:eastAsia="宋体" w:hAnsi="Times New Roman" w:cs="Cambria Math"/>
               </w:rPr>
               <m:t>L</m:t>
             </m:r>
             <m:r>
               <w:rPr>
-                <w:rFonts w:ascii="Cambria Math" w:eastAsia="宋体" w:hAnsi="Cambria Math" w:cs="Cambria Math"/>
+                <w:rFonts w:ascii="Times New Roman" w:eastAsia="宋体" w:hAnsi="Times New Roman" w:cs="Cambria Math"/>
               </w:rPr>
               <m:t>v</m:t>
             </m:r>
@@ -13445,7 +13445,7 @@
           <m:den>
             <m:r>
               <w:rPr>
-                <w:rFonts w:ascii="Cambria Math" w:eastAsia="宋体" w:hAnsi="Cambria Math" w:cs="Cambria Math"/>
+                <w:rFonts w:ascii="Times New Roman" w:eastAsia="宋体" w:hAnsi="Times New Roman" w:cs="Cambria Math"/>
               </w:rPr>
               <m:t>8</m:t>
             </m:r>
@@ -13474,13 +13474,13 @@
       <m:oMath>
         <m:r>
           <w:rPr>
-            <w:rFonts w:ascii="Cambria Math" w:eastAsia="宋体" w:hAnsi="Cambria Math" w:cs="Cambria Math"/>
+            <w:rFonts w:ascii="Times New Roman" w:eastAsia="宋体" w:hAnsi="Times New Roman" w:cs="Cambria Math"/>
           </w:rPr>
           <m:t>a</m:t>
         </m:r>
         <m:r>
           <w:rPr>
-            <w:rFonts w:ascii="Cambria Math" w:eastAsia="宋体" w:hAnsi="Cambria Math" w:cs="Cambria Math"/>
+            <w:rFonts w:ascii="Times New Roman" w:eastAsia="宋体" w:hAnsi="Times New Roman" w:cs="Cambria Math"/>
           </w:rPr>
           <m:t>O</m:t>
         </m:r>
@@ -13498,7 +13498,7 @@
           <m:num>
             <m:r>
               <w:rPr>
-                <w:rFonts w:ascii="Cambria Math" w:eastAsia="宋体" w:hAnsi="Cambria Math" w:cs="Cambria Math"/>
+                <w:rFonts w:ascii="Times New Roman" w:eastAsia="宋体" w:hAnsi="Times New Roman" w:cs="Cambria Math"/>
               </w:rPr>
               <m:t>9</m:t>
             </m:r>
@@ -13506,7 +13506,7 @@
               <m:e>
                 <m:r>
                   <w:rPr>
-                    <w:rFonts w:ascii="Cambria Math" w:eastAsia="宋体" w:hAnsi="Cambria Math" w:cs="Cambria Math"/>
+                    <w:rFonts w:ascii="Times New Roman" w:eastAsia="宋体" w:hAnsi="Times New Roman" w:cs="Cambria Math"/>
                   </w:rPr>
                   <m:t>B</m:t>
                 </m:r>
@@ -13514,7 +13514,7 @@
               <m:sup>
                 <m:r>
                   <w:rPr>
-                    <w:rFonts w:ascii="Cambria Math" w:eastAsia="宋体" w:hAnsi="Cambria Math" w:cs="Cambria Math"/>
+                    <w:rFonts w:ascii="Times New Roman" w:eastAsia="宋体" w:hAnsi="Times New Roman" w:cs="Cambria Math"/>
                   </w:rPr>
                   <m:t>2</m:t>
                 </m:r>
@@ -13524,7 +13524,7 @@
               <m:e>
                 <m:r>
                   <w:rPr>
-                    <w:rFonts w:ascii="Cambria Math" w:eastAsia="宋体" w:hAnsi="Cambria Math" w:cs="Cambria Math"/>
+                    <w:rFonts w:ascii="Times New Roman" w:eastAsia="宋体" w:hAnsi="Times New Roman" w:cs="Cambria Math"/>
                   </w:rPr>
                   <m:t>L</m:t>
                 </m:r>
@@ -13532,7 +13532,7 @@
               <m:sup>
                 <m:r>
                   <w:rPr>
-                    <w:rFonts w:ascii="Cambria Math" w:eastAsia="宋体" w:hAnsi="Cambria Math" w:cs="Cambria Math"/>
+                    <w:rFonts w:ascii="Times New Roman" w:eastAsia="宋体" w:hAnsi="Times New Roman" w:cs="Cambria Math"/>
                   </w:rPr>
                   <m:t>2</m:t>
                 </m:r>
@@ -13542,7 +13542,7 @@
               <m:e>
                 <m:r>
                   <w:rPr>
-                    <w:rFonts w:ascii="Cambria Math" w:eastAsia="宋体" w:hAnsi="Cambria Math" w:cs="Cambria Math"/>
+                    <w:rFonts w:ascii="Times New Roman" w:eastAsia="宋体" w:hAnsi="Times New Roman" w:cs="Cambria Math"/>
                   </w:rPr>
                   <m:t>v</m:t>
                 </m:r>
@@ -13550,7 +13550,7 @@
               <m:sup>
                 <m:r>
                   <w:rPr>
-                    <w:rFonts w:ascii="Cambria Math" w:eastAsia="宋体" w:hAnsi="Cambria Math" w:cs="Cambria Math"/>
+                    <w:rFonts w:ascii="Times New Roman" w:eastAsia="宋体" w:hAnsi="Times New Roman" w:cs="Cambria Math"/>
                   </w:rPr>
                   <m:t>2</m:t>
                 </m:r>
@@ -13560,13 +13560,13 @@
           <m:den>
             <m:r>
               <w:rPr>
-                <w:rFonts w:ascii="Cambria Math" w:eastAsia="宋体" w:hAnsi="Cambria Math" w:cs="Cambria Math"/>
+                <w:rFonts w:ascii="Times New Roman" w:eastAsia="宋体" w:hAnsi="Times New Roman" w:cs="Cambria Math"/>
               </w:rPr>
               <m:t>16</m:t>
             </m:r>
             <m:r>
               <w:rPr>
-                <w:rFonts w:ascii="Cambria Math" w:eastAsia="宋体" w:hAnsi="Cambria Math" w:cs="Cambria Math"/>
+                <w:rFonts w:ascii="Times New Roman" w:eastAsia="宋体" w:hAnsi="Times New Roman" w:cs="Cambria Math"/>
               </w:rPr>
               <m:t>R</m:t>
             </m:r>
@@ -13597,7 +13597,7 @@
           <m:e>
             <m:r>
               <w:rPr>
-                <w:rFonts w:ascii="Cambria Math" w:eastAsia="宋体" w:hAnsi="Cambria Math" w:cs="Cambria Math"/>
+                <w:rFonts w:ascii="Times New Roman" w:eastAsia="宋体" w:hAnsi="Times New Roman" w:cs="Cambria Math"/>
               </w:rPr>
               <m:t>R</m:t>
             </m:r>
@@ -13605,7 +13605,7 @@
           <m:sub>
             <m:r>
               <w:rPr>
-                <w:rFonts w:ascii="Cambria Math" w:eastAsia="宋体" w:hAnsi="Cambria Math" w:cs="Cambria Math"/>
+                <w:rFonts w:ascii="Times New Roman" w:eastAsia="宋体" w:hAnsi="Times New Roman" w:cs="Cambria Math"/>
               </w:rPr>
               <m:t>1</m:t>
             </m:r>
@@ -13625,19 +13625,19 @@
           <m:num>
             <m:r>
               <w:rPr>
-                <w:rFonts w:ascii="Cambria Math" w:eastAsia="宋体" w:hAnsi="Cambria Math" w:cs="Cambria Math"/>
+                <w:rFonts w:ascii="Times New Roman" w:eastAsia="宋体" w:hAnsi="Times New Roman" w:cs="Cambria Math"/>
               </w:rPr>
               <m:t>3</m:t>
             </m:r>
             <m:r>
               <w:rPr>
-                <w:rFonts w:ascii="Cambria Math" w:eastAsia="宋体" w:hAnsi="Cambria Math" w:cs="Cambria Math"/>
+                <w:rFonts w:ascii="Times New Roman" w:eastAsia="宋体" w:hAnsi="Times New Roman" w:cs="Cambria Math"/>
               </w:rPr>
               <m:t>π</m:t>
             </m:r>
             <m:r>
               <w:rPr>
-                <w:rFonts w:ascii="Cambria Math" w:eastAsia="宋体" w:hAnsi="Cambria Math" w:cs="Cambria Math"/>
+                <w:rFonts w:ascii="Times New Roman" w:eastAsia="宋体" w:hAnsi="Times New Roman" w:cs="Cambria Math"/>
               </w:rPr>
               <m:t>B</m:t>
             </m:r>
@@ -13645,7 +13645,7 @@
               <m:e>
                 <m:r>
                   <w:rPr>
-                    <w:rFonts w:ascii="Cambria Math" w:eastAsia="宋体" w:hAnsi="Cambria Math" w:cs="Cambria Math"/>
+                    <w:rFonts w:ascii="Times New Roman" w:eastAsia="宋体" w:hAnsi="Times New Roman" w:cs="Cambria Math"/>
                   </w:rPr>
                   <m:t>L</m:t>
                 </m:r>
@@ -13653,7 +13653,7 @@
               <m:sup>
                 <m:r>
                   <w:rPr>
-                    <w:rFonts w:ascii="Cambria Math" w:eastAsia="宋体" w:hAnsi="Cambria Math" w:cs="Cambria Math"/>
+                    <w:rFonts w:ascii="Times New Roman" w:eastAsia="宋体" w:hAnsi="Times New Roman" w:cs="Cambria Math"/>
                   </w:rPr>
                   <m:t>2</m:t>
                 </m:r>
@@ -13663,7 +13663,7 @@
           <m:den>
             <m:r>
               <w:rPr>
-                <w:rFonts w:ascii="Cambria Math" w:eastAsia="宋体" w:hAnsi="Cambria Math" w:cs="Cambria Math"/>
+                <w:rFonts w:ascii="Times New Roman" w:eastAsia="宋体" w:hAnsi="Times New Roman" w:cs="Cambria Math"/>
               </w:rPr>
               <m:t>R</m:t>
             </m:r>
@@ -13694,7 +13694,7 @@
           <m:e>
             <m:r>
               <w:rPr>
-                <w:rFonts w:ascii="Cambria Math" w:eastAsia="宋体" w:hAnsi="Cambria Math" w:cs="Cambria Math"/>
+                <w:rFonts w:ascii="Times New Roman" w:eastAsia="宋体" w:hAnsi="Times New Roman" w:cs="Cambria Math"/>
               </w:rPr>
               <m:t>R</m:t>
             </m:r>
@@ -13702,7 +13702,7 @@
           <m:sub>
             <m:r>
               <w:rPr>
-                <w:rFonts w:ascii="Cambria Math" w:eastAsia="宋体" w:hAnsi="Cambria Math" w:cs="Cambria Math"/>
+                <w:rFonts w:ascii="Times New Roman" w:eastAsia="宋体" w:hAnsi="Times New Roman" w:cs="Cambria Math"/>
               </w:rPr>
               <m:t>1</m:t>
             </m:r>
@@ -13722,13 +13722,13 @@
           <m:num>
             <m:r>
               <w:rPr>
-                <w:rFonts w:ascii="Cambria Math" w:eastAsia="宋体" w:hAnsi="Cambria Math" w:cs="Cambria Math"/>
+                <w:rFonts w:ascii="Times New Roman" w:eastAsia="宋体" w:hAnsi="Times New Roman" w:cs="Cambria Math"/>
               </w:rPr>
               <m:t>9</m:t>
             </m:r>
             <m:r>
               <w:rPr>
-                <w:rFonts w:ascii="Cambria Math" w:eastAsia="宋体" w:hAnsi="Cambria Math" w:cs="Cambria Math"/>
+                <w:rFonts w:ascii="Times New Roman" w:eastAsia="宋体" w:hAnsi="Times New Roman" w:cs="Cambria Math"/>
               </w:rPr>
               <m:t>π</m:t>
             </m:r>
@@ -13736,7 +13736,7 @@
               <m:e>
                 <m:r>
                   <w:rPr>
-                    <w:rFonts w:ascii="Cambria Math" w:eastAsia="宋体" w:hAnsi="Cambria Math" w:cs="Cambria Math"/>
+                    <w:rFonts w:ascii="Times New Roman" w:eastAsia="宋体" w:hAnsi="Times New Roman" w:cs="Cambria Math"/>
                   </w:rPr>
                   <m:t>B</m:t>
                 </m:r>
@@ -13744,7 +13744,7 @@
               <m:sup>
                 <m:r>
                   <w:rPr>
-                    <w:rFonts w:ascii="Cambria Math" w:eastAsia="宋体" w:hAnsi="Cambria Math" w:cs="Cambria Math"/>
+                    <w:rFonts w:ascii="Times New Roman" w:eastAsia="宋体" w:hAnsi="Times New Roman" w:cs="Cambria Math"/>
                   </w:rPr>
                   <m:t>2</m:t>
                 </m:r>
@@ -13754,7 +13754,7 @@
               <m:e>
                 <m:r>
                   <w:rPr>
-                    <w:rFonts w:ascii="Cambria Math" w:eastAsia="宋体" w:hAnsi="Cambria Math" w:cs="Cambria Math"/>
+                    <w:rFonts w:ascii="Times New Roman" w:eastAsia="宋体" w:hAnsi="Times New Roman" w:cs="Cambria Math"/>
                   </w:rPr>
                   <m:t>L</m:t>
                 </m:r>
@@ -13762,7 +13762,7 @@
               <m:sup>
                 <m:r>
                   <w:rPr>
-                    <w:rFonts w:ascii="Cambria Math" w:eastAsia="宋体" w:hAnsi="Cambria Math" w:cs="Cambria Math"/>
+                    <w:rFonts w:ascii="Times New Roman" w:eastAsia="宋体" w:hAnsi="Times New Roman" w:cs="Cambria Math"/>
                   </w:rPr>
                   <m:t>3</m:t>
                 </m:r>
@@ -13770,7 +13770,7 @@
             </m:sSup>
             <m:r>
               <w:rPr>
-                <w:rFonts w:ascii="Cambria Math" w:eastAsia="宋体" w:hAnsi="Cambria Math" w:cs="Cambria Math"/>
+                <w:rFonts w:ascii="Times New Roman" w:eastAsia="宋体" w:hAnsi="Times New Roman" w:cs="Cambria Math"/>
               </w:rPr>
               <m:t>v</m:t>
             </m:r>
@@ -13778,13 +13778,13 @@
           <m:den>
             <m:r>
               <w:rPr>
-                <w:rFonts w:ascii="Cambria Math" w:eastAsia="宋体" w:hAnsi="Cambria Math" w:cs="Cambria Math"/>
+                <w:rFonts w:ascii="Times New Roman" w:eastAsia="宋体" w:hAnsi="Times New Roman" w:cs="Cambria Math"/>
               </w:rPr>
               <m:t>16</m:t>
             </m:r>
             <m:r>
               <w:rPr>
-                <w:rFonts w:ascii="Cambria Math" w:eastAsia="宋体" w:hAnsi="Cambria Math" w:cs="Cambria Math"/>
+                <w:rFonts w:ascii="Times New Roman" w:eastAsia="宋体" w:hAnsi="Times New Roman" w:cs="Cambria Math"/>
               </w:rPr>
               <m:t>R</m:t>
             </m:r>
@@ -13866,7 +13866,7 @@
           <m:e>
             <m:r>
               <w:rPr>
-                <w:rFonts w:ascii="Cambria Math" w:eastAsia="宋体" w:hAnsi="Cambria Math" w:cs="Cambria Math"/>
+                <w:rFonts w:ascii="Times New Roman" w:eastAsia="宋体" w:hAnsi="Times New Roman" w:cs="Cambria Math"/>
               </w:rPr>
               <m:t>v</m:t>
             </m:r>
@@ -13874,7 +13874,7 @@
           <m:sub>
             <m:r>
               <w:rPr>
-                <w:rFonts w:ascii="Cambria Math" w:eastAsia="宋体" w:hAnsi="Cambria Math" w:cs="Cambria Math"/>
+                <w:rFonts w:ascii="Times New Roman" w:eastAsia="宋体" w:hAnsi="Times New Roman" w:cs="Cambria Math"/>
               </w:rPr>
               <m:t>b</m:t>
             </m:r>
@@ -13882,7 +13882,7 @@
         </m:sSub>
         <m:r>
           <w:rPr>
-            <w:rFonts w:ascii="Cambria Math" w:eastAsia="宋体" w:hAnsi="Cambria Math" w:cs="Cambria Math"/>
+            <w:rFonts w:ascii="Times New Roman" w:eastAsia="宋体" w:hAnsi="Times New Roman" w:cs="Cambria Math"/>
           </w:rPr>
           <m:t>=</m:t>
         </m:r>
@@ -13892,7 +13892,7 @@
               <m:e>
                 <m:r>
                   <w:rPr>
-                    <w:rFonts w:ascii="Cambria Math" w:eastAsia="宋体" w:hAnsi="Cambria Math" w:cs="Cambria Math"/>
+                    <w:rFonts w:ascii="Times New Roman" w:eastAsia="宋体" w:hAnsi="Times New Roman" w:cs="Cambria Math"/>
                   </w:rPr>
                   <m:t>v</m:t>
                 </m:r>
@@ -13900,7 +13900,7 @@
               <m:sub>
                 <m:r>
                   <w:rPr>
-                    <w:rFonts w:ascii="Cambria Math" w:eastAsia="宋体" w:hAnsi="Cambria Math" w:cs="Cambria Math"/>
+                    <w:rFonts w:ascii="Times New Roman" w:eastAsia="宋体" w:hAnsi="Times New Roman" w:cs="Cambria Math"/>
                   </w:rPr>
                   <m:t>a</m:t>
                 </m:r>
@@ -13910,7 +13910,7 @@
           <m:den>
             <m:r>
               <w:rPr>
-                <w:rFonts w:ascii="Cambria Math" w:eastAsia="宋体" w:hAnsi="Cambria Math" w:cs="Cambria Math"/>
+                <w:rFonts w:ascii="Times New Roman" w:eastAsia="宋体" w:hAnsi="Times New Roman" w:cs="Cambria Math"/>
               </w:rPr>
               <m:t>2</m:t>
             </m:r>
@@ -13918,7 +13918,7 @@
         </m:f>
         <m:r>
           <w:rPr>
-            <w:rFonts w:ascii="Cambria Math" w:eastAsia="宋体" w:hAnsi="Cambria Math" w:cs="Cambria Math"/>
+            <w:rFonts w:ascii="Times New Roman" w:eastAsia="宋体" w:hAnsi="Times New Roman" w:cs="Cambria Math"/>
           </w:rPr>
           <m:t>=</m:t>
         </m:r>
@@ -13926,7 +13926,7 @@
           <m:num>
             <m:r>
               <w:rPr>
-                <w:rFonts w:ascii="Cambria Math" w:eastAsia="宋体" w:hAnsi="Cambria Math" w:cs="Cambria Math"/>
+                <w:rFonts w:ascii="Times New Roman" w:eastAsia="宋体" w:hAnsi="Times New Roman" w:cs="Cambria Math"/>
               </w:rPr>
               <m:t>v</m:t>
             </m:r>
@@ -13934,7 +13934,7 @@
           <m:den>
             <m:r>
               <w:rPr>
-                <w:rFonts w:ascii="Cambria Math" w:eastAsia="宋体" w:hAnsi="Cambria Math" w:cs="Cambria Math"/>
+                <w:rFonts w:ascii="Times New Roman" w:eastAsia="宋体" w:hAnsi="Times New Roman" w:cs="Cambria Math"/>
               </w:rPr>
               <m:t>2</m:t>
             </m:r>
@@ -13963,13 +13963,13 @@
       <m:oMath>
         <m:r>
           <w:rPr>
-            <w:rFonts w:ascii="Cambria Math" w:eastAsia="宋体" w:hAnsi="Cambria Math" w:cs="Cambria Math"/>
+            <w:rFonts w:ascii="Times New Roman" w:eastAsia="宋体" w:hAnsi="Times New Roman" w:cs="Cambria Math"/>
           </w:rPr>
           <m:t>a</m:t>
         </m:r>
         <m:r>
           <w:rPr>
-            <w:rFonts w:ascii="Cambria Math" w:eastAsia="宋体" w:hAnsi="Cambria Math" w:cs="Cambria Math"/>
+            <w:rFonts w:ascii="Times New Roman" w:eastAsia="宋体" w:hAnsi="Times New Roman" w:cs="Cambria Math"/>
           </w:rPr>
           <m:t>b</m:t>
         </m:r>
@@ -13985,25 +13985,25 @@
       <m:oMath>
         <m:r>
           <w:rPr>
-            <w:rFonts w:ascii="Cambria Math" w:eastAsia="宋体" w:hAnsi="Cambria Math" w:cs="Cambria Math"/>
+            <w:rFonts w:ascii="Times New Roman" w:eastAsia="宋体" w:hAnsi="Times New Roman" w:cs="Cambria Math"/>
           </w:rPr>
           <m:t>E</m:t>
         </m:r>
         <m:r>
           <w:rPr>
-            <w:rFonts w:ascii="Cambria Math" w:eastAsia="宋体" w:hAnsi="Cambria Math" w:cs="Cambria Math"/>
+            <w:rFonts w:ascii="Times New Roman" w:eastAsia="宋体" w:hAnsi="Times New Roman" w:cs="Cambria Math"/>
           </w:rPr>
           <m:t>=</m:t>
         </m:r>
         <m:r>
           <w:rPr>
-            <w:rFonts w:ascii="Cambria Math" w:eastAsia="宋体" w:hAnsi="Cambria Math" w:cs="Cambria Math"/>
+            <w:rFonts w:ascii="Times New Roman" w:eastAsia="宋体" w:hAnsi="Times New Roman" w:cs="Cambria Math"/>
           </w:rPr>
           <m:t>B</m:t>
         </m:r>
         <m:r>
           <w:rPr>
-            <w:rFonts w:ascii="Cambria Math" w:eastAsia="宋体" w:hAnsi="Cambria Math" w:cs="Cambria Math"/>
+            <w:rFonts w:ascii="Times New Roman" w:eastAsia="宋体" w:hAnsi="Times New Roman" w:cs="Cambria Math"/>
           </w:rPr>
           <m:t>L</m:t>
         </m:r>
@@ -14016,13 +14016,13 @@
               <m:num>
                 <m:r>
                   <w:rPr>
-                    <w:rFonts w:ascii="Cambria Math" w:eastAsia="宋体" w:hAnsi="Cambria Math" w:cs="Cambria Math"/>
+                    <w:rFonts w:ascii="Times New Roman" w:eastAsia="宋体" w:hAnsi="Times New Roman" w:cs="Cambria Math"/>
                   </w:rPr>
                   <m:t>v</m:t>
                 </m:r>
                 <m:r>
                   <w:rPr>
-                    <w:rFonts w:ascii="Cambria Math" w:eastAsia="宋体" w:hAnsi="Cambria Math" w:cs="Cambria Math"/>
+                    <w:rFonts w:ascii="Times New Roman" w:eastAsia="宋体" w:hAnsi="Times New Roman" w:cs="Cambria Math"/>
                   </w:rPr>
                   <m:t>+</m:t>
                 </m:r>
@@ -14030,7 +14030,7 @@
                   <m:num>
                     <m:r>
                       <w:rPr>
-                        <w:rFonts w:ascii="Cambria Math" w:eastAsia="宋体" w:hAnsi="Cambria Math" w:cs="Cambria Math"/>
+                        <w:rFonts w:ascii="Times New Roman" w:eastAsia="宋体" w:hAnsi="Times New Roman" w:cs="Cambria Math"/>
                       </w:rPr>
                       <m:t>v</m:t>
                     </m:r>
@@ -14038,7 +14038,7 @@
                   <m:den>
                     <m:r>
                       <w:rPr>
-                        <w:rFonts w:ascii="Cambria Math" w:eastAsia="宋体" w:hAnsi="Cambria Math" w:cs="Cambria Math"/>
+                        <w:rFonts w:ascii="Times New Roman" w:eastAsia="宋体" w:hAnsi="Times New Roman" w:cs="Cambria Math"/>
                       </w:rPr>
                       <m:t>2</m:t>
                     </m:r>
@@ -14048,7 +14048,7 @@
               <m:den>
                 <m:r>
                   <w:rPr>
-                    <w:rFonts w:ascii="Cambria Math" w:eastAsia="宋体" w:hAnsi="Cambria Math" w:cs="Cambria Math"/>
+                    <w:rFonts w:ascii="Times New Roman" w:eastAsia="宋体" w:hAnsi="Times New Roman" w:cs="Cambria Math"/>
                   </w:rPr>
                   <m:t>2</m:t>
                 </m:r>
@@ -14058,7 +14058,7 @@
         </m:d>
         <m:r>
           <w:rPr>
-            <w:rFonts w:ascii="Cambria Math" w:eastAsia="宋体" w:hAnsi="Cambria Math" w:cs="Cambria Math"/>
+            <w:rFonts w:ascii="Times New Roman" w:eastAsia="宋体" w:hAnsi="Times New Roman" w:cs="Cambria Math"/>
           </w:rPr>
           <m:t>=</m:t>
         </m:r>
@@ -14066,25 +14066,25 @@
           <m:num>
             <m:r>
               <w:rPr>
-                <w:rFonts w:ascii="Cambria Math" w:eastAsia="宋体" w:hAnsi="Cambria Math" w:cs="Cambria Math"/>
+                <w:rFonts w:ascii="Times New Roman" w:eastAsia="宋体" w:hAnsi="Times New Roman" w:cs="Cambria Math"/>
               </w:rPr>
               <m:t>3</m:t>
             </m:r>
             <m:r>
               <w:rPr>
-                <w:rFonts w:ascii="Cambria Math" w:eastAsia="宋体" w:hAnsi="Cambria Math" w:cs="Cambria Math"/>
+                <w:rFonts w:ascii="Times New Roman" w:eastAsia="宋体" w:hAnsi="Times New Roman" w:cs="Cambria Math"/>
               </w:rPr>
               <m:t>B</m:t>
             </m:r>
             <m:r>
               <w:rPr>
-                <w:rFonts w:ascii="Cambria Math" w:eastAsia="宋体" w:hAnsi="Cambria Math" w:cs="Cambria Math"/>
+                <w:rFonts w:ascii="Times New Roman" w:eastAsia="宋体" w:hAnsi="Times New Roman" w:cs="Cambria Math"/>
               </w:rPr>
               <m:t>L</m:t>
             </m:r>
             <m:r>
               <w:rPr>
-                <w:rFonts w:ascii="Cambria Math" w:eastAsia="宋体" w:hAnsi="Cambria Math" w:cs="Cambria Math"/>
+                <w:rFonts w:ascii="Times New Roman" w:eastAsia="宋体" w:hAnsi="Times New Roman" w:cs="Cambria Math"/>
               </w:rPr>
               <m:t>v</m:t>
             </m:r>
@@ -14092,7 +14092,7 @@
           <m:den>
             <m:r>
               <w:rPr>
-                <w:rFonts w:ascii="Cambria Math" w:eastAsia="宋体" w:hAnsi="Cambria Math" w:cs="Cambria Math"/>
+                <w:rFonts w:ascii="Times New Roman" w:eastAsia="宋体" w:hAnsi="Times New Roman" w:cs="Cambria Math"/>
               </w:rPr>
               <m:t>4</m:t>
             </m:r>
@@ -14121,13 +14121,13 @@
       <m:oMath>
         <m:r>
           <w:rPr>
-            <w:rFonts w:ascii="Cambria Math" w:eastAsia="宋体" w:hAnsi="Cambria Math" w:cs="Cambria Math"/>
+            <w:rFonts w:ascii="Times New Roman" w:eastAsia="宋体" w:hAnsi="Times New Roman" w:cs="Cambria Math"/>
           </w:rPr>
           <m:t>I</m:t>
         </m:r>
         <m:r>
           <w:rPr>
-            <w:rFonts w:ascii="Cambria Math" w:eastAsia="宋体" w:hAnsi="Cambria Math" w:cs="Cambria Math"/>
+            <w:rFonts w:ascii="Times New Roman" w:eastAsia="宋体" w:hAnsi="Times New Roman" w:cs="Cambria Math"/>
           </w:rPr>
           <m:t>=</m:t>
         </m:r>
@@ -14135,7 +14135,7 @@
           <m:num>
             <m:r>
               <w:rPr>
-                <w:rFonts w:ascii="Cambria Math" w:eastAsia="宋体" w:hAnsi="Cambria Math" w:cs="Cambria Math"/>
+                <w:rFonts w:ascii="Times New Roman" w:eastAsia="宋体" w:hAnsi="Times New Roman" w:cs="Cambria Math"/>
               </w:rPr>
               <m:t>E</m:t>
             </m:r>
@@ -14143,7 +14143,7 @@
           <m:den>
             <m:r>
               <w:rPr>
-                <w:rFonts w:ascii="Cambria Math" w:eastAsia="宋体" w:hAnsi="Cambria Math" w:cs="Cambria Math"/>
+                <w:rFonts w:ascii="Times New Roman" w:eastAsia="宋体" w:hAnsi="Times New Roman" w:cs="Cambria Math"/>
               </w:rPr>
               <m:t>R</m:t>
             </m:r>
@@ -14151,7 +14151,7 @@
         </m:f>
         <m:r>
           <w:rPr>
-            <w:rFonts w:ascii="Cambria Math" w:eastAsia="宋体" w:hAnsi="Cambria Math" w:cs="Cambria Math"/>
+            <w:rFonts w:ascii="Times New Roman" w:eastAsia="宋体" w:hAnsi="Times New Roman" w:cs="Cambria Math"/>
           </w:rPr>
           <m:t>=</m:t>
         </m:r>
@@ -14159,25 +14159,25 @@
           <m:num>
             <m:r>
               <w:rPr>
-                <w:rFonts w:ascii="Cambria Math" w:eastAsia="宋体" w:hAnsi="Cambria Math" w:cs="Cambria Math"/>
+                <w:rFonts w:ascii="Times New Roman" w:eastAsia="宋体" w:hAnsi="Times New Roman" w:cs="Cambria Math"/>
               </w:rPr>
               <m:t>3</m:t>
             </m:r>
             <m:r>
               <w:rPr>
-                <w:rFonts w:ascii="Cambria Math" w:eastAsia="宋体" w:hAnsi="Cambria Math" w:cs="Cambria Math"/>
+                <w:rFonts w:ascii="Times New Roman" w:eastAsia="宋体" w:hAnsi="Times New Roman" w:cs="Cambria Math"/>
               </w:rPr>
               <m:t>B</m:t>
             </m:r>
             <m:r>
               <w:rPr>
-                <w:rFonts w:ascii="Cambria Math" w:eastAsia="宋体" w:hAnsi="Cambria Math" w:cs="Cambria Math"/>
+                <w:rFonts w:ascii="Times New Roman" w:eastAsia="宋体" w:hAnsi="Times New Roman" w:cs="Cambria Math"/>
               </w:rPr>
               <m:t>L</m:t>
             </m:r>
             <m:r>
               <w:rPr>
-                <w:rFonts w:ascii="Cambria Math" w:eastAsia="宋体" w:hAnsi="Cambria Math" w:cs="Cambria Math"/>
+                <w:rFonts w:ascii="Times New Roman" w:eastAsia="宋体" w:hAnsi="Times New Roman" w:cs="Cambria Math"/>
               </w:rPr>
               <m:t>v</m:t>
             </m:r>
@@ -14185,13 +14185,13 @@
           <m:den>
             <m:r>
               <w:rPr>
-                <w:rFonts w:ascii="Cambria Math" w:eastAsia="宋体" w:hAnsi="Cambria Math" w:cs="Cambria Math"/>
+                <w:rFonts w:ascii="Times New Roman" w:eastAsia="宋体" w:hAnsi="Times New Roman" w:cs="Cambria Math"/>
               </w:rPr>
               <m:t>4</m:t>
             </m:r>
             <m:r>
               <w:rPr>
-                <w:rFonts w:ascii="Cambria Math" w:eastAsia="宋体" w:hAnsi="Cambria Math" w:cs="Cambria Math"/>
+                <w:rFonts w:ascii="Times New Roman" w:eastAsia="宋体" w:hAnsi="Times New Roman" w:cs="Cambria Math"/>
               </w:rPr>
               <m:t>R</m:t>
             </m:r>
@@ -14220,7 +14220,7 @@
       <m:oMath>
         <m:r>
           <w:rPr>
-            <w:rFonts w:ascii="Cambria Math" w:eastAsia="宋体" w:hAnsi="Cambria Math" w:cs="Cambria Math"/>
+            <w:rFonts w:ascii="Times New Roman" w:eastAsia="宋体" w:hAnsi="Times New Roman" w:cs="Cambria Math"/>
           </w:rPr>
           <m:t>a</m:t>
         </m:r>
@@ -14236,7 +14236,7 @@
       <m:oMath>
         <m:r>
           <w:rPr>
-            <w:rFonts w:ascii="Cambria Math" w:eastAsia="宋体" w:hAnsi="Cambria Math" w:cs="Cambria Math"/>
+            <w:rFonts w:ascii="Times New Roman" w:eastAsia="宋体" w:hAnsi="Times New Roman" w:cs="Cambria Math"/>
           </w:rPr>
           <m:t>b</m:t>
         </m:r>
@@ -14252,13 +14252,13 @@
       <m:oMath>
         <m:r>
           <w:rPr>
-            <w:rFonts w:ascii="Cambria Math" w:eastAsia="宋体" w:hAnsi="Cambria Math" w:cs="Cambria Math"/>
+            <w:rFonts w:ascii="Times New Roman" w:eastAsia="宋体" w:hAnsi="Times New Roman" w:cs="Cambria Math"/>
           </w:rPr>
           <m:t>U</m:t>
         </m:r>
         <m:r>
           <w:rPr>
-            <w:rFonts w:ascii="Cambria Math" w:eastAsia="宋体" w:hAnsi="Cambria Math" w:cs="Cambria Math"/>
+            <w:rFonts w:ascii="Times New Roman" w:eastAsia="宋体" w:hAnsi="Times New Roman" w:cs="Cambria Math"/>
           </w:rPr>
           <m:t>=</m:t>
         </m:r>
@@ -14266,7 +14266,7 @@
           <m:num>
             <m:r>
               <w:rPr>
-                <w:rFonts w:ascii="Cambria Math" w:eastAsia="宋体" w:hAnsi="Cambria Math" w:cs="Cambria Math"/>
+                <w:rFonts w:ascii="Times New Roman" w:eastAsia="宋体" w:hAnsi="Times New Roman" w:cs="Cambria Math"/>
               </w:rPr>
               <m:t>E</m:t>
             </m:r>
@@ -14274,7 +14274,7 @@
           <m:den>
             <m:r>
               <w:rPr>
-                <w:rFonts w:ascii="Cambria Math" w:eastAsia="宋体" w:hAnsi="Cambria Math" w:cs="Cambria Math"/>
+                <w:rFonts w:ascii="Times New Roman" w:eastAsia="宋体" w:hAnsi="Times New Roman" w:cs="Cambria Math"/>
               </w:rPr>
               <m:t>2</m:t>
             </m:r>
@@ -14282,7 +14282,7 @@
         </m:f>
         <m:r>
           <w:rPr>
-            <w:rFonts w:ascii="Cambria Math" w:eastAsia="宋体" w:hAnsi="Cambria Math" w:cs="Cambria Math"/>
+            <w:rFonts w:ascii="Times New Roman" w:eastAsia="宋体" w:hAnsi="Times New Roman" w:cs="Cambria Math"/>
           </w:rPr>
           <m:t>=</m:t>
         </m:r>
@@ -14290,25 +14290,25 @@
           <m:num>
             <m:r>
               <w:rPr>
-                <w:rFonts w:ascii="Cambria Math" w:eastAsia="宋体" w:hAnsi="Cambria Math" w:cs="Cambria Math"/>
+                <w:rFonts w:ascii="Times New Roman" w:eastAsia="宋体" w:hAnsi="Times New Roman" w:cs="Cambria Math"/>
               </w:rPr>
               <m:t>3</m:t>
             </m:r>
             <m:r>
               <w:rPr>
-                <w:rFonts w:ascii="Cambria Math" w:eastAsia="宋体" w:hAnsi="Cambria Math" w:cs="Cambria Math"/>
+                <w:rFonts w:ascii="Times New Roman" w:eastAsia="宋体" w:hAnsi="Times New Roman" w:cs="Cambria Math"/>
               </w:rPr>
               <m:t>B</m:t>
             </m:r>
             <m:r>
               <w:rPr>
-                <w:rFonts w:ascii="Cambria Math" w:eastAsia="宋体" w:hAnsi="Cambria Math" w:cs="Cambria Math"/>
+                <w:rFonts w:ascii="Times New Roman" w:eastAsia="宋体" w:hAnsi="Times New Roman" w:cs="Cambria Math"/>
               </w:rPr>
               <m:t>L</m:t>
             </m:r>
             <m:r>
               <w:rPr>
-                <w:rFonts w:ascii="Cambria Math" w:eastAsia="宋体" w:hAnsi="Cambria Math" w:cs="Cambria Math"/>
+                <w:rFonts w:ascii="Times New Roman" w:eastAsia="宋体" w:hAnsi="Times New Roman" w:cs="Cambria Math"/>
               </w:rPr>
               <m:t>v</m:t>
             </m:r>
@@ -14316,7 +14316,7 @@
           <m:den>
             <m:r>
               <w:rPr>
-                <w:rFonts w:ascii="Cambria Math" w:eastAsia="宋体" w:hAnsi="Cambria Math" w:cs="Cambria Math"/>
+                <w:rFonts w:ascii="Times New Roman" w:eastAsia="宋体" w:hAnsi="Times New Roman" w:cs="Cambria Math"/>
               </w:rPr>
               <m:t>8</m:t>
             </m:r>
@@ -14364,31 +14364,31 @@
       <m:oMath>
         <m:r>
           <w:rPr>
-            <w:rFonts w:ascii="Cambria Math" w:eastAsia="宋体" w:hAnsi="Cambria Math" w:cs="Cambria Math"/>
+            <w:rFonts w:ascii="Times New Roman" w:eastAsia="宋体" w:hAnsi="Times New Roman" w:cs="Cambria Math"/>
           </w:rPr>
           <m:t>P</m:t>
         </m:r>
         <m:r>
           <w:rPr>
-            <w:rFonts w:ascii="Cambria Math" w:eastAsia="宋体" w:hAnsi="Cambria Math" w:cs="Cambria Math"/>
+            <w:rFonts w:ascii="Times New Roman" w:eastAsia="宋体" w:hAnsi="Times New Roman" w:cs="Cambria Math"/>
           </w:rPr>
           <m:t>=</m:t>
         </m:r>
         <m:r>
           <w:rPr>
-            <w:rFonts w:ascii="Cambria Math" w:eastAsia="宋体" w:hAnsi="Cambria Math" w:cs="Cambria Math"/>
+            <w:rFonts w:ascii="Times New Roman" w:eastAsia="宋体" w:hAnsi="Times New Roman" w:cs="Cambria Math"/>
           </w:rPr>
           <m:t>E</m:t>
         </m:r>
         <m:r>
           <w:rPr>
-            <w:rFonts w:ascii="Cambria Math" w:eastAsia="宋体" w:hAnsi="Cambria Math" w:cs="Cambria Math"/>
+            <w:rFonts w:ascii="Times New Roman" w:eastAsia="宋体" w:hAnsi="Times New Roman" w:cs="Cambria Math"/>
           </w:rPr>
           <m:t>I</m:t>
         </m:r>
         <m:r>
           <w:rPr>
-            <w:rFonts w:ascii="Cambria Math" w:eastAsia="宋体" w:hAnsi="Cambria Math" w:cs="Cambria Math"/>
+            <w:rFonts w:ascii="Times New Roman" w:eastAsia="宋体" w:hAnsi="Times New Roman" w:cs="Cambria Math"/>
           </w:rPr>
           <m:t>=</m:t>
         </m:r>
@@ -14396,7 +14396,7 @@
           <m:num>
             <m:r>
               <w:rPr>
-                <w:rFonts w:ascii="Cambria Math" w:eastAsia="宋体" w:hAnsi="Cambria Math" w:cs="Cambria Math"/>
+                <w:rFonts w:ascii="Times New Roman" w:eastAsia="宋体" w:hAnsi="Times New Roman" w:cs="Cambria Math"/>
               </w:rPr>
               <m:t>9</m:t>
             </m:r>
@@ -14404,7 +14404,7 @@
               <m:e>
                 <m:r>
                   <w:rPr>
-                    <w:rFonts w:ascii="Cambria Math" w:eastAsia="宋体" w:hAnsi="Cambria Math" w:cs="Cambria Math"/>
+                    <w:rFonts w:ascii="Times New Roman" w:eastAsia="宋体" w:hAnsi="Times New Roman" w:cs="Cambria Math"/>
                   </w:rPr>
                   <m:t>B</m:t>
                 </m:r>
@@ -14412,7 +14412,7 @@
               <m:sup>
                 <m:r>
                   <w:rPr>
-                    <w:rFonts w:ascii="Cambria Math" w:eastAsia="宋体" w:hAnsi="Cambria Math" w:cs="Cambria Math"/>
+                    <w:rFonts w:ascii="Times New Roman" w:eastAsia="宋体" w:hAnsi="Times New Roman" w:cs="Cambria Math"/>
                   </w:rPr>
                   <m:t>2</m:t>
                 </m:r>
@@ -14422,7 +14422,7 @@
               <m:e>
                 <m:r>
                   <w:rPr>
-                    <w:rFonts w:ascii="Cambria Math" w:eastAsia="宋体" w:hAnsi="Cambria Math" w:cs="Cambria Math"/>
+                    <w:rFonts w:ascii="Times New Roman" w:eastAsia="宋体" w:hAnsi="Times New Roman" w:cs="Cambria Math"/>
                   </w:rPr>
                   <m:t>L</m:t>
                 </m:r>
@@ -14430,7 +14430,7 @@
               <m:sup>
                 <m:r>
                   <w:rPr>
-                    <w:rFonts w:ascii="Cambria Math" w:eastAsia="宋体" w:hAnsi="Cambria Math" w:cs="Cambria Math"/>
+                    <w:rFonts w:ascii="Times New Roman" w:eastAsia="宋体" w:hAnsi="Times New Roman" w:cs="Cambria Math"/>
                   </w:rPr>
                   <m:t>2</m:t>
                 </m:r>
@@ -14440,7 +14440,7 @@
               <m:e>
                 <m:r>
                   <w:rPr>
-                    <w:rFonts w:ascii="Cambria Math" w:eastAsia="宋体" w:hAnsi="Cambria Math" w:cs="Cambria Math"/>
+                    <w:rFonts w:ascii="Times New Roman" w:eastAsia="宋体" w:hAnsi="Times New Roman" w:cs="Cambria Math"/>
                   </w:rPr>
                   <m:t>v</m:t>
                 </m:r>
@@ -14448,7 +14448,7 @@
               <m:sup>
                 <m:r>
                   <w:rPr>
-                    <w:rFonts w:ascii="Cambria Math" w:eastAsia="宋体" w:hAnsi="Cambria Math" w:cs="Cambria Math"/>
+                    <w:rFonts w:ascii="Times New Roman" w:eastAsia="宋体" w:hAnsi="Times New Roman" w:cs="Cambria Math"/>
                   </w:rPr>
                   <m:t>2</m:t>
                 </m:r>
@@ -14458,13 +14458,13 @@
           <m:den>
             <m:r>
               <w:rPr>
-                <w:rFonts w:ascii="Cambria Math" w:eastAsia="宋体" w:hAnsi="Cambria Math" w:cs="Cambria Math"/>
+                <w:rFonts w:ascii="Times New Roman" w:eastAsia="宋体" w:hAnsi="Times New Roman" w:cs="Cambria Math"/>
               </w:rPr>
               <m:t>16</m:t>
             </m:r>
             <m:r>
               <w:rPr>
-                <w:rFonts w:ascii="Cambria Math" w:eastAsia="宋体" w:hAnsi="Cambria Math" w:cs="Cambria Math"/>
+                <w:rFonts w:ascii="Times New Roman" w:eastAsia="宋体" w:hAnsi="Times New Roman" w:cs="Cambria Math"/>
               </w:rPr>
               <m:t>R</m:t>
             </m:r>
@@ -14512,31 +14512,31 @@
       <m:oMath>
         <m:r>
           <w:rPr>
-            <w:rFonts w:ascii="Cambria Math" w:eastAsia="宋体" w:hAnsi="Cambria Math" w:cs="Cambria Math"/>
+            <w:rFonts w:ascii="Times New Roman" w:eastAsia="宋体" w:hAnsi="Times New Roman" w:cs="Cambria Math"/>
           </w:rPr>
           <m:t>q</m:t>
         </m:r>
         <m:r>
           <w:rPr>
-            <w:rFonts w:ascii="Cambria Math" w:eastAsia="宋体" w:hAnsi="Cambria Math" w:cs="Cambria Math"/>
+            <w:rFonts w:ascii="Times New Roman" w:eastAsia="宋体" w:hAnsi="Times New Roman" w:cs="Cambria Math"/>
           </w:rPr>
           <m:t>=</m:t>
         </m:r>
         <m:r>
           <w:rPr>
-            <w:rFonts w:ascii="Cambria Math" w:eastAsia="宋体" w:hAnsi="Cambria Math" w:cs="Cambria Math"/>
+            <w:rFonts w:ascii="Times New Roman" w:eastAsia="宋体" w:hAnsi="Times New Roman" w:cs="Cambria Math"/>
           </w:rPr>
           <m:t>I</m:t>
         </m:r>
         <m:r>
           <w:rPr>
-            <w:rFonts w:ascii="Cambria Math" w:eastAsia="宋体" w:hAnsi="Cambria Math" w:cs="Cambria Math"/>
+            <w:rFonts w:ascii="Times New Roman" w:eastAsia="宋体" w:hAnsi="Times New Roman" w:cs="Cambria Math"/>
           </w:rPr>
           <m:t>T</m:t>
         </m:r>
         <m:r>
           <w:rPr>
-            <w:rFonts w:ascii="Cambria Math" w:eastAsia="宋体" w:hAnsi="Cambria Math" w:cs="Cambria Math"/>
+            <w:rFonts w:ascii="Times New Roman" w:eastAsia="宋体" w:hAnsi="Times New Roman" w:cs="Cambria Math"/>
           </w:rPr>
           <m:t>=</m:t>
         </m:r>
@@ -14544,25 +14544,25 @@
           <m:num>
             <m:r>
               <w:rPr>
-                <w:rFonts w:ascii="Cambria Math" w:eastAsia="宋体" w:hAnsi="Cambria Math" w:cs="Cambria Math"/>
+                <w:rFonts w:ascii="Times New Roman" w:eastAsia="宋体" w:hAnsi="Times New Roman" w:cs="Cambria Math"/>
               </w:rPr>
               <m:t>3</m:t>
             </m:r>
             <m:r>
               <w:rPr>
-                <w:rFonts w:ascii="Cambria Math" w:eastAsia="宋体" w:hAnsi="Cambria Math" w:cs="Cambria Math"/>
+                <w:rFonts w:ascii="Times New Roman" w:eastAsia="宋体" w:hAnsi="Times New Roman" w:cs="Cambria Math"/>
               </w:rPr>
               <m:t>B</m:t>
             </m:r>
             <m:r>
               <w:rPr>
-                <w:rFonts w:ascii="Cambria Math" w:eastAsia="宋体" w:hAnsi="Cambria Math" w:cs="Cambria Math"/>
+                <w:rFonts w:ascii="Times New Roman" w:eastAsia="宋体" w:hAnsi="Times New Roman" w:cs="Cambria Math"/>
               </w:rPr>
               <m:t>L</m:t>
             </m:r>
             <m:r>
               <w:rPr>
-                <w:rFonts w:ascii="Cambria Math" w:eastAsia="宋体" w:hAnsi="Cambria Math" w:cs="Cambria Math"/>
+                <w:rFonts w:ascii="Times New Roman" w:eastAsia="宋体" w:hAnsi="Times New Roman" w:cs="Cambria Math"/>
               </w:rPr>
               <m:t>v</m:t>
             </m:r>
@@ -14570,13 +14570,13 @@
           <m:den>
             <m:r>
               <w:rPr>
-                <w:rFonts w:ascii="Cambria Math" w:eastAsia="宋体" w:hAnsi="Cambria Math" w:cs="Cambria Math"/>
+                <w:rFonts w:ascii="Times New Roman" w:eastAsia="宋体" w:hAnsi="Times New Roman" w:cs="Cambria Math"/>
               </w:rPr>
               <m:t>4</m:t>
             </m:r>
             <m:r>
               <w:rPr>
-                <w:rFonts w:ascii="Cambria Math" w:eastAsia="宋体" w:hAnsi="Cambria Math" w:cs="Cambria Math"/>
+                <w:rFonts w:ascii="Times New Roman" w:eastAsia="宋体" w:hAnsi="Times New Roman" w:cs="Cambria Math"/>
               </w:rPr>
               <m:t>R</m:t>
             </m:r>
@@ -14584,7 +14584,7 @@
         </m:f>
         <m:r>
           <w:rPr>
-            <w:rFonts w:ascii="Cambria Math" w:eastAsia="宋体" w:hAnsi="Cambria Math" w:cs="Cambria Math"/>
+            <w:rFonts w:ascii="Times New Roman" w:eastAsia="宋体" w:hAnsi="Times New Roman" w:cs="Cambria Math"/>
           </w:rPr>
           <m:t>⋅</m:t>
         </m:r>
@@ -14592,31 +14592,31 @@
           <m:num>
             <m:r>
               <w:rPr>
-                <w:rFonts w:ascii="Cambria Math" w:eastAsia="宋体" w:hAnsi="Cambria Math" w:cs="Cambria Math"/>
+                <w:rFonts w:ascii="Times New Roman" w:eastAsia="宋体" w:hAnsi="Times New Roman" w:cs="Cambria Math"/>
               </w:rPr>
               <m:t>2</m:t>
             </m:r>
             <m:r>
               <w:rPr>
-                <w:rFonts w:ascii="Cambria Math" w:eastAsia="宋体" w:hAnsi="Cambria Math" w:cs="Cambria Math"/>
+                <w:rFonts w:ascii="Times New Roman" w:eastAsia="宋体" w:hAnsi="Times New Roman" w:cs="Cambria Math"/>
               </w:rPr>
               <m:t>π</m:t>
             </m:r>
             <m:r>
               <w:rPr>
-                <w:rFonts w:ascii="Cambria Math" w:eastAsia="宋体" w:hAnsi="Cambria Math" w:cs="Cambria Math"/>
+                <w:rFonts w:ascii="Times New Roman" w:eastAsia="宋体" w:hAnsi="Times New Roman" w:cs="Cambria Math"/>
               </w:rPr>
               <m:t>×</m:t>
             </m:r>
             <m:r>
               <w:rPr>
-                <w:rFonts w:ascii="Cambria Math" w:eastAsia="宋体" w:hAnsi="Cambria Math" w:cs="Cambria Math"/>
+                <w:rFonts w:ascii="Times New Roman" w:eastAsia="宋体" w:hAnsi="Times New Roman" w:cs="Cambria Math"/>
               </w:rPr>
               <m:t>2</m:t>
             </m:r>
             <m:r>
               <w:rPr>
-                <w:rFonts w:ascii="Cambria Math" w:eastAsia="宋体" w:hAnsi="Cambria Math" w:cs="Cambria Math"/>
+                <w:rFonts w:ascii="Times New Roman" w:eastAsia="宋体" w:hAnsi="Times New Roman" w:cs="Cambria Math"/>
               </w:rPr>
               <m:t>L</m:t>
             </m:r>
@@ -14624,7 +14624,7 @@
           <m:den>
             <m:r>
               <w:rPr>
-                <w:rFonts w:ascii="Cambria Math" w:eastAsia="宋体" w:hAnsi="Cambria Math" w:cs="Cambria Math"/>
+                <w:rFonts w:ascii="Times New Roman" w:eastAsia="宋体" w:hAnsi="Times New Roman" w:cs="Cambria Math"/>
               </w:rPr>
               <m:t>v</m:t>
             </m:r>
@@ -14632,7 +14632,7 @@
         </m:f>
         <m:r>
           <w:rPr>
-            <w:rFonts w:ascii="Cambria Math" w:eastAsia="宋体" w:hAnsi="Cambria Math" w:cs="Cambria Math"/>
+            <w:rFonts w:ascii="Times New Roman" w:eastAsia="宋体" w:hAnsi="Times New Roman" w:cs="Cambria Math"/>
           </w:rPr>
           <m:t>=</m:t>
         </m:r>
@@ -14640,19 +14640,19 @@
           <m:num>
             <m:r>
               <w:rPr>
-                <w:rFonts w:ascii="Cambria Math" w:eastAsia="宋体" w:hAnsi="Cambria Math" w:cs="Cambria Math"/>
+                <w:rFonts w:ascii="Times New Roman" w:eastAsia="宋体" w:hAnsi="Times New Roman" w:cs="Cambria Math"/>
               </w:rPr>
               <m:t>3</m:t>
             </m:r>
             <m:r>
               <w:rPr>
-                <w:rFonts w:ascii="Cambria Math" w:eastAsia="宋体" w:hAnsi="Cambria Math" w:cs="Cambria Math"/>
+                <w:rFonts w:ascii="Times New Roman" w:eastAsia="宋体" w:hAnsi="Times New Roman" w:cs="Cambria Math"/>
               </w:rPr>
               <m:t>π</m:t>
             </m:r>
             <m:r>
               <w:rPr>
-                <w:rFonts w:ascii="Cambria Math" w:eastAsia="宋体" w:hAnsi="Cambria Math" w:cs="Cambria Math"/>
+                <w:rFonts w:ascii="Times New Roman" w:eastAsia="宋体" w:hAnsi="Times New Roman" w:cs="Cambria Math"/>
               </w:rPr>
               <m:t>B</m:t>
             </m:r>
@@ -14660,7 +14660,7 @@
               <m:e>
                 <m:r>
                   <w:rPr>
-                    <w:rFonts w:ascii="Cambria Math" w:eastAsia="宋体" w:hAnsi="Cambria Math" w:cs="Cambria Math"/>
+                    <w:rFonts w:ascii="Times New Roman" w:eastAsia="宋体" w:hAnsi="Times New Roman" w:cs="Cambria Math"/>
                   </w:rPr>
                   <m:t>L</m:t>
                 </m:r>
@@ -14668,7 +14668,7 @@
               <m:sup>
                 <m:r>
                   <w:rPr>
-                    <w:rFonts w:ascii="Cambria Math" w:eastAsia="宋体" w:hAnsi="Cambria Math" w:cs="Cambria Math"/>
+                    <w:rFonts w:ascii="Times New Roman" w:eastAsia="宋体" w:hAnsi="Times New Roman" w:cs="Cambria Math"/>
                   </w:rPr>
                   <m:t>2</m:t>
                 </m:r>
@@ -14678,7 +14678,7 @@
           <m:den>
             <m:r>
               <w:rPr>
-                <w:rFonts w:ascii="Cambria Math" w:eastAsia="宋体" w:hAnsi="Cambria Math" w:cs="Cambria Math"/>
+                <w:rFonts w:ascii="Times New Roman" w:eastAsia="宋体" w:hAnsi="Times New Roman" w:cs="Cambria Math"/>
               </w:rPr>
               <m:t>R</m:t>
             </m:r>
@@ -14709,7 +14709,7 @@
           <m:e>
             <m:r>
               <w:rPr>
-                <w:rFonts w:ascii="Cambria Math" w:eastAsia="宋体" w:hAnsi="Cambria Math" w:cs="Cambria Math"/>
+                <w:rFonts w:ascii="Times New Roman" w:eastAsia="宋体" w:hAnsi="Times New Roman" w:cs="Cambria Math"/>
               </w:rPr>
               <m:t>R</m:t>
             </m:r>
@@ -14717,7 +14717,7 @@
           <m:sub>
             <m:r>
               <w:rPr>
-                <w:rFonts w:ascii="Cambria Math" w:eastAsia="宋体" w:hAnsi="Cambria Math" w:cs="Cambria Math"/>
+                <w:rFonts w:ascii="Times New Roman" w:eastAsia="宋体" w:hAnsi="Times New Roman" w:cs="Cambria Math"/>
               </w:rPr>
               <m:t>1</m:t>
             </m:r>
@@ -14737,7 +14737,7 @@
           <m:e>
             <m:r>
               <w:rPr>
-                <w:rFonts w:ascii="Cambria Math" w:eastAsia="宋体" w:hAnsi="Cambria Math" w:cs="Cambria Math"/>
+                <w:rFonts w:ascii="Times New Roman" w:eastAsia="宋体" w:hAnsi="Times New Roman" w:cs="Cambria Math"/>
               </w:rPr>
               <m:t>q</m:t>
             </m:r>
@@ -14747,7 +14747,7 @@
               <m:e>
                 <m:r>
                   <w:rPr>
-                    <w:rFonts w:ascii="Cambria Math" w:eastAsia="宋体" w:hAnsi="Cambria Math" w:cs="Cambria Math"/>
+                    <w:rFonts w:ascii="Times New Roman" w:eastAsia="宋体" w:hAnsi="Times New Roman" w:cs="Cambria Math"/>
                   </w:rPr>
                   <m:t>R</m:t>
                 </m:r>
@@ -14755,7 +14755,7 @@
               <m:sub>
                 <m:r>
                   <w:rPr>
-                    <w:rFonts w:ascii="Cambria Math" w:eastAsia="宋体" w:hAnsi="Cambria Math" w:cs="Cambria Math"/>
+                    <w:rFonts w:ascii="Times New Roman" w:eastAsia="宋体" w:hAnsi="Times New Roman" w:cs="Cambria Math"/>
                   </w:rPr>
                   <m:t>1</m:t>
                 </m:r>
@@ -14765,7 +14765,7 @@
         </m:sSub>
         <m:r>
           <w:rPr>
-            <w:rFonts w:ascii="Cambria Math" w:eastAsia="宋体" w:hAnsi="Cambria Math" w:cs="Cambria Math"/>
+            <w:rFonts w:ascii="Times New Roman" w:eastAsia="宋体" w:hAnsi="Times New Roman" w:cs="Cambria Math"/>
           </w:rPr>
           <m:t>=</m:t>
         </m:r>
@@ -14773,7 +14773,7 @@
           <m:num>
             <m:r>
               <w:rPr>
-                <w:rFonts w:ascii="Cambria Math" w:eastAsia="宋体" w:hAnsi="Cambria Math" w:cs="Cambria Math"/>
+                <w:rFonts w:ascii="Times New Roman" w:eastAsia="宋体" w:hAnsi="Times New Roman" w:cs="Cambria Math"/>
               </w:rPr>
               <m:t>q</m:t>
             </m:r>
@@ -14781,7 +14781,7 @@
           <m:den>
             <m:r>
               <w:rPr>
-                <w:rFonts w:ascii="Cambria Math" w:eastAsia="宋体" w:hAnsi="Cambria Math" w:cs="Cambria Math"/>
+                <w:rFonts w:ascii="Times New Roman" w:eastAsia="宋体" w:hAnsi="Times New Roman" w:cs="Cambria Math"/>
               </w:rPr>
               <m:t>2</m:t>
             </m:r>
@@ -14789,7 +14789,7 @@
         </m:f>
         <m:r>
           <w:rPr>
-            <w:rFonts w:ascii="Cambria Math" w:eastAsia="宋体" w:hAnsi="Cambria Math" w:cs="Cambria Math"/>
+            <w:rFonts w:ascii="Times New Roman" w:eastAsia="宋体" w:hAnsi="Times New Roman" w:cs="Cambria Math"/>
           </w:rPr>
           <m:t>=</m:t>
         </m:r>
@@ -14797,19 +14797,19 @@
           <m:num>
             <m:r>
               <w:rPr>
-                <w:rFonts w:ascii="Cambria Math" w:eastAsia="宋体" w:hAnsi="Cambria Math" w:cs="Cambria Math"/>
+                <w:rFonts w:ascii="Times New Roman" w:eastAsia="宋体" w:hAnsi="Times New Roman" w:cs="Cambria Math"/>
               </w:rPr>
               <m:t>3</m:t>
             </m:r>
             <m:r>
               <w:rPr>
-                <w:rFonts w:ascii="Cambria Math" w:eastAsia="宋体" w:hAnsi="Cambria Math" w:cs="Cambria Math"/>
+                <w:rFonts w:ascii="Times New Roman" w:eastAsia="宋体" w:hAnsi="Times New Roman" w:cs="Cambria Math"/>
               </w:rPr>
               <m:t>π</m:t>
             </m:r>
             <m:r>
               <w:rPr>
-                <w:rFonts w:ascii="Cambria Math" w:eastAsia="宋体" w:hAnsi="Cambria Math" w:cs="Cambria Math"/>
+                <w:rFonts w:ascii="Times New Roman" w:eastAsia="宋体" w:hAnsi="Times New Roman" w:cs="Cambria Math"/>
               </w:rPr>
               <m:t>B</m:t>
             </m:r>
@@ -14817,7 +14817,7 @@
               <m:e>
                 <m:r>
                   <w:rPr>
-                    <w:rFonts w:ascii="Cambria Math" w:eastAsia="宋体" w:hAnsi="Cambria Math" w:cs="Cambria Math"/>
+                    <w:rFonts w:ascii="Times New Roman" w:eastAsia="宋体" w:hAnsi="Times New Roman" w:cs="Cambria Math"/>
                   </w:rPr>
                   <m:t>L</m:t>
                 </m:r>
@@ -14825,7 +14825,7 @@
               <m:sup>
                 <m:r>
                   <w:rPr>
-                    <w:rFonts w:ascii="Cambria Math" w:eastAsia="宋体" w:hAnsi="Cambria Math" w:cs="Cambria Math"/>
+                    <w:rFonts w:ascii="Times New Roman" w:eastAsia="宋体" w:hAnsi="Times New Roman" w:cs="Cambria Math"/>
                   </w:rPr>
                   <m:t>2</m:t>
                 </m:r>
@@ -14835,13 +14835,13 @@
           <m:den>
             <m:r>
               <w:rPr>
-                <w:rFonts w:ascii="Cambria Math" w:eastAsia="宋体" w:hAnsi="Cambria Math" w:cs="Cambria Math"/>
+                <w:rFonts w:ascii="Times New Roman" w:eastAsia="宋体" w:hAnsi="Times New Roman" w:cs="Cambria Math"/>
               </w:rPr>
               <m:t>2</m:t>
             </m:r>
             <m:r>
               <w:rPr>
-                <w:rFonts w:ascii="Cambria Math" w:eastAsia="宋体" w:hAnsi="Cambria Math" w:cs="Cambria Math"/>
+                <w:rFonts w:ascii="Times New Roman" w:eastAsia="宋体" w:hAnsi="Times New Roman" w:cs="Cambria Math"/>
               </w:rPr>
               <m:t>R</m:t>
             </m:r>
@@ -14891,7 +14891,7 @@
           <m:e>
             <m:r>
               <w:rPr>
-                <w:rFonts w:ascii="Cambria Math" w:eastAsia="宋体" w:hAnsi="Cambria Math" w:cs="Cambria Math"/>
+                <w:rFonts w:ascii="Times New Roman" w:eastAsia="宋体" w:hAnsi="Times New Roman" w:cs="Cambria Math"/>
               </w:rPr>
               <m:t>Q</m:t>
             </m:r>
@@ -14901,7 +14901,7 @@
               <m:e>
                 <m:r>
                   <w:rPr>
-                    <w:rFonts w:ascii="Cambria Math" w:eastAsia="宋体" w:hAnsi="Cambria Math" w:cs="Cambria Math"/>
+                    <w:rFonts w:ascii="Times New Roman" w:eastAsia="宋体" w:hAnsi="Times New Roman" w:cs="Cambria Math"/>
                   </w:rPr>
                   <m:t>R</m:t>
                 </m:r>
@@ -14909,7 +14909,7 @@
               <m:sub>
                 <m:r>
                   <w:rPr>
-                    <w:rFonts w:ascii="Cambria Math" w:eastAsia="宋体" w:hAnsi="Cambria Math" w:cs="Cambria Math"/>
+                    <w:rFonts w:ascii="Times New Roman" w:eastAsia="宋体" w:hAnsi="Times New Roman" w:cs="Cambria Math"/>
                   </w:rPr>
                   <m:t>1</m:t>
                 </m:r>
@@ -14919,7 +14919,7 @@
         </m:sSub>
         <m:r>
           <w:rPr>
-            <w:rFonts w:ascii="Cambria Math" w:eastAsia="宋体" w:hAnsi="Cambria Math" w:cs="Cambria Math"/>
+            <w:rFonts w:ascii="Times New Roman" w:eastAsia="宋体" w:hAnsi="Times New Roman" w:cs="Cambria Math"/>
           </w:rPr>
           <m:t>=</m:t>
         </m:r>
@@ -14934,7 +14934,7 @@
                   <m:num>
                     <m:r>
                       <w:rPr>
-                        <w:rFonts w:ascii="Cambria Math" w:eastAsia="宋体" w:hAnsi="Cambria Math" w:cs="Cambria Math"/>
+                        <w:rFonts w:ascii="Times New Roman" w:eastAsia="宋体" w:hAnsi="Times New Roman" w:cs="Cambria Math"/>
                       </w:rPr>
                       <m:t>I</m:t>
                     </m:r>
@@ -14942,7 +14942,7 @@
                   <m:den>
                     <m:r>
                       <w:rPr>
-                        <w:rFonts w:ascii="Cambria Math" w:eastAsia="宋体" w:hAnsi="Cambria Math" w:cs="Cambria Math"/>
+                        <w:rFonts w:ascii="Times New Roman" w:eastAsia="宋体" w:hAnsi="Times New Roman" w:cs="Cambria Math"/>
                       </w:rPr>
                       <m:t>2</m:t>
                     </m:r>
@@ -14954,7 +14954,7 @@
           <m:sup>
             <m:r>
               <w:rPr>
-                <w:rFonts w:ascii="Cambria Math" w:eastAsia="宋体" w:hAnsi="Cambria Math" w:cs="Cambria Math"/>
+                <w:rFonts w:ascii="Times New Roman" w:eastAsia="宋体" w:hAnsi="Times New Roman" w:cs="Cambria Math"/>
               </w:rPr>
               <m:t>2</m:t>
             </m:r>
@@ -14962,13 +14962,13 @@
         </m:sSup>
         <m:r>
           <w:rPr>
-            <w:rFonts w:ascii="Cambria Math" w:eastAsia="宋体" w:hAnsi="Cambria Math" w:cs="Cambria Math"/>
+            <w:rFonts w:ascii="Times New Roman" w:eastAsia="宋体" w:hAnsi="Times New Roman" w:cs="Cambria Math"/>
           </w:rPr>
           <m:t>R</m:t>
         </m:r>
         <m:r>
           <w:rPr>
-            <w:rFonts w:ascii="Cambria Math" w:eastAsia="宋体" w:hAnsi="Cambria Math" w:cs="Cambria Math"/>
+            <w:rFonts w:ascii="Times New Roman" w:eastAsia="宋体" w:hAnsi="Times New Roman" w:cs="Cambria Math"/>
           </w:rPr>
           <m:t>T</m:t>
         </m:r>
@@ -14997,7 +14997,7 @@
           <m:e>
             <m:r>
               <w:rPr>
-                <w:rFonts w:ascii="Cambria Math" w:eastAsia="宋体" w:hAnsi="Cambria Math" w:cs="Cambria Math"/>
+                <w:rFonts w:ascii="Times New Roman" w:eastAsia="宋体" w:hAnsi="Times New Roman" w:cs="Cambria Math"/>
               </w:rPr>
               <m:t>R</m:t>
             </m:r>
@@ -15005,7 +15005,7 @@
           <m:sub>
             <m:r>
               <w:rPr>
-                <w:rFonts w:ascii="Cambria Math" w:eastAsia="宋体" w:hAnsi="Cambria Math" w:cs="Cambria Math"/>
+                <w:rFonts w:ascii="Times New Roman" w:eastAsia="宋体" w:hAnsi="Times New Roman" w:cs="Cambria Math"/>
               </w:rPr>
               <m:t>1</m:t>
             </m:r>
@@ -15025,7 +15025,7 @@
           <m:e>
             <m:r>
               <w:rPr>
-                <w:rFonts w:ascii="Cambria Math" w:eastAsia="宋体" w:hAnsi="Cambria Math" w:cs="Cambria Math"/>
+                <w:rFonts w:ascii="Times New Roman" w:eastAsia="宋体" w:hAnsi="Times New Roman" w:cs="Cambria Math"/>
               </w:rPr>
               <m:t>Q</m:t>
             </m:r>
@@ -15035,7 +15035,7 @@
               <m:e>
                 <m:r>
                   <w:rPr>
-                    <w:rFonts w:ascii="Cambria Math" w:eastAsia="宋体" w:hAnsi="Cambria Math" w:cs="Cambria Math"/>
+                    <w:rFonts w:ascii="Times New Roman" w:eastAsia="宋体" w:hAnsi="Times New Roman" w:cs="Cambria Math"/>
                   </w:rPr>
                   <m:t>R</m:t>
                 </m:r>
@@ -15043,7 +15043,7 @@
               <m:sub>
                 <m:r>
                   <w:rPr>
-                    <w:rFonts w:ascii="Cambria Math" w:eastAsia="宋体" w:hAnsi="Cambria Math" w:cs="Cambria Math"/>
+                    <w:rFonts w:ascii="Times New Roman" w:eastAsia="宋体" w:hAnsi="Times New Roman" w:cs="Cambria Math"/>
                   </w:rPr>
                   <m:t>1</m:t>
                 </m:r>
@@ -15053,7 +15053,7 @@
         </m:sSub>
         <m:r>
           <w:rPr>
-            <w:rFonts w:ascii="Cambria Math" w:eastAsia="宋体" w:hAnsi="Cambria Math" w:cs="Cambria Math"/>
+            <w:rFonts w:ascii="Times New Roman" w:eastAsia="宋体" w:hAnsi="Times New Roman" w:cs="Cambria Math"/>
           </w:rPr>
           <m:t>=</m:t>
         </m:r>
@@ -15061,13 +15061,13 @@
           <m:num>
             <m:r>
               <w:rPr>
-                <w:rFonts w:ascii="Cambria Math" w:eastAsia="宋体" w:hAnsi="Cambria Math" w:cs="Cambria Math"/>
+                <w:rFonts w:ascii="Times New Roman" w:eastAsia="宋体" w:hAnsi="Times New Roman" w:cs="Cambria Math"/>
               </w:rPr>
               <m:t>9</m:t>
             </m:r>
             <m:r>
               <w:rPr>
-                <w:rFonts w:ascii="Cambria Math" w:eastAsia="宋体" w:hAnsi="Cambria Math" w:cs="Cambria Math"/>
+                <w:rFonts w:ascii="Times New Roman" w:eastAsia="宋体" w:hAnsi="Times New Roman" w:cs="Cambria Math"/>
               </w:rPr>
               <m:t>π</m:t>
             </m:r>
@@ -15075,7 +15075,7 @@
               <m:e>
                 <m:r>
                   <w:rPr>
-                    <w:rFonts w:ascii="Cambria Math" w:eastAsia="宋体" w:hAnsi="Cambria Math" w:cs="Cambria Math"/>
+                    <w:rFonts w:ascii="Times New Roman" w:eastAsia="宋体" w:hAnsi="Times New Roman" w:cs="Cambria Math"/>
                   </w:rPr>
                   <m:t>B</m:t>
                 </m:r>
@@ -15083,7 +15083,7 @@
               <m:sup>
                 <m:r>
                   <w:rPr>
-                    <w:rFonts w:ascii="Cambria Math" w:eastAsia="宋体" w:hAnsi="Cambria Math" w:cs="Cambria Math"/>
+                    <w:rFonts w:ascii="Times New Roman" w:eastAsia="宋体" w:hAnsi="Times New Roman" w:cs="Cambria Math"/>
                   </w:rPr>
                   <m:t>2</m:t>
                 </m:r>
@@ -15093,7 +15093,7 @@
               <m:e>
                 <m:r>
                   <w:rPr>
-                    <w:rFonts w:ascii="Cambria Math" w:eastAsia="宋体" w:hAnsi="Cambria Math" w:cs="Cambria Math"/>
+                    <w:rFonts w:ascii="Times New Roman" w:eastAsia="宋体" w:hAnsi="Times New Roman" w:cs="Cambria Math"/>
                   </w:rPr>
                   <m:t>L</m:t>
                 </m:r>
@@ -15101,7 +15101,7 @@
               <m:sup>
                 <m:r>
                   <w:rPr>
-                    <w:rFonts w:ascii="Cambria Math" w:eastAsia="宋体" w:hAnsi="Cambria Math" w:cs="Cambria Math"/>
+                    <w:rFonts w:ascii="Times New Roman" w:eastAsia="宋体" w:hAnsi="Times New Roman" w:cs="Cambria Math"/>
                   </w:rPr>
                   <m:t>3</m:t>
                 </m:r>
@@ -15109,7 +15109,7 @@
             </m:sSup>
             <m:r>
               <w:rPr>
-                <w:rFonts w:ascii="Cambria Math" w:eastAsia="宋体" w:hAnsi="Cambria Math" w:cs="Cambria Math"/>
+                <w:rFonts w:ascii="Times New Roman" w:eastAsia="宋体" w:hAnsi="Times New Roman" w:cs="Cambria Math"/>
               </w:rPr>
               <m:t>v</m:t>
             </m:r>
@@ -15117,13 +15117,13 @@
           <m:den>
             <m:r>
               <w:rPr>
-                <w:rFonts w:ascii="Cambria Math" w:eastAsia="宋体" w:hAnsi="Cambria Math" w:cs="Cambria Math"/>
+                <w:rFonts w:ascii="Times New Roman" w:eastAsia="宋体" w:hAnsi="Times New Roman" w:cs="Cambria Math"/>
               </w:rPr>
               <m:t>16</m:t>
             </m:r>
             <m:r>
               <w:rPr>
-                <w:rFonts w:ascii="Cambria Math" w:eastAsia="宋体" w:hAnsi="Cambria Math" w:cs="Cambria Math"/>
+                <w:rFonts w:ascii="Times New Roman" w:eastAsia="宋体" w:hAnsi="Times New Roman" w:cs="Cambria Math"/>
               </w:rPr>
               <m:t>R</m:t>
             </m:r>
@@ -15535,7 +15535,7 @@
           <m:num>
             <m:r>
               <w:rPr>
-                <w:rFonts w:ascii="Cambria Math" w:eastAsia="宋体" w:hAnsi="Cambria Math" w:cs="Cambria Math"/>
+                <w:rFonts w:ascii="Times New Roman" w:eastAsia="宋体" w:hAnsi="Times New Roman" w:cs="Cambria Math"/>
               </w:rPr>
               <m:t>2</m:t>
             </m:r>
@@ -15543,7 +15543,7 @@
               <m:e>
                 <m:r>
                   <w:rPr>
-                    <w:rFonts w:ascii="Cambria Math" w:eastAsia="宋体" w:hAnsi="Cambria Math" w:cs="Cambria Math"/>
+                    <w:rFonts w:ascii="Times New Roman" w:eastAsia="宋体" w:hAnsi="Times New Roman" w:cs="Cambria Math"/>
                   </w:rPr>
                   <m:t>m</m:t>
                 </m:r>
@@ -15551,7 +15551,7 @@
               <m:sup>
                 <m:r>
                   <w:rPr>
-                    <w:rFonts w:ascii="Cambria Math" w:eastAsia="宋体" w:hAnsi="Cambria Math" w:cs="Cambria Math"/>
+                    <w:rFonts w:ascii="Times New Roman" w:eastAsia="宋体" w:hAnsi="Times New Roman" w:cs="Cambria Math"/>
                   </w:rPr>
                   <m:t>2</m:t>
                 </m:r>
@@ -15561,7 +15561,7 @@
               <m:e>
                 <m:r>
                   <w:rPr>
-                    <w:rFonts w:ascii="Cambria Math" w:eastAsia="宋体" w:hAnsi="Cambria Math" w:cs="Cambria Math"/>
+                    <w:rFonts w:ascii="Times New Roman" w:eastAsia="宋体" w:hAnsi="Times New Roman" w:cs="Cambria Math"/>
                   </w:rPr>
                   <m:t>g</m:t>
                 </m:r>
@@ -15569,7 +15569,7 @@
               <m:sup>
                 <m:r>
                   <w:rPr>
-                    <w:rFonts w:ascii="Cambria Math" w:eastAsia="宋体" w:hAnsi="Cambria Math" w:cs="Cambria Math"/>
+                    <w:rFonts w:ascii="Times New Roman" w:eastAsia="宋体" w:hAnsi="Times New Roman" w:cs="Cambria Math"/>
                   </w:rPr>
                   <m:t>2</m:t>
                 </m:r>
@@ -15579,7 +15579,7 @@
               <m:e>
                 <m:r>
                   <w:rPr>
-                    <w:rFonts w:ascii="Cambria Math" w:eastAsia="宋体" w:hAnsi="Cambria Math" w:cs="Cambria Math"/>
+                    <w:rFonts w:ascii="Times New Roman" w:eastAsia="宋体" w:hAnsi="Times New Roman" w:cs="Cambria Math"/>
                   </w:rPr>
                   <m:t>R</m:t>
                 </m:r>
@@ -15587,7 +15587,7 @@
               <m:sup>
                 <m:r>
                   <w:rPr>
-                    <w:rFonts w:ascii="Cambria Math" w:eastAsia="宋体" w:hAnsi="Cambria Math" w:cs="Cambria Math"/>
+                    <w:rFonts w:ascii="Times New Roman" w:eastAsia="宋体" w:hAnsi="Times New Roman" w:cs="Cambria Math"/>
                   </w:rPr>
                   <m:t>2</m:t>
                 </m:r>
@@ -15600,7 +15600,7 @@
                     <m:sty m:val="p"/>
                   </m:rPr>
                   <w:rPr>
-                    <w:rFonts w:ascii="Cambria Math" w:eastAsia="宋体" w:hAnsi="Cambria Math" w:cs="Cambria Math"/>
+                    <w:rFonts w:ascii="Times New Roman" w:eastAsia="宋体" w:hAnsi="Times New Roman" w:cs="Cambria Math"/>
                   </w:rPr>
                   <m:t>sin</m:t>
                 </m:r>
@@ -15608,7 +15608,7 @@
               <m:sup>
                 <m:r>
                   <w:rPr>
-                    <w:rFonts w:ascii="Cambria Math" w:eastAsia="宋体" w:hAnsi="Cambria Math" w:cs="Cambria Math"/>
+                    <w:rFonts w:ascii="Times New Roman" w:eastAsia="宋体" w:hAnsi="Times New Roman" w:cs="Cambria Math"/>
                   </w:rPr>
                   <m:t>2</m:t>
                 </m:r>
@@ -15616,7 +15616,7 @@
             </m:sSup>
             <m:r>
               <w:rPr>
-                <w:rFonts w:ascii="Cambria Math" w:eastAsia="宋体" w:hAnsi="Cambria Math" w:cs="Cambria Math"/>
+                <w:rFonts w:ascii="Times New Roman" w:eastAsia="宋体" w:hAnsi="Times New Roman" w:cs="Cambria Math"/>
               </w:rPr>
               <m:t>θ</m:t>
             </m:r>
@@ -15626,7 +15626,7 @@
               <m:e>
                 <m:r>
                   <w:rPr>
-                    <w:rFonts w:ascii="Cambria Math" w:eastAsia="宋体" w:hAnsi="Cambria Math" w:cs="Cambria Math"/>
+                    <w:rFonts w:ascii="Times New Roman" w:eastAsia="宋体" w:hAnsi="Times New Roman" w:cs="Cambria Math"/>
                   </w:rPr>
                   <m:t>B</m:t>
                 </m:r>
@@ -15634,7 +15634,7 @@
               <m:sup>
                 <m:r>
                   <w:rPr>
-                    <w:rFonts w:ascii="Cambria Math" w:eastAsia="宋体" w:hAnsi="Cambria Math" w:cs="Cambria Math"/>
+                    <w:rFonts w:ascii="Times New Roman" w:eastAsia="宋体" w:hAnsi="Times New Roman" w:cs="Cambria Math"/>
                   </w:rPr>
                   <m:t>4</m:t>
                 </m:r>
@@ -15644,7 +15644,7 @@
               <m:e>
                 <m:r>
                   <w:rPr>
-                    <w:rFonts w:ascii="Cambria Math" w:eastAsia="宋体" w:hAnsi="Cambria Math" w:cs="Cambria Math"/>
+                    <w:rFonts w:ascii="Times New Roman" w:eastAsia="宋体" w:hAnsi="Times New Roman" w:cs="Cambria Math"/>
                   </w:rPr>
                   <m:t>L</m:t>
                 </m:r>
@@ -15652,7 +15652,7 @@
               <m:sup>
                 <m:r>
                   <w:rPr>
-                    <w:rFonts w:ascii="Cambria Math" w:eastAsia="宋体" w:hAnsi="Cambria Math" w:cs="Cambria Math"/>
+                    <w:rFonts w:ascii="Times New Roman" w:eastAsia="宋体" w:hAnsi="Times New Roman" w:cs="Cambria Math"/>
                   </w:rPr>
                   <m:t>4</m:t>
                 </m:r>
@@ -15660,7 +15660,7 @@
             </m:sSup>
             <m:r>
               <w:rPr>
-                <w:rFonts w:ascii="Cambria Math" w:eastAsia="宋体" w:hAnsi="Cambria Math" w:cs="Cambria Math"/>
+                <w:rFonts w:ascii="Times New Roman" w:eastAsia="宋体" w:hAnsi="Times New Roman" w:cs="Cambria Math"/>
               </w:rPr>
               <m:t>d</m:t>
             </m:r>
@@ -15714,7 +15714,7 @@
               <m:e>
                 <m:r>
                   <w:rPr>
-                    <w:rFonts w:ascii="Cambria Math" w:eastAsia="宋体" w:hAnsi="Cambria Math" w:cs="Cambria Math"/>
+                    <w:rFonts w:ascii="Times New Roman" w:eastAsia="宋体" w:hAnsi="Times New Roman" w:cs="Cambria Math"/>
                   </w:rPr>
                   <m:t>2</m:t>
                 </m:r>
@@ -15722,19 +15722,19 @@
             </m:rad>
             <m:r>
               <w:rPr>
-                <w:rFonts w:ascii="Cambria Math" w:eastAsia="宋体" w:hAnsi="Cambria Math" w:cs="Cambria Math"/>
+                <w:rFonts w:ascii="Times New Roman" w:eastAsia="宋体" w:hAnsi="Times New Roman" w:cs="Cambria Math"/>
               </w:rPr>
               <m:t>m</m:t>
             </m:r>
             <m:r>
               <w:rPr>
-                <w:rFonts w:ascii="Cambria Math" w:eastAsia="宋体" w:hAnsi="Cambria Math" w:cs="Cambria Math"/>
+                <w:rFonts w:ascii="Times New Roman" w:eastAsia="宋体" w:hAnsi="Times New Roman" w:cs="Cambria Math"/>
               </w:rPr>
               <m:t>g</m:t>
             </m:r>
             <m:r>
               <w:rPr>
-                <w:rFonts w:ascii="Cambria Math" w:eastAsia="宋体" w:hAnsi="Cambria Math" w:cs="Cambria Math"/>
+                <w:rFonts w:ascii="Times New Roman" w:eastAsia="宋体" w:hAnsi="Times New Roman" w:cs="Cambria Math"/>
               </w:rPr>
               <m:t>R</m:t>
             </m:r>
@@ -15743,13 +15743,13 @@
                 <m:sty m:val="p"/>
               </m:rPr>
               <w:rPr>
-                <w:rFonts w:ascii="Cambria Math" w:eastAsia="宋体" w:hAnsi="Cambria Math" w:cs="Cambria Math"/>
+                <w:rFonts w:ascii="Times New Roman" w:eastAsia="宋体" w:hAnsi="Times New Roman" w:cs="Cambria Math"/>
               </w:rPr>
               <m:t>sin</m:t>
             </m:r>
             <m:r>
               <w:rPr>
-                <w:rFonts w:ascii="Cambria Math" w:eastAsia="宋体" w:hAnsi="Cambria Math" w:cs="Cambria Math"/>
+                <w:rFonts w:ascii="Times New Roman" w:eastAsia="宋体" w:hAnsi="Times New Roman" w:cs="Cambria Math"/>
               </w:rPr>
               <m:t>θ</m:t>
             </m:r>
@@ -15759,7 +15759,7 @@
               <m:e>
                 <m:r>
                   <w:rPr>
-                    <w:rFonts w:ascii="Cambria Math" w:eastAsia="宋体" w:hAnsi="Cambria Math" w:cs="Cambria Math"/>
+                    <w:rFonts w:ascii="Times New Roman" w:eastAsia="宋体" w:hAnsi="Times New Roman" w:cs="Cambria Math"/>
                   </w:rPr>
                   <m:t>B</m:t>
                 </m:r>
@@ -15767,7 +15767,7 @@
               <m:sup>
                 <m:r>
                   <w:rPr>
-                    <w:rFonts w:ascii="Cambria Math" w:eastAsia="宋体" w:hAnsi="Cambria Math" w:cs="Cambria Math"/>
+                    <w:rFonts w:ascii="Times New Roman" w:eastAsia="宋体" w:hAnsi="Times New Roman" w:cs="Cambria Math"/>
                   </w:rPr>
                   <m:t>2</m:t>
                 </m:r>
@@ -15777,7 +15777,7 @@
               <m:e>
                 <m:r>
                   <w:rPr>
-                    <w:rFonts w:ascii="Cambria Math" w:eastAsia="宋体" w:hAnsi="Cambria Math" w:cs="Cambria Math"/>
+                    <w:rFonts w:ascii="Times New Roman" w:eastAsia="宋体" w:hAnsi="Times New Roman" w:cs="Cambria Math"/>
                   </w:rPr>
                   <m:t>L</m:t>
                 </m:r>
@@ -15785,7 +15785,7 @@
               <m:sup>
                 <m:r>
                   <w:rPr>
-                    <w:rFonts w:ascii="Cambria Math" w:eastAsia="宋体" w:hAnsi="Cambria Math" w:cs="Cambria Math"/>
+                    <w:rFonts w:ascii="Times New Roman" w:eastAsia="宋体" w:hAnsi="Times New Roman" w:cs="Cambria Math"/>
                   </w:rPr>
                   <m:t>2</m:t>
                 </m:r>
@@ -15833,19 +15833,19 @@
       <m:oMath>
         <m:r>
           <w:rPr>
-            <w:rFonts w:ascii="Cambria Math" w:eastAsia="宋体" w:hAnsi="Cambria Math" w:cs="Cambria Math"/>
+            <w:rFonts w:ascii="Times New Roman" w:eastAsia="宋体" w:hAnsi="Times New Roman" w:cs="Cambria Math"/>
           </w:rPr>
           <m:t>2</m:t>
         </m:r>
         <m:r>
           <w:rPr>
-            <w:rFonts w:ascii="Cambria Math" w:eastAsia="宋体" w:hAnsi="Cambria Math" w:cs="Cambria Math"/>
+            <w:rFonts w:ascii="Times New Roman" w:eastAsia="宋体" w:hAnsi="Times New Roman" w:cs="Cambria Math"/>
           </w:rPr>
           <m:t>m</m:t>
         </m:r>
         <m:r>
           <w:rPr>
-            <w:rFonts w:ascii="Cambria Math" w:eastAsia="宋体" w:hAnsi="Cambria Math" w:cs="Cambria Math"/>
+            <w:rFonts w:ascii="Times New Roman" w:eastAsia="宋体" w:hAnsi="Times New Roman" w:cs="Cambria Math"/>
           </w:rPr>
           <m:t>g</m:t>
         </m:r>
@@ -15854,19 +15854,19 @@
             <m:sty m:val="p"/>
           </m:rPr>
           <w:rPr>
-            <w:rFonts w:ascii="Cambria Math" w:eastAsia="宋体" w:hAnsi="Cambria Math" w:cs="Cambria Math"/>
+            <w:rFonts w:ascii="Times New Roman" w:eastAsia="宋体" w:hAnsi="Times New Roman" w:cs="Cambria Math"/>
           </w:rPr>
           <m:t>sin</m:t>
         </m:r>
         <m:r>
           <w:rPr>
-            <w:rFonts w:ascii="Cambria Math" w:eastAsia="宋体" w:hAnsi="Cambria Math" w:cs="Cambria Math"/>
+            <w:rFonts w:ascii="Times New Roman" w:eastAsia="宋体" w:hAnsi="Times New Roman" w:cs="Cambria Math"/>
           </w:rPr>
           <m:t>θ</m:t>
         </m:r>
         <m:r>
           <w:rPr>
-            <w:rFonts w:ascii="Cambria Math" w:eastAsia="宋体" w:hAnsi="Cambria Math" w:cs="Cambria Math"/>
+            <w:rFonts w:ascii="Times New Roman" w:eastAsia="宋体" w:hAnsi="Times New Roman" w:cs="Cambria Math"/>
           </w:rPr>
           <m:t>+</m:t>
         </m:r>
@@ -15874,7 +15874,7 @@
           <m:num>
             <m:r>
               <w:rPr>
-                <w:rFonts w:ascii="Cambria Math" w:eastAsia="宋体" w:hAnsi="Cambria Math" w:cs="Cambria Math"/>
+                <w:rFonts w:ascii="Times New Roman" w:eastAsia="宋体" w:hAnsi="Times New Roman" w:cs="Cambria Math"/>
               </w:rPr>
               <m:t>4</m:t>
             </m:r>
@@ -15882,7 +15882,7 @@
               <m:e>
                 <m:r>
                   <w:rPr>
-                    <w:rFonts w:ascii="Cambria Math" w:eastAsia="宋体" w:hAnsi="Cambria Math" w:cs="Cambria Math"/>
+                    <w:rFonts w:ascii="Times New Roman" w:eastAsia="宋体" w:hAnsi="Times New Roman" w:cs="Cambria Math"/>
                   </w:rPr>
                   <m:t>m</m:t>
                 </m:r>
@@ -15890,7 +15890,7 @@
               <m:sup>
                 <m:r>
                   <w:rPr>
-                    <w:rFonts w:ascii="Cambria Math" w:eastAsia="宋体" w:hAnsi="Cambria Math" w:cs="Cambria Math"/>
+                    <w:rFonts w:ascii="Times New Roman" w:eastAsia="宋体" w:hAnsi="Times New Roman" w:cs="Cambria Math"/>
                   </w:rPr>
                   <m:t>3</m:t>
                 </m:r>
@@ -15900,7 +15900,7 @@
               <m:e>
                 <m:r>
                   <w:rPr>
-                    <w:rFonts w:ascii="Cambria Math" w:eastAsia="宋体" w:hAnsi="Cambria Math" w:cs="Cambria Math"/>
+                    <w:rFonts w:ascii="Times New Roman" w:eastAsia="宋体" w:hAnsi="Times New Roman" w:cs="Cambria Math"/>
                   </w:rPr>
                   <m:t>g</m:t>
                 </m:r>
@@ -15908,7 +15908,7 @@
               <m:sup>
                 <m:r>
                   <w:rPr>
-                    <w:rFonts w:ascii="Cambria Math" w:eastAsia="宋体" w:hAnsi="Cambria Math" w:cs="Cambria Math"/>
+                    <w:rFonts w:ascii="Times New Roman" w:eastAsia="宋体" w:hAnsi="Times New Roman" w:cs="Cambria Math"/>
                   </w:rPr>
                   <m:t>2</m:t>
                 </m:r>
@@ -15918,7 +15918,7 @@
               <m:e>
                 <m:r>
                   <w:rPr>
-                    <w:rFonts w:ascii="Cambria Math" w:eastAsia="宋体" w:hAnsi="Cambria Math" w:cs="Cambria Math"/>
+                    <w:rFonts w:ascii="Times New Roman" w:eastAsia="宋体" w:hAnsi="Times New Roman" w:cs="Cambria Math"/>
                   </w:rPr>
                   <m:t>R</m:t>
                 </m:r>
@@ -15926,7 +15926,7 @@
               <m:sup>
                 <m:r>
                   <w:rPr>
-                    <w:rFonts w:ascii="Cambria Math" w:eastAsia="宋体" w:hAnsi="Cambria Math" w:cs="Cambria Math"/>
+                    <w:rFonts w:ascii="Times New Roman" w:eastAsia="宋体" w:hAnsi="Times New Roman" w:cs="Cambria Math"/>
                   </w:rPr>
                   <m:t>2</m:t>
                 </m:r>
@@ -15939,7 +15939,7 @@
                     <m:sty m:val="p"/>
                   </m:rPr>
                   <w:rPr>
-                    <w:rFonts w:ascii="Cambria Math" w:eastAsia="宋体" w:hAnsi="Cambria Math" w:cs="Cambria Math"/>
+                    <w:rFonts w:ascii="Times New Roman" w:eastAsia="宋体" w:hAnsi="Times New Roman" w:cs="Cambria Math"/>
                   </w:rPr>
                   <m:t>sin</m:t>
                 </m:r>
@@ -15947,7 +15947,7 @@
               <m:sup>
                 <m:r>
                   <w:rPr>
-                    <w:rFonts w:ascii="Cambria Math" w:eastAsia="宋体" w:hAnsi="Cambria Math" w:cs="Cambria Math"/>
+                    <w:rFonts w:ascii="Times New Roman" w:eastAsia="宋体" w:hAnsi="Times New Roman" w:cs="Cambria Math"/>
                   </w:rPr>
                   <m:t>2</m:t>
                 </m:r>
@@ -15955,7 +15955,7 @@
             </m:sSup>
             <m:r>
               <w:rPr>
-                <w:rFonts w:ascii="Cambria Math" w:eastAsia="宋体" w:hAnsi="Cambria Math" w:cs="Cambria Math"/>
+                <w:rFonts w:ascii="Times New Roman" w:eastAsia="宋体" w:hAnsi="Times New Roman" w:cs="Cambria Math"/>
               </w:rPr>
               <m:t>θ</m:t>
             </m:r>
@@ -15965,7 +15965,7 @@
               <m:e>
                 <m:r>
                   <w:rPr>
-                    <w:rFonts w:ascii="Cambria Math" w:eastAsia="宋体" w:hAnsi="Cambria Math" w:cs="Cambria Math"/>
+                    <w:rFonts w:ascii="Times New Roman" w:eastAsia="宋体" w:hAnsi="Times New Roman" w:cs="Cambria Math"/>
                   </w:rPr>
                   <m:t>B</m:t>
                 </m:r>
@@ -15973,7 +15973,7 @@
               <m:sup>
                 <m:r>
                   <w:rPr>
-                    <w:rFonts w:ascii="Cambria Math" w:eastAsia="宋体" w:hAnsi="Cambria Math" w:cs="Cambria Math"/>
+                    <w:rFonts w:ascii="Times New Roman" w:eastAsia="宋体" w:hAnsi="Times New Roman" w:cs="Cambria Math"/>
                   </w:rPr>
                   <m:t>4</m:t>
                 </m:r>
@@ -15983,7 +15983,7 @@
               <m:e>
                 <m:r>
                   <w:rPr>
-                    <w:rFonts w:ascii="Cambria Math" w:eastAsia="宋体" w:hAnsi="Cambria Math" w:cs="Cambria Math"/>
+                    <w:rFonts w:ascii="Times New Roman" w:eastAsia="宋体" w:hAnsi="Times New Roman" w:cs="Cambria Math"/>
                   </w:rPr>
                   <m:t>L</m:t>
                 </m:r>
@@ -15991,7 +15991,7 @@
               <m:sup>
                 <m:r>
                   <w:rPr>
-                    <w:rFonts w:ascii="Cambria Math" w:eastAsia="宋体" w:hAnsi="Cambria Math" w:cs="Cambria Math"/>
+                    <w:rFonts w:ascii="Times New Roman" w:eastAsia="宋体" w:hAnsi="Times New Roman" w:cs="Cambria Math"/>
                   </w:rPr>
                   <m:t>4</m:t>
                 </m:r>
@@ -15999,7 +15999,7 @@
             </m:sSup>
             <m:r>
               <w:rPr>
-                <w:rFonts w:ascii="Cambria Math" w:eastAsia="宋体" w:hAnsi="Cambria Math" w:cs="Cambria Math"/>
+                <w:rFonts w:ascii="Times New Roman" w:eastAsia="宋体" w:hAnsi="Times New Roman" w:cs="Cambria Math"/>
               </w:rPr>
               <m:t>d</m:t>
             </m:r>
@@ -16032,7 +16032,7 @@
               <m:e>
                 <m:r>
                   <w:rPr>
-                    <w:rFonts w:ascii="Cambria Math" w:eastAsia="宋体" w:hAnsi="Cambria Math" w:cs="Cambria Math"/>
+                    <w:rFonts w:ascii="Times New Roman" w:eastAsia="宋体" w:hAnsi="Times New Roman" w:cs="Cambria Math"/>
                   </w:rPr>
                   <m:t>m</m:t>
                 </m:r>
@@ -16040,7 +16040,7 @@
               <m:sup>
                 <m:r>
                   <w:rPr>
-                    <w:rFonts w:ascii="Cambria Math" w:eastAsia="宋体" w:hAnsi="Cambria Math" w:cs="Cambria Math"/>
+                    <w:rFonts w:ascii="Times New Roman" w:eastAsia="宋体" w:hAnsi="Times New Roman" w:cs="Cambria Math"/>
                   </w:rPr>
                   <m:t>2</m:t>
                 </m:r>
@@ -16050,7 +16050,7 @@
               <m:e>
                 <m:r>
                   <w:rPr>
-                    <w:rFonts w:ascii="Cambria Math" w:eastAsia="宋体" w:hAnsi="Cambria Math" w:cs="Cambria Math"/>
+                    <w:rFonts w:ascii="Times New Roman" w:eastAsia="宋体" w:hAnsi="Times New Roman" w:cs="Cambria Math"/>
                   </w:rPr>
                   <m:t>g</m:t>
                 </m:r>
@@ -16058,7 +16058,7 @@
               <m:sup>
                 <m:r>
                   <w:rPr>
-                    <w:rFonts w:ascii="Cambria Math" w:eastAsia="宋体" w:hAnsi="Cambria Math" w:cs="Cambria Math"/>
+                    <w:rFonts w:ascii="Times New Roman" w:eastAsia="宋体" w:hAnsi="Times New Roman" w:cs="Cambria Math"/>
                   </w:rPr>
                   <m:t>2</m:t>
                 </m:r>
@@ -16068,7 +16068,7 @@
               <m:e>
                 <m:r>
                   <w:rPr>
-                    <w:rFonts w:ascii="Cambria Math" w:eastAsia="宋体" w:hAnsi="Cambria Math" w:cs="Cambria Math"/>
+                    <w:rFonts w:ascii="Times New Roman" w:eastAsia="宋体" w:hAnsi="Times New Roman" w:cs="Cambria Math"/>
                   </w:rPr>
                   <m:t>R</m:t>
                 </m:r>
@@ -16076,7 +16076,7 @@
               <m:sup>
                 <m:r>
                   <w:rPr>
-                    <w:rFonts w:ascii="Cambria Math" w:eastAsia="宋体" w:hAnsi="Cambria Math" w:cs="Cambria Math"/>
+                    <w:rFonts w:ascii="Times New Roman" w:eastAsia="宋体" w:hAnsi="Times New Roman" w:cs="Cambria Math"/>
                   </w:rPr>
                   <m:t>2</m:t>
                 </m:r>
@@ -16089,7 +16089,7 @@
                     <m:sty m:val="p"/>
                   </m:rPr>
                   <w:rPr>
-                    <w:rFonts w:ascii="Cambria Math" w:eastAsia="宋体" w:hAnsi="Cambria Math" w:cs="Cambria Math"/>
+                    <w:rFonts w:ascii="Times New Roman" w:eastAsia="宋体" w:hAnsi="Times New Roman" w:cs="Cambria Math"/>
                   </w:rPr>
                   <m:t>sin</m:t>
                 </m:r>
@@ -16097,7 +16097,7 @@
               <m:sup>
                 <m:r>
                   <w:rPr>
-                    <w:rFonts w:ascii="Cambria Math" w:eastAsia="宋体" w:hAnsi="Cambria Math" w:cs="Cambria Math"/>
+                    <w:rFonts w:ascii="Times New Roman" w:eastAsia="宋体" w:hAnsi="Times New Roman" w:cs="Cambria Math"/>
                   </w:rPr>
                   <m:t>2</m:t>
                 </m:r>
@@ -16105,7 +16105,7 @@
             </m:sSup>
             <m:r>
               <w:rPr>
-                <w:rFonts w:ascii="Cambria Math" w:eastAsia="宋体" w:hAnsi="Cambria Math" w:cs="Cambria Math"/>
+                <w:rFonts w:ascii="Times New Roman" w:eastAsia="宋体" w:hAnsi="Times New Roman" w:cs="Cambria Math"/>
               </w:rPr>
               <m:t>θ</m:t>
             </m:r>
@@ -16115,7 +16115,7 @@
               <m:e>
                 <m:r>
                   <w:rPr>
-                    <w:rFonts w:ascii="Cambria Math" w:eastAsia="宋体" w:hAnsi="Cambria Math" w:cs="Cambria Math"/>
+                    <w:rFonts w:ascii="Times New Roman" w:eastAsia="宋体" w:hAnsi="Times New Roman" w:cs="Cambria Math"/>
                   </w:rPr>
                   <m:t>B</m:t>
                 </m:r>
@@ -16123,7 +16123,7 @@
               <m:sup>
                 <m:r>
                   <w:rPr>
-                    <w:rFonts w:ascii="Cambria Math" w:eastAsia="宋体" w:hAnsi="Cambria Math" w:cs="Cambria Math"/>
+                    <w:rFonts w:ascii="Times New Roman" w:eastAsia="宋体" w:hAnsi="Times New Roman" w:cs="Cambria Math"/>
                   </w:rPr>
                   <m:t>4</m:t>
                 </m:r>
@@ -16133,7 +16133,7 @@
               <m:e>
                 <m:r>
                   <w:rPr>
-                    <w:rFonts w:ascii="Cambria Math" w:eastAsia="宋体" w:hAnsi="Cambria Math" w:cs="Cambria Math"/>
+                    <w:rFonts w:ascii="Times New Roman" w:eastAsia="宋体" w:hAnsi="Times New Roman" w:cs="Cambria Math"/>
                   </w:rPr>
                   <m:t>L</m:t>
                 </m:r>
@@ -16141,7 +16141,7 @@
               <m:sup>
                 <m:r>
                   <w:rPr>
-                    <w:rFonts w:ascii="Cambria Math" w:eastAsia="宋体" w:hAnsi="Cambria Math" w:cs="Cambria Math"/>
+                    <w:rFonts w:ascii="Times New Roman" w:eastAsia="宋体" w:hAnsi="Times New Roman" w:cs="Cambria Math"/>
                   </w:rPr>
                   <m:t>4</m:t>
                 </m:r>
@@ -16149,7 +16149,7 @@
             </m:sSup>
             <m:r>
               <w:rPr>
-                <w:rFonts w:ascii="Cambria Math" w:eastAsia="宋体" w:hAnsi="Cambria Math" w:cs="Cambria Math"/>
+                <w:rFonts w:ascii="Times New Roman" w:eastAsia="宋体" w:hAnsi="Times New Roman" w:cs="Cambria Math"/>
               </w:rPr>
               <m:t>d</m:t>
             </m:r>
@@ -16246,13 +16246,13 @@
       <m:oMath>
         <m:r>
           <w:rPr>
-            <w:rFonts w:ascii="Cambria Math" w:eastAsia="宋体" w:hAnsi="Cambria Math" w:cs="Cambria Math"/>
+            <w:rFonts w:ascii="Times New Roman" w:eastAsia="宋体" w:hAnsi="Times New Roman" w:cs="Cambria Math"/>
           </w:rPr>
           <m:t>m</m:t>
         </m:r>
         <m:r>
           <w:rPr>
-            <w:rFonts w:ascii="Cambria Math" w:eastAsia="宋体" w:hAnsi="Cambria Math" w:cs="Cambria Math"/>
+            <w:rFonts w:ascii="Times New Roman" w:eastAsia="宋体" w:hAnsi="Times New Roman" w:cs="Cambria Math"/>
           </w:rPr>
           <m:t>g</m:t>
         </m:r>
@@ -16261,37 +16261,37 @@
             <m:sty m:val="p"/>
           </m:rPr>
           <w:rPr>
-            <w:rFonts w:ascii="Cambria Math" w:eastAsia="宋体" w:hAnsi="Cambria Math" w:cs="Cambria Math"/>
+            <w:rFonts w:ascii="Times New Roman" w:eastAsia="宋体" w:hAnsi="Times New Roman" w:cs="Cambria Math"/>
           </w:rPr>
           <m:t>sin</m:t>
         </m:r>
         <m:r>
           <w:rPr>
-            <w:rFonts w:ascii="Cambria Math" w:eastAsia="宋体" w:hAnsi="Cambria Math" w:cs="Cambria Math"/>
+            <w:rFonts w:ascii="Times New Roman" w:eastAsia="宋体" w:hAnsi="Times New Roman" w:cs="Cambria Math"/>
           </w:rPr>
           <m:t>θ</m:t>
         </m:r>
         <m:r>
           <w:rPr>
-            <w:rFonts w:ascii="Cambria Math" w:eastAsia="宋体" w:hAnsi="Cambria Math" w:cs="Cambria Math"/>
+            <w:rFonts w:ascii="Times New Roman" w:eastAsia="宋体" w:hAnsi="Times New Roman" w:cs="Cambria Math"/>
           </w:rPr>
           <m:t>=</m:t>
         </m:r>
         <m:r>
           <w:rPr>
-            <w:rFonts w:ascii="Cambria Math" w:eastAsia="宋体" w:hAnsi="Cambria Math" w:cs="Cambria Math"/>
+            <w:rFonts w:ascii="Times New Roman" w:eastAsia="宋体" w:hAnsi="Times New Roman" w:cs="Cambria Math"/>
           </w:rPr>
           <m:t>B</m:t>
         </m:r>
         <m:r>
           <w:rPr>
-            <w:rFonts w:ascii="Cambria Math" w:eastAsia="宋体" w:hAnsi="Cambria Math" w:cs="Cambria Math"/>
+            <w:rFonts w:ascii="Times New Roman" w:eastAsia="宋体" w:hAnsi="Times New Roman" w:cs="Cambria Math"/>
           </w:rPr>
           <m:t>I</m:t>
         </m:r>
         <m:r>
           <w:rPr>
-            <w:rFonts w:ascii="Cambria Math" w:eastAsia="宋体" w:hAnsi="Cambria Math" w:cs="Cambria Math"/>
+            <w:rFonts w:ascii="Times New Roman" w:eastAsia="宋体" w:hAnsi="Times New Roman" w:cs="Cambria Math"/>
           </w:rPr>
           <m:t>L</m:t>
         </m:r>
@@ -16299,13 +16299,13 @@
       <m:oMath>
         <m:r>
           <w:rPr>
-            <w:rFonts w:ascii="Cambria Math" w:eastAsia="宋体" w:hAnsi="Cambria Math" w:cs="Cambria Math"/>
+            <w:rFonts w:ascii="Times New Roman" w:eastAsia="宋体" w:hAnsi="Times New Roman" w:cs="Cambria Math"/>
           </w:rPr>
           <m:t>I</m:t>
         </m:r>
         <m:r>
           <w:rPr>
-            <w:rFonts w:ascii="Cambria Math" w:eastAsia="宋体" w:hAnsi="Cambria Math" w:cs="Cambria Math"/>
+            <w:rFonts w:ascii="Times New Roman" w:eastAsia="宋体" w:hAnsi="Times New Roman" w:cs="Cambria Math"/>
           </w:rPr>
           <m:t>=</m:t>
         </m:r>
@@ -16313,19 +16313,19 @@
           <m:num>
             <m:r>
               <w:rPr>
-                <w:rFonts w:ascii="Cambria Math" w:eastAsia="宋体" w:hAnsi="Cambria Math" w:cs="Cambria Math"/>
+                <w:rFonts w:ascii="Times New Roman" w:eastAsia="宋体" w:hAnsi="Times New Roman" w:cs="Cambria Math"/>
               </w:rPr>
               <m:t>B</m:t>
             </m:r>
             <m:r>
               <w:rPr>
-                <w:rFonts w:ascii="Cambria Math" w:eastAsia="宋体" w:hAnsi="Cambria Math" w:cs="Cambria Math"/>
+                <w:rFonts w:ascii="Times New Roman" w:eastAsia="宋体" w:hAnsi="Times New Roman" w:cs="Cambria Math"/>
               </w:rPr>
               <m:t>L</m:t>
             </m:r>
             <m:r>
               <w:rPr>
-                <w:rFonts w:ascii="Cambria Math" w:eastAsia="宋体" w:hAnsi="Cambria Math" w:cs="Cambria Math"/>
+                <w:rFonts w:ascii="Times New Roman" w:eastAsia="宋体" w:hAnsi="Times New Roman" w:cs="Cambria Math"/>
               </w:rPr>
               <m:t>v</m:t>
             </m:r>
@@ -16333,13 +16333,13 @@
           <m:den>
             <m:r>
               <w:rPr>
-                <w:rFonts w:ascii="Cambria Math" w:eastAsia="宋体" w:hAnsi="Cambria Math" w:cs="Cambria Math"/>
+                <w:rFonts w:ascii="Times New Roman" w:eastAsia="宋体" w:hAnsi="Times New Roman" w:cs="Cambria Math"/>
               </w:rPr>
               <m:t>2</m:t>
             </m:r>
             <m:r>
               <w:rPr>
-                <w:rFonts w:ascii="Cambria Math" w:eastAsia="宋体" w:hAnsi="Cambria Math" w:cs="Cambria Math"/>
+                <w:rFonts w:ascii="Times New Roman" w:eastAsia="宋体" w:hAnsi="Times New Roman" w:cs="Cambria Math"/>
               </w:rPr>
               <m:t>R</m:t>
             </m:r>
@@ -16351,7 +16351,7 @@
           <m:e>
             <m:r>
               <w:rPr>
-                <w:rFonts w:ascii="Cambria Math" w:eastAsia="宋体" w:hAnsi="Cambria Math" w:cs="Cambria Math"/>
+                <w:rFonts w:ascii="Times New Roman" w:eastAsia="宋体" w:hAnsi="Times New Roman" w:cs="Cambria Math"/>
               </w:rPr>
               <m:t>v</m:t>
             </m:r>
@@ -16359,7 +16359,7 @@
           <m:sup>
             <m:r>
               <w:rPr>
-                <w:rFonts w:ascii="Cambria Math" w:eastAsia="宋体" w:hAnsi="Cambria Math" w:cs="Cambria Math"/>
+                <w:rFonts w:ascii="Times New Roman" w:eastAsia="宋体" w:hAnsi="Times New Roman" w:cs="Cambria Math"/>
               </w:rPr>
               <m:t>2</m:t>
             </m:r>
@@ -16367,25 +16367,25 @@
         </m:sSup>
         <m:r>
           <w:rPr>
-            <w:rFonts w:ascii="Cambria Math" w:eastAsia="宋体" w:hAnsi="Cambria Math" w:cs="Cambria Math"/>
+            <w:rFonts w:ascii="Times New Roman" w:eastAsia="宋体" w:hAnsi="Times New Roman" w:cs="Cambria Math"/>
           </w:rPr>
           <m:t>=</m:t>
         </m:r>
         <m:r>
           <w:rPr>
-            <w:rFonts w:ascii="Cambria Math" w:eastAsia="宋体" w:hAnsi="Cambria Math" w:cs="Cambria Math"/>
+            <w:rFonts w:ascii="Times New Roman" w:eastAsia="宋体" w:hAnsi="Times New Roman" w:cs="Cambria Math"/>
           </w:rPr>
           <m:t>2</m:t>
         </m:r>
         <m:r>
           <w:rPr>
-            <w:rFonts w:ascii="Cambria Math" w:eastAsia="宋体" w:hAnsi="Cambria Math" w:cs="Cambria Math"/>
+            <w:rFonts w:ascii="Times New Roman" w:eastAsia="宋体" w:hAnsi="Times New Roman" w:cs="Cambria Math"/>
           </w:rPr>
           <m:t>a</m:t>
         </m:r>
         <m:r>
           <w:rPr>
-            <w:rFonts w:ascii="Cambria Math" w:eastAsia="宋体" w:hAnsi="Cambria Math" w:cs="Cambria Math"/>
+            <w:rFonts w:ascii="Times New Roman" w:eastAsia="宋体" w:hAnsi="Times New Roman" w:cs="Cambria Math"/>
           </w:rPr>
           <m:t>d</m:t>
         </m:r>
@@ -16412,13 +16412,13 @@
       <m:oMath>
         <m:r>
           <w:rPr>
-            <w:rFonts w:ascii="Cambria Math" w:eastAsia="宋体" w:hAnsi="Cambria Math" w:cs="Cambria Math"/>
+            <w:rFonts w:ascii="Times New Roman" w:eastAsia="宋体" w:hAnsi="Times New Roman" w:cs="Cambria Math"/>
           </w:rPr>
           <m:t>a</m:t>
         </m:r>
         <m:r>
           <w:rPr>
-            <w:rFonts w:ascii="Cambria Math" w:eastAsia="宋体" w:hAnsi="Cambria Math" w:cs="Cambria Math"/>
+            <w:rFonts w:ascii="Times New Roman" w:eastAsia="宋体" w:hAnsi="Times New Roman" w:cs="Cambria Math"/>
           </w:rPr>
           <m:t>=</m:t>
         </m:r>
@@ -16426,7 +16426,7 @@
           <m:num>
             <m:r>
               <w:rPr>
-                <w:rFonts w:ascii="Cambria Math" w:eastAsia="宋体" w:hAnsi="Cambria Math" w:cs="Cambria Math"/>
+                <w:rFonts w:ascii="Times New Roman" w:eastAsia="宋体" w:hAnsi="Times New Roman" w:cs="Cambria Math"/>
               </w:rPr>
               <m:t>2</m:t>
             </m:r>
@@ -16434,7 +16434,7 @@
               <m:e>
                 <m:r>
                   <w:rPr>
-                    <w:rFonts w:ascii="Cambria Math" w:eastAsia="宋体" w:hAnsi="Cambria Math" w:cs="Cambria Math"/>
+                    <w:rFonts w:ascii="Times New Roman" w:eastAsia="宋体" w:hAnsi="Times New Roman" w:cs="Cambria Math"/>
                   </w:rPr>
                   <m:t>m</m:t>
                 </m:r>
@@ -16442,7 +16442,7 @@
               <m:sup>
                 <m:r>
                   <w:rPr>
-                    <w:rFonts w:ascii="Cambria Math" w:eastAsia="宋体" w:hAnsi="Cambria Math" w:cs="Cambria Math"/>
+                    <w:rFonts w:ascii="Times New Roman" w:eastAsia="宋体" w:hAnsi="Times New Roman" w:cs="Cambria Math"/>
                   </w:rPr>
                   <m:t>2</m:t>
                 </m:r>
@@ -16452,7 +16452,7 @@
               <m:e>
                 <m:r>
                   <w:rPr>
-                    <w:rFonts w:ascii="Cambria Math" w:eastAsia="宋体" w:hAnsi="Cambria Math" w:cs="Cambria Math"/>
+                    <w:rFonts w:ascii="Times New Roman" w:eastAsia="宋体" w:hAnsi="Times New Roman" w:cs="Cambria Math"/>
                   </w:rPr>
                   <m:t>g</m:t>
                 </m:r>
@@ -16460,7 +16460,7 @@
               <m:sup>
                 <m:r>
                   <w:rPr>
-                    <w:rFonts w:ascii="Cambria Math" w:eastAsia="宋体" w:hAnsi="Cambria Math" w:cs="Cambria Math"/>
+                    <w:rFonts w:ascii="Times New Roman" w:eastAsia="宋体" w:hAnsi="Times New Roman" w:cs="Cambria Math"/>
                   </w:rPr>
                   <m:t>2</m:t>
                 </m:r>
@@ -16470,7 +16470,7 @@
               <m:e>
                 <m:r>
                   <w:rPr>
-                    <w:rFonts w:ascii="Cambria Math" w:eastAsia="宋体" w:hAnsi="Cambria Math" w:cs="Cambria Math"/>
+                    <w:rFonts w:ascii="Times New Roman" w:eastAsia="宋体" w:hAnsi="Times New Roman" w:cs="Cambria Math"/>
                   </w:rPr>
                   <m:t>R</m:t>
                 </m:r>
@@ -16478,7 +16478,7 @@
               <m:sup>
                 <m:r>
                   <w:rPr>
-                    <w:rFonts w:ascii="Cambria Math" w:eastAsia="宋体" w:hAnsi="Cambria Math" w:cs="Cambria Math"/>
+                    <w:rFonts w:ascii="Times New Roman" w:eastAsia="宋体" w:hAnsi="Times New Roman" w:cs="Cambria Math"/>
                   </w:rPr>
                   <m:t>2</m:t>
                 </m:r>
@@ -16491,7 +16491,7 @@
                     <m:sty m:val="p"/>
                   </m:rPr>
                   <w:rPr>
-                    <w:rFonts w:ascii="Cambria Math" w:eastAsia="宋体" w:hAnsi="Cambria Math" w:cs="Cambria Math"/>
+                    <w:rFonts w:ascii="Times New Roman" w:eastAsia="宋体" w:hAnsi="Times New Roman" w:cs="Cambria Math"/>
                   </w:rPr>
                   <m:t>sin</m:t>
                 </m:r>
@@ -16499,7 +16499,7 @@
               <m:sup>
                 <m:r>
                   <w:rPr>
-                    <w:rFonts w:ascii="Cambria Math" w:eastAsia="宋体" w:hAnsi="Cambria Math" w:cs="Cambria Math"/>
+                    <w:rFonts w:ascii="Times New Roman" w:eastAsia="宋体" w:hAnsi="Times New Roman" w:cs="Cambria Math"/>
                   </w:rPr>
                   <m:t>2</m:t>
                 </m:r>
@@ -16507,7 +16507,7 @@
             </m:sSup>
             <m:r>
               <w:rPr>
-                <w:rFonts w:ascii="Cambria Math" w:eastAsia="宋体" w:hAnsi="Cambria Math" w:cs="Cambria Math"/>
+                <w:rFonts w:ascii="Times New Roman" w:eastAsia="宋体" w:hAnsi="Times New Roman" w:cs="Cambria Math"/>
               </w:rPr>
               <m:t>θ</m:t>
             </m:r>
@@ -16517,7 +16517,7 @@
               <m:e>
                 <m:r>
                   <w:rPr>
-                    <w:rFonts w:ascii="Cambria Math" w:eastAsia="宋体" w:hAnsi="Cambria Math" w:cs="Cambria Math"/>
+                    <w:rFonts w:ascii="Times New Roman" w:eastAsia="宋体" w:hAnsi="Times New Roman" w:cs="Cambria Math"/>
                   </w:rPr>
                   <m:t>B</m:t>
                 </m:r>
@@ -16525,7 +16525,7 @@
               <m:sup>
                 <m:r>
                   <w:rPr>
-                    <w:rFonts w:ascii="Cambria Math" w:eastAsia="宋体" w:hAnsi="Cambria Math" w:cs="Cambria Math"/>
+                    <w:rFonts w:ascii="Times New Roman" w:eastAsia="宋体" w:hAnsi="Times New Roman" w:cs="Cambria Math"/>
                   </w:rPr>
                   <m:t>4</m:t>
                 </m:r>
@@ -16535,7 +16535,7 @@
               <m:e>
                 <m:r>
                   <w:rPr>
-                    <w:rFonts w:ascii="Cambria Math" w:eastAsia="宋体" w:hAnsi="Cambria Math" w:cs="Cambria Math"/>
+                    <w:rFonts w:ascii="Times New Roman" w:eastAsia="宋体" w:hAnsi="Times New Roman" w:cs="Cambria Math"/>
                   </w:rPr>
                   <m:t>L</m:t>
                 </m:r>
@@ -16543,7 +16543,7 @@
               <m:sup>
                 <m:r>
                   <w:rPr>
-                    <w:rFonts w:ascii="Cambria Math" w:eastAsia="宋体" w:hAnsi="Cambria Math" w:cs="Cambria Math"/>
+                    <w:rFonts w:ascii="Times New Roman" w:eastAsia="宋体" w:hAnsi="Times New Roman" w:cs="Cambria Math"/>
                   </w:rPr>
                   <m:t>4</m:t>
                 </m:r>
@@ -16551,7 +16551,7 @@
             </m:sSup>
             <m:r>
               <w:rPr>
-                <w:rFonts w:ascii="Cambria Math" w:eastAsia="宋体" w:hAnsi="Cambria Math" w:cs="Cambria Math"/>
+                <w:rFonts w:ascii="Times New Roman" w:eastAsia="宋体" w:hAnsi="Times New Roman" w:cs="Cambria Math"/>
               </w:rPr>
               <m:t>d</m:t>
             </m:r>
@@ -16637,7 +16637,7 @@
               <m:e>
                 <m:r>
                   <w:rPr>
-                    <w:rFonts w:ascii="Cambria Math" w:eastAsia="宋体" w:hAnsi="Cambria Math" w:cs="Cambria Math"/>
+                    <w:rFonts w:ascii="Times New Roman" w:eastAsia="宋体" w:hAnsi="Times New Roman" w:cs="Cambria Math"/>
                   </w:rPr>
                   <m:t>v</m:t>
                 </m:r>
@@ -16645,7 +16645,7 @@
               <m:sup>
                 <m:r>
                   <w:rPr>
-                    <w:rFonts w:ascii="Cambria Math" w:eastAsia="宋体" w:hAnsi="Cambria Math" w:cs="Cambria Math"/>
+                    <w:rFonts w:ascii="Times New Roman" w:eastAsia="宋体" w:hAnsi="Times New Roman" w:cs="Cambria Math"/>
                   </w:rPr>
                   <m:t>′</m:t>
                 </m:r>
@@ -16655,7 +16655,7 @@
           <m:sup>
             <m:r>
               <w:rPr>
-                <w:rFonts w:ascii="Cambria Math" w:eastAsia="宋体" w:hAnsi="Cambria Math" w:cs="Cambria Math"/>
+                <w:rFonts w:ascii="Times New Roman" w:eastAsia="宋体" w:hAnsi="Times New Roman" w:cs="Cambria Math"/>
               </w:rPr>
               <m:t>2</m:t>
             </m:r>
@@ -16663,37 +16663,37 @@
         </m:sSup>
         <m:r>
           <w:rPr>
-            <w:rFonts w:ascii="Cambria Math" w:eastAsia="宋体" w:hAnsi="Cambria Math" w:cs="Cambria Math"/>
+            <w:rFonts w:ascii="Times New Roman" w:eastAsia="宋体" w:hAnsi="Times New Roman" w:cs="Cambria Math"/>
           </w:rPr>
           <m:t>=</m:t>
         </m:r>
         <m:r>
           <w:rPr>
-            <w:rFonts w:ascii="Cambria Math" w:eastAsia="宋体" w:hAnsi="Cambria Math" w:cs="Cambria Math"/>
+            <w:rFonts w:ascii="Times New Roman" w:eastAsia="宋体" w:hAnsi="Times New Roman" w:cs="Cambria Math"/>
           </w:rPr>
           <m:t>2</m:t>
         </m:r>
         <m:r>
           <w:rPr>
-            <w:rFonts w:ascii="Cambria Math" w:eastAsia="宋体" w:hAnsi="Cambria Math" w:cs="Cambria Math"/>
+            <w:rFonts w:ascii="Times New Roman" w:eastAsia="宋体" w:hAnsi="Times New Roman" w:cs="Cambria Math"/>
           </w:rPr>
           <m:t>a</m:t>
         </m:r>
         <m:r>
           <w:rPr>
-            <w:rFonts w:ascii="Cambria Math" w:eastAsia="宋体" w:hAnsi="Cambria Math" w:cs="Cambria Math"/>
+            <w:rFonts w:ascii="Times New Roman" w:eastAsia="宋体" w:hAnsi="Times New Roman" w:cs="Cambria Math"/>
           </w:rPr>
           <m:t>⋅</m:t>
         </m:r>
         <m:r>
           <w:rPr>
-            <w:rFonts w:ascii="Cambria Math" w:eastAsia="宋体" w:hAnsi="Cambria Math" w:cs="Cambria Math"/>
+            <w:rFonts w:ascii="Times New Roman" w:eastAsia="宋体" w:hAnsi="Times New Roman" w:cs="Cambria Math"/>
           </w:rPr>
           <m:t>2</m:t>
         </m:r>
         <m:r>
           <w:rPr>
-            <w:rFonts w:ascii="Cambria Math" w:eastAsia="宋体" w:hAnsi="Cambria Math" w:cs="Cambria Math"/>
+            <w:rFonts w:ascii="Times New Roman" w:eastAsia="宋体" w:hAnsi="Times New Roman" w:cs="Cambria Math"/>
           </w:rPr>
           <m:t>d</m:t>
         </m:r>
@@ -16722,7 +16722,7 @@
           <m:e>
             <m:r>
               <w:rPr>
-                <w:rFonts w:ascii="Cambria Math" w:eastAsia="宋体" w:hAnsi="Cambria Math" w:cs="Cambria Math"/>
+                <w:rFonts w:ascii="Times New Roman" w:eastAsia="宋体" w:hAnsi="Times New Roman" w:cs="Cambria Math"/>
               </w:rPr>
               <m:t>v</m:t>
             </m:r>
@@ -16730,7 +16730,7 @@
           <m:sup>
             <m:r>
               <w:rPr>
-                <w:rFonts w:ascii="Cambria Math" w:eastAsia="宋体" w:hAnsi="Cambria Math" w:cs="Cambria Math"/>
+                <w:rFonts w:ascii="Times New Roman" w:eastAsia="宋体" w:hAnsi="Times New Roman" w:cs="Cambria Math"/>
               </w:rPr>
               <m:t>′</m:t>
             </m:r>
@@ -16738,7 +16738,7 @@
         </m:sSup>
         <m:r>
           <w:rPr>
-            <w:rFonts w:ascii="Cambria Math" w:eastAsia="宋体" w:hAnsi="Cambria Math" w:cs="Cambria Math"/>
+            <w:rFonts w:ascii="Times New Roman" w:eastAsia="宋体" w:hAnsi="Times New Roman" w:cs="Cambria Math"/>
           </w:rPr>
           <m:t>=</m:t>
         </m:r>
@@ -16746,7 +16746,7 @@
           <m:num>
             <m:r>
               <w:rPr>
-                <w:rFonts w:ascii="Cambria Math" w:eastAsia="宋体" w:hAnsi="Cambria Math" w:cs="Cambria Math"/>
+                <w:rFonts w:ascii="Times New Roman" w:eastAsia="宋体" w:hAnsi="Times New Roman" w:cs="Cambria Math"/>
               </w:rPr>
               <m:t>2</m:t>
             </m:r>
@@ -16758,7 +16758,7 @@
               <m:e>
                 <m:r>
                   <w:rPr>
-                    <w:rFonts w:ascii="Cambria Math" w:eastAsia="宋体" w:hAnsi="Cambria Math" w:cs="Cambria Math"/>
+                    <w:rFonts w:ascii="Times New Roman" w:eastAsia="宋体" w:hAnsi="Times New Roman" w:cs="Cambria Math"/>
                   </w:rPr>
                   <m:t>2</m:t>
                 </m:r>
@@ -16766,19 +16766,19 @@
             </m:rad>
             <m:r>
               <w:rPr>
-                <w:rFonts w:ascii="Cambria Math" w:eastAsia="宋体" w:hAnsi="Cambria Math" w:cs="Cambria Math"/>
+                <w:rFonts w:ascii="Times New Roman" w:eastAsia="宋体" w:hAnsi="Times New Roman" w:cs="Cambria Math"/>
               </w:rPr>
               <m:t>m</m:t>
             </m:r>
             <m:r>
               <w:rPr>
-                <w:rFonts w:ascii="Cambria Math" w:eastAsia="宋体" w:hAnsi="Cambria Math" w:cs="Cambria Math"/>
+                <w:rFonts w:ascii="Times New Roman" w:eastAsia="宋体" w:hAnsi="Times New Roman" w:cs="Cambria Math"/>
               </w:rPr>
               <m:t>g</m:t>
             </m:r>
             <m:r>
               <w:rPr>
-                <w:rFonts w:ascii="Cambria Math" w:eastAsia="宋体" w:hAnsi="Cambria Math" w:cs="Cambria Math"/>
+                <w:rFonts w:ascii="Times New Roman" w:eastAsia="宋体" w:hAnsi="Times New Roman" w:cs="Cambria Math"/>
               </w:rPr>
               <m:t>R</m:t>
             </m:r>
@@ -16787,13 +16787,13 @@
                 <m:sty m:val="p"/>
               </m:rPr>
               <w:rPr>
-                <w:rFonts w:ascii="Cambria Math" w:eastAsia="宋体" w:hAnsi="Cambria Math" w:cs="Cambria Math"/>
+                <w:rFonts w:ascii="Times New Roman" w:eastAsia="宋体" w:hAnsi="Times New Roman" w:cs="Cambria Math"/>
               </w:rPr>
               <m:t>sin</m:t>
             </m:r>
             <m:r>
               <w:rPr>
-                <w:rFonts w:ascii="Cambria Math" w:eastAsia="宋体" w:hAnsi="Cambria Math" w:cs="Cambria Math"/>
+                <w:rFonts w:ascii="Times New Roman" w:eastAsia="宋体" w:hAnsi="Times New Roman" w:cs="Cambria Math"/>
               </w:rPr>
               <m:t>θ</m:t>
             </m:r>
@@ -16803,7 +16803,7 @@
               <m:e>
                 <m:r>
                   <w:rPr>
-                    <w:rFonts w:ascii="Cambria Math" w:eastAsia="宋体" w:hAnsi="Cambria Math" w:cs="Cambria Math"/>
+                    <w:rFonts w:ascii="Times New Roman" w:eastAsia="宋体" w:hAnsi="Times New Roman" w:cs="Cambria Math"/>
                   </w:rPr>
                   <m:t>B</m:t>
                 </m:r>
@@ -16811,7 +16811,7 @@
               <m:sup>
                 <m:r>
                   <w:rPr>
-                    <w:rFonts w:ascii="Cambria Math" w:eastAsia="宋体" w:hAnsi="Cambria Math" w:cs="Cambria Math"/>
+                    <w:rFonts w:ascii="Times New Roman" w:eastAsia="宋体" w:hAnsi="Times New Roman" w:cs="Cambria Math"/>
                   </w:rPr>
                   <m:t>2</m:t>
                 </m:r>
@@ -16821,7 +16821,7 @@
               <m:e>
                 <m:r>
                   <w:rPr>
-                    <w:rFonts w:ascii="Cambria Math" w:eastAsia="宋体" w:hAnsi="Cambria Math" w:cs="Cambria Math"/>
+                    <w:rFonts w:ascii="Times New Roman" w:eastAsia="宋体" w:hAnsi="Times New Roman" w:cs="Cambria Math"/>
                   </w:rPr>
                   <m:t>L</m:t>
                 </m:r>
@@ -16829,7 +16829,7 @@
               <m:sup>
                 <m:r>
                   <w:rPr>
-                    <w:rFonts w:ascii="Cambria Math" w:eastAsia="宋体" w:hAnsi="Cambria Math" w:cs="Cambria Math"/>
+                    <w:rFonts w:ascii="Times New Roman" w:eastAsia="宋体" w:hAnsi="Times New Roman" w:cs="Cambria Math"/>
                   </w:rPr>
                   <m:t>2</m:t>
                 </m:r>
@@ -16896,25 +16896,25 @@
       <m:oMath>
         <m:r>
           <w:rPr>
-            <w:rFonts w:ascii="Cambria Math" w:eastAsia="宋体" w:hAnsi="Cambria Math" w:cs="Cambria Math"/>
+            <w:rFonts w:ascii="Times New Roman" w:eastAsia="宋体" w:hAnsi="Times New Roman" w:cs="Cambria Math"/>
           </w:rPr>
           <m:t>F</m:t>
         </m:r>
         <m:r>
           <w:rPr>
-            <w:rFonts w:ascii="Cambria Math" w:eastAsia="宋体" w:hAnsi="Cambria Math" w:cs="Cambria Math"/>
+            <w:rFonts w:ascii="Times New Roman" w:eastAsia="宋体" w:hAnsi="Times New Roman" w:cs="Cambria Math"/>
           </w:rPr>
           <m:t>−</m:t>
         </m:r>
         <m:r>
           <w:rPr>
-            <w:rFonts w:ascii="Cambria Math" w:eastAsia="宋体" w:hAnsi="Cambria Math" w:cs="Cambria Math"/>
+            <w:rFonts w:ascii="Times New Roman" w:eastAsia="宋体" w:hAnsi="Times New Roman" w:cs="Cambria Math"/>
           </w:rPr>
           <m:t>m</m:t>
         </m:r>
         <m:r>
           <w:rPr>
-            <w:rFonts w:ascii="Cambria Math" w:eastAsia="宋体" w:hAnsi="Cambria Math" w:cs="Cambria Math"/>
+            <w:rFonts w:ascii="Times New Roman" w:eastAsia="宋体" w:hAnsi="Times New Roman" w:cs="Cambria Math"/>
           </w:rPr>
           <m:t>g</m:t>
         </m:r>
@@ -16923,55 +16923,55 @@
             <m:sty m:val="p"/>
           </m:rPr>
           <w:rPr>
-            <w:rFonts w:ascii="Cambria Math" w:eastAsia="宋体" w:hAnsi="Cambria Math" w:cs="Cambria Math"/>
+            <w:rFonts w:ascii="Times New Roman" w:eastAsia="宋体" w:hAnsi="Times New Roman" w:cs="Cambria Math"/>
           </w:rPr>
           <m:t>sin</m:t>
         </m:r>
         <m:r>
           <w:rPr>
-            <w:rFonts w:ascii="Cambria Math" w:eastAsia="宋体" w:hAnsi="Cambria Math" w:cs="Cambria Math"/>
+            <w:rFonts w:ascii="Times New Roman" w:eastAsia="宋体" w:hAnsi="Times New Roman" w:cs="Cambria Math"/>
           </w:rPr>
           <m:t>θ</m:t>
         </m:r>
         <m:r>
           <w:rPr>
-            <w:rFonts w:ascii="Cambria Math" w:eastAsia="宋体" w:hAnsi="Cambria Math" w:cs="Cambria Math"/>
+            <w:rFonts w:ascii="Times New Roman" w:eastAsia="宋体" w:hAnsi="Times New Roman" w:cs="Cambria Math"/>
           </w:rPr>
           <m:t>−</m:t>
         </m:r>
         <m:r>
           <w:rPr>
-            <w:rFonts w:ascii="Cambria Math" w:eastAsia="宋体" w:hAnsi="Cambria Math" w:cs="Cambria Math"/>
+            <w:rFonts w:ascii="Times New Roman" w:eastAsia="宋体" w:hAnsi="Times New Roman" w:cs="Cambria Math"/>
           </w:rPr>
           <m:t>B</m:t>
         </m:r>
         <m:r>
           <w:rPr>
-            <w:rFonts w:ascii="Cambria Math" w:eastAsia="宋体" w:hAnsi="Cambria Math" w:cs="Cambria Math"/>
+            <w:rFonts w:ascii="Times New Roman" w:eastAsia="宋体" w:hAnsi="Times New Roman" w:cs="Cambria Math"/>
           </w:rPr>
           <m:t>I</m:t>
         </m:r>
         <m:r>
           <w:rPr>
-            <w:rFonts w:ascii="Cambria Math" w:eastAsia="宋体" w:hAnsi="Cambria Math" w:cs="Cambria Math"/>
+            <w:rFonts w:ascii="Times New Roman" w:eastAsia="宋体" w:hAnsi="Times New Roman" w:cs="Cambria Math"/>
           </w:rPr>
           <m:t>L</m:t>
         </m:r>
         <m:r>
           <w:rPr>
-            <w:rFonts w:ascii="Cambria Math" w:eastAsia="宋体" w:hAnsi="Cambria Math" w:cs="Cambria Math"/>
+            <w:rFonts w:ascii="Times New Roman" w:eastAsia="宋体" w:hAnsi="Times New Roman" w:cs="Cambria Math"/>
           </w:rPr>
           <m:t>=</m:t>
         </m:r>
         <m:r>
           <w:rPr>
-            <w:rFonts w:ascii="Cambria Math" w:eastAsia="宋体" w:hAnsi="Cambria Math" w:cs="Cambria Math"/>
+            <w:rFonts w:ascii="Times New Roman" w:eastAsia="宋体" w:hAnsi="Times New Roman" w:cs="Cambria Math"/>
           </w:rPr>
           <m:t>m</m:t>
         </m:r>
         <m:r>
           <w:rPr>
-            <w:rFonts w:ascii="Cambria Math" w:eastAsia="宋体" w:hAnsi="Cambria Math" w:cs="Cambria Math"/>
+            <w:rFonts w:ascii="Times New Roman" w:eastAsia="宋体" w:hAnsi="Times New Roman" w:cs="Cambria Math"/>
           </w:rPr>
           <m:t>a</m:t>
         </m:r>
@@ -16979,37 +16979,37 @@
       <m:oMath>
         <m:r>
           <w:rPr>
-            <w:rFonts w:ascii="Cambria Math" w:eastAsia="宋体" w:hAnsi="Cambria Math" w:cs="Cambria Math"/>
+            <w:rFonts w:ascii="Times New Roman" w:eastAsia="宋体" w:hAnsi="Times New Roman" w:cs="Cambria Math"/>
           </w:rPr>
           <m:t>B</m:t>
         </m:r>
         <m:r>
           <w:rPr>
-            <w:rFonts w:ascii="Cambria Math" w:eastAsia="宋体" w:hAnsi="Cambria Math" w:cs="Cambria Math"/>
+            <w:rFonts w:ascii="Times New Roman" w:eastAsia="宋体" w:hAnsi="Times New Roman" w:cs="Cambria Math"/>
           </w:rPr>
           <m:t>I</m:t>
         </m:r>
         <m:r>
           <w:rPr>
-            <w:rFonts w:ascii="Cambria Math" w:eastAsia="宋体" w:hAnsi="Cambria Math" w:cs="Cambria Math"/>
+            <w:rFonts w:ascii="Times New Roman" w:eastAsia="宋体" w:hAnsi="Times New Roman" w:cs="Cambria Math"/>
           </w:rPr>
           <m:t>L</m:t>
         </m:r>
         <m:r>
           <w:rPr>
-            <w:rFonts w:ascii="Cambria Math" w:eastAsia="宋体" w:hAnsi="Cambria Math" w:cs="Cambria Math"/>
+            <w:rFonts w:ascii="Times New Roman" w:eastAsia="宋体" w:hAnsi="Times New Roman" w:cs="Cambria Math"/>
           </w:rPr>
           <m:t>−</m:t>
         </m:r>
         <m:r>
           <w:rPr>
-            <w:rFonts w:ascii="Cambria Math" w:eastAsia="宋体" w:hAnsi="Cambria Math" w:cs="Cambria Math"/>
+            <w:rFonts w:ascii="Times New Roman" w:eastAsia="宋体" w:hAnsi="Times New Roman" w:cs="Cambria Math"/>
           </w:rPr>
           <m:t>m</m:t>
         </m:r>
         <m:r>
           <w:rPr>
-            <w:rFonts w:ascii="Cambria Math" w:eastAsia="宋体" w:hAnsi="Cambria Math" w:cs="Cambria Math"/>
+            <w:rFonts w:ascii="Times New Roman" w:eastAsia="宋体" w:hAnsi="Times New Roman" w:cs="Cambria Math"/>
           </w:rPr>
           <m:t>g</m:t>
         </m:r>
@@ -17018,31 +17018,31 @@
             <m:sty m:val="p"/>
           </m:rPr>
           <w:rPr>
-            <w:rFonts w:ascii="Cambria Math" w:eastAsia="宋体" w:hAnsi="Cambria Math" w:cs="Cambria Math"/>
+            <w:rFonts w:ascii="Times New Roman" w:eastAsia="宋体" w:hAnsi="Times New Roman" w:cs="Cambria Math"/>
           </w:rPr>
           <m:t>sin</m:t>
         </m:r>
         <m:r>
           <w:rPr>
-            <w:rFonts w:ascii="Cambria Math" w:eastAsia="宋体" w:hAnsi="Cambria Math" w:cs="Cambria Math"/>
+            <w:rFonts w:ascii="Times New Roman" w:eastAsia="宋体" w:hAnsi="Times New Roman" w:cs="Cambria Math"/>
           </w:rPr>
           <m:t>θ</m:t>
         </m:r>
         <m:r>
           <w:rPr>
-            <w:rFonts w:ascii="Cambria Math" w:eastAsia="宋体" w:hAnsi="Cambria Math" w:cs="Cambria Math"/>
+            <w:rFonts w:ascii="Times New Roman" w:eastAsia="宋体" w:hAnsi="Times New Roman" w:cs="Cambria Math"/>
           </w:rPr>
           <m:t>=</m:t>
         </m:r>
         <m:r>
           <w:rPr>
-            <w:rFonts w:ascii="Cambria Math" w:eastAsia="宋体" w:hAnsi="Cambria Math" w:cs="Cambria Math"/>
+            <w:rFonts w:ascii="Times New Roman" w:eastAsia="宋体" w:hAnsi="Times New Roman" w:cs="Cambria Math"/>
           </w:rPr>
           <m:t>m</m:t>
         </m:r>
         <m:r>
           <w:rPr>
-            <w:rFonts w:ascii="Cambria Math" w:eastAsia="宋体" w:hAnsi="Cambria Math" w:cs="Cambria Math"/>
+            <w:rFonts w:ascii="Times New Roman" w:eastAsia="宋体" w:hAnsi="Times New Roman" w:cs="Cambria Math"/>
           </w:rPr>
           <m:t>a</m:t>
         </m:r>
@@ -17069,31 +17069,31 @@
       <m:oMath>
         <m:r>
           <w:rPr>
-            <w:rFonts w:ascii="Cambria Math" w:eastAsia="宋体" w:hAnsi="Cambria Math" w:cs="Cambria Math"/>
+            <w:rFonts w:ascii="Times New Roman" w:eastAsia="宋体" w:hAnsi="Times New Roman" w:cs="Cambria Math"/>
           </w:rPr>
           <m:t>F</m:t>
         </m:r>
         <m:r>
           <w:rPr>
-            <w:rFonts w:ascii="Cambria Math" w:eastAsia="宋体" w:hAnsi="Cambria Math" w:cs="Cambria Math"/>
+            <w:rFonts w:ascii="Times New Roman" w:eastAsia="宋体" w:hAnsi="Times New Roman" w:cs="Cambria Math"/>
           </w:rPr>
           <m:t>=</m:t>
         </m:r>
         <m:r>
           <w:rPr>
-            <w:rFonts w:ascii="Cambria Math" w:eastAsia="宋体" w:hAnsi="Cambria Math" w:cs="Cambria Math"/>
+            <w:rFonts w:ascii="Times New Roman" w:eastAsia="宋体" w:hAnsi="Times New Roman" w:cs="Cambria Math"/>
           </w:rPr>
           <m:t>2</m:t>
         </m:r>
         <m:r>
           <w:rPr>
-            <w:rFonts w:ascii="Cambria Math" w:eastAsia="宋体" w:hAnsi="Cambria Math" w:cs="Cambria Math"/>
+            <w:rFonts w:ascii="Times New Roman" w:eastAsia="宋体" w:hAnsi="Times New Roman" w:cs="Cambria Math"/>
           </w:rPr>
           <m:t>m</m:t>
         </m:r>
         <m:r>
           <w:rPr>
-            <w:rFonts w:ascii="Cambria Math" w:eastAsia="宋体" w:hAnsi="Cambria Math" w:cs="Cambria Math"/>
+            <w:rFonts w:ascii="Times New Roman" w:eastAsia="宋体" w:hAnsi="Times New Roman" w:cs="Cambria Math"/>
           </w:rPr>
           <m:t>g</m:t>
         </m:r>
@@ -17102,19 +17102,19 @@
             <m:sty m:val="p"/>
           </m:rPr>
           <w:rPr>
-            <w:rFonts w:ascii="Cambria Math" w:eastAsia="宋体" w:hAnsi="Cambria Math" w:cs="Cambria Math"/>
+            <w:rFonts w:ascii="Times New Roman" w:eastAsia="宋体" w:hAnsi="Times New Roman" w:cs="Cambria Math"/>
           </w:rPr>
           <m:t>sin</m:t>
         </m:r>
         <m:r>
           <w:rPr>
-            <w:rFonts w:ascii="Cambria Math" w:eastAsia="宋体" w:hAnsi="Cambria Math" w:cs="Cambria Math"/>
+            <w:rFonts w:ascii="Times New Roman" w:eastAsia="宋体" w:hAnsi="Times New Roman" w:cs="Cambria Math"/>
           </w:rPr>
           <m:t>θ</m:t>
         </m:r>
         <m:r>
           <w:rPr>
-            <w:rFonts w:ascii="Cambria Math" w:eastAsia="宋体" w:hAnsi="Cambria Math" w:cs="Cambria Math"/>
+            <w:rFonts w:ascii="Times New Roman" w:eastAsia="宋体" w:hAnsi="Times New Roman" w:cs="Cambria Math"/>
           </w:rPr>
           <m:t>+</m:t>
         </m:r>
@@ -17122,7 +17122,7 @@
           <m:num>
             <m:r>
               <w:rPr>
-                <w:rFonts w:ascii="Cambria Math" w:eastAsia="宋体" w:hAnsi="Cambria Math" w:cs="Cambria Math"/>
+                <w:rFonts w:ascii="Times New Roman" w:eastAsia="宋体" w:hAnsi="Times New Roman" w:cs="Cambria Math"/>
               </w:rPr>
               <m:t>4</m:t>
             </m:r>
@@ -17130,7 +17130,7 @@
               <m:e>
                 <m:r>
                   <w:rPr>
-                    <w:rFonts w:ascii="Cambria Math" w:eastAsia="宋体" w:hAnsi="Cambria Math" w:cs="Cambria Math"/>
+                    <w:rFonts w:ascii="Times New Roman" w:eastAsia="宋体" w:hAnsi="Times New Roman" w:cs="Cambria Math"/>
                   </w:rPr>
                   <m:t>m</m:t>
                 </m:r>
@@ -17138,7 +17138,7 @@
               <m:sup>
                 <m:r>
                   <w:rPr>
-                    <w:rFonts w:ascii="Cambria Math" w:eastAsia="宋体" w:hAnsi="Cambria Math" w:cs="Cambria Math"/>
+                    <w:rFonts w:ascii="Times New Roman" w:eastAsia="宋体" w:hAnsi="Times New Roman" w:cs="Cambria Math"/>
                   </w:rPr>
                   <m:t>3</m:t>
                 </m:r>
@@ -17148,7 +17148,7 @@
               <m:e>
                 <m:r>
                   <w:rPr>
-                    <w:rFonts w:ascii="Cambria Math" w:eastAsia="宋体" w:hAnsi="Cambria Math" w:cs="Cambria Math"/>
+                    <w:rFonts w:ascii="Times New Roman" w:eastAsia="宋体" w:hAnsi="Times New Roman" w:cs="Cambria Math"/>
                   </w:rPr>
                   <m:t>g</m:t>
                 </m:r>
@@ -17156,7 +17156,7 @@
               <m:sup>
                 <m:r>
                   <w:rPr>
-                    <w:rFonts w:ascii="Cambria Math" w:eastAsia="宋体" w:hAnsi="Cambria Math" w:cs="Cambria Math"/>
+                    <w:rFonts w:ascii="Times New Roman" w:eastAsia="宋体" w:hAnsi="Times New Roman" w:cs="Cambria Math"/>
                   </w:rPr>
                   <m:t>2</m:t>
                 </m:r>
@@ -17166,7 +17166,7 @@
               <m:e>
                 <m:r>
                   <w:rPr>
-                    <w:rFonts w:ascii="Cambria Math" w:eastAsia="宋体" w:hAnsi="Cambria Math" w:cs="Cambria Math"/>
+                    <w:rFonts w:ascii="Times New Roman" w:eastAsia="宋体" w:hAnsi="Times New Roman" w:cs="Cambria Math"/>
                   </w:rPr>
                   <m:t>R</m:t>
                 </m:r>
@@ -17174,7 +17174,7 @@
               <m:sup>
                 <m:r>
                   <w:rPr>
-                    <w:rFonts w:ascii="Cambria Math" w:eastAsia="宋体" w:hAnsi="Cambria Math" w:cs="Cambria Math"/>
+                    <w:rFonts w:ascii="Times New Roman" w:eastAsia="宋体" w:hAnsi="Times New Roman" w:cs="Cambria Math"/>
                   </w:rPr>
                   <m:t>2</m:t>
                 </m:r>
@@ -17187,7 +17187,7 @@
                     <m:sty m:val="p"/>
                   </m:rPr>
                   <w:rPr>
-                    <w:rFonts w:ascii="Cambria Math" w:eastAsia="宋体" w:hAnsi="Cambria Math" w:cs="Cambria Math"/>
+                    <w:rFonts w:ascii="Times New Roman" w:eastAsia="宋体" w:hAnsi="Times New Roman" w:cs="Cambria Math"/>
                   </w:rPr>
                   <m:t>sin</m:t>
                 </m:r>
@@ -17195,7 +17195,7 @@
               <m:sup>
                 <m:r>
                   <w:rPr>
-                    <w:rFonts w:ascii="Cambria Math" w:eastAsia="宋体" w:hAnsi="Cambria Math" w:cs="Cambria Math"/>
+                    <w:rFonts w:ascii="Times New Roman" w:eastAsia="宋体" w:hAnsi="Times New Roman" w:cs="Cambria Math"/>
                   </w:rPr>
                   <m:t>2</m:t>
                 </m:r>
@@ -17203,7 +17203,7 @@
             </m:sSup>
             <m:r>
               <w:rPr>
-                <w:rFonts w:ascii="Cambria Math" w:eastAsia="宋体" w:hAnsi="Cambria Math" w:cs="Cambria Math"/>
+                <w:rFonts w:ascii="Times New Roman" w:eastAsia="宋体" w:hAnsi="Times New Roman" w:cs="Cambria Math"/>
               </w:rPr>
               <m:t>θ</m:t>
             </m:r>
@@ -17213,7 +17213,7 @@
               <m:e>
                 <m:r>
                   <w:rPr>
-                    <w:rFonts w:ascii="Cambria Math" w:eastAsia="宋体" w:hAnsi="Cambria Math" w:cs="Cambria Math"/>
+                    <w:rFonts w:ascii="Times New Roman" w:eastAsia="宋体" w:hAnsi="Times New Roman" w:cs="Cambria Math"/>
                   </w:rPr>
                   <m:t>B</m:t>
                 </m:r>
@@ -17221,7 +17221,7 @@
               <m:sup>
                 <m:r>
                   <w:rPr>
-                    <w:rFonts w:ascii="Cambria Math" w:eastAsia="宋体" w:hAnsi="Cambria Math" w:cs="Cambria Math"/>
+                    <w:rFonts w:ascii="Times New Roman" w:eastAsia="宋体" w:hAnsi="Times New Roman" w:cs="Cambria Math"/>
                   </w:rPr>
                   <m:t>4</m:t>
                 </m:r>
@@ -17231,7 +17231,7 @@
               <m:e>
                 <m:r>
                   <w:rPr>
-                    <w:rFonts w:ascii="Cambria Math" w:eastAsia="宋体" w:hAnsi="Cambria Math" w:cs="Cambria Math"/>
+                    <w:rFonts w:ascii="Times New Roman" w:eastAsia="宋体" w:hAnsi="Times New Roman" w:cs="Cambria Math"/>
                   </w:rPr>
                   <m:t>L</m:t>
                 </m:r>
@@ -17239,7 +17239,7 @@
               <m:sup>
                 <m:r>
                   <w:rPr>
-                    <w:rFonts w:ascii="Cambria Math" w:eastAsia="宋体" w:hAnsi="Cambria Math" w:cs="Cambria Math"/>
+                    <w:rFonts w:ascii="Times New Roman" w:eastAsia="宋体" w:hAnsi="Times New Roman" w:cs="Cambria Math"/>
                   </w:rPr>
                   <m:t>4</m:t>
                 </m:r>
@@ -17247,7 +17247,7 @@
             </m:sSup>
             <m:r>
               <w:rPr>
-                <w:rFonts w:ascii="Cambria Math" w:eastAsia="宋体" w:hAnsi="Cambria Math" w:cs="Cambria Math"/>
+                <w:rFonts w:ascii="Times New Roman" w:eastAsia="宋体" w:hAnsi="Times New Roman" w:cs="Cambria Math"/>
               </w:rPr>
               <m:t>d</m:t>
             </m:r>
@@ -17295,13 +17295,13 @@
       <m:oMath>
         <m:r>
           <w:rPr>
-            <w:rFonts w:ascii="Cambria Math" w:eastAsia="宋体" w:hAnsi="Cambria Math" w:cs="Cambria Math"/>
+            <w:rFonts w:ascii="Times New Roman" w:eastAsia="宋体" w:hAnsi="Times New Roman" w:cs="Cambria Math"/>
           </w:rPr>
           <m:t>a</m:t>
         </m:r>
         <m:r>
           <w:rPr>
-            <w:rFonts w:ascii="Cambria Math" w:eastAsia="宋体" w:hAnsi="Cambria Math" w:cs="Cambria Math"/>
+            <w:rFonts w:ascii="Times New Roman" w:eastAsia="宋体" w:hAnsi="Times New Roman" w:cs="Cambria Math"/>
           </w:rPr>
           <m:t>=</m:t>
         </m:r>
@@ -17309,7 +17309,7 @@
           <m:num>
             <m:r>
               <w:rPr>
-                <w:rFonts w:ascii="Cambria Math" w:eastAsia="宋体" w:hAnsi="Cambria Math" w:cs="Cambria Math"/>
+                <w:rFonts w:ascii="Times New Roman" w:eastAsia="宋体" w:hAnsi="Times New Roman" w:cs="Cambria Math"/>
               </w:rPr>
               <m:t>2</m:t>
             </m:r>
@@ -17317,7 +17317,7 @@
               <m:e>
                 <m:r>
                   <w:rPr>
-                    <w:rFonts w:ascii="Cambria Math" w:eastAsia="宋体" w:hAnsi="Cambria Math" w:cs="Cambria Math"/>
+                    <w:rFonts w:ascii="Times New Roman" w:eastAsia="宋体" w:hAnsi="Times New Roman" w:cs="Cambria Math"/>
                   </w:rPr>
                   <m:t>m</m:t>
                 </m:r>
@@ -17325,7 +17325,7 @@
               <m:sup>
                 <m:r>
                   <w:rPr>
-                    <w:rFonts w:ascii="Cambria Math" w:eastAsia="宋体" w:hAnsi="Cambria Math" w:cs="Cambria Math"/>
+                    <w:rFonts w:ascii="Times New Roman" w:eastAsia="宋体" w:hAnsi="Times New Roman" w:cs="Cambria Math"/>
                   </w:rPr>
                   <m:t>2</m:t>
                 </m:r>
@@ -17335,7 +17335,7 @@
               <m:e>
                 <m:r>
                   <w:rPr>
-                    <w:rFonts w:ascii="Cambria Math" w:eastAsia="宋体" w:hAnsi="Cambria Math" w:cs="Cambria Math"/>
+                    <w:rFonts w:ascii="Times New Roman" w:eastAsia="宋体" w:hAnsi="Times New Roman" w:cs="Cambria Math"/>
                   </w:rPr>
                   <m:t>g</m:t>
                 </m:r>
@@ -17343,7 +17343,7 @@
               <m:sup>
                 <m:r>
                   <w:rPr>
-                    <w:rFonts w:ascii="Cambria Math" w:eastAsia="宋体" w:hAnsi="Cambria Math" w:cs="Cambria Math"/>
+                    <w:rFonts w:ascii="Times New Roman" w:eastAsia="宋体" w:hAnsi="Times New Roman" w:cs="Cambria Math"/>
                   </w:rPr>
                   <m:t>2</m:t>
                 </m:r>
@@ -17353,7 +17353,7 @@
               <m:e>
                 <m:r>
                   <w:rPr>
-                    <w:rFonts w:ascii="Cambria Math" w:eastAsia="宋体" w:hAnsi="Cambria Math" w:cs="Cambria Math"/>
+                    <w:rFonts w:ascii="Times New Roman" w:eastAsia="宋体" w:hAnsi="Times New Roman" w:cs="Cambria Math"/>
                   </w:rPr>
                   <m:t>R</m:t>
                 </m:r>
@@ -17361,7 +17361,7 @@
               <m:sup>
                 <m:r>
                   <w:rPr>
-                    <w:rFonts w:ascii="Cambria Math" w:eastAsia="宋体" w:hAnsi="Cambria Math" w:cs="Cambria Math"/>
+                    <w:rFonts w:ascii="Times New Roman" w:eastAsia="宋体" w:hAnsi="Times New Roman" w:cs="Cambria Math"/>
                   </w:rPr>
                   <m:t>2</m:t>
                 </m:r>
@@ -17374,7 +17374,7 @@
                     <m:sty m:val="p"/>
                   </m:rPr>
                   <w:rPr>
-                    <w:rFonts w:ascii="Cambria Math" w:eastAsia="宋体" w:hAnsi="Cambria Math" w:cs="Cambria Math"/>
+                    <w:rFonts w:ascii="Times New Roman" w:eastAsia="宋体" w:hAnsi="Times New Roman" w:cs="Cambria Math"/>
                   </w:rPr>
                   <m:t>sin</m:t>
                 </m:r>
@@ -17382,7 +17382,7 @@
               <m:sup>
                 <m:r>
                   <w:rPr>
-                    <w:rFonts w:ascii="Cambria Math" w:eastAsia="宋体" w:hAnsi="Cambria Math" w:cs="Cambria Math"/>
+                    <w:rFonts w:ascii="Times New Roman" w:eastAsia="宋体" w:hAnsi="Times New Roman" w:cs="Cambria Math"/>
                   </w:rPr>
                   <m:t>2</m:t>
                 </m:r>
@@ -17390,7 +17390,7 @@
             </m:sSup>
             <m:r>
               <w:rPr>
-                <w:rFonts w:ascii="Cambria Math" w:eastAsia="宋体" w:hAnsi="Cambria Math" w:cs="Cambria Math"/>
+                <w:rFonts w:ascii="Times New Roman" w:eastAsia="宋体" w:hAnsi="Times New Roman" w:cs="Cambria Math"/>
               </w:rPr>
               <m:t>θ</m:t>
             </m:r>
@@ -17400,7 +17400,7 @@
               <m:e>
                 <m:r>
                   <w:rPr>
-                    <w:rFonts w:ascii="Cambria Math" w:eastAsia="宋体" w:hAnsi="Cambria Math" w:cs="Cambria Math"/>
+                    <w:rFonts w:ascii="Times New Roman" w:eastAsia="宋体" w:hAnsi="Times New Roman" w:cs="Cambria Math"/>
                   </w:rPr>
                   <m:t>B</m:t>
                 </m:r>
@@ -17408,7 +17408,7 @@
               <m:sup>
                 <m:r>
                   <w:rPr>
-                    <w:rFonts w:ascii="Cambria Math" w:eastAsia="宋体" w:hAnsi="Cambria Math" w:cs="Cambria Math"/>
+                    <w:rFonts w:ascii="Times New Roman" w:eastAsia="宋体" w:hAnsi="Times New Roman" w:cs="Cambria Math"/>
                   </w:rPr>
                   <m:t>4</m:t>
                 </m:r>
@@ -17418,7 +17418,7 @@
               <m:e>
                 <m:r>
                   <w:rPr>
-                    <w:rFonts w:ascii="Cambria Math" w:eastAsia="宋体" w:hAnsi="Cambria Math" w:cs="Cambria Math"/>
+                    <w:rFonts w:ascii="Times New Roman" w:eastAsia="宋体" w:hAnsi="Times New Roman" w:cs="Cambria Math"/>
                   </w:rPr>
                   <m:t>L</m:t>
                 </m:r>
@@ -17426,7 +17426,7 @@
               <m:sup>
                 <m:r>
                   <w:rPr>
-                    <w:rFonts w:ascii="Cambria Math" w:eastAsia="宋体" w:hAnsi="Cambria Math" w:cs="Cambria Math"/>
+                    <w:rFonts w:ascii="Times New Roman" w:eastAsia="宋体" w:hAnsi="Times New Roman" w:cs="Cambria Math"/>
                   </w:rPr>
                   <m:t>4</m:t>
                 </m:r>
@@ -17434,7 +17434,7 @@
             </m:sSup>
             <m:r>
               <w:rPr>
-                <w:rFonts w:ascii="Cambria Math" w:eastAsia="宋体" w:hAnsi="Cambria Math" w:cs="Cambria Math"/>
+                <w:rFonts w:ascii="Times New Roman" w:eastAsia="宋体" w:hAnsi="Times New Roman" w:cs="Cambria Math"/>
               </w:rPr>
               <m:t>d</m:t>
             </m:r>
@@ -17821,6 +17821,7 @@
       <w:footerReference w:type="default" r:id="rId9"/>
       <w:pgSz w:w="11906" w:h="16838"/>
       <w:pgMar w:top="720" w:right="720" w:bottom="720" w:left="720" w:header="720" w:footer="720" w:gutter="0"/>
+      <w:pgNumType w:start="1"/>
       <w:cols w:space="720"/>
       <w:docGrid w:linePitch="360"/>
     </w:sectPr>
@@ -17829,16 +17830,10 @@
 </file>
 
 <file path=word/footer1.xml><?xml version="1.0" encoding="utf-8"?>
-<w:ftr xmlns:m="http://schemas.openxmlformats.org/officeDocument/2006/math" xmlns:mc="http://schemas.openxmlformats.org/markup-compatibility/2006" xmlns:mo="http://schemas.microsoft.com/office/mac/office/2008/main" xmlns:mv="urn:schemas-microsoft-com:mac:vml" xmlns:o="urn:schemas-microsoft-com:office:office" xmlns:r="http://schemas.openxmlformats.org/officeDocument/2006/relationships" xmlns:v="urn:schemas-microsoft-com:vml" xmlns:w10="urn:schemas-microsoft-com:office:word" xmlns:w14="http://schemas.microsoft.com/office/word/2010/wordml" xmlns:w="http://schemas.openxmlformats.org/wordprocessingml/2006/main" xmlns:wne="http://schemas.microsoft.com/office/word/2006/wordml" xmlns:wp14="http://schemas.microsoft.com/office/word/2010/wordprocessingDrawing" xmlns:wp="http://schemas.openxmlformats.org/drawingml/2006/wordprocessingDrawing" xmlns:wpc="http://schemas.microsoft.com/office/word/2010/wordprocessingCanvas" xmlns:wpg="http://schemas.microsoft.com/office/word/2010/wordprocessingGroup" xmlns:wpi="http://schemas.microsoft.com/office/word/2010/wordprocessingInk" xmlns:wps="http://schemas.microsoft.com/office/word/2010/wordprocessingShape" mc:Ignorable="w14 wp14">
+<w:ftr xmlns:w="http://schemas.openxmlformats.org/wordprocessingml/2006/main" xmlns:r="http://schemas.openxmlformats.org/officeDocument/2006/relationships">
   <w:p>
     <w:pPr>
-      <w:pStyle w:val="Footer"/>
-      <w:spacing w:before="0" w:after="0" w:line="300" w:lineRule="auto"/>
-      <w:jc w:val="left"/>
-      <w:rPr>
-        <w:sz w:val="21"/>
-        <w:szCs w:val="21"/>
-      </w:rPr>
+      <w:jc w:val="center"/>
     </w:pPr>
     <w:r>
       <w:rPr>
@@ -17846,23 +17841,43 @@
         <w:sz w:val="21"/>
         <w:szCs w:val="21"/>
       </w:rPr>
-      <w:fldChar w:fldCharType="begin"/>
+      <w:t xml:space="preserve">第</w:t>
     </w:r>
+    <w:fldSimple w:instr=" PAGE ">
+      <w:r>
+        <w:rPr>
+          <w:rFonts w:ascii="Times New Roman" w:hAnsi="Times New Roman" w:eastAsia="宋体"/>
+          <w:sz w:val="21"/>
+          <w:szCs w:val="21"/>
+        </w:rPr>
+        <w:t xml:space="preserve">1</w:t>
+      </w:r>
+    </w:fldSimple>
     <w:r>
       <w:rPr>
         <w:rFonts w:ascii="Times New Roman" w:hAnsi="Times New Roman" w:eastAsia="宋体"/>
         <w:sz w:val="21"/>
         <w:szCs w:val="21"/>
       </w:rPr>
-      <w:instrText xml:space="preserve">PAGE</w:instrText>
+      <w:t xml:space="preserve">页（共</w:t>
     </w:r>
+    <w:fldSimple w:instr=" NUMPAGES ">
+      <w:r>
+        <w:rPr>
+          <w:rFonts w:ascii="Times New Roman" w:hAnsi="Times New Roman" w:eastAsia="宋体"/>
+          <w:sz w:val="21"/>
+          <w:szCs w:val="21"/>
+        </w:rPr>
+        <w:t xml:space="preserve">1</w:t>
+      </w:r>
+    </w:fldSimple>
     <w:r>
       <w:rPr>
         <w:rFonts w:ascii="Times New Roman" w:hAnsi="Times New Roman" w:eastAsia="宋体"/>
         <w:sz w:val="21"/>
         <w:szCs w:val="21"/>
       </w:rPr>
-      <w:fldChar w:fldCharType="end"/>
+      <w:t xml:space="preserve">页）</w:t>
     </w:r>
   </w:p>
 </w:ftr>
